--- a/W9_P_1A_023_TDD.docx
+++ b/W9_P_1A_023_TDD.docx
@@ -13,15 +13,7 @@
         <w:t xml:space="preserve"> 9</w:t>
       </w:r>
       <w:r>
-        <w:t xml:space="preserve">: P2P Lending </w:t>
-      </w:r>
-      <w:proofErr w:type="spellStart"/>
-      <w:r>
-        <w:t>dengan</w:t>
-      </w:r>
-      <w:proofErr w:type="spellEnd"/>
-      <w:r>
-        <w:t xml:space="preserve"> TDD (Java + JUnit)</w:t>
+        <w:t>: P2P Lending dengan TDD (Java + JUnit)</w:t>
       </w:r>
     </w:p>
     <w:p>
@@ -33,28 +25,12 @@
           <w:lang w:val="en-ID"/>
         </w:rPr>
       </w:pPr>
-      <w:proofErr w:type="spellStart"/>
       <w:r>
         <w:rPr>
           <w:lang w:val="en-ID"/>
         </w:rPr>
-        <w:t>Identitas</w:t>
-      </w:r>
-      <w:proofErr w:type="spellEnd"/>
-      <w:r>
-        <w:rPr>
-          <w:lang w:val="en-ID"/>
-        </w:rPr>
-        <w:t xml:space="preserve"> </w:t>
-      </w:r>
-      <w:proofErr w:type="spellStart"/>
-      <w:r>
-        <w:rPr>
-          <w:lang w:val="en-ID"/>
-        </w:rPr>
-        <w:t>Mahasiswa</w:t>
-      </w:r>
-      <w:proofErr w:type="spellEnd"/>
+        <w:t>Identitas Mahasiswa</w:t>
+      </w:r>
     </w:p>
     <w:p>
       <w:pPr>
@@ -69,18 +45,36 @@
           <w:bCs/>
           <w:lang w:val="en-ID"/>
         </w:rPr>
-        <w:t xml:space="preserve">Nama </w:t>
-      </w:r>
-      <w:proofErr w:type="spellStart"/>
+        <w:t>Nama Lengkap</w:t>
+      </w:r>
+      <w:r>
+        <w:rPr>
+          <w:lang w:val="en-ID"/>
+        </w:rPr>
+        <w:t xml:space="preserve">: </w:t>
+      </w:r>
+      <w:r>
+        <w:rPr>
+          <w:lang w:val="en-ID"/>
+        </w:rPr>
+        <w:t>Muhammad Faqih Shiam</w:t>
+      </w:r>
+    </w:p>
+    <w:p>
+      <w:pPr>
+        <w:spacing w:after="0"/>
+        <w:rPr>
+          <w:lang w:val="en-ID"/>
+        </w:rPr>
+      </w:pPr>
       <w:r>
         <w:rPr>
           <w:b/>
           <w:bCs/>
           <w:lang w:val="en-ID"/>
         </w:rPr>
-        <w:t>Lengkap</w:t>
-      </w:r>
-      <w:proofErr w:type="spellEnd"/>
+        <w:t>NIM</w:t>
+      </w:r>
       <w:r>
         <w:rPr>
           <w:lang w:val="en-ID"/>
@@ -91,7 +85,7 @@
         <w:rPr>
           <w:lang w:val="en-ID"/>
         </w:rPr>
-        <w:t>Muhammad Faqih Shiam</w:t>
+        <w:t>251524023</w:t>
       </w:r>
     </w:p>
     <w:p>
@@ -107,38 +101,8 @@
           <w:bCs/>
           <w:lang w:val="en-ID"/>
         </w:rPr>
-        <w:t>NIM</w:t>
-      </w:r>
-      <w:r>
-        <w:rPr>
-          <w:lang w:val="en-ID"/>
-        </w:rPr>
-        <w:t xml:space="preserve">: </w:t>
-      </w:r>
-      <w:r>
-        <w:rPr>
-          <w:lang w:val="en-ID"/>
-        </w:rPr>
-        <w:t>251524023</w:t>
-      </w:r>
-    </w:p>
-    <w:p>
-      <w:pPr>
-        <w:spacing w:after="0"/>
-        <w:rPr>
-          <w:lang w:val="en-ID"/>
-        </w:rPr>
-      </w:pPr>
-      <w:proofErr w:type="spellStart"/>
-      <w:r>
-        <w:rPr>
-          <w:b/>
-          <w:bCs/>
-          <w:lang w:val="en-ID"/>
-        </w:rPr>
         <w:t>Kelas</w:t>
       </w:r>
-      <w:proofErr w:type="spellEnd"/>
       <w:r>
         <w:rPr>
           <w:lang w:val="en-ID"/>
@@ -236,28 +200,15 @@
       <w:r>
         <w:t xml:space="preserve">est </w:t>
       </w:r>
-      <w:proofErr w:type="spellStart"/>
-      <w:r>
-        <w:t>dengan</w:t>
-      </w:r>
-      <w:proofErr w:type="spellEnd"/>
-      <w:r>
-        <w:t xml:space="preserve"> </w:t>
+      <w:r>
+        <w:t xml:space="preserve">dengan </w:t>
       </w:r>
       <w:r>
         <w:t>JUnit</w:t>
       </w:r>
       <w:r>
         <w:br/>
-        <w:t xml:space="preserve">- </w:t>
-      </w:r>
-      <w:proofErr w:type="spellStart"/>
-      <w:r>
-        <w:t>Mengimplementasikan</w:t>
-      </w:r>
-      <w:proofErr w:type="spellEnd"/>
-      <w:r>
-        <w:t xml:space="preserve"> business rule </w:t>
+        <w:t xml:space="preserve">- Mengimplementasikan business rule </w:t>
       </w:r>
       <w:r>
         <w:t xml:space="preserve">pada studi kasus </w:t>
@@ -278,13 +229,8 @@
         <w:spacing w:before="0"/>
         <w:contextualSpacing/>
       </w:pPr>
-      <w:proofErr w:type="spellStart"/>
-      <w:r>
-        <w:t>Pembagian</w:t>
-      </w:r>
-      <w:proofErr w:type="spellEnd"/>
-      <w:r>
-        <w:t xml:space="preserve"> Waktu</w:t>
+      <w:r>
+        <w:t>Pembagian Waktu</w:t>
       </w:r>
     </w:p>
     <w:p>
@@ -321,112 +267,37 @@
         <w:contextualSpacing/>
       </w:pPr>
       <w:r>
-        <w:t xml:space="preserve">Pada praktikum </w:t>
-      </w:r>
-      <w:proofErr w:type="spellStart"/>
-      <w:r>
-        <w:t>ini</w:t>
-      </w:r>
-      <w:proofErr w:type="spellEnd"/>
-      <w:r>
-        <w:t xml:space="preserve">, </w:t>
-      </w:r>
-      <w:proofErr w:type="spellStart"/>
-      <w:r>
-        <w:t>mahasiswa</w:t>
-      </w:r>
-      <w:proofErr w:type="spellEnd"/>
-      <w:r>
-        <w:t xml:space="preserve"> </w:t>
-      </w:r>
-      <w:proofErr w:type="spellStart"/>
+        <w:t xml:space="preserve">Pada praktikum ini, mahasiswa </w:t>
+      </w:r>
       <w:r>
         <w:rPr>
           <w:b/>
           <w:bCs/>
         </w:rPr>
-        <w:t>diberikan</w:t>
-      </w:r>
-      <w:proofErr w:type="spellEnd"/>
+        <w:t xml:space="preserve">diberikan </w:t>
+      </w:r>
       <w:r>
         <w:rPr>
           <w:b/>
           <w:bCs/>
         </w:rPr>
-        <w:t xml:space="preserve"> </w:t>
-      </w:r>
-      <w:proofErr w:type="spellStart"/>
+        <w:t>satu</w:t>
+      </w:r>
       <w:r>
         <w:rPr>
           <w:b/>
           <w:bCs/>
         </w:rPr>
-        <w:t>satu</w:t>
-      </w:r>
-      <w:proofErr w:type="spellEnd"/>
+        <w:t xml:space="preserve"> contoh test case end-to-end</w:t>
+      </w:r>
+      <w:r>
+        <w:t xml:space="preserve"> sebagai gambaran alur bisnis </w:t>
+      </w:r>
       <w:r>
         <w:rPr>
           <w:b/>
           <w:bCs/>
         </w:rPr>
-        <w:t xml:space="preserve"> </w:t>
-      </w:r>
-      <w:proofErr w:type="spellStart"/>
-      <w:r>
-        <w:rPr>
-          <w:b/>
-          <w:bCs/>
-        </w:rPr>
-        <w:t>contoh</w:t>
-      </w:r>
-      <w:proofErr w:type="spellEnd"/>
-      <w:r>
-        <w:rPr>
-          <w:b/>
-          <w:bCs/>
-        </w:rPr>
-        <w:t xml:space="preserve"> test case end-to-end</w:t>
-      </w:r>
-      <w:r>
-        <w:t xml:space="preserve"> </w:t>
-      </w:r>
-      <w:proofErr w:type="spellStart"/>
-      <w:r>
-        <w:t>sebagai</w:t>
-      </w:r>
-      <w:proofErr w:type="spellEnd"/>
-      <w:r>
-        <w:t xml:space="preserve"> </w:t>
-      </w:r>
-      <w:proofErr w:type="spellStart"/>
-      <w:r>
-        <w:t>gambaran</w:t>
-      </w:r>
-      <w:proofErr w:type="spellEnd"/>
-      <w:r>
-        <w:t xml:space="preserve"> </w:t>
-      </w:r>
-      <w:proofErr w:type="spellStart"/>
-      <w:r>
-        <w:t>alur</w:t>
-      </w:r>
-      <w:proofErr w:type="spellEnd"/>
-      <w:r>
-        <w:t xml:space="preserve"> </w:t>
-      </w:r>
-      <w:proofErr w:type="spellStart"/>
-      <w:r>
-        <w:t>bisnis</w:t>
-      </w:r>
-      <w:proofErr w:type="spellEnd"/>
-      <w:r>
-        <w:t xml:space="preserve"> </w:t>
-      </w:r>
-      <w:r>
-        <w:rPr>
-          <w:b/>
-          <w:bCs/>
-        </w:rPr>
         <w:t>P2P Lending</w:t>
       </w:r>
       <w:r>
@@ -455,31 +326,7 @@
         <w:contextualSpacing/>
       </w:pPr>
       <w:r>
-        <w:t xml:space="preserve">Requirement yang diberikan ini dalam rangka overview case study. Requirement </w:t>
-      </w:r>
-      <w:proofErr w:type="spellStart"/>
-      <w:r>
-        <w:t>lebih</w:t>
-      </w:r>
-      <w:proofErr w:type="spellEnd"/>
-      <w:r>
-        <w:t xml:space="preserve"> </w:t>
-      </w:r>
-      <w:proofErr w:type="spellStart"/>
-      <w:r>
-        <w:t>lengkapnya</w:t>
-      </w:r>
-      <w:proofErr w:type="spellEnd"/>
-      <w:r>
-        <w:t xml:space="preserve"> </w:t>
-      </w:r>
-      <w:proofErr w:type="spellStart"/>
-      <w:r>
-        <w:t>akan</w:t>
-      </w:r>
-      <w:proofErr w:type="spellEnd"/>
-      <w:r>
-        <w:t xml:space="preserve"> di deliver pada dokumen yang diperbarui setelah dokumen versi ini.</w:t>
+        <w:t>Requirement yang diberikan ini dalam rangka overview case study. Requirement lebih lengkapnya akan di deliver pada dokumen yang diperbarui setelah dokumen versi ini.</w:t>
       </w:r>
     </w:p>
     <w:p>
@@ -525,21 +372,8 @@
         <w:spacing w:after="0"/>
         <w:contextualSpacing/>
       </w:pPr>
-      <w:proofErr w:type="spellStart"/>
-      <w:r>
-        <w:t>Mengajukan</w:t>
-      </w:r>
-      <w:proofErr w:type="spellEnd"/>
-      <w:r>
-        <w:t xml:space="preserve"> </w:t>
-      </w:r>
-      <w:proofErr w:type="spellStart"/>
-      <w:r>
-        <w:t>pinjaman</w:t>
-      </w:r>
-      <w:proofErr w:type="spellEnd"/>
-      <w:r>
-        <w:t xml:space="preserve"> </w:t>
+      <w:r>
+        <w:t xml:space="preserve">Mengajukan pinjaman </w:t>
       </w:r>
     </w:p>
     <w:p>
@@ -551,21 +385,8 @@
         <w:spacing w:after="0"/>
         <w:contextualSpacing/>
       </w:pPr>
-      <w:proofErr w:type="spellStart"/>
-      <w:r>
-        <w:t>Membayar</w:t>
-      </w:r>
-      <w:proofErr w:type="spellEnd"/>
-      <w:r>
-        <w:t xml:space="preserve"> </w:t>
-      </w:r>
-      <w:proofErr w:type="spellStart"/>
-      <w:r>
-        <w:t>cicilan</w:t>
-      </w:r>
-      <w:proofErr w:type="spellEnd"/>
-      <w:r>
-        <w:t xml:space="preserve"> </w:t>
+      <w:r>
+        <w:t xml:space="preserve">Membayar cicilan </w:t>
       </w:r>
     </w:p>
     <w:p>
@@ -594,21 +415,8 @@
         <w:spacing w:after="0"/>
         <w:contextualSpacing/>
       </w:pPr>
-      <w:proofErr w:type="spellStart"/>
-      <w:r>
-        <w:t>Mendanai</w:t>
-      </w:r>
-      <w:proofErr w:type="spellEnd"/>
-      <w:r>
-        <w:t xml:space="preserve"> </w:t>
-      </w:r>
-      <w:proofErr w:type="spellStart"/>
-      <w:r>
-        <w:t>pinjaman</w:t>
-      </w:r>
-      <w:proofErr w:type="spellEnd"/>
-      <w:r>
-        <w:t xml:space="preserve"> </w:t>
+      <w:r>
+        <w:t xml:space="preserve">Mendanai pinjaman </w:t>
       </w:r>
     </w:p>
     <w:p>
@@ -637,21 +445,8 @@
         <w:spacing w:after="0"/>
         <w:contextualSpacing/>
       </w:pPr>
-      <w:proofErr w:type="spellStart"/>
-      <w:r>
-        <w:t>Menilai</w:t>
-      </w:r>
-      <w:proofErr w:type="spellEnd"/>
-      <w:r>
-        <w:t xml:space="preserve"> </w:t>
-      </w:r>
-      <w:proofErr w:type="spellStart"/>
-      <w:r>
-        <w:t>kelayakan</w:t>
-      </w:r>
-      <w:proofErr w:type="spellEnd"/>
-      <w:r>
-        <w:t xml:space="preserve"> (credit scoring) </w:t>
+      <w:r>
+        <w:t xml:space="preserve">Menilai kelayakan (credit scoring) </w:t>
       </w:r>
     </w:p>
     <w:p>
@@ -676,21 +471,8 @@
         <w:spacing w:after="0"/>
         <w:contextualSpacing/>
       </w:pPr>
-      <w:proofErr w:type="spellStart"/>
-      <w:r>
-        <w:t>Mengelola</w:t>
-      </w:r>
-      <w:proofErr w:type="spellEnd"/>
-      <w:r>
-        <w:t xml:space="preserve"> </w:t>
-      </w:r>
-      <w:proofErr w:type="spellStart"/>
-      <w:r>
-        <w:t>transaksi</w:t>
-      </w:r>
-      <w:proofErr w:type="spellEnd"/>
-      <w:r>
-        <w:t xml:space="preserve"> </w:t>
+      <w:r>
+        <w:t xml:space="preserve">Mengelola transaksi </w:t>
       </w:r>
     </w:p>
     <w:p>
@@ -754,34 +536,20 @@
         <w:contextualSpacing/>
       </w:pPr>
       <w:r>
-        <w:t xml:space="preserve">Borrower </w:t>
-      </w:r>
-      <w:proofErr w:type="spellStart"/>
-      <w:r>
-        <w:t>harus</w:t>
-      </w:r>
-      <w:proofErr w:type="spellEnd"/>
-      <w:r>
-        <w:t xml:space="preserve"> </w:t>
-      </w:r>
-      <w:proofErr w:type="spellStart"/>
+        <w:t xml:space="preserve">Borrower harus </w:t>
+      </w:r>
       <w:r>
         <w:rPr>
           <w:b/>
           <w:bCs/>
         </w:rPr>
-        <w:t>terverifikasi</w:t>
-      </w:r>
-      <w:proofErr w:type="spellEnd"/>
-      <w:r>
-        <w:rPr>
-          <w:b/>
-          <w:bCs/>
-        </w:rPr>
-        <w:t xml:space="preserve"> (KYC)</w:t>
+        <w:t>terverifikasi (KYC)</w:t>
       </w:r>
       <w:r>
         <w:t xml:space="preserve"> </w:t>
+      </w:r>
+      <w:r>
+        <w:t>= know your Customer</w:t>
       </w:r>
     </w:p>
     <w:p>
@@ -856,6 +624,9 @@
       <w:r>
         <w:t xml:space="preserve"> </w:t>
       </w:r>
+      <w:r>
+        <w:t xml:space="preserve"> (ambang batas)</w:t>
+      </w:r>
     </w:p>
     <w:p>
       <w:pPr>
@@ -915,35 +686,7 @@
         <w:rPr>
           <w:strike/>
         </w:rPr>
-        <w:t xml:space="preserve">Lender </w:t>
-      </w:r>
-      <w:proofErr w:type="spellStart"/>
-      <w:r>
-        <w:rPr>
-          <w:strike/>
-        </w:rPr>
-        <w:t>dapat</w:t>
-      </w:r>
-      <w:proofErr w:type="spellEnd"/>
-      <w:r>
-        <w:rPr>
-          <w:strike/>
-        </w:rPr>
-        <w:t xml:space="preserve"> </w:t>
-      </w:r>
-      <w:proofErr w:type="spellStart"/>
-      <w:r>
-        <w:rPr>
-          <w:strike/>
-        </w:rPr>
-        <w:t>mendanai</w:t>
-      </w:r>
-      <w:proofErr w:type="spellEnd"/>
-      <w:r>
-        <w:rPr>
-          <w:strike/>
-        </w:rPr>
-        <w:t xml:space="preserve"> loan </w:t>
+        <w:t xml:space="preserve">Lender dapat mendanai loan </w:t>
       </w:r>
     </w:p>
     <w:p>
@@ -979,47 +722,11 @@
           <w:strike/>
         </w:rPr>
       </w:pPr>
-      <w:proofErr w:type="spellStart"/>
       <w:r>
         <w:rPr>
           <w:strike/>
         </w:rPr>
-        <w:t>saldo</w:t>
-      </w:r>
-      <w:proofErr w:type="spellEnd"/>
-      <w:r>
-        <w:rPr>
-          <w:strike/>
-        </w:rPr>
-        <w:t xml:space="preserve"> </w:t>
-      </w:r>
-      <w:proofErr w:type="spellStart"/>
-      <w:r>
-        <w:rPr>
-          <w:strike/>
-        </w:rPr>
-        <w:t>tidak</w:t>
-      </w:r>
-      <w:proofErr w:type="spellEnd"/>
-      <w:r>
-        <w:rPr>
-          <w:strike/>
-        </w:rPr>
-        <w:t xml:space="preserve"> </w:t>
-      </w:r>
-      <w:proofErr w:type="spellStart"/>
-      <w:r>
-        <w:rPr>
-          <w:strike/>
-        </w:rPr>
-        <w:t>cukup</w:t>
-      </w:r>
-      <w:proofErr w:type="spellEnd"/>
-      <w:r>
-        <w:rPr>
-          <w:strike/>
-        </w:rPr>
-        <w:t xml:space="preserve"> </w:t>
+        <w:t xml:space="preserve">saldo tidak cukup </w:t>
       </w:r>
     </w:p>
     <w:p>
@@ -1065,35 +772,7 @@
         <w:rPr>
           <w:strike/>
         </w:rPr>
-        <w:t xml:space="preserve"> </w:t>
-      </w:r>
-      <w:proofErr w:type="spellStart"/>
-      <w:r>
-        <w:rPr>
-          <w:strike/>
-        </w:rPr>
-        <w:t>jika</w:t>
-      </w:r>
-      <w:proofErr w:type="spellEnd"/>
-      <w:r>
-        <w:rPr>
-          <w:strike/>
-        </w:rPr>
-        <w:t xml:space="preserve"> dana </w:t>
-      </w:r>
-      <w:proofErr w:type="spellStart"/>
-      <w:r>
-        <w:rPr>
-          <w:strike/>
-        </w:rPr>
-        <w:t>terpenuhi</w:t>
-      </w:r>
-      <w:proofErr w:type="spellEnd"/>
-      <w:r>
-        <w:rPr>
-          <w:strike/>
-        </w:rPr>
-        <w:t xml:space="preserve"> </w:t>
+        <w:t xml:space="preserve"> jika dana terpenuhi </w:t>
       </w:r>
     </w:p>
     <w:p>
@@ -1236,35 +915,7 @@
         <w:rPr>
           <w:strike/>
         </w:rPr>
-        <w:t xml:space="preserve">Borrower </w:t>
-      </w:r>
-      <w:proofErr w:type="spellStart"/>
-      <w:r>
-        <w:rPr>
-          <w:strike/>
-        </w:rPr>
-        <w:t>dapat</w:t>
-      </w:r>
-      <w:proofErr w:type="spellEnd"/>
-      <w:r>
-        <w:rPr>
-          <w:strike/>
-        </w:rPr>
-        <w:t xml:space="preserve"> </w:t>
-      </w:r>
-      <w:proofErr w:type="spellStart"/>
-      <w:r>
-        <w:rPr>
-          <w:strike/>
-        </w:rPr>
-        <w:t>membayar</w:t>
-      </w:r>
-      <w:proofErr w:type="spellEnd"/>
-      <w:r>
-        <w:rPr>
-          <w:strike/>
-        </w:rPr>
-        <w:t xml:space="preserve"> loan </w:t>
+        <w:t xml:space="preserve">Borrower dapat membayar loan </w:t>
       </w:r>
     </w:p>
     <w:p>
@@ -1302,21 +953,7 @@
         <w:rPr>
           <w:strike/>
         </w:rPr>
-        <w:t xml:space="preserve">Outstanding balance </w:t>
-      </w:r>
-      <w:proofErr w:type="spellStart"/>
-      <w:r>
-        <w:rPr>
-          <w:strike/>
-        </w:rPr>
-        <w:t>berkurang</w:t>
-      </w:r>
-      <w:proofErr w:type="spellEnd"/>
-      <w:r>
-        <w:rPr>
-          <w:strike/>
-        </w:rPr>
-        <w:t xml:space="preserve"> </w:t>
+        <w:t xml:space="preserve">Outstanding balance berkurang </w:t>
       </w:r>
     </w:p>
     <w:p>
@@ -1433,33 +1070,11 @@
           <w:strike/>
         </w:rPr>
       </w:pPr>
-      <w:proofErr w:type="spellStart"/>
       <w:r>
         <w:rPr>
           <w:strike/>
         </w:rPr>
-        <w:t>Menggunakan</w:t>
-      </w:r>
-      <w:proofErr w:type="spellEnd"/>
-      <w:r>
-        <w:rPr>
-          <w:strike/>
-        </w:rPr>
-        <w:t xml:space="preserve"> </w:t>
-      </w:r>
-      <w:proofErr w:type="spellStart"/>
-      <w:r>
-        <w:rPr>
-          <w:strike/>
-        </w:rPr>
-        <w:t>pendekatan</w:t>
-      </w:r>
-      <w:proofErr w:type="spellEnd"/>
-      <w:r>
-        <w:rPr>
-          <w:strike/>
-        </w:rPr>
-        <w:t xml:space="preserve"> </w:t>
+        <w:t xml:space="preserve">Menggunakan pendekatan </w:t>
       </w:r>
       <w:r>
         <w:rPr>
@@ -1488,47 +1103,11 @@
           <w:strike/>
         </w:rPr>
       </w:pPr>
-      <w:proofErr w:type="spellStart"/>
       <w:r>
         <w:rPr>
           <w:strike/>
         </w:rPr>
-        <w:t>Setiap</w:t>
-      </w:r>
-      <w:proofErr w:type="spellEnd"/>
-      <w:r>
-        <w:rPr>
-          <w:strike/>
-        </w:rPr>
-        <w:t xml:space="preserve"> behavior </w:t>
-      </w:r>
-      <w:proofErr w:type="spellStart"/>
-      <w:r>
-        <w:rPr>
-          <w:strike/>
-        </w:rPr>
-        <w:t>diuji</w:t>
-      </w:r>
-      <w:proofErr w:type="spellEnd"/>
-      <w:r>
-        <w:rPr>
-          <w:strike/>
-        </w:rPr>
-        <w:t xml:space="preserve"> </w:t>
-      </w:r>
-      <w:proofErr w:type="spellStart"/>
-      <w:r>
-        <w:rPr>
-          <w:strike/>
-        </w:rPr>
-        <w:t>dengan</w:t>
-      </w:r>
-      <w:proofErr w:type="spellEnd"/>
-      <w:r>
-        <w:rPr>
-          <w:strike/>
-        </w:rPr>
-        <w:t xml:space="preserve"> unit test </w:t>
+        <w:t xml:space="preserve">Setiap behavior diuji dengan unit test </w:t>
       </w:r>
     </w:p>
     <w:p>
@@ -1571,63 +1150,7 @@
         <w:rPr>
           <w:lang w:val="en-ID"/>
         </w:rPr>
-        <w:t xml:space="preserve">Dari </w:t>
-      </w:r>
-      <w:proofErr w:type="spellStart"/>
-      <w:r>
-        <w:rPr>
-          <w:lang w:val="en-ID"/>
-        </w:rPr>
-        <w:t>kebutuhan</w:t>
-      </w:r>
-      <w:proofErr w:type="spellEnd"/>
-      <w:r>
-        <w:rPr>
-          <w:lang w:val="en-ID"/>
-        </w:rPr>
-        <w:t xml:space="preserve"> di </w:t>
-      </w:r>
-      <w:proofErr w:type="spellStart"/>
-      <w:r>
-        <w:rPr>
-          <w:lang w:val="en-ID"/>
-        </w:rPr>
-        <w:t>atas</w:t>
-      </w:r>
-      <w:proofErr w:type="spellEnd"/>
-      <w:r>
-        <w:rPr>
-          <w:lang w:val="en-ID"/>
-        </w:rPr>
-        <w:t xml:space="preserve">, </w:t>
-      </w:r>
-      <w:proofErr w:type="spellStart"/>
-      <w:r>
-        <w:rPr>
-          <w:lang w:val="en-ID"/>
-        </w:rPr>
-        <w:t>muncul</w:t>
-      </w:r>
-      <w:proofErr w:type="spellEnd"/>
-      <w:r>
-        <w:rPr>
-          <w:lang w:val="en-ID"/>
-        </w:rPr>
-        <w:t xml:space="preserve"> </w:t>
-      </w:r>
-      <w:proofErr w:type="spellStart"/>
-      <w:r>
-        <w:rPr>
-          <w:lang w:val="en-ID"/>
-        </w:rPr>
-        <w:t>kandidat</w:t>
-      </w:r>
-      <w:proofErr w:type="spellEnd"/>
-      <w:r>
-        <w:rPr>
-          <w:lang w:val="en-ID"/>
-        </w:rPr>
-        <w:t>:</w:t>
+        <w:t>Dari kebutuhan di atas, muncul kandidat:</w:t>
       </w:r>
     </w:p>
     <w:p>
@@ -1678,13 +1201,8 @@
         <w:spacing w:after="0"/>
         <w:contextualSpacing/>
       </w:pPr>
-      <w:proofErr w:type="spellStart"/>
-      <w:r>
-        <w:t>LoanService</w:t>
-      </w:r>
-      <w:proofErr w:type="spellEnd"/>
-      <w:r>
-        <w:t xml:space="preserve"> </w:t>
+      <w:r>
+        <w:t xml:space="preserve">LoanService </w:t>
       </w:r>
     </w:p>
     <w:p>
@@ -1696,11 +1214,9 @@
         <w:spacing w:after="0"/>
         <w:contextualSpacing/>
       </w:pPr>
-      <w:proofErr w:type="spellStart"/>
       <w:r>
         <w:t>FundingService</w:t>
       </w:r>
-      <w:proofErr w:type="spellEnd"/>
     </w:p>
     <w:p>
       <w:pPr>
@@ -1751,29 +1267,13 @@
         <w:t xml:space="preserve">Buka </w:t>
       </w:r>
       <w:r>
-        <w:t xml:space="preserve">Text Editor atau IDE, </w:t>
-      </w:r>
-      <w:proofErr w:type="spellStart"/>
-      <w:r>
-        <w:t>seperti</w:t>
-      </w:r>
-      <w:proofErr w:type="spellEnd"/>
-      <w:r>
-        <w:t xml:space="preserve"> </w:t>
+        <w:t xml:space="preserve">Text Editor atau IDE, seperti </w:t>
       </w:r>
       <w:r>
         <w:t>VS Code</w:t>
       </w:r>
       <w:r>
-        <w:t xml:space="preserve">, </w:t>
-      </w:r>
-      <w:proofErr w:type="spellStart"/>
-      <w:r>
-        <w:t>tekan</w:t>
-      </w:r>
-      <w:proofErr w:type="spellEnd"/>
-      <w:r>
-        <w:t xml:space="preserve"> Ctrl + Shift + P pilih java: create java project</w:t>
+        <w:t>, tekan Ctrl + Shift + P pilih java: create java project</w:t>
       </w:r>
     </w:p>
     <w:p>
@@ -1789,24 +1289,11 @@
         <w:t>Maven: Create Maven Project</w:t>
       </w:r>
       <w:r>
-        <w:t xml:space="preserve"> </w:t>
-      </w:r>
-      <w:proofErr w:type="spellStart"/>
-      <w:r>
-        <w:t>pilih</w:t>
-      </w:r>
-      <w:proofErr w:type="spellEnd"/>
-      <w:r>
-        <w:t xml:space="preserve"> </w:t>
-      </w:r>
-      <w:r>
-        <w:t>maven-archetype-</w:t>
-      </w:r>
-      <w:proofErr w:type="spellStart"/>
-      <w:r>
-        <w:t>quickstart</w:t>
-      </w:r>
-      <w:proofErr w:type="spellEnd"/>
+        <w:t xml:space="preserve"> pilih </w:t>
+      </w:r>
+      <w:r>
+        <w:t>maven-archetype-quickstart</w:t>
+      </w:r>
     </w:p>
     <w:p>
       <w:pPr>
@@ -1833,11 +1320,9 @@
         </w:numPr>
         <w:spacing w:after="0"/>
       </w:pPr>
-      <w:proofErr w:type="spellStart"/>
       <w:r>
         <w:t>ArtifactId</w:t>
       </w:r>
-      <w:proofErr w:type="spellEnd"/>
       <w:r>
         <w:t xml:space="preserve"> = p2p-lending</w:t>
       </w:r>
@@ -1922,10 +1407,51 @@
     </w:p>
     <w:p>
       <w:pPr>
-        <w:pStyle w:val="ListParagraph"/>
-        <w:spacing w:after="0"/>
-        <w:ind w:left="1440"/>
-      </w:pPr>
+        <w:spacing w:after="0"/>
+      </w:pPr>
+      <w:r>
+        <w:tab/>
+      </w:r>
+      <w:r>
+        <w:rPr>
+          <w:noProof/>
+        </w:rPr>
+        <w:drawing>
+          <wp:inline distT="0" distB="0" distL="0" distR="0" wp14:anchorId="2B29B689" wp14:editId="7563C25A">
+            <wp:extent cx="2777067" cy="4427118"/>
+            <wp:effectExtent l="0" t="0" r="4445" b="0"/>
+            <wp:docPr id="1187667049" name="Picture 1"/>
+            <wp:cNvGraphicFramePr>
+              <a:graphicFrameLocks xmlns:a="http://schemas.openxmlformats.org/drawingml/2006/main" noChangeAspect="1"/>
+            </wp:cNvGraphicFramePr>
+            <a:graphic xmlns:a="http://schemas.openxmlformats.org/drawingml/2006/main">
+              <a:graphicData uri="http://schemas.openxmlformats.org/drawingml/2006/picture">
+                <pic:pic xmlns:pic="http://schemas.openxmlformats.org/drawingml/2006/picture">
+                  <pic:nvPicPr>
+                    <pic:cNvPr id="1187667049" name=""/>
+                    <pic:cNvPicPr/>
+                  </pic:nvPicPr>
+                  <pic:blipFill>
+                    <a:blip r:embed="rId7"/>
+                    <a:stretch>
+                      <a:fillRect/>
+                    </a:stretch>
+                  </pic:blipFill>
+                  <pic:spPr>
+                    <a:xfrm>
+                      <a:off x="0" y="0"/>
+                      <a:ext cx="2778926" cy="4430081"/>
+                    </a:xfrm>
+                    <a:prstGeom prst="rect">
+                      <a:avLst/>
+                    </a:prstGeom>
+                  </pic:spPr>
+                </pic:pic>
+              </a:graphicData>
+            </a:graphic>
+          </wp:inline>
+        </w:drawing>
+      </w:r>
     </w:p>
     <w:p>
       <w:pPr>
@@ -1967,6 +1493,7 @@
         <w:rPr>
           <w:rFonts w:ascii="Courier New" w:hAnsi="Courier New" w:cs="Courier New"/>
         </w:rPr>
+        <w:lastRenderedPageBreak/>
         <w:t xml:space="preserve">    &lt;dependency&gt;</w:t>
       </w:r>
     </w:p>
@@ -1982,57 +1509,67 @@
         <w:rPr>
           <w:rFonts w:ascii="Courier New" w:hAnsi="Courier New" w:cs="Courier New"/>
         </w:rPr>
-        <w:t xml:space="preserve">        </w:t>
-      </w:r>
-      <w:proofErr w:type="gramStart"/>
-      <w:r>
+        <w:t xml:space="preserve">        &lt;groupId&gt;org.junit.jupiter&lt;/groupId&gt;</w:t>
+      </w:r>
+    </w:p>
+    <w:p>
+      <w:pPr>
+        <w:pStyle w:val="ListParagraph"/>
+        <w:spacing w:after="0"/>
         <w:rPr>
           <w:rFonts w:ascii="Courier New" w:hAnsi="Courier New" w:cs="Courier New"/>
         </w:rPr>
-        <w:t>&lt;</w:t>
-      </w:r>
-      <w:proofErr w:type="spellStart"/>
+      </w:pPr>
       <w:r>
         <w:rPr>
           <w:rFonts w:ascii="Courier New" w:hAnsi="Courier New" w:cs="Courier New"/>
         </w:rPr>
-        <w:t>groupId</w:t>
-      </w:r>
-      <w:proofErr w:type="spellEnd"/>
-      <w:r>
+        <w:t xml:space="preserve">        &lt;artifactId&gt;junit-jupiter&lt;/artifactId&gt;</w:t>
+      </w:r>
+    </w:p>
+    <w:p>
+      <w:pPr>
+        <w:pStyle w:val="ListParagraph"/>
+        <w:spacing w:after="0"/>
         <w:rPr>
           <w:rFonts w:ascii="Courier New" w:hAnsi="Courier New" w:cs="Courier New"/>
         </w:rPr>
-        <w:t>&gt;</w:t>
-      </w:r>
-      <w:proofErr w:type="spellStart"/>
+      </w:pPr>
       <w:r>
         <w:rPr>
           <w:rFonts w:ascii="Courier New" w:hAnsi="Courier New" w:cs="Courier New"/>
         </w:rPr>
-        <w:t>org.junit.jupiter</w:t>
-      </w:r>
-      <w:proofErr w:type="spellEnd"/>
-      <w:proofErr w:type="gramEnd"/>
-      <w:r>
+        <w:t xml:space="preserve">        &lt;version&gt;5.10.0&lt;/version&gt;</w:t>
+      </w:r>
+    </w:p>
+    <w:p>
+      <w:pPr>
+        <w:pStyle w:val="ListParagraph"/>
+        <w:spacing w:after="0"/>
         <w:rPr>
           <w:rFonts w:ascii="Courier New" w:hAnsi="Courier New" w:cs="Courier New"/>
         </w:rPr>
-        <w:t>&lt;/</w:t>
-      </w:r>
-      <w:proofErr w:type="spellStart"/>
+      </w:pPr>
       <w:r>
         <w:rPr>
           <w:rFonts w:ascii="Courier New" w:hAnsi="Courier New" w:cs="Courier New"/>
         </w:rPr>
-        <w:t>groupId</w:t>
-      </w:r>
-      <w:proofErr w:type="spellEnd"/>
-      <w:r>
+        <w:t xml:space="preserve">        &lt;scope&gt;test&lt;/scope&gt;</w:t>
+      </w:r>
+    </w:p>
+    <w:p>
+      <w:pPr>
+        <w:pStyle w:val="ListParagraph"/>
+        <w:spacing w:after="0"/>
         <w:rPr>
           <w:rFonts w:ascii="Courier New" w:hAnsi="Courier New" w:cs="Courier New"/>
         </w:rPr>
-        <w:t>&gt;</w:t>
+      </w:pPr>
+      <w:r>
+        <w:rPr>
+          <w:rFonts w:ascii="Courier New" w:hAnsi="Courier New" w:cs="Courier New"/>
+        </w:rPr>
+        <w:t xml:space="preserve">    &lt;/dependency&gt;</w:t>
       </w:r>
     </w:p>
     <w:p>
@@ -2047,109 +1584,57 @@
         <w:rPr>
           <w:rFonts w:ascii="Courier New" w:hAnsi="Courier New" w:cs="Courier New"/>
         </w:rPr>
-        <w:t xml:space="preserve">        &lt;</w:t>
-      </w:r>
-      <w:proofErr w:type="spellStart"/>
-      <w:r>
+        <w:t>&lt;/dependencies&gt;</w:t>
+      </w:r>
+    </w:p>
+    <w:p>
+      <w:pPr>
+        <w:pStyle w:val="ListParagraph"/>
+        <w:spacing w:after="0"/>
         <w:rPr>
           <w:rFonts w:ascii="Courier New" w:hAnsi="Courier New" w:cs="Courier New"/>
         </w:rPr>
-        <w:t>artifactId</w:t>
-      </w:r>
-      <w:proofErr w:type="spellEnd"/>
+      </w:pPr>
       <w:r>
         <w:rPr>
           <w:rFonts w:ascii="Courier New" w:hAnsi="Courier New" w:cs="Courier New"/>
-        </w:rPr>
-        <w:t>&gt;</w:t>
-      </w:r>
-      <w:proofErr w:type="spellStart"/>
-      <w:r>
-        <w:rPr>
-          <w:rFonts w:ascii="Courier New" w:hAnsi="Courier New" w:cs="Courier New"/>
-        </w:rPr>
-        <w:t>junit-jupiter</w:t>
-      </w:r>
-      <w:proofErr w:type="spellEnd"/>
-      <w:r>
-        <w:rPr>
-          <w:rFonts w:ascii="Courier New" w:hAnsi="Courier New" w:cs="Courier New"/>
-        </w:rPr>
-        <w:t>&lt;/</w:t>
-      </w:r>
-      <w:proofErr w:type="spellStart"/>
-      <w:r>
-        <w:rPr>
-          <w:rFonts w:ascii="Courier New" w:hAnsi="Courier New" w:cs="Courier New"/>
-        </w:rPr>
-        <w:t>artifactId</w:t>
-      </w:r>
-      <w:proofErr w:type="spellEnd"/>
-      <w:r>
-        <w:rPr>
-          <w:rFonts w:ascii="Courier New" w:hAnsi="Courier New" w:cs="Courier New"/>
-        </w:rPr>
-        <w:t>&gt;</w:t>
-      </w:r>
-    </w:p>
-    <w:p>
-      <w:pPr>
-        <w:pStyle w:val="ListParagraph"/>
-        <w:spacing w:after="0"/>
-        <w:rPr>
-          <w:rFonts w:ascii="Courier New" w:hAnsi="Courier New" w:cs="Courier New"/>
-        </w:rPr>
-      </w:pPr>
-      <w:r>
-        <w:rPr>
-          <w:rFonts w:ascii="Courier New" w:hAnsi="Courier New" w:cs="Courier New"/>
-        </w:rPr>
-        <w:t xml:space="preserve">        &lt;version&gt;5.10.0&lt;/version&gt;</w:t>
-      </w:r>
-    </w:p>
-    <w:p>
-      <w:pPr>
-        <w:pStyle w:val="ListParagraph"/>
-        <w:spacing w:after="0"/>
-        <w:rPr>
-          <w:rFonts w:ascii="Courier New" w:hAnsi="Courier New" w:cs="Courier New"/>
-        </w:rPr>
-      </w:pPr>
-      <w:r>
-        <w:rPr>
-          <w:rFonts w:ascii="Courier New" w:hAnsi="Courier New" w:cs="Courier New"/>
-        </w:rPr>
-        <w:t xml:space="preserve">        &lt;scope&gt;test&lt;/scope&gt;</w:t>
-      </w:r>
-    </w:p>
-    <w:p>
-      <w:pPr>
-        <w:pStyle w:val="ListParagraph"/>
-        <w:spacing w:after="0"/>
-        <w:rPr>
-          <w:rFonts w:ascii="Courier New" w:hAnsi="Courier New" w:cs="Courier New"/>
-        </w:rPr>
-      </w:pPr>
-      <w:r>
-        <w:rPr>
-          <w:rFonts w:ascii="Courier New" w:hAnsi="Courier New" w:cs="Courier New"/>
-        </w:rPr>
-        <w:t xml:space="preserve">    &lt;/dependency&gt;</w:t>
-      </w:r>
-    </w:p>
-    <w:p>
-      <w:pPr>
-        <w:pStyle w:val="ListParagraph"/>
-        <w:spacing w:after="0"/>
-        <w:rPr>
-          <w:rFonts w:ascii="Courier New" w:hAnsi="Courier New" w:cs="Courier New"/>
-        </w:rPr>
-      </w:pPr>
-      <w:r>
-        <w:rPr>
-          <w:rFonts w:ascii="Courier New" w:hAnsi="Courier New" w:cs="Courier New"/>
-        </w:rPr>
-        <w:t>&lt;/dependencies&gt;</w:t>
+          <w:noProof/>
+        </w:rPr>
+        <w:drawing>
+          <wp:inline distT="0" distB="0" distL="0" distR="0" wp14:anchorId="4BF03D12" wp14:editId="12952332">
+            <wp:extent cx="4284133" cy="3080708"/>
+            <wp:effectExtent l="0" t="0" r="2540" b="5715"/>
+            <wp:docPr id="232968553" name="Picture 1"/>
+            <wp:cNvGraphicFramePr>
+              <a:graphicFrameLocks xmlns:a="http://schemas.openxmlformats.org/drawingml/2006/main" noChangeAspect="1"/>
+            </wp:cNvGraphicFramePr>
+            <a:graphic xmlns:a="http://schemas.openxmlformats.org/drawingml/2006/main">
+              <a:graphicData uri="http://schemas.openxmlformats.org/drawingml/2006/picture">
+                <pic:pic xmlns:pic="http://schemas.openxmlformats.org/drawingml/2006/picture">
+                  <pic:nvPicPr>
+                    <pic:cNvPr id="232968553" name=""/>
+                    <pic:cNvPicPr/>
+                  </pic:nvPicPr>
+                  <pic:blipFill>
+                    <a:blip r:embed="rId8"/>
+                    <a:stretch>
+                      <a:fillRect/>
+                    </a:stretch>
+                  </pic:blipFill>
+                  <pic:spPr>
+                    <a:xfrm>
+                      <a:off x="0" y="0"/>
+                      <a:ext cx="4291437" cy="3085961"/>
+                    </a:xfrm>
+                    <a:prstGeom prst="rect">
+                      <a:avLst/>
+                    </a:prstGeom>
+                  </pic:spPr>
+                </pic:pic>
+              </a:graphicData>
+            </a:graphic>
+          </wp:inline>
+        </w:drawing>
       </w:r>
     </w:p>
     <w:p>
@@ -2225,63 +1710,67 @@
         <w:rPr>
           <w:rFonts w:ascii="Courier New" w:hAnsi="Courier New" w:cs="Courier New"/>
         </w:rPr>
-        <w:t xml:space="preserve">            </w:t>
-      </w:r>
-      <w:proofErr w:type="gramStart"/>
-      <w:r>
+        <w:t xml:space="preserve">            &lt;groupId&gt;org.apache.maven.plugins&lt;/groupId&gt;</w:t>
+      </w:r>
+    </w:p>
+    <w:p>
+      <w:pPr>
+        <w:pStyle w:val="ListParagraph"/>
+        <w:spacing w:after="0"/>
         <w:rPr>
           <w:rFonts w:ascii="Courier New" w:hAnsi="Courier New" w:cs="Courier New"/>
         </w:rPr>
-        <w:t>&lt;</w:t>
-      </w:r>
-      <w:proofErr w:type="spellStart"/>
+      </w:pPr>
       <w:r>
         <w:rPr>
           <w:rFonts w:ascii="Courier New" w:hAnsi="Courier New" w:cs="Courier New"/>
         </w:rPr>
-        <w:t>groupId</w:t>
-      </w:r>
-      <w:proofErr w:type="spellEnd"/>
-      <w:r>
+        <w:t xml:space="preserve">            &lt;artifactId&gt;maven-surefire-plugin&lt;/artifactId&gt;</w:t>
+      </w:r>
+    </w:p>
+    <w:p>
+      <w:pPr>
+        <w:pStyle w:val="ListParagraph"/>
+        <w:spacing w:after="0"/>
         <w:rPr>
           <w:rFonts w:ascii="Courier New" w:hAnsi="Courier New" w:cs="Courier New"/>
         </w:rPr>
-        <w:t>&gt;</w:t>
-      </w:r>
-      <w:proofErr w:type="spellStart"/>
+      </w:pPr>
       <w:r>
         <w:rPr>
           <w:rFonts w:ascii="Courier New" w:hAnsi="Courier New" w:cs="Courier New"/>
         </w:rPr>
-        <w:t>org.apache.maven</w:t>
-      </w:r>
-      <w:proofErr w:type="gramEnd"/>
-      <w:r>
+        <w:t xml:space="preserve">            &lt;version&gt;3.1.2&lt;/version&gt;</w:t>
+      </w:r>
+    </w:p>
+    <w:p>
+      <w:pPr>
+        <w:pStyle w:val="ListParagraph"/>
+        <w:spacing w:after="0"/>
         <w:rPr>
           <w:rFonts w:ascii="Courier New" w:hAnsi="Courier New" w:cs="Courier New"/>
         </w:rPr>
-        <w:t>.plugins</w:t>
-      </w:r>
-      <w:proofErr w:type="spellEnd"/>
+      </w:pPr>
       <w:r>
         <w:rPr>
           <w:rFonts w:ascii="Courier New" w:hAnsi="Courier New" w:cs="Courier New"/>
         </w:rPr>
-        <w:t>&lt;/</w:t>
-      </w:r>
-      <w:proofErr w:type="spellStart"/>
-      <w:r>
+        <w:t xml:space="preserve">        &lt;/plugin&gt;</w:t>
+      </w:r>
+    </w:p>
+    <w:p>
+      <w:pPr>
+        <w:pStyle w:val="ListParagraph"/>
+        <w:spacing w:after="0"/>
         <w:rPr>
           <w:rFonts w:ascii="Courier New" w:hAnsi="Courier New" w:cs="Courier New"/>
         </w:rPr>
-        <w:t>groupId</w:t>
-      </w:r>
-      <w:proofErr w:type="spellEnd"/>
+      </w:pPr>
       <w:r>
         <w:rPr>
           <w:rFonts w:ascii="Courier New" w:hAnsi="Courier New" w:cs="Courier New"/>
         </w:rPr>
-        <w:t>&gt;</w:t>
+        <w:t xml:space="preserve">    &lt;/plugins&gt;</w:t>
       </w:r>
     </w:p>
     <w:p>
@@ -2296,95 +1785,58 @@
         <w:rPr>
           <w:rFonts w:ascii="Courier New" w:hAnsi="Courier New" w:cs="Courier New"/>
         </w:rPr>
-        <w:t xml:space="preserve">            &lt;</w:t>
-      </w:r>
-      <w:proofErr w:type="spellStart"/>
-      <w:r>
+        <w:t>&lt;/build&gt;</w:t>
+      </w:r>
+    </w:p>
+    <w:p>
+      <w:pPr>
+        <w:pStyle w:val="ListParagraph"/>
+        <w:spacing w:after="0"/>
         <w:rPr>
           <w:rFonts w:ascii="Courier New" w:hAnsi="Courier New" w:cs="Courier New"/>
         </w:rPr>
-        <w:t>artifactId</w:t>
-      </w:r>
-      <w:proofErr w:type="spellEnd"/>
+      </w:pPr>
       <w:r>
         <w:rPr>
           <w:rFonts w:ascii="Courier New" w:hAnsi="Courier New" w:cs="Courier New"/>
-        </w:rPr>
-        <w:t>&gt;maven-surefire-plugin&lt;/</w:t>
-      </w:r>
-      <w:proofErr w:type="spellStart"/>
-      <w:r>
-        <w:rPr>
-          <w:rFonts w:ascii="Courier New" w:hAnsi="Courier New" w:cs="Courier New"/>
-        </w:rPr>
-        <w:t>artifactId</w:t>
-      </w:r>
-      <w:proofErr w:type="spellEnd"/>
-      <w:r>
-        <w:rPr>
-          <w:rFonts w:ascii="Courier New" w:hAnsi="Courier New" w:cs="Courier New"/>
-        </w:rPr>
-        <w:t>&gt;</w:t>
-      </w:r>
-    </w:p>
-    <w:p>
-      <w:pPr>
-        <w:pStyle w:val="ListParagraph"/>
-        <w:spacing w:after="0"/>
-        <w:rPr>
-          <w:rFonts w:ascii="Courier New" w:hAnsi="Courier New" w:cs="Courier New"/>
-        </w:rPr>
-      </w:pPr>
-      <w:r>
-        <w:rPr>
-          <w:rFonts w:ascii="Courier New" w:hAnsi="Courier New" w:cs="Courier New"/>
-        </w:rPr>
-        <w:t xml:space="preserve">            &lt;version&gt;3.1.2&lt;/version&gt;</w:t>
-      </w:r>
-    </w:p>
-    <w:p>
-      <w:pPr>
-        <w:pStyle w:val="ListParagraph"/>
-        <w:spacing w:after="0"/>
-        <w:rPr>
-          <w:rFonts w:ascii="Courier New" w:hAnsi="Courier New" w:cs="Courier New"/>
-        </w:rPr>
-      </w:pPr>
-      <w:r>
-        <w:rPr>
-          <w:rFonts w:ascii="Courier New" w:hAnsi="Courier New" w:cs="Courier New"/>
-        </w:rPr>
-        <w:t xml:space="preserve">        &lt;/plugin&gt;</w:t>
-      </w:r>
-    </w:p>
-    <w:p>
-      <w:pPr>
-        <w:pStyle w:val="ListParagraph"/>
-        <w:spacing w:after="0"/>
-        <w:rPr>
-          <w:rFonts w:ascii="Courier New" w:hAnsi="Courier New" w:cs="Courier New"/>
-        </w:rPr>
-      </w:pPr>
-      <w:r>
-        <w:rPr>
-          <w:rFonts w:ascii="Courier New" w:hAnsi="Courier New" w:cs="Courier New"/>
-        </w:rPr>
-        <w:t xml:space="preserve">    &lt;/plugins&gt;</w:t>
-      </w:r>
-    </w:p>
-    <w:p>
-      <w:pPr>
-        <w:pStyle w:val="ListParagraph"/>
-        <w:spacing w:after="0"/>
-        <w:rPr>
-          <w:rFonts w:ascii="Courier New" w:hAnsi="Courier New" w:cs="Courier New"/>
-        </w:rPr>
-      </w:pPr>
-      <w:r>
-        <w:rPr>
-          <w:rFonts w:ascii="Courier New" w:hAnsi="Courier New" w:cs="Courier New"/>
-        </w:rPr>
-        <w:t>&lt;/build&gt;</w:t>
+          <w:noProof/>
+        </w:rPr>
+        <w:lastRenderedPageBreak/>
+        <w:drawing>
+          <wp:inline distT="0" distB="0" distL="0" distR="0" wp14:anchorId="7CED788E" wp14:editId="3D36ED47">
+            <wp:extent cx="5229955" cy="2419688"/>
+            <wp:effectExtent l="0" t="0" r="0" b="0"/>
+            <wp:docPr id="1794715726" name="Picture 1"/>
+            <wp:cNvGraphicFramePr>
+              <a:graphicFrameLocks xmlns:a="http://schemas.openxmlformats.org/drawingml/2006/main" noChangeAspect="1"/>
+            </wp:cNvGraphicFramePr>
+            <a:graphic xmlns:a="http://schemas.openxmlformats.org/drawingml/2006/main">
+              <a:graphicData uri="http://schemas.openxmlformats.org/drawingml/2006/picture">
+                <pic:pic xmlns:pic="http://schemas.openxmlformats.org/drawingml/2006/picture">
+                  <pic:nvPicPr>
+                    <pic:cNvPr id="1794715726" name=""/>
+                    <pic:cNvPicPr/>
+                  </pic:nvPicPr>
+                  <pic:blipFill>
+                    <a:blip r:embed="rId9"/>
+                    <a:stretch>
+                      <a:fillRect/>
+                    </a:stretch>
+                  </pic:blipFill>
+                  <pic:spPr>
+                    <a:xfrm>
+                      <a:off x="0" y="0"/>
+                      <a:ext cx="5229955" cy="2419688"/>
+                    </a:xfrm>
+                    <a:prstGeom prst="rect">
+                      <a:avLst/>
+                    </a:prstGeom>
+                  </pic:spPr>
+                </pic:pic>
+              </a:graphicData>
+            </a:graphic>
+          </wp:inline>
+        </w:drawing>
       </w:r>
     </w:p>
     <w:p>
@@ -2396,13 +1848,8 @@
         </w:numPr>
         <w:spacing w:after="0"/>
       </w:pPr>
-      <w:proofErr w:type="spellStart"/>
-      <w:r>
-        <w:t>Jalankan</w:t>
-      </w:r>
-      <w:proofErr w:type="spellEnd"/>
-      <w:r>
-        <w:t xml:space="preserve"> Test</w:t>
+      <w:r>
+        <w:t>Jalankan Test</w:t>
       </w:r>
     </w:p>
     <w:p>
@@ -2410,13 +1857,8 @@
         <w:pStyle w:val="ListParagraph"/>
         <w:spacing w:after="0"/>
       </w:pPr>
-      <w:proofErr w:type="spellStart"/>
-      <w:r>
-        <w:t>mvn</w:t>
-      </w:r>
-      <w:proofErr w:type="spellEnd"/>
-      <w:r>
-        <w:t xml:space="preserve"> test</w:t>
+      <w:r>
+        <w:t>mvn test</w:t>
       </w:r>
     </w:p>
     <w:p>
@@ -2441,7 +1883,6 @@
         <w:contextualSpacing/>
       </w:pPr>
       <w:r>
-        <w:lastRenderedPageBreak/>
         <w:t>3</w:t>
       </w:r>
       <w:r>
@@ -2464,103 +1905,7 @@
         <w:contextualSpacing/>
       </w:pPr>
       <w:r>
-        <w:t xml:space="preserve">Test-Driven Development (TDD) adalah </w:t>
-      </w:r>
-      <w:proofErr w:type="spellStart"/>
-      <w:r>
-        <w:t>metode</w:t>
-      </w:r>
-      <w:proofErr w:type="spellEnd"/>
-      <w:r>
-        <w:t xml:space="preserve"> </w:t>
-      </w:r>
-      <w:proofErr w:type="spellStart"/>
-      <w:r>
-        <w:t>pengembangan</w:t>
-      </w:r>
-      <w:proofErr w:type="spellEnd"/>
-      <w:r>
-        <w:t xml:space="preserve"> </w:t>
-      </w:r>
-      <w:proofErr w:type="spellStart"/>
-      <w:r>
-        <w:t>perangkat</w:t>
-      </w:r>
-      <w:proofErr w:type="spellEnd"/>
-      <w:r>
-        <w:t xml:space="preserve"> </w:t>
-      </w:r>
-      <w:proofErr w:type="spellStart"/>
-      <w:r>
-        <w:t>lunak</w:t>
-      </w:r>
-      <w:proofErr w:type="spellEnd"/>
-      <w:r>
-        <w:t xml:space="preserve"> di mana </w:t>
-      </w:r>
-      <w:proofErr w:type="spellStart"/>
-      <w:r>
-        <w:t>pengembang</w:t>
-      </w:r>
-      <w:proofErr w:type="spellEnd"/>
-      <w:r>
-        <w:t xml:space="preserve"> menulis pengujian (test) terlebih dahulu sebelum membuat kode program. </w:t>
-      </w:r>
-      <w:proofErr w:type="spellStart"/>
-      <w:r>
-        <w:t>Prosesnya</w:t>
-      </w:r>
-      <w:proofErr w:type="spellEnd"/>
-      <w:r>
-        <w:t xml:space="preserve"> </w:t>
-      </w:r>
-      <w:proofErr w:type="spellStart"/>
-      <w:r>
-        <w:t>dilakukan</w:t>
-      </w:r>
-      <w:proofErr w:type="spellEnd"/>
-      <w:r>
-        <w:t xml:space="preserve"> </w:t>
-      </w:r>
-      <w:proofErr w:type="spellStart"/>
-      <w:r>
-        <w:t>secara</w:t>
-      </w:r>
-      <w:proofErr w:type="spellEnd"/>
-      <w:r>
-        <w:t xml:space="preserve"> </w:t>
-      </w:r>
-      <w:proofErr w:type="spellStart"/>
-      <w:r>
-        <w:t>berulang</w:t>
-      </w:r>
-      <w:proofErr w:type="spellEnd"/>
-      <w:r>
-        <w:t xml:space="preserve"> </w:t>
-      </w:r>
-      <w:proofErr w:type="spellStart"/>
-      <w:r>
-        <w:t>melalui</w:t>
-      </w:r>
-      <w:proofErr w:type="spellEnd"/>
-      <w:r>
-        <w:t xml:space="preserve"> </w:t>
-      </w:r>
-      <w:proofErr w:type="spellStart"/>
-      <w:r>
-        <w:t>tiga</w:t>
-      </w:r>
-      <w:proofErr w:type="spellEnd"/>
-      <w:r>
-        <w:t xml:space="preserve"> </w:t>
-      </w:r>
-      <w:proofErr w:type="spellStart"/>
-      <w:r>
-        <w:t>tahap</w:t>
-      </w:r>
-      <w:proofErr w:type="spellEnd"/>
-      <w:r>
-        <w:t>, yaitu</w:t>
+        <w:t>Test-Driven Development (TDD) adalah metode pengembangan perangkat lunak di mana pengembang menulis pengujian (test) terlebih dahulu sebelum membuat kode program. Prosesnya dilakukan secara berulang melalui tiga tahap, yaitu</w:t>
       </w:r>
       <w:r>
         <w:t>:</w:t>
@@ -2588,61 +1933,8 @@
         </w:numPr>
         <w:spacing w:after="0"/>
       </w:pPr>
-      <w:proofErr w:type="spellStart"/>
-      <w:r>
-        <w:t>kemudian</w:t>
-      </w:r>
-      <w:proofErr w:type="spellEnd"/>
-      <w:r>
-        <w:t xml:space="preserve"> </w:t>
-      </w:r>
-      <w:proofErr w:type="spellStart"/>
-      <w:r>
-        <w:t>membuat</w:t>
-      </w:r>
-      <w:proofErr w:type="spellEnd"/>
-      <w:r>
-        <w:t xml:space="preserve"> </w:t>
-      </w:r>
-      <w:proofErr w:type="spellStart"/>
-      <w:r>
-        <w:t>kode</w:t>
-      </w:r>
-      <w:proofErr w:type="spellEnd"/>
-      <w:r>
-        <w:t xml:space="preserve"> </w:t>
-      </w:r>
-      <w:proofErr w:type="spellStart"/>
-      <w:r>
-        <w:t>seminimal</w:t>
-      </w:r>
-      <w:proofErr w:type="spellEnd"/>
-      <w:r>
-        <w:t xml:space="preserve"> </w:t>
-      </w:r>
-      <w:proofErr w:type="spellStart"/>
-      <w:r>
-        <w:t>mungkin</w:t>
-      </w:r>
-      <w:proofErr w:type="spellEnd"/>
-      <w:r>
-        <w:t xml:space="preserve"> agar test </w:t>
-      </w:r>
-      <w:proofErr w:type="spellStart"/>
-      <w:r>
-        <w:t>tersebut</w:t>
-      </w:r>
-      <w:proofErr w:type="spellEnd"/>
-      <w:r>
-        <w:t xml:space="preserve"> </w:t>
-      </w:r>
-      <w:proofErr w:type="spellStart"/>
-      <w:r>
-        <w:t>berhasil</w:t>
-      </w:r>
-      <w:proofErr w:type="spellEnd"/>
-      <w:r>
-        <w:t xml:space="preserve"> (Green), </w:t>
+      <w:r>
+        <w:t xml:space="preserve">kemudian membuat kode seminimal mungkin agar test tersebut berhasil (Green), </w:t>
       </w:r>
     </w:p>
     <w:p>
@@ -2654,275 +1946,17 @@
         </w:numPr>
         <w:spacing w:after="0"/>
       </w:pPr>
-      <w:proofErr w:type="spellStart"/>
-      <w:r>
-        <w:t>merapikan</w:t>
-      </w:r>
-      <w:proofErr w:type="spellEnd"/>
-      <w:r>
-        <w:t xml:space="preserve"> </w:t>
-      </w:r>
-      <w:proofErr w:type="spellStart"/>
-      <w:r>
-        <w:t>atau</w:t>
-      </w:r>
-      <w:proofErr w:type="spellEnd"/>
-      <w:r>
-        <w:t xml:space="preserve"> </w:t>
-      </w:r>
-      <w:proofErr w:type="spellStart"/>
-      <w:r>
-        <w:t>memperbaiki</w:t>
-      </w:r>
-      <w:proofErr w:type="spellEnd"/>
-      <w:r>
-        <w:t xml:space="preserve"> </w:t>
-      </w:r>
-      <w:proofErr w:type="spellStart"/>
-      <w:r>
-        <w:t>struktur</w:t>
-      </w:r>
-      <w:proofErr w:type="spellEnd"/>
-      <w:r>
-        <w:t xml:space="preserve"> </w:t>
-      </w:r>
-      <w:proofErr w:type="spellStart"/>
-      <w:r>
-        <w:t>kode</w:t>
-      </w:r>
-      <w:proofErr w:type="spellEnd"/>
-      <w:r>
-        <w:t xml:space="preserve"> </w:t>
-      </w:r>
-      <w:proofErr w:type="spellStart"/>
-      <w:r>
-        <w:t>tanpa</w:t>
-      </w:r>
-      <w:proofErr w:type="spellEnd"/>
-      <w:r>
-        <w:t xml:space="preserve"> </w:t>
-      </w:r>
-      <w:proofErr w:type="spellStart"/>
-      <w:r>
-        <w:t>mengubah</w:t>
-      </w:r>
-      <w:proofErr w:type="spellEnd"/>
-      <w:r>
-        <w:t xml:space="preserve"> </w:t>
-      </w:r>
-      <w:proofErr w:type="spellStart"/>
-      <w:r>
-        <w:t>fungsinya</w:t>
-      </w:r>
-      <w:proofErr w:type="spellEnd"/>
-      <w:r>
-        <w:t xml:space="preserve"> (Refactor). </w:t>
-      </w:r>
-    </w:p>
-    <w:p>
-      <w:pPr>
-        <w:spacing w:after="0"/>
-        <w:contextualSpacing/>
-      </w:pPr>
-      <w:proofErr w:type="spellStart"/>
-      <w:r>
-        <w:t>Dengan</w:t>
-      </w:r>
-      <w:proofErr w:type="spellEnd"/>
-      <w:r>
-        <w:t xml:space="preserve"> </w:t>
-      </w:r>
-      <w:proofErr w:type="spellStart"/>
-      <w:r>
-        <w:t>pendekatan</w:t>
-      </w:r>
-      <w:proofErr w:type="spellEnd"/>
-      <w:r>
-        <w:t xml:space="preserve"> </w:t>
-      </w:r>
-      <w:proofErr w:type="spellStart"/>
-      <w:r>
-        <w:t>ini</w:t>
-      </w:r>
-      <w:proofErr w:type="spellEnd"/>
-      <w:r>
-        <w:t xml:space="preserve">, </w:t>
-      </w:r>
-      <w:proofErr w:type="spellStart"/>
-      <w:r>
-        <w:t>pengembangan</w:t>
-      </w:r>
-      <w:proofErr w:type="spellEnd"/>
-      <w:r>
-        <w:t xml:space="preserve"> dilakukan </w:t>
-      </w:r>
-      <w:proofErr w:type="spellStart"/>
-      <w:r>
-        <w:t>secara</w:t>
-      </w:r>
-      <w:proofErr w:type="spellEnd"/>
-      <w:r>
-        <w:t xml:space="preserve"> </w:t>
-      </w:r>
-      <w:proofErr w:type="spellStart"/>
-      <w:r>
-        <w:t>bertahap</w:t>
-      </w:r>
-      <w:proofErr w:type="spellEnd"/>
-      <w:r>
-        <w:t xml:space="preserve"> </w:t>
-      </w:r>
-      <w:proofErr w:type="spellStart"/>
-      <w:r>
-        <w:t>berdasarkan</w:t>
-      </w:r>
-      <w:proofErr w:type="spellEnd"/>
-      <w:r>
-        <w:t xml:space="preserve"> </w:t>
-      </w:r>
-      <w:proofErr w:type="spellStart"/>
-      <w:r>
-        <w:t>perilaku</w:t>
-      </w:r>
-      <w:proofErr w:type="spellEnd"/>
-      <w:r>
-        <w:t xml:space="preserve"> </w:t>
-      </w:r>
-      <w:proofErr w:type="spellStart"/>
-      <w:r>
-        <w:t>kecil</w:t>
-      </w:r>
-      <w:proofErr w:type="spellEnd"/>
-      <w:r>
-        <w:t xml:space="preserve"> yang </w:t>
-      </w:r>
-      <w:proofErr w:type="spellStart"/>
-      <w:r>
-        <w:t>diharapkan</w:t>
-      </w:r>
-      <w:proofErr w:type="spellEnd"/>
-      <w:r>
-        <w:t xml:space="preserve"> </w:t>
-      </w:r>
-      <w:proofErr w:type="spellStart"/>
-      <w:r>
-        <w:t>dari</w:t>
-      </w:r>
-      <w:proofErr w:type="spellEnd"/>
-      <w:r>
-        <w:t xml:space="preserve"> </w:t>
-      </w:r>
-      <w:proofErr w:type="spellStart"/>
-      <w:r>
-        <w:t>sistem</w:t>
-      </w:r>
-      <w:proofErr w:type="spellEnd"/>
-      <w:r>
-        <w:t xml:space="preserve">, </w:t>
-      </w:r>
-      <w:proofErr w:type="spellStart"/>
-      <w:r>
-        <w:t>sehingga</w:t>
-      </w:r>
-      <w:proofErr w:type="spellEnd"/>
-      <w:r>
-        <w:t xml:space="preserve"> </w:t>
-      </w:r>
-      <w:proofErr w:type="spellStart"/>
-      <w:r>
-        <w:t>membantu</w:t>
-      </w:r>
-      <w:proofErr w:type="spellEnd"/>
-      <w:r>
-        <w:t xml:space="preserve"> memastikan </w:t>
-      </w:r>
-      <w:proofErr w:type="spellStart"/>
-      <w:r>
-        <w:t>kode</w:t>
-      </w:r>
-      <w:proofErr w:type="spellEnd"/>
-      <w:r>
-        <w:t xml:space="preserve"> </w:t>
-      </w:r>
-      <w:proofErr w:type="spellStart"/>
-      <w:r>
-        <w:t>lebih</w:t>
-      </w:r>
-      <w:proofErr w:type="spellEnd"/>
-      <w:r>
-        <w:t xml:space="preserve"> </w:t>
-      </w:r>
-      <w:proofErr w:type="spellStart"/>
-      <w:r>
-        <w:t>benar</w:t>
-      </w:r>
-      <w:proofErr w:type="spellEnd"/>
-      <w:r>
-        <w:t xml:space="preserve">, </w:t>
-      </w:r>
-      <w:proofErr w:type="spellStart"/>
-      <w:r>
-        <w:t>terstruktur</w:t>
-      </w:r>
-      <w:proofErr w:type="spellEnd"/>
-      <w:r>
-        <w:t xml:space="preserve">, </w:t>
-      </w:r>
-      <w:proofErr w:type="spellStart"/>
-      <w:r>
-        <w:t>mudah</w:t>
-      </w:r>
-      <w:proofErr w:type="spellEnd"/>
-      <w:r>
-        <w:t xml:space="preserve"> </w:t>
-      </w:r>
-      <w:proofErr w:type="spellStart"/>
-      <w:r>
-        <w:t>dipelihara</w:t>
-      </w:r>
-      <w:proofErr w:type="spellEnd"/>
-      <w:r>
-        <w:t xml:space="preserve">, </w:t>
-      </w:r>
-      <w:proofErr w:type="spellStart"/>
-      <w:r>
-        <w:t>serta</w:t>
-      </w:r>
-      <w:proofErr w:type="spellEnd"/>
-      <w:r>
-        <w:t xml:space="preserve"> </w:t>
-      </w:r>
-      <w:proofErr w:type="spellStart"/>
-      <w:r>
-        <w:t>meminimalkan</w:t>
-      </w:r>
-      <w:proofErr w:type="spellEnd"/>
-      <w:r>
-        <w:t xml:space="preserve"> </w:t>
-      </w:r>
-      <w:proofErr w:type="spellStart"/>
-      <w:r>
-        <w:t>kesalahan</w:t>
-      </w:r>
-      <w:proofErr w:type="spellEnd"/>
-      <w:r>
-        <w:t xml:space="preserve"> </w:t>
-      </w:r>
-      <w:proofErr w:type="spellStart"/>
-      <w:r>
-        <w:t>sejak</w:t>
-      </w:r>
-      <w:proofErr w:type="spellEnd"/>
-      <w:r>
-        <w:t xml:space="preserve"> </w:t>
-      </w:r>
-      <w:proofErr w:type="spellStart"/>
-      <w:r>
-        <w:t>awal</w:t>
-      </w:r>
-      <w:proofErr w:type="spellEnd"/>
-      <w:r>
-        <w:t>.</w:t>
+      <w:r>
+        <w:t xml:space="preserve">merapikan atau memperbaiki struktur kode tanpa mengubah fungsinya (Refactor). </w:t>
+      </w:r>
+    </w:p>
+    <w:p>
+      <w:pPr>
+        <w:spacing w:after="0"/>
+        <w:contextualSpacing/>
+      </w:pPr>
+      <w:r>
+        <w:t>Dengan pendekatan ini, pengembangan dilakukan secara bertahap berdasarkan perilaku kecil yang diharapkan dari sistem, sehingga membantu memastikan kode lebih benar, terstruktur, mudah dipelihara, serta meminimalkan kesalahan sejak awal.</w:t>
       </w:r>
     </w:p>
     <w:p>
@@ -2980,31 +2014,17 @@
         <w:t>Nama:</w:t>
       </w:r>
       <w:r>
-        <w:t xml:space="preserve"> </w:t>
-      </w:r>
-      <w:proofErr w:type="spellStart"/>
-      <w:r>
-        <w:t>shouldRejectLoanWhenBorrowerNotVerified</w:t>
-      </w:r>
-      <w:proofErr w:type="spellEnd"/>
+        <w:t xml:space="preserve"> shouldRejectLoanWhenBorrowerNotVerified</w:t>
+      </w:r>
       <w:r>
         <w:br/>
       </w:r>
-      <w:proofErr w:type="spellStart"/>
       <w:r>
         <w:rPr>
           <w:b/>
           <w:bCs/>
         </w:rPr>
-        <w:t>Skenario</w:t>
-      </w:r>
-      <w:proofErr w:type="spellEnd"/>
-      <w:r>
-        <w:rPr>
-          <w:b/>
-          <w:bCs/>
-        </w:rPr>
-        <w:t>:</w:t>
+        <w:t>Skenario:</w:t>
       </w:r>
     </w:p>
     <w:p>
@@ -3017,23 +2037,7 @@
         <w:contextualSpacing/>
       </w:pPr>
       <w:r>
-        <w:t xml:space="preserve">Borrower </w:t>
-      </w:r>
-      <w:proofErr w:type="spellStart"/>
-      <w:r>
-        <w:t>tidak</w:t>
-      </w:r>
-      <w:proofErr w:type="spellEnd"/>
-      <w:r>
-        <w:t xml:space="preserve"> </w:t>
-      </w:r>
-      <w:proofErr w:type="spellStart"/>
-      <w:r>
-        <w:t>terverifikasi</w:t>
-      </w:r>
-      <w:proofErr w:type="spellEnd"/>
-      <w:r>
-        <w:t xml:space="preserve"> </w:t>
+        <w:t xml:space="preserve">Borrower tidak terverifikasi </w:t>
       </w:r>
     </w:p>
     <w:p>
@@ -3093,7 +2097,6 @@
       <w:r>
         <w:t xml:space="preserve"> </w:t>
       </w:r>
-      <w:proofErr w:type="spellStart"/>
       <w:r>
         <w:rPr>
           <w:rFonts w:ascii="Courier New" w:hAnsi="Courier New" w:cs="Courier New"/>
@@ -3106,7 +2109,6 @@
         </w:rPr>
         <w:t>.Java</w:t>
       </w:r>
-      <w:proofErr w:type="spellEnd"/>
       <w:r>
         <w:t xml:space="preserve"> (RED)</w:t>
       </w:r>
@@ -3123,23 +2125,22 @@
         <w:rPr>
           <w:rFonts w:ascii="Courier New" w:hAnsi="Courier New" w:cs="Courier New"/>
         </w:rPr>
-        <w:t xml:space="preserve">import </w:t>
-      </w:r>
-      <w:proofErr w:type="spellStart"/>
-      <w:proofErr w:type="gramStart"/>
-      <w:r>
+        <w:t>import org.junit.jupiter.api.Test;</w:t>
+      </w:r>
+    </w:p>
+    <w:p>
+      <w:pPr>
+        <w:spacing w:after="0"/>
+        <w:contextualSpacing/>
         <w:rPr>
           <w:rFonts w:ascii="Courier New" w:hAnsi="Courier New" w:cs="Courier New"/>
         </w:rPr>
-        <w:t>org.junit.jupiter.api.Test</w:t>
-      </w:r>
-      <w:proofErr w:type="spellEnd"/>
-      <w:proofErr w:type="gramEnd"/>
+      </w:pPr>
       <w:r>
         <w:rPr>
           <w:rFonts w:ascii="Courier New" w:hAnsi="Courier New" w:cs="Courier New"/>
         </w:rPr>
-        <w:t>;</w:t>
+        <w:t>import static org.junit.jupiter.api.Assertions.*;</w:t>
       </w:r>
     </w:p>
     <w:p>
@@ -3154,173 +2155,61 @@
         <w:rPr>
           <w:rFonts w:ascii="Courier New" w:hAnsi="Courier New" w:cs="Courier New"/>
         </w:rPr>
-        <w:t xml:space="preserve">import static </w:t>
-      </w:r>
-      <w:proofErr w:type="spellStart"/>
-      <w:proofErr w:type="gramStart"/>
-      <w:r>
+        <w:t>import java.math.BigDecimal;</w:t>
+      </w:r>
+    </w:p>
+    <w:p>
+      <w:pPr>
+        <w:spacing w:after="0"/>
+        <w:contextualSpacing/>
         <w:rPr>
           <w:rFonts w:ascii="Courier New" w:hAnsi="Courier New" w:cs="Courier New"/>
         </w:rPr>
-        <w:t>org.junit.jupiter.api.Assertions</w:t>
-      </w:r>
-      <w:proofErr w:type="spellEnd"/>
-      <w:proofErr w:type="gramEnd"/>
+      </w:pPr>
       <w:r>
         <w:rPr>
           <w:rFonts w:ascii="Courier New" w:hAnsi="Courier New" w:cs="Courier New"/>
         </w:rPr>
-        <w:t>.</w:t>
-      </w:r>
-      <w:proofErr w:type="gramStart"/>
-      <w:r>
+        <w:lastRenderedPageBreak/>
+        <w:t>public class LoanServiceTest {</w:t>
+      </w:r>
+    </w:p>
+    <w:p>
+      <w:pPr>
+        <w:spacing w:after="0"/>
+        <w:ind w:left="720"/>
+        <w:contextualSpacing/>
         <w:rPr>
           <w:rFonts w:ascii="Courier New" w:hAnsi="Courier New" w:cs="Courier New"/>
         </w:rPr>
-        <w:t>*;</w:t>
-      </w:r>
-      <w:proofErr w:type="gramEnd"/>
-    </w:p>
-    <w:p>
-      <w:pPr>
-        <w:spacing w:after="0"/>
-        <w:contextualSpacing/>
+      </w:pPr>
+      <w:r>
         <w:rPr>
           <w:rFonts w:ascii="Courier New" w:hAnsi="Courier New" w:cs="Courier New"/>
         </w:rPr>
-      </w:pPr>
+        <w:t xml:space="preserve">    </w:t>
+      </w:r>
       <w:r>
         <w:rPr>
           <w:rFonts w:ascii="Courier New" w:hAnsi="Courier New" w:cs="Courier New"/>
         </w:rPr>
-        <w:t xml:space="preserve">import </w:t>
-      </w:r>
-      <w:proofErr w:type="spellStart"/>
-      <w:proofErr w:type="gramStart"/>
-      <w:r>
+        <w:t> @Test</w:t>
+      </w:r>
+    </w:p>
+    <w:p>
+      <w:pPr>
+        <w:spacing w:after="0"/>
+        <w:ind w:left="720"/>
+        <w:contextualSpacing/>
         <w:rPr>
           <w:rFonts w:ascii="Courier New" w:hAnsi="Courier New" w:cs="Courier New"/>
         </w:rPr>
-        <w:t>java.math</w:t>
-      </w:r>
-      <w:proofErr w:type="gramEnd"/>
+      </w:pPr>
       <w:r>
         <w:rPr>
           <w:rFonts w:ascii="Courier New" w:hAnsi="Courier New" w:cs="Courier New"/>
         </w:rPr>
-        <w:t>.</w:t>
-      </w:r>
-      <w:proofErr w:type="gramStart"/>
-      <w:r>
-        <w:rPr>
-          <w:rFonts w:ascii="Courier New" w:hAnsi="Courier New" w:cs="Courier New"/>
-        </w:rPr>
-        <w:t>BigDecimal</w:t>
-      </w:r>
-      <w:proofErr w:type="spellEnd"/>
-      <w:r>
-        <w:rPr>
-          <w:rFonts w:ascii="Courier New" w:hAnsi="Courier New" w:cs="Courier New"/>
-        </w:rPr>
-        <w:t>;</w:t>
-      </w:r>
-      <w:proofErr w:type="gramEnd"/>
-    </w:p>
-    <w:p>
-      <w:pPr>
-        <w:spacing w:after="0"/>
-        <w:contextualSpacing/>
-        <w:rPr>
-          <w:rFonts w:ascii="Courier New" w:hAnsi="Courier New" w:cs="Courier New"/>
-        </w:rPr>
-      </w:pPr>
-      <w:r>
-        <w:rPr>
-          <w:rFonts w:ascii="Courier New" w:hAnsi="Courier New" w:cs="Courier New"/>
-        </w:rPr>
-        <w:t xml:space="preserve">public class </w:t>
-      </w:r>
-      <w:proofErr w:type="spellStart"/>
-      <w:r>
-        <w:rPr>
-          <w:rFonts w:ascii="Courier New" w:hAnsi="Courier New" w:cs="Courier New"/>
-        </w:rPr>
-        <w:t>LoanServiceTest</w:t>
-      </w:r>
-      <w:proofErr w:type="spellEnd"/>
-      <w:r>
-        <w:rPr>
-          <w:rFonts w:ascii="Courier New" w:hAnsi="Courier New" w:cs="Courier New"/>
-        </w:rPr>
-        <w:t xml:space="preserve"> {</w:t>
-      </w:r>
-    </w:p>
-    <w:p>
-      <w:pPr>
-        <w:spacing w:after="0"/>
-        <w:ind w:left="720"/>
-        <w:contextualSpacing/>
-        <w:rPr>
-          <w:rFonts w:ascii="Courier New" w:hAnsi="Courier New" w:cs="Courier New"/>
-        </w:rPr>
-      </w:pPr>
-      <w:r>
-        <w:rPr>
-          <w:rFonts w:ascii="Courier New" w:hAnsi="Courier New" w:cs="Courier New"/>
-        </w:rPr>
-        <w:t xml:space="preserve">    </w:t>
-      </w:r>
-      <w:r>
-        <w:rPr>
-          <w:rFonts w:ascii="Courier New" w:hAnsi="Courier New" w:cs="Courier New"/>
-        </w:rPr>
-        <w:t> </w:t>
-      </w:r>
-      <w:proofErr w:type="gramStart"/>
-      <w:r>
-        <w:rPr>
-          <w:rFonts w:ascii="Courier New" w:hAnsi="Courier New" w:cs="Courier New"/>
-        </w:rPr>
-        <w:t>@Test</w:t>
-      </w:r>
-      <w:proofErr w:type="gramEnd"/>
-    </w:p>
-    <w:p>
-      <w:pPr>
-        <w:spacing w:after="0"/>
-        <w:ind w:left="720"/>
-        <w:contextualSpacing/>
-        <w:rPr>
-          <w:rFonts w:ascii="Courier New" w:hAnsi="Courier New" w:cs="Courier New"/>
-        </w:rPr>
-      </w:pPr>
-      <w:r>
-        <w:rPr>
-          <w:rFonts w:ascii="Courier New" w:hAnsi="Courier New" w:cs="Courier New"/>
-        </w:rPr>
-        <w:t xml:space="preserve">void </w:t>
-      </w:r>
-      <w:proofErr w:type="spellStart"/>
-      <w:proofErr w:type="gramStart"/>
-      <w:r>
-        <w:rPr>
-          <w:rFonts w:ascii="Courier New" w:hAnsi="Courier New" w:cs="Courier New"/>
-        </w:rPr>
-        <w:t>shouldRejectLoanWhenBorrowerNotVerified</w:t>
-      </w:r>
-      <w:proofErr w:type="spellEnd"/>
-      <w:r>
-        <w:rPr>
-          <w:rFonts w:ascii="Courier New" w:hAnsi="Courier New" w:cs="Courier New"/>
-        </w:rPr>
-        <w:t>(</w:t>
-      </w:r>
-      <w:proofErr w:type="gramEnd"/>
-      <w:r>
-        <w:rPr>
-          <w:rFonts w:ascii="Courier New" w:hAnsi="Courier New" w:cs="Courier New"/>
-        </w:rPr>
-        <w:t>) {</w:t>
+        <w:t>void shouldRejectLoanWhenBorrowerNotVerified() {</w:t>
       </w:r>
     </w:p>
     <w:p>
@@ -3366,141 +2255,21 @@
           <w:rFonts w:ascii="Courier New" w:hAnsi="Courier New" w:cs="Courier New"/>
         </w:rPr>
         <w:br/>
-        <w:t xml:space="preserve">// Borrower </w:t>
-      </w:r>
-      <w:proofErr w:type="spellStart"/>
+        <w:t>// Borrower tidak terverifikasi (KYC = false)</w:t>
+      </w:r>
       <w:r>
         <w:rPr>
           <w:rFonts w:ascii="Courier New" w:hAnsi="Courier New" w:cs="Courier New"/>
         </w:rPr>
-        <w:t>tidak</w:t>
-      </w:r>
-      <w:proofErr w:type="spellEnd"/>
+        <w:br/>
+        <w:t>// Ketika borrower mengajukan pinjaman</w:t>
+      </w:r>
       <w:r>
         <w:rPr>
           <w:rFonts w:ascii="Courier New" w:hAnsi="Courier New" w:cs="Courier New"/>
         </w:rPr>
-        <w:t xml:space="preserve"> </w:t>
-      </w:r>
-      <w:proofErr w:type="spellStart"/>
-      <w:r>
-        <w:rPr>
-          <w:rFonts w:ascii="Courier New" w:hAnsi="Courier New" w:cs="Courier New"/>
-        </w:rPr>
-        <w:t>terverifikasi</w:t>
-      </w:r>
-      <w:proofErr w:type="spellEnd"/>
-      <w:r>
-        <w:rPr>
-          <w:rFonts w:ascii="Courier New" w:hAnsi="Courier New" w:cs="Courier New"/>
-        </w:rPr>
-        <w:t xml:space="preserve"> (KYC = false)</w:t>
-      </w:r>
-      <w:r>
-        <w:rPr>
-          <w:rFonts w:ascii="Courier New" w:hAnsi="Courier New" w:cs="Courier New"/>
-        </w:rPr>
         <w:br/>
-        <w:t xml:space="preserve">// Ketika borrower </w:t>
-      </w:r>
-      <w:proofErr w:type="spellStart"/>
-      <w:r>
-        <w:rPr>
-          <w:rFonts w:ascii="Courier New" w:hAnsi="Courier New" w:cs="Courier New"/>
-        </w:rPr>
-        <w:t>mengajukan</w:t>
-      </w:r>
-      <w:proofErr w:type="spellEnd"/>
-      <w:r>
-        <w:rPr>
-          <w:rFonts w:ascii="Courier New" w:hAnsi="Courier New" w:cs="Courier New"/>
-        </w:rPr>
-        <w:t xml:space="preserve"> </w:t>
-      </w:r>
-      <w:proofErr w:type="spellStart"/>
-      <w:r>
-        <w:rPr>
-          <w:rFonts w:ascii="Courier New" w:hAnsi="Courier New" w:cs="Courier New"/>
-        </w:rPr>
-        <w:t>pinjaman</w:t>
-      </w:r>
-      <w:proofErr w:type="spellEnd"/>
-      <w:r>
-        <w:rPr>
-          <w:rFonts w:ascii="Courier New" w:hAnsi="Courier New" w:cs="Courier New"/>
-        </w:rPr>
-        <w:br/>
-        <w:t xml:space="preserve">// Maka </w:t>
-      </w:r>
-      <w:proofErr w:type="spellStart"/>
-      <w:r>
-        <w:rPr>
-          <w:rFonts w:ascii="Courier New" w:hAnsi="Courier New" w:cs="Courier New"/>
-        </w:rPr>
-        <w:t>sistem</w:t>
-      </w:r>
-      <w:proofErr w:type="spellEnd"/>
-      <w:r>
-        <w:rPr>
-          <w:rFonts w:ascii="Courier New" w:hAnsi="Courier New" w:cs="Courier New"/>
-        </w:rPr>
-        <w:t xml:space="preserve"> </w:t>
-      </w:r>
-      <w:proofErr w:type="spellStart"/>
-      <w:r>
-        <w:rPr>
-          <w:rFonts w:ascii="Courier New" w:hAnsi="Courier New" w:cs="Courier New"/>
-        </w:rPr>
-        <w:t>harus</w:t>
-      </w:r>
-      <w:proofErr w:type="spellEnd"/>
-      <w:r>
-        <w:rPr>
-          <w:rFonts w:ascii="Courier New" w:hAnsi="Courier New" w:cs="Courier New"/>
-        </w:rPr>
-        <w:t xml:space="preserve"> </w:t>
-      </w:r>
-      <w:proofErr w:type="spellStart"/>
-      <w:r>
-        <w:rPr>
-          <w:rFonts w:ascii="Courier New" w:hAnsi="Courier New" w:cs="Courier New"/>
-        </w:rPr>
-        <w:t>menolak</w:t>
-      </w:r>
-      <w:proofErr w:type="spellEnd"/>
-      <w:r>
-        <w:rPr>
-          <w:rFonts w:ascii="Courier New" w:hAnsi="Courier New" w:cs="Courier New"/>
-        </w:rPr>
-        <w:t xml:space="preserve"> </w:t>
-      </w:r>
-      <w:proofErr w:type="spellStart"/>
-      <w:r>
-        <w:rPr>
-          <w:rFonts w:ascii="Courier New" w:hAnsi="Courier New" w:cs="Courier New"/>
-        </w:rPr>
-        <w:t>dengan</w:t>
-      </w:r>
-      <w:proofErr w:type="spellEnd"/>
-      <w:r>
-        <w:rPr>
-          <w:rFonts w:ascii="Courier New" w:hAnsi="Courier New" w:cs="Courier New"/>
-        </w:rPr>
-        <w:t xml:space="preserve"> </w:t>
-      </w:r>
-      <w:proofErr w:type="spellStart"/>
-      <w:r>
-        <w:rPr>
-          <w:rFonts w:ascii="Courier New" w:hAnsi="Courier New" w:cs="Courier New"/>
-        </w:rPr>
-        <w:t>melempar</w:t>
-      </w:r>
-      <w:proofErr w:type="spellEnd"/>
-      <w:r>
-        <w:rPr>
-          <w:rFonts w:ascii="Courier New" w:hAnsi="Courier New" w:cs="Courier New"/>
-        </w:rPr>
-        <w:t xml:space="preserve"> exception</w:t>
+        <w:t>// Maka sistem harus menolak dengan melempar exception</w:t>
       </w:r>
       <w:r>
         <w:rPr>
@@ -3541,207 +2310,54 @@
           <w:rFonts w:ascii="Courier New" w:hAnsi="Courier New" w:cs="Courier New"/>
         </w:rPr>
         <w:br/>
-        <w:t xml:space="preserve">// Borrower </w:t>
-      </w:r>
-      <w:proofErr w:type="spellStart"/>
+        <w:t>// Borrower belum lolos proses KYC</w:t>
+      </w:r>
       <w:r>
         <w:rPr>
           <w:rFonts w:ascii="Courier New" w:hAnsi="Courier New" w:cs="Courier New"/>
         </w:rPr>
-        <w:t>belum</w:t>
-      </w:r>
-      <w:proofErr w:type="spellEnd"/>
+        <w:br/>
+        <w:t>Borrower borrower = new Borrower(false, 700);</w:t>
+      </w:r>
       <w:r>
         <w:rPr>
           <w:rFonts w:ascii="Courier New" w:hAnsi="Courier New" w:cs="Courier New"/>
         </w:rPr>
-        <w:t xml:space="preserve"> lolos proses KYC</w:t>
+        <w:br/>
       </w:r>
       <w:r>
         <w:rPr>
           <w:rFonts w:ascii="Courier New" w:hAnsi="Courier New" w:cs="Courier New"/>
         </w:rPr>
         <w:br/>
-        <w:t xml:space="preserve">Borrower </w:t>
-      </w:r>
-      <w:proofErr w:type="spellStart"/>
+        <w:t>// Service untuk pengajuan loan</w:t>
+      </w:r>
       <w:r>
         <w:rPr>
           <w:rFonts w:ascii="Courier New" w:hAnsi="Courier New" w:cs="Courier New"/>
         </w:rPr>
-        <w:t>borrower</w:t>
-      </w:r>
-      <w:proofErr w:type="spellEnd"/>
+        <w:br/>
+        <w:t>LoanService loanService = new LoanService();</w:t>
+      </w:r>
       <w:r>
         <w:rPr>
           <w:rFonts w:ascii="Courier New" w:hAnsi="Courier New" w:cs="Courier New"/>
         </w:rPr>
-        <w:t xml:space="preserve"> = new Borrower(false, 700);</w:t>
+        <w:br/>
       </w:r>
       <w:r>
         <w:rPr>
           <w:rFonts w:ascii="Courier New" w:hAnsi="Courier New" w:cs="Courier New"/>
         </w:rPr>
         <w:br/>
+        <w:t>// Jumlah pinjaman valid</w:t>
       </w:r>
       <w:r>
         <w:rPr>
           <w:rFonts w:ascii="Courier New" w:hAnsi="Courier New" w:cs="Courier New"/>
         </w:rPr>
-        <w:lastRenderedPageBreak/>
         <w:br/>
-        <w:t xml:space="preserve">// Service </w:t>
-      </w:r>
-      <w:proofErr w:type="spellStart"/>
-      <w:r>
-        <w:rPr>
-          <w:rFonts w:ascii="Courier New" w:hAnsi="Courier New" w:cs="Courier New"/>
-        </w:rPr>
-        <w:t>untuk</w:t>
-      </w:r>
-      <w:proofErr w:type="spellEnd"/>
-      <w:r>
-        <w:rPr>
-          <w:rFonts w:ascii="Courier New" w:hAnsi="Courier New" w:cs="Courier New"/>
-        </w:rPr>
-        <w:t xml:space="preserve"> </w:t>
-      </w:r>
-      <w:proofErr w:type="spellStart"/>
-      <w:r>
-        <w:rPr>
-          <w:rFonts w:ascii="Courier New" w:hAnsi="Courier New" w:cs="Courier New"/>
-        </w:rPr>
-        <w:t>pengajuan</w:t>
-      </w:r>
-      <w:proofErr w:type="spellEnd"/>
-      <w:r>
-        <w:rPr>
-          <w:rFonts w:ascii="Courier New" w:hAnsi="Courier New" w:cs="Courier New"/>
-        </w:rPr>
-        <w:t xml:space="preserve"> loan</w:t>
-      </w:r>
-      <w:r>
-        <w:rPr>
-          <w:rFonts w:ascii="Courier New" w:hAnsi="Courier New" w:cs="Courier New"/>
-        </w:rPr>
-        <w:br/>
-      </w:r>
-      <w:proofErr w:type="spellStart"/>
-      <w:r>
-        <w:rPr>
-          <w:rFonts w:ascii="Courier New" w:hAnsi="Courier New" w:cs="Courier New"/>
-        </w:rPr>
-        <w:t>LoanService</w:t>
-      </w:r>
-      <w:proofErr w:type="spellEnd"/>
-      <w:r>
-        <w:rPr>
-          <w:rFonts w:ascii="Courier New" w:hAnsi="Courier New" w:cs="Courier New"/>
-        </w:rPr>
-        <w:t xml:space="preserve"> </w:t>
-      </w:r>
-      <w:proofErr w:type="spellStart"/>
-      <w:r>
-        <w:rPr>
-          <w:rFonts w:ascii="Courier New" w:hAnsi="Courier New" w:cs="Courier New"/>
-        </w:rPr>
-        <w:t>loanService</w:t>
-      </w:r>
-      <w:proofErr w:type="spellEnd"/>
-      <w:r>
-        <w:rPr>
-          <w:rFonts w:ascii="Courier New" w:hAnsi="Courier New" w:cs="Courier New"/>
-        </w:rPr>
-        <w:t xml:space="preserve"> = new </w:t>
-      </w:r>
-      <w:proofErr w:type="spellStart"/>
-      <w:r>
-        <w:rPr>
-          <w:rFonts w:ascii="Courier New" w:hAnsi="Courier New" w:cs="Courier New"/>
-        </w:rPr>
-        <w:t>LoanService</w:t>
-      </w:r>
-      <w:proofErr w:type="spellEnd"/>
-      <w:r>
-        <w:rPr>
-          <w:rFonts w:ascii="Courier New" w:hAnsi="Courier New" w:cs="Courier New"/>
-        </w:rPr>
-        <w:t>();</w:t>
-      </w:r>
-      <w:r>
-        <w:rPr>
-          <w:rFonts w:ascii="Courier New" w:hAnsi="Courier New" w:cs="Courier New"/>
-        </w:rPr>
-        <w:br/>
-      </w:r>
-      <w:r>
-        <w:rPr>
-          <w:rFonts w:ascii="Courier New" w:hAnsi="Courier New" w:cs="Courier New"/>
-        </w:rPr>
-        <w:br/>
-        <w:t xml:space="preserve">// </w:t>
-      </w:r>
-      <w:proofErr w:type="spellStart"/>
-      <w:r>
-        <w:rPr>
-          <w:rFonts w:ascii="Courier New" w:hAnsi="Courier New" w:cs="Courier New"/>
-        </w:rPr>
-        <w:t>Jumlah</w:t>
-      </w:r>
-      <w:proofErr w:type="spellEnd"/>
-      <w:r>
-        <w:rPr>
-          <w:rFonts w:ascii="Courier New" w:hAnsi="Courier New" w:cs="Courier New"/>
-        </w:rPr>
-        <w:t xml:space="preserve"> </w:t>
-      </w:r>
-      <w:proofErr w:type="spellStart"/>
-      <w:r>
-        <w:rPr>
-          <w:rFonts w:ascii="Courier New" w:hAnsi="Courier New" w:cs="Courier New"/>
-        </w:rPr>
-        <w:t>pinjaman</w:t>
-      </w:r>
-      <w:proofErr w:type="spellEnd"/>
-      <w:r>
-        <w:rPr>
-          <w:rFonts w:ascii="Courier New" w:hAnsi="Courier New" w:cs="Courier New"/>
-        </w:rPr>
-        <w:t xml:space="preserve"> valid</w:t>
-      </w:r>
-      <w:r>
-        <w:rPr>
-          <w:rFonts w:ascii="Courier New" w:hAnsi="Courier New" w:cs="Courier New"/>
-        </w:rPr>
-        <w:br/>
-      </w:r>
-      <w:proofErr w:type="spellStart"/>
-      <w:r>
-        <w:rPr>
-          <w:rFonts w:ascii="Courier New" w:hAnsi="Courier New" w:cs="Courier New"/>
-        </w:rPr>
-        <w:t>BigDecimal</w:t>
-      </w:r>
-      <w:proofErr w:type="spellEnd"/>
-      <w:r>
-        <w:rPr>
-          <w:rFonts w:ascii="Courier New" w:hAnsi="Courier New" w:cs="Courier New"/>
-        </w:rPr>
-        <w:t xml:space="preserve"> amount = </w:t>
-      </w:r>
-      <w:proofErr w:type="spellStart"/>
-      <w:r>
-        <w:rPr>
-          <w:rFonts w:ascii="Courier New" w:hAnsi="Courier New" w:cs="Courier New"/>
-        </w:rPr>
-        <w:t>BigDecimal.valueOf</w:t>
-      </w:r>
-      <w:proofErr w:type="spellEnd"/>
-      <w:r>
-        <w:rPr>
-          <w:rFonts w:ascii="Courier New" w:hAnsi="Courier New" w:cs="Courier New"/>
-        </w:rPr>
-        <w:t>(1000);</w:t>
+        <w:t>BigDecimal amount = BigDecimal.valueOf(1000);</w:t>
       </w:r>
       <w:r>
         <w:rPr>
@@ -3775,55 +2391,14 @@
           <w:rFonts w:ascii="Courier New" w:hAnsi="Courier New" w:cs="Courier New"/>
         </w:rPr>
         <w:br/>
-        <w:t xml:space="preserve">// Borrower </w:t>
-      </w:r>
-      <w:proofErr w:type="spellStart"/>
+        <w:t>// Borrower mencoba mengajukan loan</w:t>
+      </w:r>
       <w:r>
         <w:rPr>
           <w:rFonts w:ascii="Courier New" w:hAnsi="Courier New" w:cs="Courier New"/>
         </w:rPr>
-        <w:t>mencoba</w:t>
-      </w:r>
-      <w:proofErr w:type="spellEnd"/>
-      <w:r>
-        <w:rPr>
-          <w:rFonts w:ascii="Courier New" w:hAnsi="Courier New" w:cs="Courier New"/>
-        </w:rPr>
-        <w:t xml:space="preserve"> </w:t>
-      </w:r>
-      <w:proofErr w:type="spellStart"/>
-      <w:r>
-        <w:rPr>
-          <w:rFonts w:ascii="Courier New" w:hAnsi="Courier New" w:cs="Courier New"/>
-        </w:rPr>
-        <w:t>mengajukan</w:t>
-      </w:r>
-      <w:proofErr w:type="spellEnd"/>
-      <w:r>
-        <w:rPr>
-          <w:rFonts w:ascii="Courier New" w:hAnsi="Courier New" w:cs="Courier New"/>
-        </w:rPr>
-        <w:t xml:space="preserve"> loan</w:t>
-      </w:r>
-      <w:r>
-        <w:rPr>
-          <w:rFonts w:ascii="Courier New" w:hAnsi="Courier New" w:cs="Courier New"/>
-        </w:rPr>
         <w:br/>
-      </w:r>
-      <w:proofErr w:type="spellStart"/>
-      <w:r>
-        <w:rPr>
-          <w:rFonts w:ascii="Courier New" w:hAnsi="Courier New" w:cs="Courier New"/>
-        </w:rPr>
-        <w:t>loanService.createLoan</w:t>
-      </w:r>
-      <w:proofErr w:type="spellEnd"/>
-      <w:r>
-        <w:rPr>
-          <w:rFonts w:ascii="Courier New" w:hAnsi="Courier New" w:cs="Courier New"/>
-        </w:rPr>
-        <w:t>(borrower, amount);</w:t>
+        <w:t>loanService.createLoan(borrower, amount);</w:t>
       </w:r>
       <w:r>
         <w:rPr>
@@ -3864,19 +2439,11 @@
         </w:rPr>
         <w:t xml:space="preserve"> </w:t>
       </w:r>
-      <w:proofErr w:type="spellStart"/>
       <w:r>
         <w:rPr>
           <w:rFonts w:ascii="Courier New" w:hAnsi="Courier New" w:cs="Courier New"/>
         </w:rPr>
-        <w:t>assertTrue</w:t>
-      </w:r>
-      <w:proofErr w:type="spellEnd"/>
-      <w:r>
-        <w:rPr>
-          <w:rFonts w:ascii="Courier New" w:hAnsi="Courier New" w:cs="Courier New"/>
-        </w:rPr>
-        <w:t>(true);</w:t>
+        <w:t>assertTrue(true);</w:t>
       </w:r>
       <w:r>
         <w:rPr>
@@ -3903,6 +2470,56 @@
     </w:p>
     <w:p>
       <w:pPr>
+        <w:spacing w:after="0"/>
+        <w:contextualSpacing/>
+        <w:rPr>
+          <w:rFonts w:ascii="Courier New" w:hAnsi="Courier New" w:cs="Courier New"/>
+        </w:rPr>
+      </w:pPr>
+      <w:r>
+        <w:rPr>
+          <w:rFonts w:ascii="Courier New" w:hAnsi="Courier New" w:cs="Courier New"/>
+        </w:rPr>
+        <w:lastRenderedPageBreak/>
+        <w:drawing>
+          <wp:inline distT="0" distB="0" distL="0" distR="0" wp14:anchorId="2A62B172" wp14:editId="7CD39AB2">
+            <wp:extent cx="5486400" cy="1892300"/>
+            <wp:effectExtent l="0" t="0" r="0" b="0"/>
+            <wp:docPr id="1084581437" name="Picture 1"/>
+            <wp:cNvGraphicFramePr>
+              <a:graphicFrameLocks xmlns:a="http://schemas.openxmlformats.org/drawingml/2006/main" noChangeAspect="1"/>
+            </wp:cNvGraphicFramePr>
+            <a:graphic xmlns:a="http://schemas.openxmlformats.org/drawingml/2006/main">
+              <a:graphicData uri="http://schemas.openxmlformats.org/drawingml/2006/picture">
+                <pic:pic xmlns:pic="http://schemas.openxmlformats.org/drawingml/2006/picture">
+                  <pic:nvPicPr>
+                    <pic:cNvPr id="1084581437" name=""/>
+                    <pic:cNvPicPr/>
+                  </pic:nvPicPr>
+                  <pic:blipFill>
+                    <a:blip r:embed="rId10"/>
+                    <a:stretch>
+                      <a:fillRect/>
+                    </a:stretch>
+                  </pic:blipFill>
+                  <pic:spPr>
+                    <a:xfrm>
+                      <a:off x="0" y="0"/>
+                      <a:ext cx="5486400" cy="1892300"/>
+                    </a:xfrm>
+                    <a:prstGeom prst="rect">
+                      <a:avLst/>
+                    </a:prstGeom>
+                  </pic:spPr>
+                </pic:pic>
+              </a:graphicData>
+            </a:graphic>
+          </wp:inline>
+        </w:drawing>
+      </w:r>
+    </w:p>
+    <w:p>
+      <w:pPr>
         <w:pStyle w:val="Heading4"/>
         <w:spacing w:before="0"/>
         <w:contextualSpacing/>
@@ -3941,78 +2558,42 @@
         <w:rPr>
           <w:rFonts w:ascii="Courier New" w:hAnsi="Courier New" w:cs="Courier New"/>
         </w:rPr>
-        <w:t>package com.p2p.</w:t>
-      </w:r>
-      <w:proofErr w:type="gramStart"/>
-      <w:r>
+        <w:t>package com.p2p.domain;</w:t>
+      </w:r>
+    </w:p>
+    <w:p>
+      <w:pPr>
+        <w:spacing w:after="0"/>
+        <w:contextualSpacing/>
         <w:rPr>
           <w:rFonts w:ascii="Courier New" w:hAnsi="Courier New" w:cs="Courier New"/>
         </w:rPr>
-        <w:t>domain;</w:t>
-      </w:r>
-      <w:proofErr w:type="gramEnd"/>
-    </w:p>
-    <w:p>
-      <w:pPr>
-        <w:spacing w:after="0"/>
-        <w:contextualSpacing/>
+      </w:pPr>
+      <w:r>
         <w:rPr>
           <w:rFonts w:ascii="Courier New" w:hAnsi="Courier New" w:cs="Courier New"/>
         </w:rPr>
-      </w:pPr>
+        <w:t>public class Borrower {</w:t>
+      </w:r>
       <w:r>
         <w:rPr>
           <w:rFonts w:ascii="Courier New" w:hAnsi="Courier New" w:cs="Courier New"/>
         </w:rPr>
-        <w:t>public class Borrower {</w:t>
+        <w:br/>
       </w:r>
       <w:r>
         <w:rPr>
           <w:rFonts w:ascii="Courier New" w:hAnsi="Courier New" w:cs="Courier New"/>
         </w:rPr>
         <w:br/>
+        <w:t>// Status verifikasi KYC</w:t>
       </w:r>
       <w:r>
         <w:rPr>
           <w:rFonts w:ascii="Courier New" w:hAnsi="Courier New" w:cs="Courier New"/>
         </w:rPr>
         <w:br/>
-        <w:t xml:space="preserve">// Status </w:t>
-      </w:r>
-      <w:proofErr w:type="spellStart"/>
-      <w:r>
-        <w:rPr>
-          <w:rFonts w:ascii="Courier New" w:hAnsi="Courier New" w:cs="Courier New"/>
-        </w:rPr>
-        <w:t>verifikasi</w:t>
-      </w:r>
-      <w:proofErr w:type="spellEnd"/>
-      <w:r>
-        <w:rPr>
-          <w:rFonts w:ascii="Courier New" w:hAnsi="Courier New" w:cs="Courier New"/>
-        </w:rPr>
-        <w:t xml:space="preserve"> KYC</w:t>
-      </w:r>
-      <w:r>
-        <w:rPr>
-          <w:rFonts w:ascii="Courier New" w:hAnsi="Courier New" w:cs="Courier New"/>
-        </w:rPr>
-        <w:br/>
-        <w:t xml:space="preserve">private </w:t>
-      </w:r>
-      <w:proofErr w:type="spellStart"/>
-      <w:r>
-        <w:rPr>
-          <w:rFonts w:ascii="Courier New" w:hAnsi="Courier New" w:cs="Courier New"/>
-        </w:rPr>
-        <w:t>boolean</w:t>
-      </w:r>
-      <w:proofErr w:type="spellEnd"/>
-      <w:r>
-        <w:rPr>
-          <w:rFonts w:ascii="Courier New" w:hAnsi="Courier New" w:cs="Courier New"/>
-        </w:rPr>
-        <w:t xml:space="preserve"> verified;</w:t>
+        <w:t>private boolean verified;</w:t>
       </w:r>
       <w:r>
         <w:rPr>
@@ -4032,151 +2613,41 @@
           <w:rFonts w:ascii="Courier New" w:hAnsi="Courier New" w:cs="Courier New"/>
         </w:rPr>
         <w:br/>
-        <w:t xml:space="preserve">private int </w:t>
-      </w:r>
-      <w:proofErr w:type="spellStart"/>
+        <w:t>private int creditScore;</w:t>
+      </w:r>
       <w:r>
         <w:rPr>
           <w:rFonts w:ascii="Courier New" w:hAnsi="Courier New" w:cs="Courier New"/>
         </w:rPr>
-        <w:t>creditScore</w:t>
-      </w:r>
-      <w:proofErr w:type="spellEnd"/>
+        <w:br/>
+      </w:r>
       <w:r>
         <w:rPr>
           <w:rFonts w:ascii="Courier New" w:hAnsi="Courier New" w:cs="Courier New"/>
         </w:rPr>
-        <w:t>;</w:t>
+        <w:br/>
+        <w:t>// Constructor untuk inisialisasi data borrower</w:t>
       </w:r>
       <w:r>
         <w:rPr>
           <w:rFonts w:ascii="Courier New" w:hAnsi="Courier New" w:cs="Courier New"/>
         </w:rPr>
         <w:br/>
+        <w:t>public Borrower(boolean verified, int creditScore) {</w:t>
       </w:r>
       <w:r>
         <w:rPr>
           <w:rFonts w:ascii="Courier New" w:hAnsi="Courier New" w:cs="Courier New"/>
         </w:rPr>
         <w:br/>
-        <w:t xml:space="preserve">// Constructor </w:t>
-      </w:r>
-      <w:proofErr w:type="spellStart"/>
+        <w:t>this.verified = verified;</w:t>
+      </w:r>
       <w:r>
         <w:rPr>
           <w:rFonts w:ascii="Courier New" w:hAnsi="Courier New" w:cs="Courier New"/>
         </w:rPr>
-        <w:t>untuk</w:t>
-      </w:r>
-      <w:proofErr w:type="spellEnd"/>
-      <w:r>
-        <w:rPr>
-          <w:rFonts w:ascii="Courier New" w:hAnsi="Courier New" w:cs="Courier New"/>
-        </w:rPr>
-        <w:t xml:space="preserve"> </w:t>
-      </w:r>
-      <w:proofErr w:type="spellStart"/>
-      <w:r>
-        <w:rPr>
-          <w:rFonts w:ascii="Courier New" w:hAnsi="Courier New" w:cs="Courier New"/>
-        </w:rPr>
-        <w:t>inisialisasi</w:t>
-      </w:r>
-      <w:proofErr w:type="spellEnd"/>
-      <w:r>
-        <w:rPr>
-          <w:rFonts w:ascii="Courier New" w:hAnsi="Courier New" w:cs="Courier New"/>
-        </w:rPr>
-        <w:t xml:space="preserve"> data borrower</w:t>
-      </w:r>
-      <w:r>
-        <w:rPr>
-          <w:rFonts w:ascii="Courier New" w:hAnsi="Courier New" w:cs="Courier New"/>
-        </w:rPr>
         <w:br/>
-        <w:t>public Borrower(</w:t>
-      </w:r>
-      <w:proofErr w:type="spellStart"/>
-      <w:r>
-        <w:rPr>
-          <w:rFonts w:ascii="Courier New" w:hAnsi="Courier New" w:cs="Courier New"/>
-        </w:rPr>
-        <w:t>boolean</w:t>
-      </w:r>
-      <w:proofErr w:type="spellEnd"/>
-      <w:r>
-        <w:rPr>
-          <w:rFonts w:ascii="Courier New" w:hAnsi="Courier New" w:cs="Courier New"/>
-        </w:rPr>
-        <w:t xml:space="preserve"> verified, int </w:t>
-      </w:r>
-      <w:proofErr w:type="spellStart"/>
-      <w:r>
-        <w:rPr>
-          <w:rFonts w:ascii="Courier New" w:hAnsi="Courier New" w:cs="Courier New"/>
-        </w:rPr>
-        <w:t>creditScore</w:t>
-      </w:r>
-      <w:proofErr w:type="spellEnd"/>
-      <w:r>
-        <w:rPr>
-          <w:rFonts w:ascii="Courier New" w:hAnsi="Courier New" w:cs="Courier New"/>
-        </w:rPr>
-        <w:t>) {</w:t>
-      </w:r>
-      <w:r>
-        <w:rPr>
-          <w:rFonts w:ascii="Courier New" w:hAnsi="Courier New" w:cs="Courier New"/>
-        </w:rPr>
-        <w:br/>
-      </w:r>
-      <w:proofErr w:type="spellStart"/>
-      <w:r>
-        <w:rPr>
-          <w:rFonts w:ascii="Courier New" w:hAnsi="Courier New" w:cs="Courier New"/>
-        </w:rPr>
-        <w:t>this.verified</w:t>
-      </w:r>
-      <w:proofErr w:type="spellEnd"/>
-      <w:r>
-        <w:rPr>
-          <w:rFonts w:ascii="Courier New" w:hAnsi="Courier New" w:cs="Courier New"/>
-        </w:rPr>
-        <w:t xml:space="preserve"> = verified;</w:t>
-      </w:r>
-      <w:r>
-        <w:rPr>
-          <w:rFonts w:ascii="Courier New" w:hAnsi="Courier New" w:cs="Courier New"/>
-        </w:rPr>
-        <w:br/>
-      </w:r>
-      <w:proofErr w:type="spellStart"/>
-      <w:r>
-        <w:rPr>
-          <w:rFonts w:ascii="Courier New" w:hAnsi="Courier New" w:cs="Courier New"/>
-        </w:rPr>
-        <w:t>this.creditScore</w:t>
-      </w:r>
-      <w:proofErr w:type="spellEnd"/>
-      <w:r>
-        <w:rPr>
-          <w:rFonts w:ascii="Courier New" w:hAnsi="Courier New" w:cs="Courier New"/>
-        </w:rPr>
-        <w:t xml:space="preserve"> = </w:t>
-      </w:r>
-      <w:proofErr w:type="spellStart"/>
-      <w:r>
-        <w:rPr>
-          <w:rFonts w:ascii="Courier New" w:hAnsi="Courier New" w:cs="Courier New"/>
-        </w:rPr>
-        <w:t>creditScore</w:t>
-      </w:r>
-      <w:proofErr w:type="spellEnd"/>
-      <w:r>
-        <w:rPr>
-          <w:rFonts w:ascii="Courier New" w:hAnsi="Courier New" w:cs="Courier New"/>
-        </w:rPr>
-        <w:t>;</w:t>
+        <w:t>this.creditScore = creditScore;</w:t>
       </w:r>
       <w:r>
         <w:rPr>
@@ -4196,98 +2667,14 @@
           <w:rFonts w:ascii="Courier New" w:hAnsi="Courier New" w:cs="Courier New"/>
         </w:rPr>
         <w:br/>
-        <w:t xml:space="preserve">// Getter </w:t>
-      </w:r>
-      <w:proofErr w:type="spellStart"/>
+        <w:t>// Getter untuk mengecek apakah borrower sudah verified</w:t>
+      </w:r>
       <w:r>
         <w:rPr>
           <w:rFonts w:ascii="Courier New" w:hAnsi="Courier New" w:cs="Courier New"/>
         </w:rPr>
-        <w:t>untuk</w:t>
-      </w:r>
-      <w:proofErr w:type="spellEnd"/>
-      <w:r>
-        <w:rPr>
-          <w:rFonts w:ascii="Courier New" w:hAnsi="Courier New" w:cs="Courier New"/>
-        </w:rPr>
-        <w:t xml:space="preserve"> </w:t>
-      </w:r>
-      <w:proofErr w:type="spellStart"/>
-      <w:r>
-        <w:rPr>
-          <w:rFonts w:ascii="Courier New" w:hAnsi="Courier New" w:cs="Courier New"/>
-        </w:rPr>
-        <w:t>mengecek</w:t>
-      </w:r>
-      <w:proofErr w:type="spellEnd"/>
-      <w:r>
-        <w:rPr>
-          <w:rFonts w:ascii="Courier New" w:hAnsi="Courier New" w:cs="Courier New"/>
-        </w:rPr>
-        <w:t xml:space="preserve"> </w:t>
-      </w:r>
-      <w:proofErr w:type="spellStart"/>
-      <w:r>
-        <w:rPr>
-          <w:rFonts w:ascii="Courier New" w:hAnsi="Courier New" w:cs="Courier New"/>
-        </w:rPr>
-        <w:t>apakah</w:t>
-      </w:r>
-      <w:proofErr w:type="spellEnd"/>
-      <w:r>
-        <w:rPr>
-          <w:rFonts w:ascii="Courier New" w:hAnsi="Courier New" w:cs="Courier New"/>
-        </w:rPr>
-        <w:t xml:space="preserve"> borrower </w:t>
-      </w:r>
-      <w:proofErr w:type="spellStart"/>
-      <w:r>
-        <w:rPr>
-          <w:rFonts w:ascii="Courier New" w:hAnsi="Courier New" w:cs="Courier New"/>
-        </w:rPr>
-        <w:t>sudah</w:t>
-      </w:r>
-      <w:proofErr w:type="spellEnd"/>
-      <w:r>
-        <w:rPr>
-          <w:rFonts w:ascii="Courier New" w:hAnsi="Courier New" w:cs="Courier New"/>
-        </w:rPr>
-        <w:t xml:space="preserve"> verified</w:t>
-      </w:r>
-      <w:r>
-        <w:rPr>
-          <w:rFonts w:ascii="Courier New" w:hAnsi="Courier New" w:cs="Courier New"/>
-        </w:rPr>
         <w:br/>
-        <w:t xml:space="preserve">public </w:t>
-      </w:r>
-      <w:proofErr w:type="spellStart"/>
-      <w:r>
-        <w:rPr>
-          <w:rFonts w:ascii="Courier New" w:hAnsi="Courier New" w:cs="Courier New"/>
-        </w:rPr>
-        <w:t>boolean</w:t>
-      </w:r>
-      <w:proofErr w:type="spellEnd"/>
-      <w:r>
-        <w:rPr>
-          <w:rFonts w:ascii="Courier New" w:hAnsi="Courier New" w:cs="Courier New"/>
-        </w:rPr>
-        <w:t xml:space="preserve"> </w:t>
-      </w:r>
-      <w:proofErr w:type="spellStart"/>
-      <w:r>
-        <w:rPr>
-          <w:rFonts w:ascii="Courier New" w:hAnsi="Courier New" w:cs="Courier New"/>
-        </w:rPr>
-        <w:t>isVerified</w:t>
-      </w:r>
-      <w:proofErr w:type="spellEnd"/>
-      <w:r>
-        <w:rPr>
-          <w:rFonts w:ascii="Courier New" w:hAnsi="Courier New" w:cs="Courier New"/>
-        </w:rPr>
-        <w:t>() {</w:t>
+        <w:t>public boolean isVerified() {</w:t>
       </w:r>
       <w:r>
         <w:rPr>
@@ -4321,55 +2708,14 @@
           <w:rFonts w:ascii="Courier New" w:hAnsi="Courier New" w:cs="Courier New"/>
         </w:rPr>
         <w:br/>
-        <w:t xml:space="preserve">public int </w:t>
-      </w:r>
-      <w:proofErr w:type="spellStart"/>
+        <w:t>public int getCreditScore() {</w:t>
+      </w:r>
       <w:r>
         <w:rPr>
           <w:rFonts w:ascii="Courier New" w:hAnsi="Courier New" w:cs="Courier New"/>
         </w:rPr>
-        <w:t>getCreditScore</w:t>
-      </w:r>
-      <w:proofErr w:type="spellEnd"/>
-      <w:r>
-        <w:rPr>
-          <w:rFonts w:ascii="Courier New" w:hAnsi="Courier New" w:cs="Courier New"/>
-        </w:rPr>
-        <w:t>() {</w:t>
-      </w:r>
-      <w:r>
-        <w:rPr>
-          <w:rFonts w:ascii="Courier New" w:hAnsi="Courier New" w:cs="Courier New"/>
-        </w:rPr>
         <w:br/>
-        <w:t xml:space="preserve">return </w:t>
-      </w:r>
-      <w:proofErr w:type="spellStart"/>
-      <w:r>
-        <w:rPr>
-          <w:rFonts w:ascii="Courier New" w:hAnsi="Courier New" w:cs="Courier New"/>
-        </w:rPr>
-        <w:t>creditScore</w:t>
-      </w:r>
-      <w:proofErr w:type="spellEnd"/>
-      <w:r>
-        <w:rPr>
-          <w:rFonts w:ascii="Courier New" w:hAnsi="Courier New" w:cs="Courier New"/>
-        </w:rPr>
-        <w:t>;</w:t>
-      </w:r>
-      <w:r>
-        <w:rPr>
-          <w:rFonts w:ascii="Courier New" w:hAnsi="Courier New" w:cs="Courier New"/>
-        </w:rPr>
-        <w:br/>
-      </w:r>
-      <w:r>
-        <w:rPr>
-          <w:rFonts w:ascii="Courier New" w:hAnsi="Courier New" w:cs="Courier New"/>
-        </w:rPr>
-        <w:lastRenderedPageBreak/>
-        <w:t>}</w:t>
+        <w:t>return creditScore;</w:t>
       </w:r>
       <w:r>
         <w:rPr>
@@ -4378,57 +2724,28 @@
         <w:br/>
         <w:t>}</w:t>
       </w:r>
-    </w:p>
-    <w:p>
-      <w:pPr>
-        <w:spacing w:after="0"/>
-        <w:contextualSpacing/>
+      <w:r>
         <w:rPr>
           <w:rFonts w:ascii="Courier New" w:hAnsi="Courier New" w:cs="Courier New"/>
         </w:rPr>
-      </w:pPr>
-      <w:r>
+        <w:br/>
+        <w:t>}</w:t>
+      </w:r>
+    </w:p>
+    <w:p>
+      <w:pPr>
+        <w:spacing w:after="0"/>
+        <w:contextualSpacing/>
         <w:rPr>
           <w:rFonts w:ascii="Courier New" w:hAnsi="Courier New" w:cs="Courier New"/>
         </w:rPr>
-        <w:t xml:space="preserve">// Class </w:t>
-      </w:r>
-      <w:proofErr w:type="spellStart"/>
+      </w:pPr>
       <w:r>
         <w:rPr>
           <w:rFonts w:ascii="Courier New" w:hAnsi="Courier New" w:cs="Courier New"/>
         </w:rPr>
-        <w:t>ini</w:t>
-      </w:r>
-      <w:proofErr w:type="spellEnd"/>
-      <w:r>
-        <w:rPr>
-          <w:rFonts w:ascii="Courier New" w:hAnsi="Courier New" w:cs="Courier New"/>
-        </w:rPr>
-        <w:t xml:space="preserve"> </w:t>
-      </w:r>
-      <w:proofErr w:type="spellStart"/>
-      <w:r>
-        <w:rPr>
-          <w:rFonts w:ascii="Courier New" w:hAnsi="Courier New" w:cs="Courier New"/>
-        </w:rPr>
-        <w:t>merepresentasikan</w:t>
-      </w:r>
-      <w:proofErr w:type="spellEnd"/>
-      <w:r>
-        <w:rPr>
-          <w:rFonts w:ascii="Courier New" w:hAnsi="Courier New" w:cs="Courier New"/>
-        </w:rPr>
-        <w:t xml:space="preserve"> </w:t>
-      </w:r>
-      <w:proofErr w:type="spellStart"/>
-      <w:r>
-        <w:rPr>
-          <w:rFonts w:ascii="Courier New" w:hAnsi="Courier New" w:cs="Courier New"/>
-        </w:rPr>
-        <w:t>pinjaman</w:t>
-      </w:r>
-      <w:proofErr w:type="spellEnd"/>
+        <w:t>// Class ini merepresentasikan pinjaman</w:t>
+      </w:r>
     </w:p>
     <w:p>
       <w:pPr>
@@ -4460,90 +2777,93 @@
         <w:rPr>
           <w:rFonts w:ascii="Courier New" w:hAnsi="Courier New" w:cs="Courier New"/>
         </w:rPr>
-        <w:t>package com.p2p.</w:t>
-      </w:r>
-      <w:proofErr w:type="gramStart"/>
-      <w:r>
+        <w:t>package com.p2p.domain;</w:t>
+      </w:r>
+    </w:p>
+    <w:p>
+      <w:pPr>
+        <w:spacing w:after="0"/>
+        <w:contextualSpacing/>
         <w:rPr>
           <w:rFonts w:ascii="Courier New" w:hAnsi="Courier New" w:cs="Courier New"/>
         </w:rPr>
-        <w:t>domain;</w:t>
-      </w:r>
-      <w:proofErr w:type="gramEnd"/>
-    </w:p>
-    <w:p>
-      <w:pPr>
-        <w:spacing w:after="0"/>
-        <w:contextualSpacing/>
+      </w:pPr>
+      <w:r>
         <w:rPr>
           <w:rFonts w:ascii="Courier New" w:hAnsi="Courier New" w:cs="Courier New"/>
         </w:rPr>
-      </w:pPr>
-      <w:r>
+        <w:t>public class Loan {</w:t>
+      </w:r>
+    </w:p>
+    <w:p>
+      <w:pPr>
+        <w:spacing w:after="0"/>
+        <w:contextualSpacing/>
         <w:rPr>
           <w:rFonts w:ascii="Courier New" w:hAnsi="Courier New" w:cs="Courier New"/>
         </w:rPr>
-        <w:t>public class Loan {</w:t>
-      </w:r>
-    </w:p>
-    <w:p>
-      <w:pPr>
-        <w:spacing w:after="0"/>
-        <w:contextualSpacing/>
+      </w:pPr>
+      <w:r>
         <w:rPr>
           <w:rFonts w:ascii="Courier New" w:hAnsi="Courier New" w:cs="Courier New"/>
         </w:rPr>
-      </w:pPr>
-      <w:r>
+        <w:t xml:space="preserve">    // Enum untuk status loan</w:t>
+      </w:r>
+    </w:p>
+    <w:p>
+      <w:pPr>
+        <w:spacing w:after="0"/>
+        <w:contextualSpacing/>
         <w:rPr>
           <w:rFonts w:ascii="Courier New" w:hAnsi="Courier New" w:cs="Courier New"/>
         </w:rPr>
-        <w:t xml:space="preserve">    // Enum untuk status loan</w:t>
-      </w:r>
-    </w:p>
-    <w:p>
-      <w:pPr>
-        <w:spacing w:after="0"/>
-        <w:contextualSpacing/>
+      </w:pPr>
+      <w:r>
         <w:rPr>
           <w:rFonts w:ascii="Courier New" w:hAnsi="Courier New" w:cs="Courier New"/>
         </w:rPr>
-      </w:pPr>
-      <w:r>
+        <w:t xml:space="preserve">    public enum Status {</w:t>
+      </w:r>
+    </w:p>
+    <w:p>
+      <w:pPr>
+        <w:spacing w:after="0"/>
+        <w:contextualSpacing/>
         <w:rPr>
           <w:rFonts w:ascii="Courier New" w:hAnsi="Courier New" w:cs="Courier New"/>
         </w:rPr>
-        <w:t xml:space="preserve">    public </w:t>
-      </w:r>
-      <w:proofErr w:type="spellStart"/>
+      </w:pPr>
       <w:r>
         <w:rPr>
           <w:rFonts w:ascii="Courier New" w:hAnsi="Courier New" w:cs="Courier New"/>
         </w:rPr>
-        <w:t>enum</w:t>
-      </w:r>
-      <w:proofErr w:type="spellEnd"/>
-      <w:r>
+        <w:t xml:space="preserve">        PENDING, APPROVED, REJECTED</w:t>
+      </w:r>
+    </w:p>
+    <w:p>
+      <w:pPr>
+        <w:spacing w:after="0"/>
+        <w:contextualSpacing/>
         <w:rPr>
           <w:rFonts w:ascii="Courier New" w:hAnsi="Courier New" w:cs="Courier New"/>
         </w:rPr>
-        <w:t xml:space="preserve"> Status {</w:t>
-      </w:r>
-    </w:p>
-    <w:p>
-      <w:pPr>
-        <w:spacing w:after="0"/>
-        <w:contextualSpacing/>
+      </w:pPr>
+      <w:r>
         <w:rPr>
           <w:rFonts w:ascii="Courier New" w:hAnsi="Courier New" w:cs="Courier New"/>
         </w:rPr>
-      </w:pPr>
-      <w:r>
+        <w:lastRenderedPageBreak/>
+        <w:t xml:space="preserve">    }</w:t>
+      </w:r>
+    </w:p>
+    <w:p>
+      <w:pPr>
+        <w:spacing w:after="0"/>
+        <w:contextualSpacing/>
         <w:rPr>
           <w:rFonts w:ascii="Courier New" w:hAnsi="Courier New" w:cs="Courier New"/>
         </w:rPr>
-        <w:t xml:space="preserve">        PENDING, APPROVED, REJECTED</w:t>
-      </w:r>
+      </w:pPr>
     </w:p>
     <w:p>
       <w:pPr>
@@ -4557,6 +2877,75 @@
         <w:rPr>
           <w:rFonts w:ascii="Courier New" w:hAnsi="Courier New" w:cs="Courier New"/>
         </w:rPr>
+        <w:t xml:space="preserve">    private Status status;</w:t>
+      </w:r>
+    </w:p>
+    <w:p>
+      <w:pPr>
+        <w:spacing w:after="0"/>
+        <w:contextualSpacing/>
+        <w:rPr>
+          <w:rFonts w:ascii="Courier New" w:hAnsi="Courier New" w:cs="Courier New"/>
+        </w:rPr>
+      </w:pPr>
+    </w:p>
+    <w:p>
+      <w:pPr>
+        <w:spacing w:after="0"/>
+        <w:contextualSpacing/>
+        <w:rPr>
+          <w:rFonts w:ascii="Courier New" w:hAnsi="Courier New" w:cs="Courier New"/>
+        </w:rPr>
+      </w:pPr>
+      <w:r>
+        <w:rPr>
+          <w:rFonts w:ascii="Courier New" w:hAnsi="Courier New" w:cs="Courier New"/>
+        </w:rPr>
+        <w:t xml:space="preserve">    // Saat loan dibuat, status awal adalah PENDING</w:t>
+      </w:r>
+    </w:p>
+    <w:p>
+      <w:pPr>
+        <w:spacing w:after="0"/>
+        <w:contextualSpacing/>
+        <w:rPr>
+          <w:rFonts w:ascii="Courier New" w:hAnsi="Courier New" w:cs="Courier New"/>
+        </w:rPr>
+      </w:pPr>
+      <w:r>
+        <w:rPr>
+          <w:rFonts w:ascii="Courier New" w:hAnsi="Courier New" w:cs="Courier New"/>
+        </w:rPr>
+        <w:t xml:space="preserve">    public Loan() {</w:t>
+      </w:r>
+    </w:p>
+    <w:p>
+      <w:pPr>
+        <w:spacing w:after="0"/>
+        <w:contextualSpacing/>
+        <w:rPr>
+          <w:rFonts w:ascii="Courier New" w:hAnsi="Courier New" w:cs="Courier New"/>
+        </w:rPr>
+      </w:pPr>
+      <w:r>
+        <w:rPr>
+          <w:rFonts w:ascii="Courier New" w:hAnsi="Courier New" w:cs="Courier New"/>
+        </w:rPr>
+        <w:t xml:space="preserve">        this.status = Status.PENDING;</w:t>
+      </w:r>
+    </w:p>
+    <w:p>
+      <w:pPr>
+        <w:spacing w:after="0"/>
+        <w:contextualSpacing/>
+        <w:rPr>
+          <w:rFonts w:ascii="Courier New" w:hAnsi="Courier New" w:cs="Courier New"/>
+        </w:rPr>
+      </w:pPr>
+      <w:r>
+        <w:rPr>
+          <w:rFonts w:ascii="Courier New" w:hAnsi="Courier New" w:cs="Courier New"/>
+        </w:rPr>
         <w:t xml:space="preserve">    }</w:t>
       </w:r>
     </w:p>
@@ -4581,24 +2970,23 @@
         <w:rPr>
           <w:rFonts w:ascii="Courier New" w:hAnsi="Courier New" w:cs="Courier New"/>
         </w:rPr>
-        <w:t xml:space="preserve">    private Status </w:t>
-      </w:r>
-      <w:proofErr w:type="spellStart"/>
-      <w:proofErr w:type="gramStart"/>
-      <w:r>
+        <w:t xml:space="preserve">    // Setter untuk mengubah status loan</w:t>
+      </w:r>
+    </w:p>
+    <w:p>
+      <w:pPr>
+        <w:spacing w:after="0"/>
+        <w:contextualSpacing/>
         <w:rPr>
           <w:rFonts w:ascii="Courier New" w:hAnsi="Courier New" w:cs="Courier New"/>
         </w:rPr>
-        <w:t>status</w:t>
-      </w:r>
-      <w:proofErr w:type="spellEnd"/>
+      </w:pPr>
       <w:r>
         <w:rPr>
           <w:rFonts w:ascii="Courier New" w:hAnsi="Courier New" w:cs="Courier New"/>
         </w:rPr>
-        <w:t>;</w:t>
-      </w:r>
-      <w:proofErr w:type="gramEnd"/>
+        <w:t xml:space="preserve">    public void setStatus(Status status) {</w:t>
+      </w:r>
     </w:p>
     <w:p>
       <w:pPr>
@@ -4608,49 +2996,50 @@
           <w:rFonts w:ascii="Courier New" w:hAnsi="Courier New" w:cs="Courier New"/>
         </w:rPr>
       </w:pPr>
-    </w:p>
-    <w:p>
-      <w:pPr>
-        <w:spacing w:after="0"/>
-        <w:contextualSpacing/>
+      <w:r>
         <w:rPr>
           <w:rFonts w:ascii="Courier New" w:hAnsi="Courier New" w:cs="Courier New"/>
         </w:rPr>
-      </w:pPr>
-      <w:r>
+        <w:t xml:space="preserve">        this.status = status;</w:t>
+      </w:r>
+    </w:p>
+    <w:p>
+      <w:pPr>
+        <w:spacing w:after="0"/>
+        <w:contextualSpacing/>
         <w:rPr>
           <w:rFonts w:ascii="Courier New" w:hAnsi="Courier New" w:cs="Courier New"/>
         </w:rPr>
-        <w:t xml:space="preserve">    // Saat loan dibuat, status awal adalah PENDING</w:t>
-      </w:r>
-    </w:p>
-    <w:p>
-      <w:pPr>
-        <w:spacing w:after="0"/>
-        <w:contextualSpacing/>
+      </w:pPr>
+      <w:r>
         <w:rPr>
           <w:rFonts w:ascii="Courier New" w:hAnsi="Courier New" w:cs="Courier New"/>
         </w:rPr>
-      </w:pPr>
-      <w:r>
+        <w:t xml:space="preserve">    }</w:t>
+      </w:r>
+    </w:p>
+    <w:p>
+      <w:pPr>
+        <w:spacing w:after="0"/>
+        <w:contextualSpacing/>
         <w:rPr>
           <w:rFonts w:ascii="Courier New" w:hAnsi="Courier New" w:cs="Courier New"/>
         </w:rPr>
-        <w:t xml:space="preserve">    public </w:t>
-      </w:r>
-      <w:proofErr w:type="gramStart"/>
-      <w:r>
+      </w:pPr>
+    </w:p>
+    <w:p>
+      <w:pPr>
+        <w:spacing w:after="0"/>
+        <w:contextualSpacing/>
         <w:rPr>
           <w:rFonts w:ascii="Courier New" w:hAnsi="Courier New" w:cs="Courier New"/>
         </w:rPr>
-        <w:t>Loan(</w:t>
-      </w:r>
-      <w:proofErr w:type="gramEnd"/>
+      </w:pPr>
       <w:r>
         <w:rPr>
           <w:rFonts w:ascii="Courier New" w:hAnsi="Courier New" w:cs="Courier New"/>
         </w:rPr>
-        <w:t>) {</w:t>
+        <w:t xml:space="preserve">    // Getter untuk membaca status loan</w:t>
       </w:r>
     </w:p>
     <w:p>
@@ -4665,296 +3054,23 @@
         <w:rPr>
           <w:rFonts w:ascii="Courier New" w:hAnsi="Courier New" w:cs="Courier New"/>
         </w:rPr>
-        <w:t xml:space="preserve">        </w:t>
-      </w:r>
-      <w:proofErr w:type="spellStart"/>
-      <w:proofErr w:type="gramStart"/>
-      <w:r>
+        <w:t xml:space="preserve">    public Status getStatus() {</w:t>
+      </w:r>
+    </w:p>
+    <w:p>
+      <w:pPr>
+        <w:spacing w:after="0"/>
+        <w:contextualSpacing/>
         <w:rPr>
           <w:rFonts w:ascii="Courier New" w:hAnsi="Courier New" w:cs="Courier New"/>
         </w:rPr>
-        <w:t>this.status</w:t>
-      </w:r>
-      <w:proofErr w:type="spellEnd"/>
-      <w:proofErr w:type="gramEnd"/>
+      </w:pPr>
       <w:r>
         <w:rPr>
           <w:rFonts w:ascii="Courier New" w:hAnsi="Courier New" w:cs="Courier New"/>
         </w:rPr>
-        <w:t xml:space="preserve"> = </w:t>
-      </w:r>
-      <w:proofErr w:type="spellStart"/>
-      <w:r>
-        <w:rPr>
-          <w:rFonts w:ascii="Courier New" w:hAnsi="Courier New" w:cs="Courier New"/>
-        </w:rPr>
-        <w:t>Status.</w:t>
-      </w:r>
-      <w:proofErr w:type="gramStart"/>
-      <w:r>
-        <w:rPr>
-          <w:rFonts w:ascii="Courier New" w:hAnsi="Courier New" w:cs="Courier New"/>
-        </w:rPr>
-        <w:t>PENDING</w:t>
-      </w:r>
-      <w:proofErr w:type="spellEnd"/>
-      <w:r>
-        <w:rPr>
-          <w:rFonts w:ascii="Courier New" w:hAnsi="Courier New" w:cs="Courier New"/>
-        </w:rPr>
-        <w:t>;</w:t>
-      </w:r>
-      <w:proofErr w:type="gramEnd"/>
-    </w:p>
-    <w:p>
-      <w:pPr>
-        <w:spacing w:after="0"/>
-        <w:contextualSpacing/>
-        <w:rPr>
-          <w:rFonts w:ascii="Courier New" w:hAnsi="Courier New" w:cs="Courier New"/>
-        </w:rPr>
-      </w:pPr>
-      <w:r>
-        <w:rPr>
-          <w:rFonts w:ascii="Courier New" w:hAnsi="Courier New" w:cs="Courier New"/>
-        </w:rPr>
-        <w:t xml:space="preserve">    }</w:t>
-      </w:r>
-    </w:p>
-    <w:p>
-      <w:pPr>
-        <w:spacing w:after="0"/>
-        <w:contextualSpacing/>
-        <w:rPr>
-          <w:rFonts w:ascii="Courier New" w:hAnsi="Courier New" w:cs="Courier New"/>
-        </w:rPr>
-      </w:pPr>
-    </w:p>
-    <w:p>
-      <w:pPr>
-        <w:spacing w:after="0"/>
-        <w:contextualSpacing/>
-        <w:rPr>
-          <w:rFonts w:ascii="Courier New" w:hAnsi="Courier New" w:cs="Courier New"/>
-        </w:rPr>
-      </w:pPr>
-      <w:r>
-        <w:rPr>
-          <w:rFonts w:ascii="Courier New" w:hAnsi="Courier New" w:cs="Courier New"/>
-        </w:rPr>
-        <w:t xml:space="preserve">    // Setter untuk mengubah status loan</w:t>
-      </w:r>
-    </w:p>
-    <w:p>
-      <w:pPr>
-        <w:spacing w:after="0"/>
-        <w:contextualSpacing/>
-        <w:rPr>
-          <w:rFonts w:ascii="Courier New" w:hAnsi="Courier New" w:cs="Courier New"/>
-        </w:rPr>
-      </w:pPr>
-      <w:r>
-        <w:rPr>
-          <w:rFonts w:ascii="Courier New" w:hAnsi="Courier New" w:cs="Courier New"/>
-        </w:rPr>
-        <w:t xml:space="preserve">    public void </w:t>
-      </w:r>
-      <w:proofErr w:type="spellStart"/>
-      <w:proofErr w:type="gramStart"/>
-      <w:r>
-        <w:rPr>
-          <w:rFonts w:ascii="Courier New" w:hAnsi="Courier New" w:cs="Courier New"/>
-        </w:rPr>
-        <w:t>setStatus</w:t>
-      </w:r>
-      <w:proofErr w:type="spellEnd"/>
-      <w:r>
-        <w:rPr>
-          <w:rFonts w:ascii="Courier New" w:hAnsi="Courier New" w:cs="Courier New"/>
-        </w:rPr>
-        <w:t>(</w:t>
-      </w:r>
-      <w:proofErr w:type="gramEnd"/>
-      <w:r>
-        <w:rPr>
-          <w:rFonts w:ascii="Courier New" w:hAnsi="Courier New" w:cs="Courier New"/>
-        </w:rPr>
-        <w:t xml:space="preserve">Status </w:t>
-      </w:r>
-      <w:proofErr w:type="gramStart"/>
-      <w:r>
-        <w:rPr>
-          <w:rFonts w:ascii="Courier New" w:hAnsi="Courier New" w:cs="Courier New"/>
-        </w:rPr>
-        <w:t>status) {</w:t>
-      </w:r>
-      <w:proofErr w:type="gramEnd"/>
-    </w:p>
-    <w:p>
-      <w:pPr>
-        <w:spacing w:after="0"/>
-        <w:contextualSpacing/>
-        <w:rPr>
-          <w:rFonts w:ascii="Courier New" w:hAnsi="Courier New" w:cs="Courier New"/>
-        </w:rPr>
-      </w:pPr>
-      <w:r>
-        <w:rPr>
-          <w:rFonts w:ascii="Courier New" w:hAnsi="Courier New" w:cs="Courier New"/>
-        </w:rPr>
-        <w:t xml:space="preserve">        </w:t>
-      </w:r>
-      <w:proofErr w:type="spellStart"/>
-      <w:proofErr w:type="gramStart"/>
-      <w:r>
-        <w:rPr>
-          <w:rFonts w:ascii="Courier New" w:hAnsi="Courier New" w:cs="Courier New"/>
-        </w:rPr>
-        <w:t>this.status</w:t>
-      </w:r>
-      <w:proofErr w:type="spellEnd"/>
-      <w:proofErr w:type="gramEnd"/>
-      <w:r>
-        <w:rPr>
-          <w:rFonts w:ascii="Courier New" w:hAnsi="Courier New" w:cs="Courier New"/>
-        </w:rPr>
-        <w:t xml:space="preserve"> = </w:t>
-      </w:r>
-      <w:proofErr w:type="gramStart"/>
-      <w:r>
-        <w:rPr>
-          <w:rFonts w:ascii="Courier New" w:hAnsi="Courier New" w:cs="Courier New"/>
-        </w:rPr>
-        <w:t>status;</w:t>
-      </w:r>
-      <w:proofErr w:type="gramEnd"/>
-    </w:p>
-    <w:p>
-      <w:pPr>
-        <w:spacing w:after="0"/>
-        <w:contextualSpacing/>
-        <w:rPr>
-          <w:rFonts w:ascii="Courier New" w:hAnsi="Courier New" w:cs="Courier New"/>
-        </w:rPr>
-      </w:pPr>
-      <w:r>
-        <w:rPr>
-          <w:rFonts w:ascii="Courier New" w:hAnsi="Courier New" w:cs="Courier New"/>
-        </w:rPr>
-        <w:t xml:space="preserve">    }</w:t>
-      </w:r>
-    </w:p>
-    <w:p>
-      <w:pPr>
-        <w:spacing w:after="0"/>
-        <w:contextualSpacing/>
-        <w:rPr>
-          <w:rFonts w:ascii="Courier New" w:hAnsi="Courier New" w:cs="Courier New"/>
-        </w:rPr>
-      </w:pPr>
-    </w:p>
-    <w:p>
-      <w:pPr>
-        <w:spacing w:after="0"/>
-        <w:contextualSpacing/>
-        <w:rPr>
-          <w:rFonts w:ascii="Courier New" w:hAnsi="Courier New" w:cs="Courier New"/>
-        </w:rPr>
-      </w:pPr>
-      <w:r>
-        <w:rPr>
-          <w:rFonts w:ascii="Courier New" w:hAnsi="Courier New" w:cs="Courier New"/>
-        </w:rPr>
-        <w:t xml:space="preserve">    // Getter </w:t>
-      </w:r>
-      <w:proofErr w:type="spellStart"/>
-      <w:r>
-        <w:rPr>
-          <w:rFonts w:ascii="Courier New" w:hAnsi="Courier New" w:cs="Courier New"/>
-        </w:rPr>
-        <w:t>untuk</w:t>
-      </w:r>
-      <w:proofErr w:type="spellEnd"/>
-      <w:r>
-        <w:rPr>
-          <w:rFonts w:ascii="Courier New" w:hAnsi="Courier New" w:cs="Courier New"/>
-        </w:rPr>
-        <w:t xml:space="preserve"> </w:t>
-      </w:r>
-      <w:proofErr w:type="spellStart"/>
-      <w:r>
-        <w:rPr>
-          <w:rFonts w:ascii="Courier New" w:hAnsi="Courier New" w:cs="Courier New"/>
-        </w:rPr>
-        <w:t>membaca</w:t>
-      </w:r>
-      <w:proofErr w:type="spellEnd"/>
-      <w:r>
-        <w:rPr>
-          <w:rFonts w:ascii="Courier New" w:hAnsi="Courier New" w:cs="Courier New"/>
-        </w:rPr>
-        <w:t xml:space="preserve"> status loan</w:t>
-      </w:r>
-    </w:p>
-    <w:p>
-      <w:pPr>
-        <w:spacing w:after="0"/>
-        <w:contextualSpacing/>
-        <w:rPr>
-          <w:rFonts w:ascii="Courier New" w:hAnsi="Courier New" w:cs="Courier New"/>
-        </w:rPr>
-      </w:pPr>
-      <w:r>
-        <w:rPr>
-          <w:rFonts w:ascii="Courier New" w:hAnsi="Courier New" w:cs="Courier New"/>
-        </w:rPr>
-        <w:t xml:space="preserve">    public Status </w:t>
-      </w:r>
-      <w:proofErr w:type="spellStart"/>
-      <w:proofErr w:type="gramStart"/>
-      <w:r>
-        <w:rPr>
-          <w:rFonts w:ascii="Courier New" w:hAnsi="Courier New" w:cs="Courier New"/>
-        </w:rPr>
-        <w:t>getStatus</w:t>
-      </w:r>
-      <w:proofErr w:type="spellEnd"/>
-      <w:r>
-        <w:rPr>
-          <w:rFonts w:ascii="Courier New" w:hAnsi="Courier New" w:cs="Courier New"/>
-        </w:rPr>
-        <w:t>(</w:t>
-      </w:r>
-      <w:proofErr w:type="gramEnd"/>
-      <w:r>
-        <w:rPr>
-          <w:rFonts w:ascii="Courier New" w:hAnsi="Courier New" w:cs="Courier New"/>
-        </w:rPr>
-        <w:t>) {</w:t>
-      </w:r>
-    </w:p>
-    <w:p>
-      <w:pPr>
-        <w:spacing w:after="0"/>
-        <w:contextualSpacing/>
-        <w:rPr>
-          <w:rFonts w:ascii="Courier New" w:hAnsi="Courier New" w:cs="Courier New"/>
-        </w:rPr>
-      </w:pPr>
-      <w:r>
-        <w:rPr>
-          <w:rFonts w:ascii="Courier New" w:hAnsi="Courier New" w:cs="Courier New"/>
-        </w:rPr>
-        <w:t xml:space="preserve">        return </w:t>
-      </w:r>
-      <w:proofErr w:type="gramStart"/>
-      <w:r>
-        <w:rPr>
-          <w:rFonts w:ascii="Courier New" w:hAnsi="Courier New" w:cs="Courier New"/>
-        </w:rPr>
-        <w:t>status;</w:t>
-      </w:r>
-      <w:proofErr w:type="gramEnd"/>
+        <w:t xml:space="preserve">        return status;</w:t>
+      </w:r>
     </w:p>
     <w:p>
       <w:pPr>
@@ -5018,17 +3134,8 @@
           <w:b/>
           <w:bCs/>
         </w:rPr>
-        <w:t>package com.p2p.</w:t>
-      </w:r>
-      <w:proofErr w:type="gramStart"/>
-      <w:r>
-        <w:rPr>
-          <w:b/>
-          <w:bCs/>
-        </w:rPr>
-        <w:t>service;</w:t>
-      </w:r>
-      <w:proofErr w:type="gramEnd"/>
+        <w:t>package com.p2p.service;</w:t>
+      </w:r>
     </w:p>
     <w:p>
       <w:pPr>
@@ -5046,25 +3153,26 @@
           <w:b/>
           <w:bCs/>
         </w:rPr>
-        <w:t xml:space="preserve">import </w:t>
-      </w:r>
-      <w:proofErr w:type="gramStart"/>
-      <w:r>
+        <w:t>import com.p2p.domain.*;</w:t>
+      </w:r>
+    </w:p>
+    <w:p>
+      <w:pPr>
+        <w:spacing w:after="0"/>
+        <w:contextualSpacing/>
         <w:rPr>
           <w:rFonts w:ascii="Courier New" w:hAnsi="Courier New" w:cs="Courier New"/>
           <w:b/>
           <w:bCs/>
         </w:rPr>
-        <w:t>com.p2p.domain.*</w:t>
-      </w:r>
-      <w:proofErr w:type="gramEnd"/>
+      </w:pPr>
       <w:r>
         <w:rPr>
           <w:rFonts w:ascii="Courier New" w:hAnsi="Courier New" w:cs="Courier New"/>
           <w:b/>
           <w:bCs/>
         </w:rPr>
-        <w:t>;</w:t>
+        <w:t>import java.math.BigDecimal;</w:t>
       </w:r>
     </w:p>
     <w:p>
@@ -5083,176 +3191,27 @@
           <w:b/>
           <w:bCs/>
         </w:rPr>
-        <w:t xml:space="preserve">import </w:t>
-      </w:r>
-      <w:proofErr w:type="spellStart"/>
-      <w:proofErr w:type="gramStart"/>
-      <w:r>
+        <w:t>public class LoanService {</w:t>
+      </w:r>
+    </w:p>
+    <w:p>
+      <w:pPr>
+        <w:spacing w:after="0"/>
+        <w:contextualSpacing/>
         <w:rPr>
           <w:rFonts w:ascii="Courier New" w:hAnsi="Courier New" w:cs="Courier New"/>
           <w:b/>
           <w:bCs/>
         </w:rPr>
-        <w:t>java.math</w:t>
-      </w:r>
-      <w:proofErr w:type="gramEnd"/>
+      </w:pPr>
       <w:r>
         <w:rPr>
           <w:rFonts w:ascii="Courier New" w:hAnsi="Courier New" w:cs="Courier New"/>
           <w:b/>
           <w:bCs/>
         </w:rPr>
-        <w:t>.</w:t>
-      </w:r>
-      <w:proofErr w:type="gramStart"/>
-      <w:r>
-        <w:rPr>
-          <w:rFonts w:ascii="Courier New" w:hAnsi="Courier New" w:cs="Courier New"/>
-          <w:b/>
-          <w:bCs/>
-        </w:rPr>
-        <w:t>BigDecimal</w:t>
-      </w:r>
-      <w:proofErr w:type="spellEnd"/>
-      <w:r>
-        <w:rPr>
-          <w:rFonts w:ascii="Courier New" w:hAnsi="Courier New" w:cs="Courier New"/>
-          <w:b/>
-          <w:bCs/>
-        </w:rPr>
-        <w:t>;</w:t>
-      </w:r>
-      <w:proofErr w:type="gramEnd"/>
-    </w:p>
-    <w:p>
-      <w:pPr>
-        <w:spacing w:after="0"/>
-        <w:contextualSpacing/>
-        <w:rPr>
-          <w:rFonts w:ascii="Courier New" w:hAnsi="Courier New" w:cs="Courier New"/>
-          <w:b/>
-          <w:bCs/>
-        </w:rPr>
-      </w:pPr>
-      <w:r>
-        <w:rPr>
-          <w:rFonts w:ascii="Courier New" w:hAnsi="Courier New" w:cs="Courier New"/>
-          <w:b/>
-          <w:bCs/>
-        </w:rPr>
-        <w:t xml:space="preserve">public class </w:t>
-      </w:r>
-      <w:proofErr w:type="spellStart"/>
-      <w:r>
-        <w:rPr>
-          <w:rFonts w:ascii="Courier New" w:hAnsi="Courier New" w:cs="Courier New"/>
-          <w:b/>
-          <w:bCs/>
-        </w:rPr>
-        <w:t>LoanService</w:t>
-      </w:r>
-      <w:proofErr w:type="spellEnd"/>
-      <w:r>
-        <w:rPr>
-          <w:rFonts w:ascii="Courier New" w:hAnsi="Courier New" w:cs="Courier New"/>
-          <w:b/>
-          <w:bCs/>
-        </w:rPr>
-        <w:t xml:space="preserve"> {</w:t>
-      </w:r>
-    </w:p>
-    <w:p>
-      <w:pPr>
-        <w:spacing w:after="0"/>
-        <w:contextualSpacing/>
-        <w:rPr>
-          <w:rFonts w:ascii="Courier New" w:hAnsi="Courier New" w:cs="Courier New"/>
-          <w:b/>
-          <w:bCs/>
-        </w:rPr>
-      </w:pPr>
-      <w:r>
-        <w:rPr>
-          <w:rFonts w:ascii="Courier New" w:hAnsi="Courier New" w:cs="Courier New"/>
-          <w:b/>
-          <w:bCs/>
-        </w:rPr>
-        <w:t xml:space="preserve">    </w:t>
-      </w:r>
-      <w:proofErr w:type="gramStart"/>
-      <w:r>
-        <w:rPr>
-          <w:rFonts w:ascii="Courier New" w:hAnsi="Courier New" w:cs="Courier New"/>
-          <w:b/>
-          <w:bCs/>
-        </w:rPr>
-        <w:t>public</w:t>
-      </w:r>
-      <w:proofErr w:type="gramEnd"/>
-      <w:r>
-        <w:rPr>
-          <w:rFonts w:ascii="Courier New" w:hAnsi="Courier New" w:cs="Courier New"/>
-          <w:b/>
-          <w:bCs/>
-        </w:rPr>
-        <w:t xml:space="preserve"> Loan </w:t>
-      </w:r>
-      <w:proofErr w:type="spellStart"/>
-      <w:proofErr w:type="gramStart"/>
-      <w:r>
-        <w:rPr>
-          <w:rFonts w:ascii="Courier New" w:hAnsi="Courier New" w:cs="Courier New"/>
-          <w:b/>
-          <w:bCs/>
-        </w:rPr>
-        <w:t>createLoan</w:t>
-      </w:r>
-      <w:proofErr w:type="spellEnd"/>
-      <w:r>
-        <w:rPr>
-          <w:rFonts w:ascii="Courier New" w:hAnsi="Courier New" w:cs="Courier New"/>
-          <w:b/>
-          <w:bCs/>
-        </w:rPr>
-        <w:t>(</w:t>
-      </w:r>
-      <w:proofErr w:type="gramEnd"/>
-      <w:r>
-        <w:rPr>
-          <w:rFonts w:ascii="Courier New" w:hAnsi="Courier New" w:cs="Courier New"/>
-          <w:b/>
-          <w:bCs/>
-        </w:rPr>
-        <w:t xml:space="preserve">Borrower borrower, </w:t>
-      </w:r>
-      <w:proofErr w:type="spellStart"/>
-      <w:r>
-        <w:rPr>
-          <w:rFonts w:ascii="Courier New" w:hAnsi="Courier New" w:cs="Courier New"/>
-          <w:b/>
-          <w:bCs/>
-        </w:rPr>
-        <w:t>BigDecimal</w:t>
-      </w:r>
-      <w:proofErr w:type="spellEnd"/>
-      <w:r>
-        <w:rPr>
-          <w:rFonts w:ascii="Courier New" w:hAnsi="Courier New" w:cs="Courier New"/>
-          <w:b/>
-          <w:bCs/>
-        </w:rPr>
-        <w:t xml:space="preserve"> </w:t>
-      </w:r>
-      <w:proofErr w:type="gramStart"/>
-      <w:r>
-        <w:rPr>
-          <w:rFonts w:ascii="Courier New" w:hAnsi="Courier New" w:cs="Courier New"/>
-          <w:b/>
-          <w:bCs/>
-        </w:rPr>
-        <w:t>amount) {</w:t>
-      </w:r>
-      <w:proofErr w:type="gramEnd"/>
+        <w:t>    public Loan createLoan(Borrower borrower, BigDecimal amount) {</w:t>
+      </w:r>
     </w:p>
     <w:p>
       <w:pPr>
@@ -5371,270 +3330,275 @@
           <w:b/>
           <w:bCs/>
         </w:rPr>
-        <w:t xml:space="preserve">// </w:t>
-      </w:r>
-      <w:proofErr w:type="spellStart"/>
-      <w:r>
+        <w:t>// maka proses harus dihentikan</w:t>
+      </w:r>
+    </w:p>
+    <w:p>
+      <w:pPr>
+        <w:spacing w:after="0"/>
+        <w:contextualSpacing/>
         <w:rPr>
           <w:rFonts w:ascii="Courier New" w:hAnsi="Courier New" w:cs="Courier New"/>
           <w:b/>
           <w:bCs/>
         </w:rPr>
-        <w:t>maka</w:t>
-      </w:r>
-      <w:proofErr w:type="spellEnd"/>
+      </w:pPr>
       <w:r>
         <w:rPr>
           <w:rFonts w:ascii="Courier New" w:hAnsi="Courier New" w:cs="Courier New"/>
           <w:b/>
           <w:bCs/>
         </w:rPr>
-        <w:t xml:space="preserve"> proses </w:t>
-      </w:r>
-      <w:proofErr w:type="spellStart"/>
-      <w:r>
+        <w:t>        if (!borrower.isVerified()) {</w:t>
+      </w:r>
+    </w:p>
+    <w:p>
+      <w:pPr>
+        <w:spacing w:after="0"/>
+        <w:contextualSpacing/>
         <w:rPr>
           <w:rFonts w:ascii="Courier New" w:hAnsi="Courier New" w:cs="Courier New"/>
           <w:b/>
           <w:bCs/>
         </w:rPr>
-        <w:t>harus</w:t>
-      </w:r>
-      <w:proofErr w:type="spellEnd"/>
+      </w:pPr>
       <w:r>
         <w:rPr>
           <w:rFonts w:ascii="Courier New" w:hAnsi="Courier New" w:cs="Courier New"/>
           <w:b/>
           <w:bCs/>
         </w:rPr>
-        <w:t xml:space="preserve"> </w:t>
-      </w:r>
-      <w:proofErr w:type="spellStart"/>
-      <w:r>
+        <w:t>            throw new IllegalArgumentException("Borrower not verified");</w:t>
+      </w:r>
+    </w:p>
+    <w:p>
+      <w:pPr>
+        <w:spacing w:after="0"/>
+        <w:contextualSpacing/>
         <w:rPr>
           <w:rFonts w:ascii="Courier New" w:hAnsi="Courier New" w:cs="Courier New"/>
           <w:b/>
           <w:bCs/>
         </w:rPr>
-        <w:t>dihentikan</w:t>
-      </w:r>
-      <w:proofErr w:type="spellEnd"/>
-    </w:p>
-    <w:p>
-      <w:pPr>
-        <w:spacing w:after="0"/>
-        <w:contextualSpacing/>
+      </w:pPr>
+      <w:r>
         <w:rPr>
           <w:rFonts w:ascii="Courier New" w:hAnsi="Courier New" w:cs="Courier New"/>
           <w:b/>
           <w:bCs/>
         </w:rPr>
-      </w:pPr>
-      <w:r>
+        <w:t>        }</w:t>
+      </w:r>
+    </w:p>
+    <w:p>
+      <w:pPr>
+        <w:spacing w:after="0"/>
+        <w:contextualSpacing/>
         <w:rPr>
           <w:rFonts w:ascii="Courier New" w:hAnsi="Courier New" w:cs="Courier New"/>
           <w:b/>
           <w:bCs/>
         </w:rPr>
-        <w:t xml:space="preserve">        if </w:t>
-      </w:r>
-      <w:proofErr w:type="gramStart"/>
+      </w:pPr>
       <w:r>
         <w:rPr>
           <w:rFonts w:ascii="Courier New" w:hAnsi="Courier New" w:cs="Courier New"/>
           <w:b/>
           <w:bCs/>
         </w:rPr>
-        <w:t>(!</w:t>
-      </w:r>
-      <w:proofErr w:type="spellStart"/>
-      <w:r>
+        <w:t>        // Membuat objek loan baru</w:t>
+      </w:r>
+    </w:p>
+    <w:p>
+      <w:pPr>
+        <w:spacing w:after="0"/>
+        <w:contextualSpacing/>
         <w:rPr>
           <w:rFonts w:ascii="Courier New" w:hAnsi="Courier New" w:cs="Courier New"/>
           <w:b/>
           <w:bCs/>
         </w:rPr>
-        <w:t>borrower</w:t>
-      </w:r>
-      <w:proofErr w:type="gramEnd"/>
+      </w:pPr>
       <w:r>
         <w:rPr>
           <w:rFonts w:ascii="Courier New" w:hAnsi="Courier New" w:cs="Courier New"/>
           <w:b/>
           <w:bCs/>
         </w:rPr>
-        <w:t>.</w:t>
-      </w:r>
-      <w:proofErr w:type="gramStart"/>
-      <w:r>
+        <w:t>        Loan loan = new Loan();</w:t>
+      </w:r>
+    </w:p>
+    <w:p>
+      <w:pPr>
+        <w:spacing w:after="0"/>
+        <w:contextualSpacing/>
         <w:rPr>
           <w:rFonts w:ascii="Courier New" w:hAnsi="Courier New" w:cs="Courier New"/>
           <w:b/>
           <w:bCs/>
         </w:rPr>
-        <w:t>isVerified</w:t>
-      </w:r>
-      <w:proofErr w:type="spellEnd"/>
+      </w:pPr>
       <w:r>
         <w:rPr>
           <w:rFonts w:ascii="Courier New" w:hAnsi="Courier New" w:cs="Courier New"/>
           <w:b/>
           <w:bCs/>
         </w:rPr>
-        <w:t>(</w:t>
-      </w:r>
-      <w:proofErr w:type="gramEnd"/>
-      <w:r>
+        <w:t>        // =========================</w:t>
+      </w:r>
+    </w:p>
+    <w:p>
+      <w:pPr>
+        <w:spacing w:after="0"/>
+        <w:contextualSpacing/>
         <w:rPr>
           <w:rFonts w:ascii="Courier New" w:hAnsi="Courier New" w:cs="Courier New"/>
           <w:b/>
           <w:bCs/>
         </w:rPr>
-        <w:t>)) {</w:t>
-      </w:r>
-    </w:p>
-    <w:p>
-      <w:pPr>
-        <w:spacing w:after="0"/>
-        <w:contextualSpacing/>
+      </w:pPr>
+      <w:r>
         <w:rPr>
           <w:rFonts w:ascii="Courier New" w:hAnsi="Courier New" w:cs="Courier New"/>
           <w:b/>
           <w:bCs/>
         </w:rPr>
-      </w:pPr>
-      <w:r>
+        <w:t>        // LOGIC SEDERHANA (sementara)</w:t>
+      </w:r>
+    </w:p>
+    <w:p>
+      <w:pPr>
+        <w:spacing w:after="0"/>
+        <w:contextualSpacing/>
         <w:rPr>
           <w:rFonts w:ascii="Courier New" w:hAnsi="Courier New" w:cs="Courier New"/>
           <w:b/>
           <w:bCs/>
         </w:rPr>
-        <w:t xml:space="preserve">            throw new </w:t>
-      </w:r>
-      <w:proofErr w:type="spellStart"/>
-      <w:proofErr w:type="gramStart"/>
+      </w:pPr>
       <w:r>
         <w:rPr>
           <w:rFonts w:ascii="Courier New" w:hAnsi="Courier New" w:cs="Courier New"/>
           <w:b/>
           <w:bCs/>
         </w:rPr>
-        <w:t>IllegalArgumentException</w:t>
-      </w:r>
-      <w:proofErr w:type="spellEnd"/>
-      <w:r>
+        <w:t>        // =========================</w:t>
+      </w:r>
+    </w:p>
+    <w:p>
+      <w:pPr>
+        <w:spacing w:after="0"/>
+        <w:contextualSpacing/>
         <w:rPr>
           <w:rFonts w:ascii="Courier New" w:hAnsi="Courier New" w:cs="Courier New"/>
           <w:b/>
           <w:bCs/>
         </w:rPr>
-        <w:t>(</w:t>
-      </w:r>
-      <w:proofErr w:type="gramEnd"/>
+      </w:pPr>
       <w:r>
         <w:rPr>
           <w:rFonts w:ascii="Courier New" w:hAnsi="Courier New" w:cs="Courier New"/>
           <w:b/>
           <w:bCs/>
         </w:rPr>
-        <w:t>"Borrower not verified"</w:t>
-      </w:r>
-      <w:proofErr w:type="gramStart"/>
-      <w:r>
+        <w:t>        // Jika credit score tinggi → APPROVED</w:t>
+      </w:r>
+    </w:p>
+    <w:p>
+      <w:pPr>
+        <w:spacing w:after="0"/>
+        <w:contextualSpacing/>
         <w:rPr>
           <w:rFonts w:ascii="Courier New" w:hAnsi="Courier New" w:cs="Courier New"/>
           <w:b/>
           <w:bCs/>
         </w:rPr>
-        <w:t>);</w:t>
-      </w:r>
-      <w:proofErr w:type="gramEnd"/>
-    </w:p>
-    <w:p>
-      <w:pPr>
-        <w:spacing w:after="0"/>
-        <w:contextualSpacing/>
+      </w:pPr>
+      <w:r>
         <w:rPr>
           <w:rFonts w:ascii="Courier New" w:hAnsi="Courier New" w:cs="Courier New"/>
           <w:b/>
           <w:bCs/>
         </w:rPr>
-      </w:pPr>
-      <w:r>
+        <w:t>        // Jika tidak → REJECTED</w:t>
+      </w:r>
+    </w:p>
+    <w:p>
+      <w:pPr>
+        <w:spacing w:after="0"/>
+        <w:contextualSpacing/>
         <w:rPr>
           <w:rFonts w:ascii="Courier New" w:hAnsi="Courier New" w:cs="Courier New"/>
           <w:b/>
           <w:bCs/>
         </w:rPr>
-        <w:t>        }</w:t>
-      </w:r>
-    </w:p>
-    <w:p>
-      <w:pPr>
-        <w:spacing w:after="0"/>
-        <w:contextualSpacing/>
+      </w:pPr>
+      <w:r>
         <w:rPr>
           <w:rFonts w:ascii="Courier New" w:hAnsi="Courier New" w:cs="Courier New"/>
           <w:b/>
           <w:bCs/>
         </w:rPr>
-      </w:pPr>
-      <w:r>
+        <w:t>        if (borrower.getCreditScore() &gt;= 600) {</w:t>
+      </w:r>
+    </w:p>
+    <w:p>
+      <w:pPr>
+        <w:spacing w:after="0"/>
+        <w:contextualSpacing/>
         <w:rPr>
           <w:rFonts w:ascii="Courier New" w:hAnsi="Courier New" w:cs="Courier New"/>
           <w:b/>
           <w:bCs/>
         </w:rPr>
-        <w:lastRenderedPageBreak/>
-        <w:t>        // Membuat objek loan baru</w:t>
-      </w:r>
-    </w:p>
-    <w:p>
-      <w:pPr>
-        <w:spacing w:after="0"/>
-        <w:contextualSpacing/>
+      </w:pPr>
+      <w:r>
         <w:rPr>
           <w:rFonts w:ascii="Courier New" w:hAnsi="Courier New" w:cs="Courier New"/>
           <w:b/>
           <w:bCs/>
         </w:rPr>
-      </w:pPr>
-      <w:r>
+        <w:t>            loan.setStatus(Loan.Status.APPROVED);</w:t>
+      </w:r>
+    </w:p>
+    <w:p>
+      <w:pPr>
+        <w:spacing w:after="0"/>
+        <w:contextualSpacing/>
         <w:rPr>
           <w:rFonts w:ascii="Courier New" w:hAnsi="Courier New" w:cs="Courier New"/>
           <w:b/>
           <w:bCs/>
         </w:rPr>
-        <w:t xml:space="preserve">        Loan </w:t>
-      </w:r>
-      <w:proofErr w:type="spellStart"/>
+      </w:pPr>
       <w:r>
         <w:rPr>
           <w:rFonts w:ascii="Courier New" w:hAnsi="Courier New" w:cs="Courier New"/>
           <w:b/>
           <w:bCs/>
         </w:rPr>
-        <w:t>loan</w:t>
-      </w:r>
-      <w:proofErr w:type="spellEnd"/>
-      <w:r>
+        <w:lastRenderedPageBreak/>
+        <w:t>        } else {</w:t>
+      </w:r>
+    </w:p>
+    <w:p>
+      <w:pPr>
+        <w:spacing w:after="0"/>
+        <w:contextualSpacing/>
         <w:rPr>
           <w:rFonts w:ascii="Courier New" w:hAnsi="Courier New" w:cs="Courier New"/>
           <w:b/>
           <w:bCs/>
         </w:rPr>
-        <w:t xml:space="preserve"> = new </w:t>
-      </w:r>
-      <w:proofErr w:type="gramStart"/>
+      </w:pPr>
       <w:r>
         <w:rPr>
           <w:rFonts w:ascii="Courier New" w:hAnsi="Courier New" w:cs="Courier New"/>
           <w:b/>
           <w:bCs/>
         </w:rPr>
-        <w:t>Loan();</w:t>
-      </w:r>
-      <w:proofErr w:type="gramEnd"/>
+        <w:t>            loan.setStatus(Loan.Status.REJECTED);</w:t>
+      </w:r>
     </w:p>
     <w:p>
       <w:pPr>
@@ -5652,7 +3616,7 @@
           <w:b/>
           <w:bCs/>
         </w:rPr>
-        <w:t>        // =========================</w:t>
+        <w:t>        }</w:t>
       </w:r>
     </w:p>
     <w:p>
@@ -5671,25 +3635,26 @@
           <w:b/>
           <w:bCs/>
         </w:rPr>
-        <w:t>        // LOGIC SEDERHANA (</w:t>
-      </w:r>
-      <w:proofErr w:type="spellStart"/>
-      <w:r>
+        <w:t>        return loan;</w:t>
+      </w:r>
+    </w:p>
+    <w:p>
+      <w:pPr>
+        <w:spacing w:after="0"/>
+        <w:contextualSpacing/>
         <w:rPr>
           <w:rFonts w:ascii="Courier New" w:hAnsi="Courier New" w:cs="Courier New"/>
           <w:b/>
           <w:bCs/>
         </w:rPr>
-        <w:t>sementara</w:t>
-      </w:r>
-      <w:proofErr w:type="spellEnd"/>
+      </w:pPr>
       <w:r>
         <w:rPr>
           <w:rFonts w:ascii="Courier New" w:hAnsi="Courier New" w:cs="Courier New"/>
           <w:b/>
           <w:bCs/>
         </w:rPr>
-        <w:t>)</w:t>
+        <w:t>    }</w:t>
       </w:r>
     </w:p>
     <w:p>
@@ -5708,325 +3673,96 @@
           <w:b/>
           <w:bCs/>
         </w:rPr>
-        <w:t>        // =========================</w:t>
-      </w:r>
-    </w:p>
-    <w:p>
-      <w:pPr>
-        <w:spacing w:after="0"/>
-        <w:contextualSpacing/>
-        <w:rPr>
-          <w:rFonts w:ascii="Courier New" w:hAnsi="Courier New" w:cs="Courier New"/>
+        <w:t>}</w:t>
+      </w:r>
+    </w:p>
+    <w:p>
+      <w:pPr>
+        <w:spacing w:after="0"/>
+        <w:contextualSpacing/>
+        <w:rPr>
           <w:b/>
           <w:bCs/>
         </w:rPr>
       </w:pPr>
       <w:r>
         <w:rPr>
-          <w:rFonts w:ascii="Courier New" w:hAnsi="Courier New" w:cs="Courier New"/>
           <w:b/>
           <w:bCs/>
         </w:rPr>
-        <w:t xml:space="preserve">        // Jika credit score </w:t>
-      </w:r>
-      <w:proofErr w:type="spellStart"/>
-      <w:r>
-        <w:rPr>
-          <w:rFonts w:ascii="Courier New" w:hAnsi="Courier New" w:cs="Courier New"/>
+        <w:drawing>
+          <wp:inline distT="0" distB="0" distL="0" distR="0" wp14:anchorId="2ED10A03" wp14:editId="2479D741">
+            <wp:extent cx="5363323" cy="743054"/>
+            <wp:effectExtent l="0" t="0" r="0" b="0"/>
+            <wp:docPr id="802760442" name="Picture 1"/>
+            <wp:cNvGraphicFramePr>
+              <a:graphicFrameLocks xmlns:a="http://schemas.openxmlformats.org/drawingml/2006/main" noChangeAspect="1"/>
+            </wp:cNvGraphicFramePr>
+            <a:graphic xmlns:a="http://schemas.openxmlformats.org/drawingml/2006/main">
+              <a:graphicData uri="http://schemas.openxmlformats.org/drawingml/2006/picture">
+                <pic:pic xmlns:pic="http://schemas.openxmlformats.org/drawingml/2006/picture">
+                  <pic:nvPicPr>
+                    <pic:cNvPr id="802760442" name=""/>
+                    <pic:cNvPicPr/>
+                  </pic:nvPicPr>
+                  <pic:blipFill>
+                    <a:blip r:embed="rId11"/>
+                    <a:stretch>
+                      <a:fillRect/>
+                    </a:stretch>
+                  </pic:blipFill>
+                  <pic:spPr>
+                    <a:xfrm>
+                      <a:off x="0" y="0"/>
+                      <a:ext cx="5363323" cy="743054"/>
+                    </a:xfrm>
+                    <a:prstGeom prst="rect">
+                      <a:avLst/>
+                    </a:prstGeom>
+                  </pic:spPr>
+                </pic:pic>
+              </a:graphicData>
+            </a:graphic>
+          </wp:inline>
+        </w:drawing>
+      </w:r>
+    </w:p>
+    <w:p>
+      <w:pPr>
+        <w:spacing w:after="0"/>
+        <w:contextualSpacing/>
+        <w:rPr>
           <w:b/>
           <w:bCs/>
         </w:rPr>
-        <w:t>tinggi</w:t>
-      </w:r>
-      <w:proofErr w:type="spellEnd"/>
-      <w:r>
-        <w:rPr>
-          <w:rFonts w:ascii="Courier New" w:hAnsi="Courier New" w:cs="Courier New"/>
+      </w:pPr>
+      <w:r>
+        <w:rPr>
           <w:b/>
           <w:bCs/>
         </w:rPr>
-        <w:t xml:space="preserve"> → APPROVED</w:t>
-      </w:r>
-    </w:p>
-    <w:p>
-      <w:pPr>
-        <w:spacing w:after="0"/>
-        <w:contextualSpacing/>
-        <w:rPr>
-          <w:rFonts w:ascii="Courier New" w:hAnsi="Courier New" w:cs="Courier New"/>
+        <w:t>Aku menambahkan assertthrows untuk menangkap</w:t>
+      </w:r>
+      <w:r>
+        <w:rPr>
           <w:b/>
           <w:bCs/>
         </w:rPr>
-      </w:pPr>
-      <w:r>
-        <w:rPr>
-          <w:rFonts w:ascii="Courier New" w:hAnsi="Courier New" w:cs="Courier New"/>
+        <w:t xml:space="preserve"> exception</w:t>
+      </w:r>
+      <w:r>
+        <w:rPr>
           <w:b/>
           <w:bCs/>
         </w:rPr>
-        <w:t>        // Jika tidak → REJECTED</w:t>
-      </w:r>
-    </w:p>
-    <w:p>
-      <w:pPr>
-        <w:spacing w:after="0"/>
-        <w:contextualSpacing/>
-        <w:rPr>
-          <w:rFonts w:ascii="Courier New" w:hAnsi="Courier New" w:cs="Courier New"/>
+        <w:t xml:space="preserve"> Ketika ada error illegalArgumentException</w:t>
+      </w:r>
+      <w:r>
+        <w:rPr>
           <w:b/>
           <w:bCs/>
         </w:rPr>
-      </w:pPr>
-      <w:r>
-        <w:rPr>
-          <w:rFonts w:ascii="Courier New" w:hAnsi="Courier New" w:cs="Courier New"/>
-          <w:b/>
-          <w:bCs/>
-        </w:rPr>
-        <w:t>        if (</w:t>
-      </w:r>
-      <w:proofErr w:type="spellStart"/>
-      <w:proofErr w:type="gramStart"/>
-      <w:r>
-        <w:rPr>
-          <w:rFonts w:ascii="Courier New" w:hAnsi="Courier New" w:cs="Courier New"/>
-          <w:b/>
-          <w:bCs/>
-        </w:rPr>
-        <w:t>borrower.getCreditScore</w:t>
-      </w:r>
-      <w:proofErr w:type="spellEnd"/>
-      <w:proofErr w:type="gramEnd"/>
-      <w:r>
-        <w:rPr>
-          <w:rFonts w:ascii="Courier New" w:hAnsi="Courier New" w:cs="Courier New"/>
-          <w:b/>
-          <w:bCs/>
-        </w:rPr>
-        <w:t>() &gt;= 600) {</w:t>
-      </w:r>
-    </w:p>
-    <w:p>
-      <w:pPr>
-        <w:spacing w:after="0"/>
-        <w:contextualSpacing/>
-        <w:rPr>
-          <w:rFonts w:ascii="Courier New" w:hAnsi="Courier New" w:cs="Courier New"/>
-          <w:b/>
-          <w:bCs/>
-        </w:rPr>
-      </w:pPr>
-      <w:r>
-        <w:rPr>
-          <w:rFonts w:ascii="Courier New" w:hAnsi="Courier New" w:cs="Courier New"/>
-          <w:b/>
-          <w:bCs/>
-        </w:rPr>
-        <w:t xml:space="preserve">            </w:t>
-      </w:r>
-      <w:proofErr w:type="spellStart"/>
-      <w:proofErr w:type="gramStart"/>
-      <w:r>
-        <w:rPr>
-          <w:rFonts w:ascii="Courier New" w:hAnsi="Courier New" w:cs="Courier New"/>
-          <w:b/>
-          <w:bCs/>
-        </w:rPr>
-        <w:t>loan.setStatus</w:t>
-      </w:r>
-      <w:proofErr w:type="spellEnd"/>
-      <w:proofErr w:type="gramEnd"/>
-      <w:r>
-        <w:rPr>
-          <w:rFonts w:ascii="Courier New" w:hAnsi="Courier New" w:cs="Courier New"/>
-          <w:b/>
-          <w:bCs/>
-        </w:rPr>
-        <w:t>(</w:t>
-      </w:r>
-      <w:proofErr w:type="spellStart"/>
-      <w:proofErr w:type="gramStart"/>
-      <w:r>
-        <w:rPr>
-          <w:rFonts w:ascii="Courier New" w:hAnsi="Courier New" w:cs="Courier New"/>
-          <w:b/>
-          <w:bCs/>
-        </w:rPr>
-        <w:t>Loan.Status.APPROVED</w:t>
-      </w:r>
-      <w:proofErr w:type="spellEnd"/>
-      <w:r>
-        <w:rPr>
-          <w:rFonts w:ascii="Courier New" w:hAnsi="Courier New" w:cs="Courier New"/>
-          <w:b/>
-          <w:bCs/>
-        </w:rPr>
-        <w:t>);</w:t>
-      </w:r>
-      <w:proofErr w:type="gramEnd"/>
-    </w:p>
-    <w:p>
-      <w:pPr>
-        <w:spacing w:after="0"/>
-        <w:contextualSpacing/>
-        <w:rPr>
-          <w:rFonts w:ascii="Courier New" w:hAnsi="Courier New" w:cs="Courier New"/>
-          <w:b/>
-          <w:bCs/>
-        </w:rPr>
-      </w:pPr>
-      <w:r>
-        <w:rPr>
-          <w:rFonts w:ascii="Courier New" w:hAnsi="Courier New" w:cs="Courier New"/>
-          <w:b/>
-          <w:bCs/>
-        </w:rPr>
-        <w:t>        } else {</w:t>
-      </w:r>
-    </w:p>
-    <w:p>
-      <w:pPr>
-        <w:spacing w:after="0"/>
-        <w:contextualSpacing/>
-        <w:rPr>
-          <w:rFonts w:ascii="Courier New" w:hAnsi="Courier New" w:cs="Courier New"/>
-          <w:b/>
-          <w:bCs/>
-        </w:rPr>
-      </w:pPr>
-      <w:r>
-        <w:rPr>
-          <w:rFonts w:ascii="Courier New" w:hAnsi="Courier New" w:cs="Courier New"/>
-          <w:b/>
-          <w:bCs/>
-        </w:rPr>
-        <w:t xml:space="preserve">            </w:t>
-      </w:r>
-      <w:proofErr w:type="spellStart"/>
-      <w:proofErr w:type="gramStart"/>
-      <w:r>
-        <w:rPr>
-          <w:rFonts w:ascii="Courier New" w:hAnsi="Courier New" w:cs="Courier New"/>
-          <w:b/>
-          <w:bCs/>
-        </w:rPr>
-        <w:t>loan.setStatus</w:t>
-      </w:r>
-      <w:proofErr w:type="spellEnd"/>
-      <w:proofErr w:type="gramEnd"/>
-      <w:r>
-        <w:rPr>
-          <w:rFonts w:ascii="Courier New" w:hAnsi="Courier New" w:cs="Courier New"/>
-          <w:b/>
-          <w:bCs/>
-        </w:rPr>
-        <w:t>(</w:t>
-      </w:r>
-      <w:proofErr w:type="spellStart"/>
-      <w:proofErr w:type="gramStart"/>
-      <w:r>
-        <w:rPr>
-          <w:rFonts w:ascii="Courier New" w:hAnsi="Courier New" w:cs="Courier New"/>
-          <w:b/>
-          <w:bCs/>
-        </w:rPr>
-        <w:t>Loan.Status.REJECTED</w:t>
-      </w:r>
-      <w:proofErr w:type="spellEnd"/>
-      <w:r>
-        <w:rPr>
-          <w:rFonts w:ascii="Courier New" w:hAnsi="Courier New" w:cs="Courier New"/>
-          <w:b/>
-          <w:bCs/>
-        </w:rPr>
-        <w:t>);</w:t>
-      </w:r>
-      <w:proofErr w:type="gramEnd"/>
-    </w:p>
-    <w:p>
-      <w:pPr>
-        <w:spacing w:after="0"/>
-        <w:contextualSpacing/>
-        <w:rPr>
-          <w:rFonts w:ascii="Courier New" w:hAnsi="Courier New" w:cs="Courier New"/>
-          <w:b/>
-          <w:bCs/>
-        </w:rPr>
-      </w:pPr>
-      <w:r>
-        <w:rPr>
-          <w:rFonts w:ascii="Courier New" w:hAnsi="Courier New" w:cs="Courier New"/>
-          <w:b/>
-          <w:bCs/>
-        </w:rPr>
-        <w:t>        }</w:t>
-      </w:r>
-    </w:p>
-    <w:p>
-      <w:pPr>
-        <w:spacing w:after="0"/>
-        <w:contextualSpacing/>
-        <w:rPr>
-          <w:rFonts w:ascii="Courier New" w:hAnsi="Courier New" w:cs="Courier New"/>
-          <w:b/>
-          <w:bCs/>
-        </w:rPr>
-      </w:pPr>
-      <w:r>
-        <w:rPr>
-          <w:rFonts w:ascii="Courier New" w:hAnsi="Courier New" w:cs="Courier New"/>
-          <w:b/>
-          <w:bCs/>
-        </w:rPr>
-        <w:t xml:space="preserve">        return </w:t>
-      </w:r>
-      <w:proofErr w:type="gramStart"/>
-      <w:r>
-        <w:rPr>
-          <w:rFonts w:ascii="Courier New" w:hAnsi="Courier New" w:cs="Courier New"/>
-          <w:b/>
-          <w:bCs/>
-        </w:rPr>
-        <w:t>loan;</w:t>
-      </w:r>
-      <w:proofErr w:type="gramEnd"/>
-    </w:p>
-    <w:p>
-      <w:pPr>
-        <w:spacing w:after="0"/>
-        <w:contextualSpacing/>
-        <w:rPr>
-          <w:rFonts w:ascii="Courier New" w:hAnsi="Courier New" w:cs="Courier New"/>
-          <w:b/>
-          <w:bCs/>
-        </w:rPr>
-      </w:pPr>
-      <w:r>
-        <w:rPr>
-          <w:rFonts w:ascii="Courier New" w:hAnsi="Courier New" w:cs="Courier New"/>
-          <w:b/>
-          <w:bCs/>
-        </w:rPr>
-        <w:t>    }</w:t>
-      </w:r>
-    </w:p>
-    <w:p>
-      <w:pPr>
-        <w:spacing w:after="0"/>
-        <w:contextualSpacing/>
-        <w:rPr>
-          <w:rFonts w:ascii="Courier New" w:hAnsi="Courier New" w:cs="Courier New"/>
-          <w:b/>
-          <w:bCs/>
-        </w:rPr>
-      </w:pPr>
-      <w:r>
-        <w:rPr>
-          <w:rFonts w:ascii="Courier New" w:hAnsi="Courier New" w:cs="Courier New"/>
-          <w:b/>
-          <w:bCs/>
-        </w:rPr>
-        <w:t>}</w:t>
+        <w:t xml:space="preserve"> saat memanggil method createloan soalnya kan ini borrowernya ga valid KYC nya.</w:t>
       </w:r>
     </w:p>
     <w:p>
@@ -6074,7 +3810,7 @@
                     <pic:cNvPicPr/>
                   </pic:nvPicPr>
                   <pic:blipFill>
-                    <a:blip r:embed="rId7"/>
+                    <a:blip r:embed="rId12"/>
                     <a:stretch>
                       <a:fillRect/>
                     </a:stretch>
@@ -6097,11 +3833,64 @@
     </w:p>
     <w:p>
       <w:pPr>
+        <w:spacing w:after="0"/>
+        <w:contextualSpacing/>
+      </w:pPr>
+      <w:r>
+        <w:t xml:space="preserve">Setelah di tambahkan assertthrows </w:t>
+      </w:r>
+      <w:r>
+        <w:t>baru jadi green:</w:t>
+      </w:r>
+      <w:r>
+        <w:br/>
+      </w:r>
+      <w:r>
+        <w:drawing>
+          <wp:inline distT="0" distB="0" distL="0" distR="0" wp14:anchorId="06AAD9CB" wp14:editId="61C8C95B">
+            <wp:extent cx="5486400" cy="2482850"/>
+            <wp:effectExtent l="0" t="0" r="0" b="0"/>
+            <wp:docPr id="1804123018" name="Picture 1"/>
+            <wp:cNvGraphicFramePr>
+              <a:graphicFrameLocks xmlns:a="http://schemas.openxmlformats.org/drawingml/2006/main" noChangeAspect="1"/>
+            </wp:cNvGraphicFramePr>
+            <a:graphic xmlns:a="http://schemas.openxmlformats.org/drawingml/2006/main">
+              <a:graphicData uri="http://schemas.openxmlformats.org/drawingml/2006/picture">
+                <pic:pic xmlns:pic="http://schemas.openxmlformats.org/drawingml/2006/picture">
+                  <pic:nvPicPr>
+                    <pic:cNvPr id="1804123018" name=""/>
+                    <pic:cNvPicPr/>
+                  </pic:nvPicPr>
+                  <pic:blipFill>
+                    <a:blip r:embed="rId13"/>
+                    <a:stretch>
+                      <a:fillRect/>
+                    </a:stretch>
+                  </pic:blipFill>
+                  <pic:spPr>
+                    <a:xfrm>
+                      <a:off x="0" y="0"/>
+                      <a:ext cx="5486400" cy="2482850"/>
+                    </a:xfrm>
+                    <a:prstGeom prst="rect">
+                      <a:avLst/>
+                    </a:prstGeom>
+                  </pic:spPr>
+                </pic:pic>
+              </a:graphicData>
+            </a:graphic>
+          </wp:inline>
+        </w:drawing>
+      </w:r>
+    </w:p>
+    <w:p>
+      <w:pPr>
         <w:pStyle w:val="Heading4"/>
         <w:spacing w:before="0"/>
         <w:contextualSpacing/>
       </w:pPr>
       <w:r>
+        <w:lastRenderedPageBreak/>
         <w:t>REFACTOR STEP-BY-STEP (FOWLER STYLE)</w:t>
       </w:r>
     </w:p>
@@ -6164,48 +3953,11 @@
         <w:contextualSpacing/>
       </w:pPr>
       <w:r>
-        <w:t xml:space="preserve">if </w:t>
-      </w:r>
-      <w:proofErr w:type="gramStart"/>
-      <w:r>
-        <w:t>(!</w:t>
-      </w:r>
-      <w:proofErr w:type="spellStart"/>
-      <w:r>
-        <w:t>borrower</w:t>
-      </w:r>
-      <w:proofErr w:type="gramEnd"/>
-      <w:r>
-        <w:t>.</w:t>
-      </w:r>
-      <w:proofErr w:type="gramStart"/>
-      <w:r>
-        <w:t>isVerified</w:t>
-      </w:r>
-      <w:proofErr w:type="spellEnd"/>
-      <w:r>
-        <w:t>(</w:t>
-      </w:r>
-      <w:proofErr w:type="gramEnd"/>
-      <w:r>
-        <w:t>)) {</w:t>
+        <w:t>if (!borrower.isVerified()) {</w:t>
       </w:r>
       <w:r>
         <w:br/>
-        <w:t xml:space="preserve">    throw new </w:t>
-      </w:r>
-      <w:proofErr w:type="spellStart"/>
-      <w:proofErr w:type="gramStart"/>
-      <w:r>
-        <w:t>IllegalArgumentException</w:t>
-      </w:r>
-      <w:proofErr w:type="spellEnd"/>
-      <w:r>
-        <w:t>(</w:t>
-      </w:r>
-      <w:proofErr w:type="gramEnd"/>
-      <w:r>
-        <w:t>"Borrower not verified");</w:t>
+        <w:t xml:space="preserve">    throw new IllegalArgumentException("Borrower not verified");</w:t>
       </w:r>
       <w:r>
         <w:br/>
@@ -6221,99 +3973,39 @@
           <w:bCs/>
         </w:rPr>
       </w:pPr>
-      <w:proofErr w:type="spellStart"/>
       <w:r>
         <w:rPr>
           <w:b/>
           <w:bCs/>
         </w:rPr>
-        <w:t>Sesudah</w:t>
-      </w:r>
-      <w:proofErr w:type="spellEnd"/>
-      <w:r>
-        <w:rPr>
-          <w:b/>
-          <w:bCs/>
-        </w:rPr>
-        <w:t>:</w:t>
-      </w:r>
-    </w:p>
-    <w:p>
-      <w:pPr>
-        <w:spacing w:after="0"/>
-        <w:contextualSpacing/>
-      </w:pPr>
-      <w:r>
-        <w:t xml:space="preserve">public Loan </w:t>
-      </w:r>
-      <w:proofErr w:type="spellStart"/>
-      <w:r>
-        <w:t>createLoan</w:t>
-      </w:r>
-      <w:proofErr w:type="spellEnd"/>
-      <w:r>
-        <w:t xml:space="preserve">(Borrower borrower, </w:t>
-      </w:r>
-      <w:proofErr w:type="spellStart"/>
-      <w:r>
-        <w:t>BigDecimal</w:t>
-      </w:r>
-      <w:proofErr w:type="spellEnd"/>
-      <w:r>
-        <w:t xml:space="preserve"> amount) {</w:t>
+        <w:t>Sesudah:</w:t>
+      </w:r>
+    </w:p>
+    <w:p>
+      <w:pPr>
+        <w:spacing w:after="0"/>
+        <w:contextualSpacing/>
+      </w:pPr>
+      <w:r>
+        <w:t>public Loan createLoan(Borrower borrower, BigDecimal amount) {</w:t>
       </w:r>
       <w:r>
         <w:br/>
       </w:r>
       <w:r>
         <w:br/>
-        <w:t xml:space="preserve">    </w:t>
-      </w:r>
-      <w:proofErr w:type="spellStart"/>
-      <w:r>
-        <w:t>validateBorrower</w:t>
-      </w:r>
-      <w:proofErr w:type="spellEnd"/>
-      <w:r>
-        <w:t>(borrower);</w:t>
+        <w:t xml:space="preserve">    validateBorrower(borrower);</w:t>
       </w:r>
       <w:r>
         <w:br/>
       </w:r>
       <w:r>
         <w:br/>
-      </w:r>
-      <w:r>
-        <w:lastRenderedPageBreak/>
-        <w:t xml:space="preserve">    Loan </w:t>
-      </w:r>
-      <w:proofErr w:type="spellStart"/>
-      <w:r>
-        <w:t>loan</w:t>
-      </w:r>
-      <w:proofErr w:type="spellEnd"/>
-      <w:r>
-        <w:t xml:space="preserve"> = new Loan();</w:t>
+        <w:t xml:space="preserve">    Loan loan = new Loan();</w:t>
       </w:r>
       <w:r>
         <w:br/>
-        <w:t xml:space="preserve">    </w:t>
-      </w:r>
-      <w:proofErr w:type="spellStart"/>
-      <w:r>
-        <w:t>loan.setStatus</w:t>
-      </w:r>
-      <w:proofErr w:type="spellEnd"/>
-      <w:r>
-        <w:t>(</w:t>
-      </w:r>
-      <w:proofErr w:type="spellStart"/>
-      <w:r>
-        <w:t>Loan.Status.APPROVED</w:t>
-      </w:r>
-      <w:proofErr w:type="spellEnd"/>
-      <w:r>
-        <w:t>);</w:t>
+        <w:t xml:space="preserve">    loan.setStatus(Loan.Status.APPROVED);</w:t>
       </w:r>
       <w:r>
         <w:br/>
@@ -6331,39 +4023,15 @@
       </w:r>
       <w:r>
         <w:br/>
-        <w:t xml:space="preserve">private void </w:t>
-      </w:r>
-      <w:proofErr w:type="spellStart"/>
-      <w:r>
-        <w:t>validateBorrower</w:t>
-      </w:r>
-      <w:proofErr w:type="spellEnd"/>
-      <w:r>
-        <w:t>(Borrower borrower) {</w:t>
+        <w:t>private void validateBorrower(Borrower borrower) {</w:t>
       </w:r>
       <w:r>
         <w:br/>
-        <w:t xml:space="preserve">    if (!</w:t>
-      </w:r>
-      <w:proofErr w:type="spellStart"/>
-      <w:r>
-        <w:t>borrower.isVerified</w:t>
-      </w:r>
-      <w:proofErr w:type="spellEnd"/>
-      <w:r>
-        <w:t>()) {</w:t>
+        <w:t xml:space="preserve">    if (!borrower.isVerified()) {</w:t>
       </w:r>
       <w:r>
         <w:br/>
-        <w:t xml:space="preserve">        throw new </w:t>
-      </w:r>
-      <w:proofErr w:type="spellStart"/>
-      <w:r>
-        <w:t>IllegalArgumentException</w:t>
-      </w:r>
-      <w:proofErr w:type="spellEnd"/>
-      <w:r>
-        <w:t>("Borrower not verified");</w:t>
+        <w:t xml:space="preserve">        throw new IllegalArgumentException("Borrower not verified");</w:t>
       </w:r>
       <w:r>
         <w:br/>
@@ -6400,13 +4068,8 @@
         <w:spacing w:after="0"/>
         <w:contextualSpacing/>
       </w:pPr>
-      <w:proofErr w:type="spellStart"/>
-      <w:r>
-        <w:t>memisahkan</w:t>
-      </w:r>
-      <w:proofErr w:type="spellEnd"/>
-      <w:r>
-        <w:t xml:space="preserve"> validation logic </w:t>
+      <w:r>
+        <w:t xml:space="preserve">memisahkan validation logic </w:t>
       </w:r>
     </w:p>
     <w:p>
@@ -6418,49 +4081,53 @@
         <w:spacing w:after="0"/>
         <w:contextualSpacing/>
       </w:pPr>
-      <w:proofErr w:type="spellStart"/>
-      <w:r>
-        <w:t>membuat</w:t>
-      </w:r>
-      <w:proofErr w:type="spellEnd"/>
-      <w:r>
-        <w:t xml:space="preserve"> </w:t>
-      </w:r>
-      <w:proofErr w:type="spellStart"/>
-      <w:proofErr w:type="gramStart"/>
-      <w:r>
-        <w:t>createLoan</w:t>
-      </w:r>
-      <w:proofErr w:type="spellEnd"/>
-      <w:r>
-        <w:t>(</w:t>
-      </w:r>
-      <w:proofErr w:type="gramEnd"/>
-      <w:r>
-        <w:t xml:space="preserve">) </w:t>
-      </w:r>
-      <w:proofErr w:type="spellStart"/>
-      <w:r>
-        <w:t>lebih</w:t>
-      </w:r>
-      <w:proofErr w:type="spellEnd"/>
-      <w:r>
-        <w:t xml:space="preserve"> </w:t>
-      </w:r>
-      <w:proofErr w:type="spellStart"/>
-      <w:r>
-        <w:t>bersih</w:t>
-      </w:r>
-      <w:proofErr w:type="spellEnd"/>
-      <w:r>
-        <w:t xml:space="preserve"> </w:t>
-      </w:r>
-    </w:p>
-    <w:p>
-      <w:pPr>
-        <w:spacing w:after="0"/>
-        <w:contextualSpacing/>
-      </w:pPr>
+      <w:r>
+        <w:t xml:space="preserve">membuat createLoan() lebih bersih </w:t>
+      </w:r>
+    </w:p>
+    <w:p>
+      <w:pPr>
+        <w:spacing w:after="0"/>
+        <w:contextualSpacing/>
+      </w:pPr>
+      <w:r>
+        <w:lastRenderedPageBreak/>
+        <w:drawing>
+          <wp:inline distT="0" distB="0" distL="0" distR="0" wp14:anchorId="22A67A0D" wp14:editId="7A40FF97">
+            <wp:extent cx="4080933" cy="4306235"/>
+            <wp:effectExtent l="0" t="0" r="0" b="0"/>
+            <wp:docPr id="187289077" name="Picture 1"/>
+            <wp:cNvGraphicFramePr>
+              <a:graphicFrameLocks xmlns:a="http://schemas.openxmlformats.org/drawingml/2006/main" noChangeAspect="1"/>
+            </wp:cNvGraphicFramePr>
+            <a:graphic xmlns:a="http://schemas.openxmlformats.org/drawingml/2006/main">
+              <a:graphicData uri="http://schemas.openxmlformats.org/drawingml/2006/picture">
+                <pic:pic xmlns:pic="http://schemas.openxmlformats.org/drawingml/2006/picture">
+                  <pic:nvPicPr>
+                    <pic:cNvPr id="187289077" name=""/>
+                    <pic:cNvPicPr/>
+                  </pic:nvPicPr>
+                  <pic:blipFill>
+                    <a:blip r:embed="rId14"/>
+                    <a:stretch>
+                      <a:fillRect/>
+                    </a:stretch>
+                  </pic:blipFill>
+                  <pic:spPr>
+                    <a:xfrm>
+                      <a:off x="0" y="0"/>
+                      <a:ext cx="4083607" cy="4309057"/>
+                    </a:xfrm>
+                    <a:prstGeom prst="rect">
+                      <a:avLst/>
+                    </a:prstGeom>
+                  </pic:spPr>
+                </pic:pic>
+              </a:graphicData>
+            </a:graphic>
+          </wp:inline>
+        </w:drawing>
+      </w:r>
     </w:p>
     <w:p>
       <w:pPr>
@@ -6521,31 +4188,7 @@
         <w:contextualSpacing/>
       </w:pPr>
       <w:r>
-        <w:t xml:space="preserve">if </w:t>
-      </w:r>
-      <w:proofErr w:type="gramStart"/>
-      <w:r>
-        <w:t>(!</w:t>
-      </w:r>
-      <w:proofErr w:type="spellStart"/>
-      <w:r>
-        <w:t>borrower</w:t>
-      </w:r>
-      <w:proofErr w:type="gramEnd"/>
-      <w:r>
-        <w:t>.</w:t>
-      </w:r>
-      <w:proofErr w:type="gramStart"/>
-      <w:r>
-        <w:t>isVerified</w:t>
-      </w:r>
-      <w:proofErr w:type="spellEnd"/>
-      <w:r>
-        <w:t>(</w:t>
-      </w:r>
-      <w:proofErr w:type="gramEnd"/>
-      <w:r>
-        <w:t>))</w:t>
+        <w:t>if (!borrower.isVerified())</w:t>
       </w:r>
     </w:p>
     <w:p>
@@ -6557,192 +4200,67 @@
           <w:bCs/>
         </w:rPr>
       </w:pPr>
-      <w:proofErr w:type="spellStart"/>
       <w:r>
         <w:rPr>
           <w:b/>
           <w:bCs/>
         </w:rPr>
-        <w:t>Sesudah</w:t>
-      </w:r>
-      <w:proofErr w:type="spellEnd"/>
-      <w:r>
+        <w:t>Sesudah (dipindahkan ke domain):</w:t>
+      </w:r>
+    </w:p>
+    <w:p>
+      <w:pPr>
+        <w:spacing w:after="0"/>
+        <w:contextualSpacing/>
+      </w:pPr>
+      <w:r>
+        <w:t>private void validateBorrower(Borrower borrower) {</w:t>
+      </w:r>
+      <w:r>
+        <w:br/>
+        <w:t xml:space="preserve">    if (!borrower.canApplyLoan()) {</w:t>
+      </w:r>
+      <w:r>
+        <w:br/>
+        <w:t xml:space="preserve">        throw new IllegalArgumentException("Borrower not verified");</w:t>
+      </w:r>
+      <w:r>
+        <w:br/>
+        <w:t xml:space="preserve">    }</w:t>
+      </w:r>
+      <w:r>
+        <w:br/>
+        <w:t>}</w:t>
+      </w:r>
+    </w:p>
+    <w:p>
+      <w:pPr>
+        <w:spacing w:after="0"/>
+        <w:contextualSpacing/>
         <w:rPr>
           <w:b/>
           <w:bCs/>
         </w:rPr>
-        <w:t xml:space="preserve"> (</w:t>
-      </w:r>
-      <w:proofErr w:type="spellStart"/>
+      </w:pPr>
       <w:r>
         <w:rPr>
           <w:b/>
           <w:bCs/>
         </w:rPr>
-        <w:t>dipindahkan</w:t>
-      </w:r>
-      <w:proofErr w:type="spellEnd"/>
-      <w:r>
-        <w:rPr>
-          <w:b/>
-          <w:bCs/>
-        </w:rPr>
-        <w:t xml:space="preserve"> </w:t>
-      </w:r>
-      <w:proofErr w:type="spellStart"/>
-      <w:r>
-        <w:rPr>
-          <w:b/>
-          <w:bCs/>
-        </w:rPr>
-        <w:t>ke</w:t>
-      </w:r>
-      <w:proofErr w:type="spellEnd"/>
-      <w:r>
-        <w:rPr>
-          <w:b/>
-          <w:bCs/>
-        </w:rPr>
-        <w:t xml:space="preserve"> domain):</w:t>
-      </w:r>
-    </w:p>
-    <w:p>
-      <w:pPr>
-        <w:spacing w:after="0"/>
-        <w:contextualSpacing/>
-      </w:pPr>
-      <w:r>
-        <w:t xml:space="preserve">private void </w:t>
-      </w:r>
-      <w:proofErr w:type="spellStart"/>
-      <w:proofErr w:type="gramStart"/>
-      <w:r>
-        <w:t>validateBorrower</w:t>
-      </w:r>
-      <w:proofErr w:type="spellEnd"/>
-      <w:r>
-        <w:t>(</w:t>
-      </w:r>
-      <w:proofErr w:type="gramEnd"/>
-      <w:r>
-        <w:t>Borrower borrower) {</w:t>
+        <w:t>Update Borrower (domain improvement)</w:t>
+      </w:r>
+    </w:p>
+    <w:p>
+      <w:pPr>
+        <w:spacing w:after="0"/>
+        <w:contextualSpacing/>
+      </w:pPr>
+      <w:r>
+        <w:t>public boolean canApplyLoan() {</w:t>
       </w:r>
       <w:r>
         <w:br/>
-        <w:t xml:space="preserve">    if </w:t>
-      </w:r>
-      <w:proofErr w:type="gramStart"/>
-      <w:r>
-        <w:t>(!</w:t>
-      </w:r>
-      <w:proofErr w:type="spellStart"/>
-      <w:r>
-        <w:t>borrower</w:t>
-      </w:r>
-      <w:proofErr w:type="gramEnd"/>
-      <w:r>
-        <w:t>.</w:t>
-      </w:r>
-      <w:proofErr w:type="gramStart"/>
-      <w:r>
-        <w:t>canApplyLoan</w:t>
-      </w:r>
-      <w:proofErr w:type="spellEnd"/>
-      <w:r>
-        <w:t>(</w:t>
-      </w:r>
-      <w:proofErr w:type="gramEnd"/>
-      <w:r>
-        <w:t>)) {</w:t>
-      </w:r>
-      <w:r>
-        <w:br/>
-        <w:t xml:space="preserve">        throw new </w:t>
-      </w:r>
-      <w:proofErr w:type="spellStart"/>
-      <w:proofErr w:type="gramStart"/>
-      <w:r>
-        <w:t>IllegalArgumentException</w:t>
-      </w:r>
-      <w:proofErr w:type="spellEnd"/>
-      <w:r>
-        <w:t>(</w:t>
-      </w:r>
-      <w:proofErr w:type="gramEnd"/>
-      <w:r>
-        <w:t>"Borrower not verified");</w:t>
-      </w:r>
-      <w:r>
-        <w:br/>
-        <w:t xml:space="preserve">  </w:t>
-      </w:r>
-      <w:proofErr w:type="gramStart"/>
-      <w:r>
-        <w:t xml:space="preserve">  }</w:t>
-      </w:r>
-      <w:proofErr w:type="gramEnd"/>
-      <w:r>
-        <w:br/>
-        <w:t>}</w:t>
-      </w:r>
-    </w:p>
-    <w:p>
-      <w:pPr>
-        <w:spacing w:after="0"/>
-        <w:contextualSpacing/>
-        <w:rPr>
-          <w:b/>
-          <w:bCs/>
-        </w:rPr>
-      </w:pPr>
-      <w:r>
-        <w:rPr>
-          <w:b/>
-          <w:bCs/>
-        </w:rPr>
-        <w:t>Update Borrower (domain improvement)</w:t>
-      </w:r>
-    </w:p>
-    <w:p>
-      <w:pPr>
-        <w:spacing w:after="0"/>
-        <w:contextualSpacing/>
-      </w:pPr>
-      <w:r>
-        <w:t xml:space="preserve">public </w:t>
-      </w:r>
-      <w:proofErr w:type="spellStart"/>
-      <w:r>
-        <w:t>boolean</w:t>
-      </w:r>
-      <w:proofErr w:type="spellEnd"/>
-      <w:r>
-        <w:t xml:space="preserve"> </w:t>
-      </w:r>
-      <w:proofErr w:type="spellStart"/>
-      <w:proofErr w:type="gramStart"/>
-      <w:r>
-        <w:t>canApplyLoan</w:t>
-      </w:r>
-      <w:proofErr w:type="spellEnd"/>
-      <w:r>
-        <w:t>(</w:t>
-      </w:r>
-      <w:proofErr w:type="gramEnd"/>
-      <w:r>
-        <w:t>) {</w:t>
-      </w:r>
-      <w:r>
-        <w:br/>
-        <w:t xml:space="preserve">    return </w:t>
-      </w:r>
-      <w:proofErr w:type="spellStart"/>
-      <w:r>
-        <w:t>isVerified</w:t>
-      </w:r>
-      <w:proofErr w:type="spellEnd"/>
-      <w:r>
-        <w:t>;</w:t>
+        <w:t xml:space="preserve">    return isVerified;</w:t>
       </w:r>
       <w:r>
         <w:br/>
@@ -6797,6 +4315,87 @@
         <w:spacing w:after="0"/>
         <w:contextualSpacing/>
       </w:pPr>
+      <w:r>
+        <w:lastRenderedPageBreak/>
+        <w:drawing>
+          <wp:inline distT="0" distB="0" distL="0" distR="0" wp14:anchorId="6A55282C" wp14:editId="5D8BB000">
+            <wp:extent cx="2379133" cy="2738820"/>
+            <wp:effectExtent l="0" t="0" r="2540" b="4445"/>
+            <wp:docPr id="631437272" name="Picture 1"/>
+            <wp:cNvGraphicFramePr>
+              <a:graphicFrameLocks xmlns:a="http://schemas.openxmlformats.org/drawingml/2006/main" noChangeAspect="1"/>
+            </wp:cNvGraphicFramePr>
+            <a:graphic xmlns:a="http://schemas.openxmlformats.org/drawingml/2006/main">
+              <a:graphicData uri="http://schemas.openxmlformats.org/drawingml/2006/picture">
+                <pic:pic xmlns:pic="http://schemas.openxmlformats.org/drawingml/2006/picture">
+                  <pic:nvPicPr>
+                    <pic:cNvPr id="631437272" name=""/>
+                    <pic:cNvPicPr/>
+                  </pic:nvPicPr>
+                  <pic:blipFill>
+                    <a:blip r:embed="rId15"/>
+                    <a:stretch>
+                      <a:fillRect/>
+                    </a:stretch>
+                  </pic:blipFill>
+                  <pic:spPr>
+                    <a:xfrm>
+                      <a:off x="0" y="0"/>
+                      <a:ext cx="2383357" cy="2743682"/>
+                    </a:xfrm>
+                    <a:prstGeom prst="rect">
+                      <a:avLst/>
+                    </a:prstGeom>
+                  </pic:spPr>
+                </pic:pic>
+              </a:graphicData>
+            </a:graphic>
+          </wp:inline>
+        </w:drawing>
+      </w:r>
+    </w:p>
+    <w:p>
+      <w:pPr>
+        <w:spacing w:after="0"/>
+        <w:contextualSpacing/>
+      </w:pPr>
+      <w:r>
+        <w:drawing>
+          <wp:inline distT="0" distB="0" distL="0" distR="0" wp14:anchorId="752719E7" wp14:editId="786C9BC0">
+            <wp:extent cx="4343400" cy="1583108"/>
+            <wp:effectExtent l="0" t="0" r="0" b="0"/>
+            <wp:docPr id="997936325" name="Picture 1"/>
+            <wp:cNvGraphicFramePr>
+              <a:graphicFrameLocks xmlns:a="http://schemas.openxmlformats.org/drawingml/2006/main" noChangeAspect="1"/>
+            </wp:cNvGraphicFramePr>
+            <a:graphic xmlns:a="http://schemas.openxmlformats.org/drawingml/2006/main">
+              <a:graphicData uri="http://schemas.openxmlformats.org/drawingml/2006/picture">
+                <pic:pic xmlns:pic="http://schemas.openxmlformats.org/drawingml/2006/picture">
+                  <pic:nvPicPr>
+                    <pic:cNvPr id="997936325" name=""/>
+                    <pic:cNvPicPr/>
+                  </pic:nvPicPr>
+                  <pic:blipFill>
+                    <a:blip r:embed="rId16"/>
+                    <a:stretch>
+                      <a:fillRect/>
+                    </a:stretch>
+                  </pic:blipFill>
+                  <pic:spPr>
+                    <a:xfrm>
+                      <a:off x="0" y="0"/>
+                      <a:ext cx="4348789" cy="1585072"/>
+                    </a:xfrm>
+                    <a:prstGeom prst="rect">
+                      <a:avLst/>
+                    </a:prstGeom>
+                  </pic:spPr>
+                </pic:pic>
+              </a:graphicData>
+            </a:graphic>
+          </wp:inline>
+        </w:drawing>
+      </w:r>
     </w:p>
     <w:p>
       <w:pPr>
@@ -6856,26 +4455,9 @@
         <w:spacing w:after="0"/>
         <w:contextualSpacing/>
       </w:pPr>
-      <w:proofErr w:type="spellStart"/>
-      <w:proofErr w:type="gramStart"/>
-      <w:r>
-        <w:t>loan.setStatus</w:t>
-      </w:r>
-      <w:proofErr w:type="spellEnd"/>
-      <w:proofErr w:type="gramEnd"/>
-      <w:r>
-        <w:t>(</w:t>
-      </w:r>
-      <w:proofErr w:type="spellStart"/>
-      <w:proofErr w:type="gramStart"/>
-      <w:r>
-        <w:t>Loan.Status.APPROVED</w:t>
-      </w:r>
-      <w:proofErr w:type="spellEnd"/>
-      <w:r>
-        <w:t>);</w:t>
-      </w:r>
-      <w:proofErr w:type="gramEnd"/>
+      <w:r>
+        <w:t>loan.setStatus(Loan.Status.APPROVED);</w:t>
+      </w:r>
     </w:p>
     <w:p>
       <w:pPr>
@@ -6900,34 +4482,12 @@
         <w:contextualSpacing/>
       </w:pPr>
       <w:r>
-        <w:t xml:space="preserve">Loan </w:t>
-      </w:r>
-      <w:proofErr w:type="spellStart"/>
-      <w:r>
-        <w:t>loan</w:t>
-      </w:r>
-      <w:proofErr w:type="spellEnd"/>
-      <w:r>
-        <w:t xml:space="preserve"> = new Loan();</w:t>
+        <w:t>Loan loan = new Loan();</w:t>
       </w:r>
       <w:r>
         <w:br/>
-      </w:r>
-      <w:proofErr w:type="spellStart"/>
-      <w:proofErr w:type="gramStart"/>
-      <w:r>
-        <w:t>loan.approve</w:t>
-      </w:r>
-      <w:proofErr w:type="spellEnd"/>
-      <w:proofErr w:type="gramEnd"/>
-      <w:r>
-        <w:t>(</w:t>
-      </w:r>
-      <w:proofErr w:type="gramStart"/>
-      <w:r>
-        <w:t>);</w:t>
-      </w:r>
-      <w:proofErr w:type="gramEnd"/>
+        <w:t>loan.approve();</w:t>
+      </w:r>
     </w:p>
     <w:p>
       <w:pPr>
@@ -6952,38 +4512,11 @@
         <w:contextualSpacing/>
       </w:pPr>
       <w:r>
-        <w:lastRenderedPageBreak/>
-        <w:t xml:space="preserve">public void </w:t>
-      </w:r>
-      <w:proofErr w:type="gramStart"/>
-      <w:r>
-        <w:t>approve(</w:t>
-      </w:r>
-      <w:proofErr w:type="gramEnd"/>
-      <w:r>
-        <w:t>) {</w:t>
+        <w:t>public void approve() {</w:t>
       </w:r>
       <w:r>
         <w:br/>
-        <w:t xml:space="preserve">    </w:t>
-      </w:r>
-      <w:proofErr w:type="spellStart"/>
-      <w:proofErr w:type="gramStart"/>
-      <w:r>
-        <w:t>this.status</w:t>
-      </w:r>
-      <w:proofErr w:type="spellEnd"/>
-      <w:proofErr w:type="gramEnd"/>
-      <w:r>
-        <w:t xml:space="preserve"> = </w:t>
-      </w:r>
-      <w:proofErr w:type="spellStart"/>
-      <w:r>
-        <w:t>Status.APPROVED</w:t>
-      </w:r>
-      <w:proofErr w:type="spellEnd"/>
-      <w:r>
-        <w:t>;</w:t>
+        <w:t xml:space="preserve">    this.status = Status.APPROVED;</w:t>
       </w:r>
       <w:r>
         <w:br/>
@@ -7038,6 +4571,50 @@
         <w:spacing w:after="0"/>
         <w:contextualSpacing/>
       </w:pPr>
+      <w:r>
+        <w:lastRenderedPageBreak/>
+        <w:drawing>
+          <wp:inline distT="0" distB="0" distL="0" distR="0" wp14:anchorId="4DAB6034" wp14:editId="2DAF0DB7">
+            <wp:extent cx="3598333" cy="1471017"/>
+            <wp:effectExtent l="0" t="0" r="2540" b="0"/>
+            <wp:docPr id="489960536" name="Picture 1"/>
+            <wp:cNvGraphicFramePr>
+              <a:graphicFrameLocks xmlns:a="http://schemas.openxmlformats.org/drawingml/2006/main" noChangeAspect="1"/>
+            </wp:cNvGraphicFramePr>
+            <a:graphic xmlns:a="http://schemas.openxmlformats.org/drawingml/2006/main">
+              <a:graphicData uri="http://schemas.openxmlformats.org/drawingml/2006/picture">
+                <pic:pic xmlns:pic="http://schemas.openxmlformats.org/drawingml/2006/picture">
+                  <pic:nvPicPr>
+                    <pic:cNvPr id="489960536" name=""/>
+                    <pic:cNvPicPr/>
+                  </pic:nvPicPr>
+                  <pic:blipFill>
+                    <a:blip r:embed="rId17"/>
+                    <a:stretch>
+                      <a:fillRect/>
+                    </a:stretch>
+                  </pic:blipFill>
+                  <pic:spPr>
+                    <a:xfrm>
+                      <a:off x="0" y="0"/>
+                      <a:ext cx="3603273" cy="1473036"/>
+                    </a:xfrm>
+                    <a:prstGeom prst="rect">
+                      <a:avLst/>
+                    </a:prstGeom>
+                  </pic:spPr>
+                </pic:pic>
+              </a:graphicData>
+            </a:graphic>
+          </wp:inline>
+        </w:drawing>
+      </w:r>
+    </w:p>
+    <w:p>
+      <w:pPr>
+        <w:spacing w:after="0"/>
+        <w:contextualSpacing/>
+      </w:pPr>
     </w:p>
     <w:p>
       <w:pPr>
@@ -7055,66 +4632,21 @@
         <w:contextualSpacing/>
       </w:pPr>
       <w:r>
-        <w:t xml:space="preserve">public Loan </w:t>
-      </w:r>
-      <w:proofErr w:type="spellStart"/>
-      <w:proofErr w:type="gramStart"/>
-      <w:r>
-        <w:t>createLoan</w:t>
-      </w:r>
-      <w:proofErr w:type="spellEnd"/>
-      <w:r>
-        <w:t>(</w:t>
-      </w:r>
-      <w:proofErr w:type="gramEnd"/>
-      <w:r>
-        <w:t xml:space="preserve">Borrower borrower, </w:t>
-      </w:r>
-      <w:proofErr w:type="spellStart"/>
-      <w:r>
-        <w:t>BigDecimal</w:t>
-      </w:r>
-      <w:proofErr w:type="spellEnd"/>
-      <w:r>
-        <w:t xml:space="preserve"> amount) {</w:t>
+        <w:t>public Loan createLoan(Borrower borrower, BigDecimal amount) {</w:t>
       </w:r>
       <w:r>
         <w:br/>
       </w:r>
       <w:r>
         <w:br/>
-        <w:t xml:space="preserve">    </w:t>
-      </w:r>
-      <w:proofErr w:type="spellStart"/>
-      <w:r>
-        <w:t>validateBorrower</w:t>
-      </w:r>
-      <w:proofErr w:type="spellEnd"/>
-      <w:r>
-        <w:t>(borrower);</w:t>
+        <w:t xml:space="preserve">    validateBorrower(borrower);</w:t>
       </w:r>
       <w:r>
         <w:br/>
       </w:r>
       <w:r>
         <w:br/>
-        <w:t xml:space="preserve">    Loan </w:t>
-      </w:r>
-      <w:proofErr w:type="spellStart"/>
-      <w:r>
-        <w:t>loan</w:t>
-      </w:r>
-      <w:proofErr w:type="spellEnd"/>
-      <w:r>
-        <w:t xml:space="preserve"> = new </w:t>
-      </w:r>
-      <w:proofErr w:type="gramStart"/>
-      <w:r>
-        <w:t>Loan(</w:t>
-      </w:r>
-      <w:proofErr w:type="gramEnd"/>
-      <w:r>
-        <w:t>);</w:t>
+        <w:t xml:space="preserve">    Loan loan = new Loan();</w:t>
       </w:r>
       <w:r>
         <w:br/>
@@ -7126,47 +4658,17 @@
         <w:t xml:space="preserve">  </w:t>
       </w:r>
       <w:r>
-        <w:t>if (</w:t>
-      </w:r>
-      <w:proofErr w:type="spellStart"/>
-      <w:proofErr w:type="gramStart"/>
-      <w:r>
-        <w:t>borrower.getCreditScore</w:t>
-      </w:r>
-      <w:proofErr w:type="spellEnd"/>
-      <w:proofErr w:type="gramEnd"/>
-      <w:r>
-        <w:t xml:space="preserve">() &gt;= </w:t>
-      </w:r>
-      <w:proofErr w:type="gramStart"/>
-      <w:r>
-        <w:t>600) {</w:t>
-      </w:r>
-      <w:proofErr w:type="gramEnd"/>
-    </w:p>
-    <w:p>
-      <w:pPr>
-        <w:spacing w:after="0"/>
-        <w:contextualSpacing/>
-      </w:pPr>
-      <w:r>
-        <w:t xml:space="preserve">            </w:t>
-      </w:r>
-      <w:proofErr w:type="spellStart"/>
-      <w:proofErr w:type="gramStart"/>
-      <w:r>
-        <w:t>loan.approve</w:t>
-      </w:r>
-      <w:proofErr w:type="spellEnd"/>
-      <w:proofErr w:type="gramEnd"/>
-      <w:r>
-        <w:t>(</w:t>
-      </w:r>
-      <w:proofErr w:type="gramStart"/>
-      <w:r>
-        <w:t>);</w:t>
-      </w:r>
-      <w:proofErr w:type="gramEnd"/>
+        <w:t>if (borrower.getCreditScore() &gt;= 600) {</w:t>
+      </w:r>
+    </w:p>
+    <w:p>
+      <w:pPr>
+        <w:spacing w:after="0"/>
+        <w:contextualSpacing/>
+      </w:pPr>
+      <w:r>
+        <w:t>            loan.approve();</w:t>
+      </w:r>
     </w:p>
     <w:p>
       <w:pPr>
@@ -7183,23 +4685,8 @@
         <w:contextualSpacing/>
       </w:pPr>
       <w:r>
-        <w:t xml:space="preserve">            </w:t>
-      </w:r>
-      <w:proofErr w:type="spellStart"/>
-      <w:proofErr w:type="gramStart"/>
-      <w:r>
-        <w:t>loan.reject</w:t>
-      </w:r>
-      <w:proofErr w:type="spellEnd"/>
-      <w:proofErr w:type="gramEnd"/>
-      <w:r>
-        <w:t>(</w:t>
-      </w:r>
-      <w:proofErr w:type="gramStart"/>
-      <w:r>
-        <w:t>);</w:t>
-      </w:r>
-      <w:proofErr w:type="gramEnd"/>
+        <w:t>            loan.reject();</w:t>
+      </w:r>
     </w:p>
     <w:p>
       <w:pPr>
@@ -7235,6 +4722,43 @@
         <w:spacing w:after="0"/>
         <w:contextualSpacing/>
       </w:pPr>
+      <w:r>
+        <w:drawing>
+          <wp:inline distT="0" distB="0" distL="0" distR="0" wp14:anchorId="47CD03B3" wp14:editId="1F13B46F">
+            <wp:extent cx="4324954" cy="1810003"/>
+            <wp:effectExtent l="0" t="0" r="0" b="0"/>
+            <wp:docPr id="1538030075" name="Picture 1"/>
+            <wp:cNvGraphicFramePr>
+              <a:graphicFrameLocks xmlns:a="http://schemas.openxmlformats.org/drawingml/2006/main" noChangeAspect="1"/>
+            </wp:cNvGraphicFramePr>
+            <a:graphic xmlns:a="http://schemas.openxmlformats.org/drawingml/2006/main">
+              <a:graphicData uri="http://schemas.openxmlformats.org/drawingml/2006/picture">
+                <pic:pic xmlns:pic="http://schemas.openxmlformats.org/drawingml/2006/picture">
+                  <pic:nvPicPr>
+                    <pic:cNvPr id="1538030075" name=""/>
+                    <pic:cNvPicPr/>
+                  </pic:nvPicPr>
+                  <pic:blipFill>
+                    <a:blip r:embed="rId18"/>
+                    <a:stretch>
+                      <a:fillRect/>
+                    </a:stretch>
+                  </pic:blipFill>
+                  <pic:spPr>
+                    <a:xfrm>
+                      <a:off x="0" y="0"/>
+                      <a:ext cx="4324954" cy="1810003"/>
+                    </a:xfrm>
+                    <a:prstGeom prst="rect">
+                      <a:avLst/>
+                    </a:prstGeom>
+                  </pic:spPr>
+                </pic:pic>
+              </a:graphicData>
+            </a:graphic>
+          </wp:inline>
+        </w:drawing>
+      </w:r>
     </w:p>
     <w:p>
       <w:pPr>
@@ -7288,48 +4812,17 @@
         <w:contextualSpacing/>
       </w:pPr>
       <w:r>
-        <w:t xml:space="preserve">    public void </w:t>
-      </w:r>
-      <w:proofErr w:type="gramStart"/>
-      <w:r>
-        <w:t>approve(</w:t>
-      </w:r>
-      <w:proofErr w:type="gramEnd"/>
-      <w:r>
-        <w:t>) {</w:t>
-      </w:r>
-    </w:p>
-    <w:p>
-      <w:pPr>
-        <w:spacing w:after="0"/>
-        <w:contextualSpacing/>
-      </w:pPr>
-      <w:r>
-        <w:t xml:space="preserve">        </w:t>
-      </w:r>
-      <w:proofErr w:type="spellStart"/>
-      <w:proofErr w:type="gramStart"/>
-      <w:r>
-        <w:t>this.status</w:t>
-      </w:r>
-      <w:proofErr w:type="spellEnd"/>
-      <w:proofErr w:type="gramEnd"/>
-      <w:r>
-        <w:t xml:space="preserve"> = </w:t>
-      </w:r>
-      <w:proofErr w:type="spellStart"/>
-      <w:r>
-        <w:t>Status.</w:t>
-      </w:r>
-      <w:proofErr w:type="gramStart"/>
-      <w:r>
-        <w:t>APPROVED</w:t>
-      </w:r>
-      <w:proofErr w:type="spellEnd"/>
-      <w:r>
-        <w:t>;</w:t>
-      </w:r>
-      <w:proofErr w:type="gramEnd"/>
+        <w:t>    public void approve() {</w:t>
+      </w:r>
+    </w:p>
+    <w:p>
+      <w:pPr>
+        <w:spacing w:after="0"/>
+        <w:contextualSpacing/>
+      </w:pPr>
+      <w:r>
+        <w:t>        this.status = Status.APPROVED;</w:t>
+      </w:r>
     </w:p>
     <w:p>
       <w:pPr>
@@ -7346,48 +4839,17 @@
         <w:contextualSpacing/>
       </w:pPr>
       <w:r>
-        <w:t xml:space="preserve"> public void </w:t>
-      </w:r>
-      <w:proofErr w:type="gramStart"/>
-      <w:r>
-        <w:t>reject(</w:t>
-      </w:r>
-      <w:proofErr w:type="gramEnd"/>
-      <w:r>
-        <w:t>) {</w:t>
-      </w:r>
-    </w:p>
-    <w:p>
-      <w:pPr>
-        <w:spacing w:after="0"/>
-        <w:contextualSpacing/>
-      </w:pPr>
-      <w:r>
-        <w:t xml:space="preserve">        </w:t>
-      </w:r>
-      <w:proofErr w:type="spellStart"/>
-      <w:proofErr w:type="gramStart"/>
-      <w:r>
-        <w:t>this.status</w:t>
-      </w:r>
-      <w:proofErr w:type="spellEnd"/>
-      <w:proofErr w:type="gramEnd"/>
-      <w:r>
-        <w:t xml:space="preserve"> = </w:t>
-      </w:r>
-      <w:proofErr w:type="spellStart"/>
-      <w:r>
-        <w:t>Status.</w:t>
-      </w:r>
-      <w:proofErr w:type="gramStart"/>
-      <w:r>
-        <w:t>REJECTED</w:t>
-      </w:r>
-      <w:proofErr w:type="spellEnd"/>
-      <w:r>
-        <w:t>;</w:t>
-      </w:r>
-      <w:proofErr w:type="gramEnd"/>
+        <w:t> public void reject() {</w:t>
+      </w:r>
+    </w:p>
+    <w:p>
+      <w:pPr>
+        <w:spacing w:after="0"/>
+        <w:contextualSpacing/>
+      </w:pPr>
+      <w:r>
+        <w:t>        this.status = Status.REJECTED;</w:t>
+      </w:r>
     </w:p>
     <w:p>
       <w:pPr>
@@ -7396,6 +4858,50 @@
       </w:pPr>
       <w:r>
         <w:t>    }</w:t>
+      </w:r>
+    </w:p>
+    <w:p>
+      <w:pPr>
+        <w:spacing w:after="0"/>
+        <w:contextualSpacing/>
+      </w:pPr>
+      <w:r>
+        <w:lastRenderedPageBreak/>
+        <w:drawing>
+          <wp:inline distT="0" distB="0" distL="0" distR="0" wp14:anchorId="5F1188B6" wp14:editId="01719D3D">
+            <wp:extent cx="3378200" cy="1888970"/>
+            <wp:effectExtent l="0" t="0" r="0" b="0"/>
+            <wp:docPr id="1086111208" name="Picture 1"/>
+            <wp:cNvGraphicFramePr>
+              <a:graphicFrameLocks xmlns:a="http://schemas.openxmlformats.org/drawingml/2006/main" noChangeAspect="1"/>
+            </wp:cNvGraphicFramePr>
+            <a:graphic xmlns:a="http://schemas.openxmlformats.org/drawingml/2006/main">
+              <a:graphicData uri="http://schemas.openxmlformats.org/drawingml/2006/picture">
+                <pic:pic xmlns:pic="http://schemas.openxmlformats.org/drawingml/2006/picture">
+                  <pic:nvPicPr>
+                    <pic:cNvPr id="1086111208" name=""/>
+                    <pic:cNvPicPr/>
+                  </pic:nvPicPr>
+                  <pic:blipFill>
+                    <a:blip r:embed="rId19"/>
+                    <a:stretch>
+                      <a:fillRect/>
+                    </a:stretch>
+                  </pic:blipFill>
+                  <pic:spPr>
+                    <a:xfrm>
+                      <a:off x="0" y="0"/>
+                      <a:ext cx="3381254" cy="1890677"/>
+                    </a:xfrm>
+                    <a:prstGeom prst="rect">
+                      <a:avLst/>
+                    </a:prstGeom>
+                  </pic:spPr>
+                </pic:pic>
+              </a:graphicData>
+            </a:graphic>
+          </wp:inline>
+        </w:drawing>
       </w:r>
     </w:p>
     <w:p>
@@ -7473,28 +4979,7 @@
       </w:r>
       <w:r>
         <w:br/>
-        <w:t xml:space="preserve">public </w:t>
-      </w:r>
-      <w:proofErr w:type="spellStart"/>
-      <w:r>
-        <w:t>boolean</w:t>
-      </w:r>
-      <w:proofErr w:type="spellEnd"/>
-      <w:r>
-        <w:t xml:space="preserve"> </w:t>
-      </w:r>
-      <w:proofErr w:type="spellStart"/>
-      <w:proofErr w:type="gramStart"/>
-      <w:r>
-        <w:t>canApplyLoan</w:t>
-      </w:r>
-      <w:proofErr w:type="spellEnd"/>
-      <w:r>
-        <w:t>(</w:t>
-      </w:r>
-      <w:proofErr w:type="gramEnd"/>
-      <w:r>
-        <w:t>) {</w:t>
+        <w:t>public boolean canApplyLoan() {</w:t>
       </w:r>
       <w:r>
         <w:br/>
@@ -7510,6 +4995,43 @@
         <w:spacing w:after="0"/>
         <w:contextualSpacing/>
       </w:pPr>
+      <w:r>
+        <w:drawing>
+          <wp:inline distT="0" distB="0" distL="0" distR="0" wp14:anchorId="3DE1D18A" wp14:editId="1B30786C">
+            <wp:extent cx="4639322" cy="1247949"/>
+            <wp:effectExtent l="0" t="0" r="8890" b="9525"/>
+            <wp:docPr id="1237546236" name="Picture 1"/>
+            <wp:cNvGraphicFramePr>
+              <a:graphicFrameLocks xmlns:a="http://schemas.openxmlformats.org/drawingml/2006/main" noChangeAspect="1"/>
+            </wp:cNvGraphicFramePr>
+            <a:graphic xmlns:a="http://schemas.openxmlformats.org/drawingml/2006/main">
+              <a:graphicData uri="http://schemas.openxmlformats.org/drawingml/2006/picture">
+                <pic:pic xmlns:pic="http://schemas.openxmlformats.org/drawingml/2006/picture">
+                  <pic:nvPicPr>
+                    <pic:cNvPr id="1237546236" name=""/>
+                    <pic:cNvPicPr/>
+                  </pic:nvPicPr>
+                  <pic:blipFill>
+                    <a:blip r:embed="rId20"/>
+                    <a:stretch>
+                      <a:fillRect/>
+                    </a:stretch>
+                  </pic:blipFill>
+                  <pic:spPr>
+                    <a:xfrm>
+                      <a:off x="0" y="0"/>
+                      <a:ext cx="4639322" cy="1247949"/>
+                    </a:xfrm>
+                    <a:prstGeom prst="rect">
+                      <a:avLst/>
+                    </a:prstGeom>
+                  </pic:spPr>
+                </pic:pic>
+              </a:graphicData>
+            </a:graphic>
+          </wp:inline>
+        </w:drawing>
+      </w:r>
     </w:p>
     <w:p>
       <w:pPr>
@@ -7518,7 +5040,6 @@
         <w:contextualSpacing/>
       </w:pPr>
       <w:r>
-        <w:lastRenderedPageBreak/>
         <w:t>FINAL RESULT (SETELAH REFACTOR)</w:t>
       </w:r>
     </w:p>
@@ -7544,55 +5065,7 @@
           <w:b/>
           <w:bCs/>
         </w:rPr>
-        <w:t xml:space="preserve"> </w:t>
-      </w:r>
-      <w:proofErr w:type="spellStart"/>
-      <w:r>
-        <w:rPr>
-          <w:b/>
-          <w:bCs/>
-        </w:rPr>
-        <w:t>LoanService</w:t>
-      </w:r>
-      <w:proofErr w:type="spellEnd"/>
-      <w:r>
-        <w:rPr>
-          <w:b/>
-          <w:bCs/>
-        </w:rPr>
-        <w:t xml:space="preserve"> </w:t>
-      </w:r>
-      <w:proofErr w:type="spellStart"/>
-      <w:r>
-        <w:rPr>
-          <w:b/>
-          <w:bCs/>
-        </w:rPr>
-        <w:t>jadi</w:t>
-      </w:r>
-      <w:proofErr w:type="spellEnd"/>
-      <w:r>
-        <w:rPr>
-          <w:b/>
-          <w:bCs/>
-        </w:rPr>
-        <w:t xml:space="preserve"> </w:t>
-      </w:r>
-      <w:proofErr w:type="spellStart"/>
-      <w:r>
-        <w:rPr>
-          <w:b/>
-          <w:bCs/>
-        </w:rPr>
-        <w:t>bersih</w:t>
-      </w:r>
-      <w:proofErr w:type="spellEnd"/>
-      <w:r>
-        <w:rPr>
-          <w:b/>
-          <w:bCs/>
-        </w:rPr>
-        <w:t>:</w:t>
+        <w:t xml:space="preserve"> LoanService jadi bersih:</w:t>
       </w:r>
     </w:p>
     <w:p>
@@ -7617,21 +5090,8 @@
         <w:spacing w:after="0"/>
         <w:contextualSpacing/>
       </w:pPr>
-      <w:proofErr w:type="spellStart"/>
-      <w:r>
-        <w:t>tidak</w:t>
-      </w:r>
-      <w:proofErr w:type="spellEnd"/>
-      <w:r>
-        <w:t xml:space="preserve"> </w:t>
-      </w:r>
-      <w:proofErr w:type="spellStart"/>
-      <w:r>
-        <w:t>ada</w:t>
-      </w:r>
-      <w:proofErr w:type="spellEnd"/>
-      <w:r>
-        <w:t xml:space="preserve"> business logic detail </w:t>
+      <w:r>
+        <w:t xml:space="preserve">tidak ada business logic detail </w:t>
       </w:r>
     </w:p>
     <w:p>
@@ -7668,18 +5128,8 @@
         <w:spacing w:after="0"/>
         <w:contextualSpacing/>
       </w:pPr>
-      <w:proofErr w:type="spellStart"/>
-      <w:proofErr w:type="gramStart"/>
-      <w:r>
-        <w:t>canApplyLoan</w:t>
-      </w:r>
-      <w:proofErr w:type="spellEnd"/>
-      <w:r>
-        <w:t>(</w:t>
-      </w:r>
-      <w:proofErr w:type="gramEnd"/>
-      <w:r>
-        <w:t xml:space="preserve">) </w:t>
+      <w:r>
+        <w:t xml:space="preserve">canApplyLoan() </w:t>
       </w:r>
     </w:p>
     <w:p>
@@ -7716,13 +5166,8 @@
         <w:spacing w:after="0"/>
         <w:contextualSpacing/>
       </w:pPr>
-      <w:proofErr w:type="gramStart"/>
-      <w:r>
-        <w:t>approve(</w:t>
-      </w:r>
-      <w:proofErr w:type="gramEnd"/>
-      <w:r>
-        <w:t>)</w:t>
+      <w:r>
+        <w:t>approve()</w:t>
       </w:r>
     </w:p>
     <w:p>
@@ -7812,7 +5257,6 @@
         </w:rPr>
         <w:t>.</w:t>
       </w:r>
-      <w:proofErr w:type="gramStart"/>
       <w:r>
         <w:rPr>
           <w:rFonts w:ascii="Consolas" w:eastAsia="Times New Roman" w:hAnsi="Consolas" w:cs="Times New Roman"/>
@@ -7831,7 +5275,6 @@
         </w:rPr>
         <w:t>;</w:t>
       </w:r>
-      <w:proofErr w:type="gramEnd"/>
     </w:p>
     <w:p>
       <w:pPr>
@@ -7884,7 +5327,6 @@
         </w:rPr>
         <w:t xml:space="preserve"> </w:t>
       </w:r>
-      <w:proofErr w:type="gramStart"/>
       <w:r>
         <w:rPr>
           <w:rFonts w:ascii="Consolas" w:eastAsia="Times New Roman" w:hAnsi="Consolas" w:cs="Times New Roman"/>
@@ -7939,7 +5381,6 @@
         </w:rPr>
         <w:t>.*</w:t>
       </w:r>
-      <w:proofErr w:type="gramEnd"/>
       <w:r>
         <w:rPr>
           <w:rFonts w:ascii="Consolas" w:eastAsia="Times New Roman" w:hAnsi="Consolas" w:cs="Times New Roman"/>
@@ -8001,8 +5442,6 @@
         </w:rPr>
         <w:t xml:space="preserve"> </w:t>
       </w:r>
-      <w:proofErr w:type="spellStart"/>
-      <w:proofErr w:type="gramStart"/>
       <w:r>
         <w:rPr>
           <w:rFonts w:ascii="Consolas" w:eastAsia="Times New Roman" w:hAnsi="Consolas" w:cs="Times New Roman"/>
@@ -8030,7 +5469,6 @@
         </w:rPr>
         <w:t>math</w:t>
       </w:r>
-      <w:proofErr w:type="gramEnd"/>
       <w:r>
         <w:rPr>
           <w:rFonts w:ascii="Consolas" w:eastAsia="Times New Roman" w:hAnsi="Consolas" w:cs="Times New Roman"/>
@@ -8040,7 +5478,6 @@
         </w:rPr>
         <w:t>.</w:t>
       </w:r>
-      <w:proofErr w:type="gramStart"/>
       <w:r>
         <w:rPr>
           <w:rFonts w:ascii="Consolas" w:eastAsia="Times New Roman" w:hAnsi="Consolas" w:cs="Times New Roman"/>
@@ -8050,7 +5487,6 @@
         </w:rPr>
         <w:t>BigDecimal</w:t>
       </w:r>
-      <w:proofErr w:type="spellEnd"/>
       <w:r>
         <w:rPr>
           <w:rFonts w:ascii="Consolas" w:eastAsia="Times New Roman" w:hAnsi="Consolas" w:cs="Times New Roman"/>
@@ -8060,7 +5496,6 @@
         </w:rPr>
         <w:t>;</w:t>
       </w:r>
-      <w:proofErr w:type="gramEnd"/>
     </w:p>
     <w:p>
       <w:pPr>
@@ -8131,7 +5566,6 @@
         </w:rPr>
         <w:t xml:space="preserve"> </w:t>
       </w:r>
-      <w:proofErr w:type="spellStart"/>
       <w:r>
         <w:rPr>
           <w:rFonts w:ascii="Consolas" w:eastAsia="Times New Roman" w:hAnsi="Consolas" w:cs="Times New Roman"/>
@@ -8141,7 +5575,6 @@
         </w:rPr>
         <w:t>LoanService</w:t>
       </w:r>
-      <w:proofErr w:type="spellEnd"/>
       <w:r>
         <w:rPr>
           <w:rFonts w:ascii="Consolas" w:eastAsia="Times New Roman" w:hAnsi="Consolas" w:cs="Times New Roman"/>
@@ -8192,9 +5625,9 @@
           <w:sz w:val="21"/>
           <w:szCs w:val="21"/>
         </w:rPr>
+        <w:lastRenderedPageBreak/>
         <w:t xml:space="preserve">    </w:t>
       </w:r>
-      <w:proofErr w:type="gramStart"/>
       <w:r>
         <w:rPr>
           <w:rFonts w:ascii="Consolas" w:eastAsia="Times New Roman" w:hAnsi="Consolas" w:cs="Times New Roman"/>
@@ -8204,7 +5637,6 @@
         </w:rPr>
         <w:t>public</w:t>
       </w:r>
-      <w:proofErr w:type="gramEnd"/>
       <w:r>
         <w:rPr>
           <w:rFonts w:ascii="Consolas" w:eastAsia="Times New Roman" w:hAnsi="Consolas" w:cs="Times New Roman"/>
@@ -8232,8 +5664,6 @@
         </w:rPr>
         <w:t xml:space="preserve"> </w:t>
       </w:r>
-      <w:proofErr w:type="spellStart"/>
-      <w:proofErr w:type="gramStart"/>
       <w:r>
         <w:rPr>
           <w:rFonts w:ascii="Consolas" w:eastAsia="Times New Roman" w:hAnsi="Consolas" w:cs="Times New Roman"/>
@@ -8243,7 +5673,6 @@
         </w:rPr>
         <w:t>createLoan</w:t>
       </w:r>
-      <w:proofErr w:type="spellEnd"/>
       <w:r>
         <w:rPr>
           <w:rFonts w:ascii="Consolas" w:eastAsia="Times New Roman" w:hAnsi="Consolas" w:cs="Times New Roman"/>
@@ -8253,7 +5682,6 @@
         </w:rPr>
         <w:t>(</w:t>
       </w:r>
-      <w:proofErr w:type="gramEnd"/>
       <w:r>
         <w:rPr>
           <w:rFonts w:ascii="Consolas" w:eastAsia="Times New Roman" w:hAnsi="Consolas" w:cs="Times New Roman"/>
@@ -8290,7 +5718,6 @@
         </w:rPr>
         <w:t xml:space="preserve">, </w:t>
       </w:r>
-      <w:proofErr w:type="spellStart"/>
       <w:r>
         <w:rPr>
           <w:rFonts w:ascii="Consolas" w:eastAsia="Times New Roman" w:hAnsi="Consolas" w:cs="Times New Roman"/>
@@ -8300,7 +5727,6 @@
         </w:rPr>
         <w:t>BigDecimal</w:t>
       </w:r>
-      <w:proofErr w:type="spellEnd"/>
       <w:r>
         <w:rPr>
           <w:rFonts w:ascii="Consolas" w:eastAsia="Times New Roman" w:hAnsi="Consolas" w:cs="Times New Roman"/>
@@ -8310,7 +5736,6 @@
         </w:rPr>
         <w:t xml:space="preserve"> </w:t>
       </w:r>
-      <w:proofErr w:type="gramStart"/>
       <w:r>
         <w:rPr>
           <w:rFonts w:ascii="Consolas" w:eastAsia="Times New Roman" w:hAnsi="Consolas" w:cs="Times New Roman"/>
@@ -8329,7 +5754,6 @@
         </w:rPr>
         <w:t>) {</w:t>
       </w:r>
-      <w:proofErr w:type="gramEnd"/>
     </w:p>
     <w:p>
       <w:pPr>
@@ -8415,47 +5839,7 @@
           <w:sz w:val="21"/>
           <w:szCs w:val="21"/>
         </w:rPr>
-        <w:t>// VALIDASI (</w:t>
-      </w:r>
-      <w:proofErr w:type="spellStart"/>
-      <w:r>
-        <w:rPr>
-          <w:rFonts w:ascii="Consolas" w:eastAsia="Times New Roman" w:hAnsi="Consolas" w:cs="Times New Roman"/>
-          <w:color w:val="8B949E"/>
-          <w:sz w:val="21"/>
-          <w:szCs w:val="21"/>
-        </w:rPr>
-        <w:t>delegasi</w:t>
-      </w:r>
-      <w:proofErr w:type="spellEnd"/>
-      <w:r>
-        <w:rPr>
-          <w:rFonts w:ascii="Consolas" w:eastAsia="Times New Roman" w:hAnsi="Consolas" w:cs="Times New Roman"/>
-          <w:color w:val="8B949E"/>
-          <w:sz w:val="21"/>
-          <w:szCs w:val="21"/>
-        </w:rPr>
-        <w:t xml:space="preserve"> </w:t>
-      </w:r>
-      <w:proofErr w:type="spellStart"/>
-      <w:r>
-        <w:rPr>
-          <w:rFonts w:ascii="Consolas" w:eastAsia="Times New Roman" w:hAnsi="Consolas" w:cs="Times New Roman"/>
-          <w:color w:val="8B949E"/>
-          <w:sz w:val="21"/>
-          <w:szCs w:val="21"/>
-        </w:rPr>
-        <w:t>ke</w:t>
-      </w:r>
-      <w:proofErr w:type="spellEnd"/>
-      <w:r>
-        <w:rPr>
-          <w:rFonts w:ascii="Consolas" w:eastAsia="Times New Roman" w:hAnsi="Consolas" w:cs="Times New Roman"/>
-          <w:color w:val="8B949E"/>
-          <w:sz w:val="21"/>
-          <w:szCs w:val="21"/>
-        </w:rPr>
-        <w:t xml:space="preserve"> domain)</w:t>
+        <w:t>// VALIDASI (delegasi ke domain)</w:t>
       </w:r>
     </w:p>
     <w:p>
@@ -8518,7 +5902,6 @@
         </w:rPr>
         <w:t xml:space="preserve">        </w:t>
       </w:r>
-      <w:proofErr w:type="spellStart"/>
       <w:r>
         <w:rPr>
           <w:rFonts w:ascii="Consolas" w:eastAsia="Times New Roman" w:hAnsi="Consolas" w:cs="Times New Roman"/>
@@ -8528,7 +5911,6 @@
         </w:rPr>
         <w:t>validateBorrower</w:t>
       </w:r>
-      <w:proofErr w:type="spellEnd"/>
       <w:r>
         <w:rPr>
           <w:rFonts w:ascii="Consolas" w:eastAsia="Times New Roman" w:hAnsi="Consolas" w:cs="Times New Roman"/>
@@ -8547,7 +5929,6 @@
         </w:rPr>
         <w:t>borrower</w:t>
       </w:r>
-      <w:proofErr w:type="gramStart"/>
       <w:r>
         <w:rPr>
           <w:rFonts w:ascii="Consolas" w:eastAsia="Times New Roman" w:hAnsi="Consolas" w:cs="Times New Roman"/>
@@ -8557,7 +5938,6 @@
         </w:rPr>
         <w:t>);</w:t>
       </w:r>
-      <w:proofErr w:type="gramEnd"/>
     </w:p>
     <w:p>
       <w:pPr>
@@ -8724,7 +6104,6 @@
         </w:rPr>
         <w:t xml:space="preserve"> </w:t>
       </w:r>
-      <w:proofErr w:type="spellStart"/>
       <w:r>
         <w:rPr>
           <w:rFonts w:ascii="Consolas" w:eastAsia="Times New Roman" w:hAnsi="Consolas" w:cs="Times New Roman"/>
@@ -8734,7 +6113,6 @@
         </w:rPr>
         <w:t>loan</w:t>
       </w:r>
-      <w:proofErr w:type="spellEnd"/>
       <w:r>
         <w:rPr>
           <w:rFonts w:ascii="Consolas" w:eastAsia="Times New Roman" w:hAnsi="Consolas" w:cs="Times New Roman"/>
@@ -8780,7 +6158,6 @@
         </w:rPr>
         <w:t xml:space="preserve"> </w:t>
       </w:r>
-      <w:proofErr w:type="gramStart"/>
       <w:r>
         <w:rPr>
           <w:rFonts w:ascii="Consolas" w:eastAsia="Times New Roman" w:hAnsi="Consolas" w:cs="Times New Roman"/>
@@ -8799,7 +6176,6 @@
         </w:rPr>
         <w:t>();</w:t>
       </w:r>
-      <w:proofErr w:type="gramEnd"/>
     </w:p>
     <w:p>
       <w:pPr>
@@ -8966,8 +6342,6 @@
         </w:rPr>
         <w:t xml:space="preserve"> (</w:t>
       </w:r>
-      <w:proofErr w:type="spellStart"/>
-      <w:proofErr w:type="gramStart"/>
       <w:r>
         <w:rPr>
           <w:rFonts w:ascii="Consolas" w:eastAsia="Times New Roman" w:hAnsi="Consolas" w:cs="Times New Roman"/>
@@ -8995,8 +6369,6 @@
         </w:rPr>
         <w:t>getCreditScore</w:t>
       </w:r>
-      <w:proofErr w:type="spellEnd"/>
-      <w:proofErr w:type="gramEnd"/>
       <w:r>
         <w:rPr>
           <w:rFonts w:ascii="Consolas" w:eastAsia="Times New Roman" w:hAnsi="Consolas" w:cs="Times New Roman"/>
@@ -9068,8 +6440,6 @@
         </w:rPr>
         <w:t xml:space="preserve">            </w:t>
       </w:r>
-      <w:proofErr w:type="spellStart"/>
-      <w:proofErr w:type="gramStart"/>
       <w:r>
         <w:rPr>
           <w:rFonts w:ascii="Consolas" w:eastAsia="Times New Roman" w:hAnsi="Consolas" w:cs="Times New Roman"/>
@@ -9097,8 +6467,6 @@
         </w:rPr>
         <w:t>approve</w:t>
       </w:r>
-      <w:proofErr w:type="spellEnd"/>
-      <w:proofErr w:type="gramEnd"/>
       <w:r>
         <w:rPr>
           <w:rFonts w:ascii="Consolas" w:eastAsia="Times New Roman" w:hAnsi="Consolas" w:cs="Times New Roman"/>
@@ -9106,19 +6474,8 @@
           <w:sz w:val="21"/>
           <w:szCs w:val="21"/>
         </w:rPr>
-        <w:t>(</w:t>
-      </w:r>
-      <w:proofErr w:type="gramStart"/>
-      <w:r>
-        <w:rPr>
-          <w:rFonts w:ascii="Consolas" w:eastAsia="Times New Roman" w:hAnsi="Consolas" w:cs="Times New Roman"/>
-          <w:color w:val="BBBEBF"/>
-          <w:sz w:val="21"/>
-          <w:szCs w:val="21"/>
-        </w:rPr>
-        <w:t>);</w:t>
-      </w:r>
-      <w:proofErr w:type="gramEnd"/>
+        <w:t>();</w:t>
+      </w:r>
     </w:p>
     <w:p>
       <w:pPr>
@@ -9189,8 +6546,6 @@
         </w:rPr>
         <w:t xml:space="preserve">            </w:t>
       </w:r>
-      <w:proofErr w:type="spellStart"/>
-      <w:proofErr w:type="gramStart"/>
       <w:r>
         <w:rPr>
           <w:rFonts w:ascii="Consolas" w:eastAsia="Times New Roman" w:hAnsi="Consolas" w:cs="Times New Roman"/>
@@ -9218,8 +6573,6 @@
         </w:rPr>
         <w:t>reject</w:t>
       </w:r>
-      <w:proofErr w:type="spellEnd"/>
-      <w:proofErr w:type="gramEnd"/>
       <w:r>
         <w:rPr>
           <w:rFonts w:ascii="Consolas" w:eastAsia="Times New Roman" w:hAnsi="Consolas" w:cs="Times New Roman"/>
@@ -9227,19 +6580,8 @@
           <w:sz w:val="21"/>
           <w:szCs w:val="21"/>
         </w:rPr>
-        <w:t>(</w:t>
-      </w:r>
-      <w:proofErr w:type="gramStart"/>
-      <w:r>
-        <w:rPr>
-          <w:rFonts w:ascii="Consolas" w:eastAsia="Times New Roman" w:hAnsi="Consolas" w:cs="Times New Roman"/>
-          <w:color w:val="BBBEBF"/>
-          <w:sz w:val="21"/>
-          <w:szCs w:val="21"/>
-        </w:rPr>
-        <w:t>);</w:t>
-      </w:r>
-      <w:proofErr w:type="gramEnd"/>
+        <w:t>();</w:t>
+      </w:r>
     </w:p>
     <w:p>
       <w:pPr>
@@ -9327,7 +6669,6 @@
         </w:rPr>
         <w:t xml:space="preserve"> </w:t>
       </w:r>
-      <w:proofErr w:type="gramStart"/>
       <w:r>
         <w:rPr>
           <w:rFonts w:ascii="Consolas" w:eastAsia="Times New Roman" w:hAnsi="Consolas" w:cs="Times New Roman"/>
@@ -9346,7 +6687,6 @@
         </w:rPr>
         <w:t>;</w:t>
       </w:r>
-      <w:proofErr w:type="gramEnd"/>
     </w:p>
     <w:p>
       <w:pPr>
@@ -9519,7 +6859,6 @@
           <w:sz w:val="21"/>
           <w:szCs w:val="21"/>
         </w:rPr>
-        <w:lastRenderedPageBreak/>
         <w:t xml:space="preserve">    </w:t>
       </w:r>
       <w:r>
@@ -9558,8 +6897,6 @@
         </w:rPr>
         <w:t xml:space="preserve"> </w:t>
       </w:r>
-      <w:proofErr w:type="spellStart"/>
-      <w:proofErr w:type="gramStart"/>
       <w:r>
         <w:rPr>
           <w:rFonts w:ascii="Consolas" w:eastAsia="Times New Roman" w:hAnsi="Consolas" w:cs="Times New Roman"/>
@@ -9569,7 +6906,6 @@
         </w:rPr>
         <w:t>validateBorrower</w:t>
       </w:r>
-      <w:proofErr w:type="spellEnd"/>
       <w:r>
         <w:rPr>
           <w:rFonts w:ascii="Consolas" w:eastAsia="Times New Roman" w:hAnsi="Consolas" w:cs="Times New Roman"/>
@@ -9579,7 +6915,6 @@
         </w:rPr>
         <w:t>(</w:t>
       </w:r>
-      <w:proofErr w:type="gramEnd"/>
       <w:r>
         <w:rPr>
           <w:rFonts w:ascii="Consolas" w:eastAsia="Times New Roman" w:hAnsi="Consolas" w:cs="Times New Roman"/>
@@ -9598,7 +6933,6 @@
         </w:rPr>
         <w:t xml:space="preserve"> </w:t>
       </w:r>
-      <w:proofErr w:type="gramStart"/>
       <w:r>
         <w:rPr>
           <w:rFonts w:ascii="Consolas" w:eastAsia="Times New Roman" w:hAnsi="Consolas" w:cs="Times New Roman"/>
@@ -9617,7 +6951,6 @@
         </w:rPr>
         <w:t>) {</w:t>
       </w:r>
-      <w:proofErr w:type="gramEnd"/>
     </w:p>
     <w:p>
       <w:pPr>
@@ -9660,9 +6993,26 @@
           <w:sz w:val="21"/>
           <w:szCs w:val="21"/>
         </w:rPr>
-        <w:t xml:space="preserve"> </w:t>
-      </w:r>
-      <w:proofErr w:type="gramStart"/>
+        <w:t xml:space="preserve"> (</w:t>
+      </w:r>
+      <w:r>
+        <w:rPr>
+          <w:rFonts w:ascii="Consolas" w:eastAsia="Times New Roman" w:hAnsi="Consolas" w:cs="Times New Roman"/>
+          <w:color w:val="D4D4D4"/>
+          <w:sz w:val="21"/>
+          <w:szCs w:val="21"/>
+        </w:rPr>
+        <w:t>!</w:t>
+      </w:r>
+      <w:r>
+        <w:rPr>
+          <w:rFonts w:ascii="Consolas" w:eastAsia="Times New Roman" w:hAnsi="Consolas" w:cs="Times New Roman"/>
+          <w:color w:val="FFA657"/>
+          <w:sz w:val="21"/>
+          <w:szCs w:val="21"/>
+        </w:rPr>
+        <w:t>borrower</w:t>
+      </w:r>
       <w:r>
         <w:rPr>
           <w:rFonts w:ascii="Consolas" w:eastAsia="Times New Roman" w:hAnsi="Consolas" w:cs="Times New Roman"/>
@@ -9670,28 +7020,17 @@
           <w:sz w:val="21"/>
           <w:szCs w:val="21"/>
         </w:rPr>
-        <w:t>(</w:t>
+        <w:t>.</w:t>
       </w:r>
       <w:r>
         <w:rPr>
           <w:rFonts w:ascii="Consolas" w:eastAsia="Times New Roman" w:hAnsi="Consolas" w:cs="Times New Roman"/>
-          <w:color w:val="D4D4D4"/>
+          <w:color w:val="D2A8FF"/>
           <w:sz w:val="21"/>
           <w:szCs w:val="21"/>
         </w:rPr>
-        <w:t>!</w:t>
-      </w:r>
-      <w:proofErr w:type="spellStart"/>
-      <w:r>
-        <w:rPr>
-          <w:rFonts w:ascii="Consolas" w:eastAsia="Times New Roman" w:hAnsi="Consolas" w:cs="Times New Roman"/>
-          <w:color w:val="FFA657"/>
-          <w:sz w:val="21"/>
-          <w:szCs w:val="21"/>
-        </w:rPr>
-        <w:t>borrower</w:t>
-      </w:r>
-      <w:proofErr w:type="gramEnd"/>
+        <w:t>canApplyLoan</w:t>
+      </w:r>
       <w:r>
         <w:rPr>
           <w:rFonts w:ascii="Consolas" w:eastAsia="Times New Roman" w:hAnsi="Consolas" w:cs="Times New Roman"/>
@@ -9699,29 +7038,8 @@
           <w:sz w:val="21"/>
           <w:szCs w:val="21"/>
         </w:rPr>
-        <w:t>.</w:t>
-      </w:r>
-      <w:proofErr w:type="gramStart"/>
-      <w:r>
-        <w:rPr>
-          <w:rFonts w:ascii="Consolas" w:eastAsia="Times New Roman" w:hAnsi="Consolas" w:cs="Times New Roman"/>
-          <w:color w:val="D2A8FF"/>
-          <w:sz w:val="21"/>
-          <w:szCs w:val="21"/>
-        </w:rPr>
-        <w:t>canApplyLoan</w:t>
-      </w:r>
-      <w:proofErr w:type="spellEnd"/>
-      <w:r>
-        <w:rPr>
-          <w:rFonts w:ascii="Consolas" w:eastAsia="Times New Roman" w:hAnsi="Consolas" w:cs="Times New Roman"/>
-          <w:color w:val="BBBEBF"/>
-          <w:sz w:val="21"/>
-          <w:szCs w:val="21"/>
-        </w:rPr>
         <w:t>()) {</w:t>
       </w:r>
-      <w:proofErr w:type="gramEnd"/>
     </w:p>
     <w:p>
       <w:pPr>
@@ -9784,8 +7102,6 @@
         </w:rPr>
         <w:t xml:space="preserve"> </w:t>
       </w:r>
-      <w:proofErr w:type="spellStart"/>
-      <w:proofErr w:type="gramStart"/>
       <w:r>
         <w:rPr>
           <w:rFonts w:ascii="Consolas" w:eastAsia="Times New Roman" w:hAnsi="Consolas" w:cs="Times New Roman"/>
@@ -9795,7 +7111,6 @@
         </w:rPr>
         <w:t>IllegalArgumentException</w:t>
       </w:r>
-      <w:proofErr w:type="spellEnd"/>
       <w:r>
         <w:rPr>
           <w:rFonts w:ascii="Consolas" w:eastAsia="Times New Roman" w:hAnsi="Consolas" w:cs="Times New Roman"/>
@@ -9805,7 +7120,6 @@
         </w:rPr>
         <w:t>(</w:t>
       </w:r>
-      <w:proofErr w:type="gramEnd"/>
       <w:r>
         <w:rPr>
           <w:rFonts w:ascii="Consolas" w:eastAsia="Times New Roman" w:hAnsi="Consolas" w:cs="Times New Roman"/>
@@ -9815,7 +7129,6 @@
         </w:rPr>
         <w:t>"Borrower not verified"</w:t>
       </w:r>
-      <w:proofErr w:type="gramStart"/>
       <w:r>
         <w:rPr>
           <w:rFonts w:ascii="Consolas" w:eastAsia="Times New Roman" w:hAnsi="Consolas" w:cs="Times New Roman"/>
@@ -9825,7 +7138,6 @@
         </w:rPr>
         <w:t>);</w:t>
       </w:r>
-      <w:proofErr w:type="gramEnd"/>
     </w:p>
     <w:p>
       <w:pPr>
@@ -9930,6 +7242,109 @@
     </w:p>
     <w:p>
       <w:pPr>
+        <w:pStyle w:val="ListParagraph"/>
+        <w:numPr>
+          <w:ilvl w:val="0"/>
+          <w:numId w:val="52"/>
+        </w:numPr>
+        <w:spacing w:after="0"/>
+      </w:pPr>
+      <w:r>
+        <w:t>Menambahkan Logging untuk TC-01 dengan menggunakan system.out.println</w:t>
+      </w:r>
+    </w:p>
+    <w:p>
+      <w:pPr>
+        <w:pStyle w:val="ListParagraph"/>
+        <w:spacing w:after="0"/>
+      </w:pPr>
+      <w:r>
+        <w:lastRenderedPageBreak/>
+        <w:drawing>
+          <wp:inline distT="0" distB="0" distL="0" distR="0" wp14:anchorId="54091605" wp14:editId="7B9EA97C">
+            <wp:extent cx="5486400" cy="6302375"/>
+            <wp:effectExtent l="0" t="0" r="0" b="3175"/>
+            <wp:docPr id="415024271" name="Picture 1"/>
+            <wp:cNvGraphicFramePr>
+              <a:graphicFrameLocks xmlns:a="http://schemas.openxmlformats.org/drawingml/2006/main" noChangeAspect="1"/>
+            </wp:cNvGraphicFramePr>
+            <a:graphic xmlns:a="http://schemas.openxmlformats.org/drawingml/2006/main">
+              <a:graphicData uri="http://schemas.openxmlformats.org/drawingml/2006/picture">
+                <pic:pic xmlns:pic="http://schemas.openxmlformats.org/drawingml/2006/picture">
+                  <pic:nvPicPr>
+                    <pic:cNvPr id="415024271" name=""/>
+                    <pic:cNvPicPr/>
+                  </pic:nvPicPr>
+                  <pic:blipFill>
+                    <a:blip r:embed="rId21"/>
+                    <a:stretch>
+                      <a:fillRect/>
+                    </a:stretch>
+                  </pic:blipFill>
+                  <pic:spPr>
+                    <a:xfrm>
+                      <a:off x="0" y="0"/>
+                      <a:ext cx="5486400" cy="6302375"/>
+                    </a:xfrm>
+                    <a:prstGeom prst="rect">
+                      <a:avLst/>
+                    </a:prstGeom>
+                  </pic:spPr>
+                </pic:pic>
+              </a:graphicData>
+            </a:graphic>
+          </wp:inline>
+        </w:drawing>
+      </w:r>
+      <w:r>
+        <w:t xml:space="preserve"> </w:t>
+      </w:r>
+    </w:p>
+    <w:p>
+      <w:pPr>
+        <w:pStyle w:val="ListParagraph"/>
+        <w:spacing w:after="0"/>
+      </w:pPr>
+      <w:r>
+        <w:drawing>
+          <wp:inline distT="0" distB="0" distL="0" distR="0" wp14:anchorId="1C5D980C" wp14:editId="139EE6E6">
+            <wp:extent cx="5486400" cy="679450"/>
+            <wp:effectExtent l="0" t="0" r="0" b="6350"/>
+            <wp:docPr id="1415347013" name="Picture 1"/>
+            <wp:cNvGraphicFramePr>
+              <a:graphicFrameLocks xmlns:a="http://schemas.openxmlformats.org/drawingml/2006/main" noChangeAspect="1"/>
+            </wp:cNvGraphicFramePr>
+            <a:graphic xmlns:a="http://schemas.openxmlformats.org/drawingml/2006/main">
+              <a:graphicData uri="http://schemas.openxmlformats.org/drawingml/2006/picture">
+                <pic:pic xmlns:pic="http://schemas.openxmlformats.org/drawingml/2006/picture">
+                  <pic:nvPicPr>
+                    <pic:cNvPr id="1415347013" name=""/>
+                    <pic:cNvPicPr/>
+                  </pic:nvPicPr>
+                  <pic:blipFill>
+                    <a:blip r:embed="rId22"/>
+                    <a:stretch>
+                      <a:fillRect/>
+                    </a:stretch>
+                  </pic:blipFill>
+                  <pic:spPr>
+                    <a:xfrm>
+                      <a:off x="0" y="0"/>
+                      <a:ext cx="5486400" cy="679450"/>
+                    </a:xfrm>
+                    <a:prstGeom prst="rect">
+                      <a:avLst/>
+                    </a:prstGeom>
+                  </pic:spPr>
+                </pic:pic>
+              </a:graphicData>
+            </a:graphic>
+          </wp:inline>
+        </w:drawing>
+      </w:r>
+    </w:p>
+    <w:p>
+      <w:pPr>
         <w:spacing w:after="0"/>
         <w:contextualSpacing/>
       </w:pPr>
@@ -9957,31 +7372,17 @@
         <w:t>Nama:</w:t>
       </w:r>
       <w:r>
-        <w:t xml:space="preserve"> </w:t>
-      </w:r>
-      <w:proofErr w:type="spellStart"/>
-      <w:r>
-        <w:t>shouldRejectLoanWhenAmountIsZeroOrNegative</w:t>
-      </w:r>
-      <w:proofErr w:type="spellEnd"/>
+        <w:t xml:space="preserve"> shouldRejectLoanWhenAmountIsZeroOrNegative</w:t>
+      </w:r>
       <w:r>
         <w:br/>
       </w:r>
-      <w:proofErr w:type="spellStart"/>
       <w:r>
         <w:rPr>
           <w:b/>
           <w:bCs/>
         </w:rPr>
-        <w:t>Skenario</w:t>
-      </w:r>
-      <w:proofErr w:type="spellEnd"/>
-      <w:r>
-        <w:rPr>
-          <w:b/>
-          <w:bCs/>
-        </w:rPr>
-        <w:t>:</w:t>
+        <w:t>Skenario:</w:t>
       </w:r>
     </w:p>
     <w:p>
@@ -10020,6 +7421,7 @@
           <w:b/>
           <w:bCs/>
         </w:rPr>
+        <w:lastRenderedPageBreak/>
         <w:t>Expected:</w:t>
       </w:r>
     </w:p>
@@ -10044,6 +7446,488 @@
     </w:p>
     <w:p>
       <w:pPr>
+        <w:spacing w:after="0"/>
+        <w:contextualSpacing/>
+      </w:pPr>
+      <w:r>
+        <w:t>Coba Test Abstraksi dulu testnya (RED)</w:t>
+      </w:r>
+    </w:p>
+    <w:p>
+      <w:pPr>
+        <w:spacing w:after="0"/>
+        <w:contextualSpacing/>
+      </w:pPr>
+      <w:r>
+        <w:drawing>
+          <wp:inline distT="0" distB="0" distL="0" distR="0" wp14:anchorId="5C37F136" wp14:editId="47499340">
+            <wp:extent cx="5486400" cy="6271260"/>
+            <wp:effectExtent l="0" t="0" r="0" b="0"/>
+            <wp:docPr id="2082146015" name="Picture 1"/>
+            <wp:cNvGraphicFramePr>
+              <a:graphicFrameLocks xmlns:a="http://schemas.openxmlformats.org/drawingml/2006/main" noChangeAspect="1"/>
+            </wp:cNvGraphicFramePr>
+            <a:graphic xmlns:a="http://schemas.openxmlformats.org/drawingml/2006/main">
+              <a:graphicData uri="http://schemas.openxmlformats.org/drawingml/2006/picture">
+                <pic:pic xmlns:pic="http://schemas.openxmlformats.org/drawingml/2006/picture">
+                  <pic:nvPicPr>
+                    <pic:cNvPr id="2082146015" name=""/>
+                    <pic:cNvPicPr/>
+                  </pic:nvPicPr>
+                  <pic:blipFill>
+                    <a:blip r:embed="rId23"/>
+                    <a:stretch>
+                      <a:fillRect/>
+                    </a:stretch>
+                  </pic:blipFill>
+                  <pic:spPr>
+                    <a:xfrm>
+                      <a:off x="0" y="0"/>
+                      <a:ext cx="5486400" cy="6271260"/>
+                    </a:xfrm>
+                    <a:prstGeom prst="rect">
+                      <a:avLst/>
+                    </a:prstGeom>
+                  </pic:spPr>
+                </pic:pic>
+              </a:graphicData>
+            </a:graphic>
+          </wp:inline>
+        </w:drawing>
+      </w:r>
+    </w:p>
+    <w:p>
+      <w:pPr>
+        <w:spacing w:after="0"/>
+        <w:contextualSpacing/>
+      </w:pPr>
+      <w:r>
+        <w:lastRenderedPageBreak/>
+        <w:drawing>
+          <wp:inline distT="0" distB="0" distL="0" distR="0" wp14:anchorId="5A43B585" wp14:editId="7589452B">
+            <wp:extent cx="5486400" cy="1816735"/>
+            <wp:effectExtent l="0" t="0" r="0" b="0"/>
+            <wp:docPr id="990549918" name="Picture 1"/>
+            <wp:cNvGraphicFramePr>
+              <a:graphicFrameLocks xmlns:a="http://schemas.openxmlformats.org/drawingml/2006/main" noChangeAspect="1"/>
+            </wp:cNvGraphicFramePr>
+            <a:graphic xmlns:a="http://schemas.openxmlformats.org/drawingml/2006/main">
+              <a:graphicData uri="http://schemas.openxmlformats.org/drawingml/2006/picture">
+                <pic:pic xmlns:pic="http://schemas.openxmlformats.org/drawingml/2006/picture">
+                  <pic:nvPicPr>
+                    <pic:cNvPr id="990549918" name=""/>
+                    <pic:cNvPicPr/>
+                  </pic:nvPicPr>
+                  <pic:blipFill>
+                    <a:blip r:embed="rId24"/>
+                    <a:stretch>
+                      <a:fillRect/>
+                    </a:stretch>
+                  </pic:blipFill>
+                  <pic:spPr>
+                    <a:xfrm>
+                      <a:off x="0" y="0"/>
+                      <a:ext cx="5486400" cy="1816735"/>
+                    </a:xfrm>
+                    <a:prstGeom prst="rect">
+                      <a:avLst/>
+                    </a:prstGeom>
+                  </pic:spPr>
+                </pic:pic>
+              </a:graphicData>
+            </a:graphic>
+          </wp:inline>
+        </w:drawing>
+      </w:r>
+    </w:p>
+    <w:p>
+      <w:pPr>
+        <w:spacing w:after="0"/>
+        <w:contextualSpacing/>
+      </w:pPr>
+    </w:p>
+    <w:p>
+      <w:pPr>
+        <w:spacing w:after="0"/>
+        <w:contextualSpacing/>
+      </w:pPr>
+      <w:r>
+        <w:t>Coba test kedua (GREEN)</w:t>
+      </w:r>
+      <w:r>
+        <w:t>: menambahkan pengecekan amount kalo dia &lt;= 0</w:t>
+      </w:r>
+    </w:p>
+    <w:p>
+      <w:pPr>
+        <w:spacing w:after="0"/>
+        <w:contextualSpacing/>
+      </w:pPr>
+      <w:r>
+        <w:drawing>
+          <wp:inline distT="0" distB="0" distL="0" distR="0" wp14:anchorId="3298E2A1" wp14:editId="60359E50">
+            <wp:extent cx="4673600" cy="5656462"/>
+            <wp:effectExtent l="0" t="0" r="0" b="1905"/>
+            <wp:docPr id="1514812265" name="Picture 1"/>
+            <wp:cNvGraphicFramePr>
+              <a:graphicFrameLocks xmlns:a="http://schemas.openxmlformats.org/drawingml/2006/main" noChangeAspect="1"/>
+            </wp:cNvGraphicFramePr>
+            <a:graphic xmlns:a="http://schemas.openxmlformats.org/drawingml/2006/main">
+              <a:graphicData uri="http://schemas.openxmlformats.org/drawingml/2006/picture">
+                <pic:pic xmlns:pic="http://schemas.openxmlformats.org/drawingml/2006/picture">
+                  <pic:nvPicPr>
+                    <pic:cNvPr id="1514812265" name=""/>
+                    <pic:cNvPicPr/>
+                  </pic:nvPicPr>
+                  <pic:blipFill>
+                    <a:blip r:embed="rId25"/>
+                    <a:stretch>
+                      <a:fillRect/>
+                    </a:stretch>
+                  </pic:blipFill>
+                  <pic:spPr>
+                    <a:xfrm>
+                      <a:off x="0" y="0"/>
+                      <a:ext cx="4676115" cy="5659506"/>
+                    </a:xfrm>
+                    <a:prstGeom prst="rect">
+                      <a:avLst/>
+                    </a:prstGeom>
+                  </pic:spPr>
+                </pic:pic>
+              </a:graphicData>
+            </a:graphic>
+          </wp:inline>
+        </w:drawing>
+      </w:r>
+    </w:p>
+    <w:p>
+      <w:pPr>
+        <w:spacing w:after="0"/>
+        <w:contextualSpacing/>
+      </w:pPr>
+      <w:r>
+        <w:lastRenderedPageBreak/>
+        <w:drawing>
+          <wp:inline distT="0" distB="0" distL="0" distR="0" wp14:anchorId="28A88A6A" wp14:editId="4FB2DB77">
+            <wp:extent cx="5486400" cy="2333625"/>
+            <wp:effectExtent l="0" t="0" r="0" b="9525"/>
+            <wp:docPr id="32081132" name="Picture 1"/>
+            <wp:cNvGraphicFramePr>
+              <a:graphicFrameLocks xmlns:a="http://schemas.openxmlformats.org/drawingml/2006/main" noChangeAspect="1"/>
+            </wp:cNvGraphicFramePr>
+            <a:graphic xmlns:a="http://schemas.openxmlformats.org/drawingml/2006/main">
+              <a:graphicData uri="http://schemas.openxmlformats.org/drawingml/2006/picture">
+                <pic:pic xmlns:pic="http://schemas.openxmlformats.org/drawingml/2006/picture">
+                  <pic:nvPicPr>
+                    <pic:cNvPr id="32081132" name=""/>
+                    <pic:cNvPicPr/>
+                  </pic:nvPicPr>
+                  <pic:blipFill>
+                    <a:blip r:embed="rId26"/>
+                    <a:stretch>
+                      <a:fillRect/>
+                    </a:stretch>
+                  </pic:blipFill>
+                  <pic:spPr>
+                    <a:xfrm>
+                      <a:off x="0" y="0"/>
+                      <a:ext cx="5486400" cy="2333625"/>
+                    </a:xfrm>
+                    <a:prstGeom prst="rect">
+                      <a:avLst/>
+                    </a:prstGeom>
+                  </pic:spPr>
+                </pic:pic>
+              </a:graphicData>
+            </a:graphic>
+          </wp:inline>
+        </w:drawing>
+      </w:r>
+    </w:p>
+    <w:p>
+      <w:pPr>
+        <w:spacing w:after="0"/>
+        <w:contextualSpacing/>
+      </w:pPr>
+    </w:p>
+    <w:p>
+      <w:pPr>
+        <w:spacing w:after="0"/>
+        <w:contextualSpacing/>
+      </w:pPr>
+      <w:r>
+        <w:t>[REFACTORING]</w:t>
+      </w:r>
+      <w:r>
+        <w:drawing>
+          <wp:inline distT="0" distB="0" distL="0" distR="0" wp14:anchorId="6087A6EF" wp14:editId="068F1B53">
+            <wp:extent cx="5486400" cy="721995"/>
+            <wp:effectExtent l="0" t="0" r="0" b="1905"/>
+            <wp:docPr id="1041888661" name="Picture 1"/>
+            <wp:cNvGraphicFramePr>
+              <a:graphicFrameLocks xmlns:a="http://schemas.openxmlformats.org/drawingml/2006/main" noChangeAspect="1"/>
+            </wp:cNvGraphicFramePr>
+            <a:graphic xmlns:a="http://schemas.openxmlformats.org/drawingml/2006/main">
+              <a:graphicData uri="http://schemas.openxmlformats.org/drawingml/2006/picture">
+                <pic:pic xmlns:pic="http://schemas.openxmlformats.org/drawingml/2006/picture">
+                  <pic:nvPicPr>
+                    <pic:cNvPr id="1041888661" name=""/>
+                    <pic:cNvPicPr/>
+                  </pic:nvPicPr>
+                  <pic:blipFill>
+                    <a:blip r:embed="rId27"/>
+                    <a:stretch>
+                      <a:fillRect/>
+                    </a:stretch>
+                  </pic:blipFill>
+                  <pic:spPr>
+                    <a:xfrm>
+                      <a:off x="0" y="0"/>
+                      <a:ext cx="5486400" cy="721995"/>
+                    </a:xfrm>
+                    <a:prstGeom prst="rect">
+                      <a:avLst/>
+                    </a:prstGeom>
+                  </pic:spPr>
+                </pic:pic>
+              </a:graphicData>
+            </a:graphic>
+          </wp:inline>
+        </w:drawing>
+      </w:r>
+    </w:p>
+    <w:p>
+      <w:pPr>
+        <w:spacing w:after="0"/>
+        <w:contextualSpacing/>
+      </w:pPr>
+      <w:r>
+        <w:drawing>
+          <wp:inline distT="0" distB="0" distL="0" distR="0" wp14:anchorId="68258F2C" wp14:editId="4020CA7D">
+            <wp:extent cx="5486400" cy="1376045"/>
+            <wp:effectExtent l="0" t="0" r="0" b="0"/>
+            <wp:docPr id="2075276204" name="Picture 1"/>
+            <wp:cNvGraphicFramePr>
+              <a:graphicFrameLocks xmlns:a="http://schemas.openxmlformats.org/drawingml/2006/main" noChangeAspect="1"/>
+            </wp:cNvGraphicFramePr>
+            <a:graphic xmlns:a="http://schemas.openxmlformats.org/drawingml/2006/main">
+              <a:graphicData uri="http://schemas.openxmlformats.org/drawingml/2006/picture">
+                <pic:pic xmlns:pic="http://schemas.openxmlformats.org/drawingml/2006/picture">
+                  <pic:nvPicPr>
+                    <pic:cNvPr id="2075276204" name=""/>
+                    <pic:cNvPicPr/>
+                  </pic:nvPicPr>
+                  <pic:blipFill>
+                    <a:blip r:embed="rId28"/>
+                    <a:stretch>
+                      <a:fillRect/>
+                    </a:stretch>
+                  </pic:blipFill>
+                  <pic:spPr>
+                    <a:xfrm>
+                      <a:off x="0" y="0"/>
+                      <a:ext cx="5486400" cy="1376045"/>
+                    </a:xfrm>
+                    <a:prstGeom prst="rect">
+                      <a:avLst/>
+                    </a:prstGeom>
+                  </pic:spPr>
+                </pic:pic>
+              </a:graphicData>
+            </a:graphic>
+          </wp:inline>
+        </w:drawing>
+      </w:r>
+    </w:p>
+    <w:p>
+      <w:pPr>
+        <w:spacing w:after="0"/>
+        <w:contextualSpacing/>
+      </w:pPr>
+    </w:p>
+    <w:p>
+      <w:pPr>
+        <w:spacing w:after="0"/>
+        <w:contextualSpacing/>
+      </w:pPr>
+      <w:r>
+        <w:lastRenderedPageBreak/>
+        <w:drawing>
+          <wp:inline distT="0" distB="0" distL="0" distR="0" wp14:anchorId="4188BCB2" wp14:editId="1AECA359">
+            <wp:extent cx="4233333" cy="3817839"/>
+            <wp:effectExtent l="0" t="0" r="0" b="0"/>
+            <wp:docPr id="821117139" name="Picture 1"/>
+            <wp:cNvGraphicFramePr>
+              <a:graphicFrameLocks xmlns:a="http://schemas.openxmlformats.org/drawingml/2006/main" noChangeAspect="1"/>
+            </wp:cNvGraphicFramePr>
+            <a:graphic xmlns:a="http://schemas.openxmlformats.org/drawingml/2006/main">
+              <a:graphicData uri="http://schemas.openxmlformats.org/drawingml/2006/picture">
+                <pic:pic xmlns:pic="http://schemas.openxmlformats.org/drawingml/2006/picture">
+                  <pic:nvPicPr>
+                    <pic:cNvPr id="821117139" name=""/>
+                    <pic:cNvPicPr/>
+                  </pic:nvPicPr>
+                  <pic:blipFill>
+                    <a:blip r:embed="rId29"/>
+                    <a:stretch>
+                      <a:fillRect/>
+                    </a:stretch>
+                  </pic:blipFill>
+                  <pic:spPr>
+                    <a:xfrm>
+                      <a:off x="0" y="0"/>
+                      <a:ext cx="4235348" cy="3819656"/>
+                    </a:xfrm>
+                    <a:prstGeom prst="rect">
+                      <a:avLst/>
+                    </a:prstGeom>
+                  </pic:spPr>
+                </pic:pic>
+              </a:graphicData>
+            </a:graphic>
+          </wp:inline>
+        </w:drawing>
+      </w:r>
+    </w:p>
+    <w:p>
+      <w:pPr>
+        <w:spacing w:after="0"/>
+        <w:contextualSpacing/>
+      </w:pPr>
+      <w:r>
+        <w:t>[LOGGING]</w:t>
+      </w:r>
+    </w:p>
+    <w:p>
+      <w:pPr>
+        <w:spacing w:after="0"/>
+        <w:contextualSpacing/>
+      </w:pPr>
+      <w:r>
+        <w:drawing>
+          <wp:inline distT="0" distB="0" distL="0" distR="0" wp14:anchorId="1BD4CC5D" wp14:editId="413DA28E">
+            <wp:extent cx="5486400" cy="2541270"/>
+            <wp:effectExtent l="0" t="0" r="0" b="0"/>
+            <wp:docPr id="1812540166" name="Picture 1"/>
+            <wp:cNvGraphicFramePr>
+              <a:graphicFrameLocks xmlns:a="http://schemas.openxmlformats.org/drawingml/2006/main" noChangeAspect="1"/>
+            </wp:cNvGraphicFramePr>
+            <a:graphic xmlns:a="http://schemas.openxmlformats.org/drawingml/2006/main">
+              <a:graphicData uri="http://schemas.openxmlformats.org/drawingml/2006/picture">
+                <pic:pic xmlns:pic="http://schemas.openxmlformats.org/drawingml/2006/picture">
+                  <pic:nvPicPr>
+                    <pic:cNvPr id="1812540166" name=""/>
+                    <pic:cNvPicPr/>
+                  </pic:nvPicPr>
+                  <pic:blipFill>
+                    <a:blip r:embed="rId30"/>
+                    <a:stretch>
+                      <a:fillRect/>
+                    </a:stretch>
+                  </pic:blipFill>
+                  <pic:spPr>
+                    <a:xfrm>
+                      <a:off x="0" y="0"/>
+                      <a:ext cx="5486400" cy="2541270"/>
+                    </a:xfrm>
+                    <a:prstGeom prst="rect">
+                      <a:avLst/>
+                    </a:prstGeom>
+                  </pic:spPr>
+                </pic:pic>
+              </a:graphicData>
+            </a:graphic>
+          </wp:inline>
+        </w:drawing>
+      </w:r>
+    </w:p>
+    <w:p>
+      <w:pPr>
+        <w:spacing w:after="0"/>
+        <w:contextualSpacing/>
+      </w:pPr>
+      <w:r>
+        <w:lastRenderedPageBreak/>
+        <w:drawing>
+          <wp:inline distT="0" distB="0" distL="0" distR="0" wp14:anchorId="35FB239E" wp14:editId="7704CE0C">
+            <wp:extent cx="5486400" cy="4499610"/>
+            <wp:effectExtent l="0" t="0" r="0" b="0"/>
+            <wp:docPr id="757273384" name="Picture 1"/>
+            <wp:cNvGraphicFramePr>
+              <a:graphicFrameLocks xmlns:a="http://schemas.openxmlformats.org/drawingml/2006/main" noChangeAspect="1"/>
+            </wp:cNvGraphicFramePr>
+            <a:graphic xmlns:a="http://schemas.openxmlformats.org/drawingml/2006/main">
+              <a:graphicData uri="http://schemas.openxmlformats.org/drawingml/2006/picture">
+                <pic:pic xmlns:pic="http://schemas.openxmlformats.org/drawingml/2006/picture">
+                  <pic:nvPicPr>
+                    <pic:cNvPr id="757273384" name=""/>
+                    <pic:cNvPicPr/>
+                  </pic:nvPicPr>
+                  <pic:blipFill>
+                    <a:blip r:embed="rId31"/>
+                    <a:stretch>
+                      <a:fillRect/>
+                    </a:stretch>
+                  </pic:blipFill>
+                  <pic:spPr>
+                    <a:xfrm>
+                      <a:off x="0" y="0"/>
+                      <a:ext cx="5486400" cy="4499610"/>
+                    </a:xfrm>
+                    <a:prstGeom prst="rect">
+                      <a:avLst/>
+                    </a:prstGeom>
+                  </pic:spPr>
+                </pic:pic>
+              </a:graphicData>
+            </a:graphic>
+          </wp:inline>
+        </w:drawing>
+      </w:r>
+      <w:r>
+        <w:br/>
+      </w:r>
+      <w:r>
+        <w:drawing>
+          <wp:inline distT="0" distB="0" distL="0" distR="0" wp14:anchorId="1BFB8B15" wp14:editId="6FF2E921">
+            <wp:extent cx="5486400" cy="810260"/>
+            <wp:effectExtent l="0" t="0" r="0" b="8890"/>
+            <wp:docPr id="317609434" name="Picture 1"/>
+            <wp:cNvGraphicFramePr>
+              <a:graphicFrameLocks xmlns:a="http://schemas.openxmlformats.org/drawingml/2006/main" noChangeAspect="1"/>
+            </wp:cNvGraphicFramePr>
+            <a:graphic xmlns:a="http://schemas.openxmlformats.org/drawingml/2006/main">
+              <a:graphicData uri="http://schemas.openxmlformats.org/drawingml/2006/picture">
+                <pic:pic xmlns:pic="http://schemas.openxmlformats.org/drawingml/2006/picture">
+                  <pic:nvPicPr>
+                    <pic:cNvPr id="317609434" name=""/>
+                    <pic:cNvPicPr/>
+                  </pic:nvPicPr>
+                  <pic:blipFill>
+                    <a:blip r:embed="rId32"/>
+                    <a:stretch>
+                      <a:fillRect/>
+                    </a:stretch>
+                  </pic:blipFill>
+                  <pic:spPr>
+                    <a:xfrm>
+                      <a:off x="0" y="0"/>
+                      <a:ext cx="5486400" cy="810260"/>
+                    </a:xfrm>
+                    <a:prstGeom prst="rect">
+                      <a:avLst/>
+                    </a:prstGeom>
+                  </pic:spPr>
+                </pic:pic>
+              </a:graphicData>
+            </a:graphic>
+          </wp:inline>
+        </w:drawing>
+      </w:r>
+    </w:p>
+    <w:p>
+      <w:pPr>
         <w:pStyle w:val="Heading3"/>
         <w:spacing w:before="0"/>
         <w:contextualSpacing/>
@@ -10065,31 +7949,17 @@
         <w:t>Nama:</w:t>
       </w:r>
       <w:r>
-        <w:t xml:space="preserve"> </w:t>
-      </w:r>
-      <w:proofErr w:type="spellStart"/>
-      <w:r>
-        <w:t>shouldApproveLoanWhenCreditScoreHigh</w:t>
-      </w:r>
-      <w:proofErr w:type="spellEnd"/>
+        <w:t xml:space="preserve"> shouldApproveLoanWhenCreditScoreHigh</w:t>
+      </w:r>
       <w:r>
         <w:br/>
       </w:r>
-      <w:proofErr w:type="spellStart"/>
       <w:r>
         <w:rPr>
           <w:b/>
           <w:bCs/>
         </w:rPr>
-        <w:t>Skenario</w:t>
-      </w:r>
-      <w:proofErr w:type="spellEnd"/>
-      <w:r>
-        <w:rPr>
-          <w:b/>
-          <w:bCs/>
-        </w:rPr>
-        <w:t>:</w:t>
+        <w:t>Skenario:</w:t>
       </w:r>
     </w:p>
     <w:p>
@@ -10149,6 +8019,359 @@
         <w:spacing w:after="0"/>
         <w:contextualSpacing/>
       </w:pPr>
+      <w:r>
+        <w:t>[RED]</w:t>
+      </w:r>
+      <w:r>
+        <w:t xml:space="preserve"> : tidak ada</w:t>
+      </w:r>
+    </w:p>
+    <w:p>
+      <w:pPr>
+        <w:spacing w:after="0"/>
+        <w:contextualSpacing/>
+      </w:pPr>
+      <w:r>
+        <w:t>[GREEN]</w:t>
+      </w:r>
+      <w:r>
+        <w:t>:</w:t>
+      </w:r>
+    </w:p>
+    <w:p>
+      <w:pPr>
+        <w:spacing w:after="0"/>
+        <w:contextualSpacing/>
+      </w:pPr>
+      <w:r>
+        <w:lastRenderedPageBreak/>
+        <w:drawing>
+          <wp:inline distT="0" distB="0" distL="0" distR="0" wp14:anchorId="21B50911" wp14:editId="392982EE">
+            <wp:extent cx="4915586" cy="5668166"/>
+            <wp:effectExtent l="0" t="0" r="0" b="8890"/>
+            <wp:docPr id="1179355196" name="Picture 1"/>
+            <wp:cNvGraphicFramePr>
+              <a:graphicFrameLocks xmlns:a="http://schemas.openxmlformats.org/drawingml/2006/main" noChangeAspect="1"/>
+            </wp:cNvGraphicFramePr>
+            <a:graphic xmlns:a="http://schemas.openxmlformats.org/drawingml/2006/main">
+              <a:graphicData uri="http://schemas.openxmlformats.org/drawingml/2006/picture">
+                <pic:pic xmlns:pic="http://schemas.openxmlformats.org/drawingml/2006/picture">
+                  <pic:nvPicPr>
+                    <pic:cNvPr id="1179355196" name=""/>
+                    <pic:cNvPicPr/>
+                  </pic:nvPicPr>
+                  <pic:blipFill>
+                    <a:blip r:embed="rId33"/>
+                    <a:stretch>
+                      <a:fillRect/>
+                    </a:stretch>
+                  </pic:blipFill>
+                  <pic:spPr>
+                    <a:xfrm>
+                      <a:off x="0" y="0"/>
+                      <a:ext cx="4915586" cy="5668166"/>
+                    </a:xfrm>
+                    <a:prstGeom prst="rect">
+                      <a:avLst/>
+                    </a:prstGeom>
+                  </pic:spPr>
+                </pic:pic>
+              </a:graphicData>
+            </a:graphic>
+          </wp:inline>
+        </w:drawing>
+      </w:r>
+    </w:p>
+    <w:p>
+      <w:pPr>
+        <w:spacing w:after="0"/>
+        <w:contextualSpacing/>
+      </w:pPr>
+      <w:r>
+        <w:drawing>
+          <wp:inline distT="0" distB="0" distL="0" distR="0" wp14:anchorId="25873F19" wp14:editId="6B4C8E09">
+            <wp:extent cx="5486400" cy="2238375"/>
+            <wp:effectExtent l="0" t="0" r="0" b="9525"/>
+            <wp:docPr id="1905264117" name="Picture 1"/>
+            <wp:cNvGraphicFramePr>
+              <a:graphicFrameLocks xmlns:a="http://schemas.openxmlformats.org/drawingml/2006/main" noChangeAspect="1"/>
+            </wp:cNvGraphicFramePr>
+            <a:graphic xmlns:a="http://schemas.openxmlformats.org/drawingml/2006/main">
+              <a:graphicData uri="http://schemas.openxmlformats.org/drawingml/2006/picture">
+                <pic:pic xmlns:pic="http://schemas.openxmlformats.org/drawingml/2006/picture">
+                  <pic:nvPicPr>
+                    <pic:cNvPr id="1905264117" name=""/>
+                    <pic:cNvPicPr/>
+                  </pic:nvPicPr>
+                  <pic:blipFill>
+                    <a:blip r:embed="rId34"/>
+                    <a:stretch>
+                      <a:fillRect/>
+                    </a:stretch>
+                  </pic:blipFill>
+                  <pic:spPr>
+                    <a:xfrm>
+                      <a:off x="0" y="0"/>
+                      <a:ext cx="5486400" cy="2238375"/>
+                    </a:xfrm>
+                    <a:prstGeom prst="rect">
+                      <a:avLst/>
+                    </a:prstGeom>
+                  </pic:spPr>
+                </pic:pic>
+              </a:graphicData>
+            </a:graphic>
+          </wp:inline>
+        </w:drawing>
+      </w:r>
+    </w:p>
+    <w:p>
+      <w:pPr>
+        <w:spacing w:after="0"/>
+        <w:contextualSpacing/>
+      </w:pPr>
+      <w:r>
+        <w:t>[REFACTORING]</w:t>
+      </w:r>
+      <w:r>
+        <w:t>:</w:t>
+      </w:r>
+    </w:p>
+    <w:p>
+      <w:pPr>
+        <w:spacing w:after="0"/>
+        <w:contextualSpacing/>
+      </w:pPr>
+      <w:r>
+        <w:lastRenderedPageBreak/>
+        <w:drawing>
+          <wp:inline distT="0" distB="0" distL="0" distR="0" wp14:anchorId="3884F398" wp14:editId="6875BC3B">
+            <wp:extent cx="5486400" cy="4787900"/>
+            <wp:effectExtent l="0" t="0" r="0" b="0"/>
+            <wp:docPr id="570617787" name="Picture 1"/>
+            <wp:cNvGraphicFramePr>
+              <a:graphicFrameLocks xmlns:a="http://schemas.openxmlformats.org/drawingml/2006/main" noChangeAspect="1"/>
+            </wp:cNvGraphicFramePr>
+            <a:graphic xmlns:a="http://schemas.openxmlformats.org/drawingml/2006/main">
+              <a:graphicData uri="http://schemas.openxmlformats.org/drawingml/2006/picture">
+                <pic:pic xmlns:pic="http://schemas.openxmlformats.org/drawingml/2006/picture">
+                  <pic:nvPicPr>
+                    <pic:cNvPr id="570617787" name=""/>
+                    <pic:cNvPicPr/>
+                  </pic:nvPicPr>
+                  <pic:blipFill>
+                    <a:blip r:embed="rId35"/>
+                    <a:stretch>
+                      <a:fillRect/>
+                    </a:stretch>
+                  </pic:blipFill>
+                  <pic:spPr>
+                    <a:xfrm>
+                      <a:off x="0" y="0"/>
+                      <a:ext cx="5486400" cy="4787900"/>
+                    </a:xfrm>
+                    <a:prstGeom prst="rect">
+                      <a:avLst/>
+                    </a:prstGeom>
+                  </pic:spPr>
+                </pic:pic>
+              </a:graphicData>
+            </a:graphic>
+          </wp:inline>
+        </w:drawing>
+      </w:r>
+    </w:p>
+    <w:p>
+      <w:pPr>
+        <w:spacing w:after="0"/>
+        <w:contextualSpacing/>
+      </w:pPr>
+    </w:p>
+    <w:p>
+      <w:pPr>
+        <w:spacing w:after="0"/>
+        <w:contextualSpacing/>
+      </w:pPr>
+      <w:r>
+        <w:drawing>
+          <wp:inline distT="0" distB="0" distL="0" distR="0" wp14:anchorId="678A65F4" wp14:editId="5CBE4FCD">
+            <wp:extent cx="5486400" cy="1879600"/>
+            <wp:effectExtent l="0" t="0" r="0" b="6350"/>
+            <wp:docPr id="1496760428" name="Picture 1"/>
+            <wp:cNvGraphicFramePr>
+              <a:graphicFrameLocks xmlns:a="http://schemas.openxmlformats.org/drawingml/2006/main" noChangeAspect="1"/>
+            </wp:cNvGraphicFramePr>
+            <a:graphic xmlns:a="http://schemas.openxmlformats.org/drawingml/2006/main">
+              <a:graphicData uri="http://schemas.openxmlformats.org/drawingml/2006/picture">
+                <pic:pic xmlns:pic="http://schemas.openxmlformats.org/drawingml/2006/picture">
+                  <pic:nvPicPr>
+                    <pic:cNvPr id="1496760428" name=""/>
+                    <pic:cNvPicPr/>
+                  </pic:nvPicPr>
+                  <pic:blipFill>
+                    <a:blip r:embed="rId36"/>
+                    <a:stretch>
+                      <a:fillRect/>
+                    </a:stretch>
+                  </pic:blipFill>
+                  <pic:spPr>
+                    <a:xfrm>
+                      <a:off x="0" y="0"/>
+                      <a:ext cx="5486400" cy="1879600"/>
+                    </a:xfrm>
+                    <a:prstGeom prst="rect">
+                      <a:avLst/>
+                    </a:prstGeom>
+                  </pic:spPr>
+                </pic:pic>
+              </a:graphicData>
+            </a:graphic>
+          </wp:inline>
+        </w:drawing>
+      </w:r>
+    </w:p>
+    <w:p>
+      <w:pPr>
+        <w:spacing w:after="0"/>
+        <w:contextualSpacing/>
+      </w:pPr>
+      <w:r>
+        <w:lastRenderedPageBreak/>
+        <w:drawing>
+          <wp:inline distT="0" distB="0" distL="0" distR="0" wp14:anchorId="28C90519" wp14:editId="6ECB7616">
+            <wp:extent cx="5486400" cy="3837305"/>
+            <wp:effectExtent l="0" t="0" r="0" b="0"/>
+            <wp:docPr id="472077810" name="Picture 1"/>
+            <wp:cNvGraphicFramePr>
+              <a:graphicFrameLocks xmlns:a="http://schemas.openxmlformats.org/drawingml/2006/main" noChangeAspect="1"/>
+            </wp:cNvGraphicFramePr>
+            <a:graphic xmlns:a="http://schemas.openxmlformats.org/drawingml/2006/main">
+              <a:graphicData uri="http://schemas.openxmlformats.org/drawingml/2006/picture">
+                <pic:pic xmlns:pic="http://schemas.openxmlformats.org/drawingml/2006/picture">
+                  <pic:nvPicPr>
+                    <pic:cNvPr id="472077810" name=""/>
+                    <pic:cNvPicPr/>
+                  </pic:nvPicPr>
+                  <pic:blipFill>
+                    <a:blip r:embed="rId37"/>
+                    <a:stretch>
+                      <a:fillRect/>
+                    </a:stretch>
+                  </pic:blipFill>
+                  <pic:spPr>
+                    <a:xfrm>
+                      <a:off x="0" y="0"/>
+                      <a:ext cx="5486400" cy="3837305"/>
+                    </a:xfrm>
+                    <a:prstGeom prst="rect">
+                      <a:avLst/>
+                    </a:prstGeom>
+                  </pic:spPr>
+                </pic:pic>
+              </a:graphicData>
+            </a:graphic>
+          </wp:inline>
+        </w:drawing>
+      </w:r>
+    </w:p>
+    <w:p>
+      <w:pPr>
+        <w:spacing w:after="0"/>
+        <w:contextualSpacing/>
+      </w:pPr>
+      <w:r>
+        <w:t>[LOGGING]</w:t>
+      </w:r>
+      <w:r>
+        <w:t>:</w:t>
+      </w:r>
+    </w:p>
+    <w:p>
+      <w:pPr>
+        <w:spacing w:after="0"/>
+        <w:contextualSpacing/>
+      </w:pPr>
+      <w:r>
+        <w:lastRenderedPageBreak/>
+        <w:drawing>
+          <wp:inline distT="0" distB="0" distL="0" distR="0" wp14:anchorId="531F8949" wp14:editId="17222CE5">
+            <wp:extent cx="5486400" cy="5072380"/>
+            <wp:effectExtent l="0" t="0" r="0" b="0"/>
+            <wp:docPr id="35293580" name="Picture 1"/>
+            <wp:cNvGraphicFramePr>
+              <a:graphicFrameLocks xmlns:a="http://schemas.openxmlformats.org/drawingml/2006/main" noChangeAspect="1"/>
+            </wp:cNvGraphicFramePr>
+            <a:graphic xmlns:a="http://schemas.openxmlformats.org/drawingml/2006/main">
+              <a:graphicData uri="http://schemas.openxmlformats.org/drawingml/2006/picture">
+                <pic:pic xmlns:pic="http://schemas.openxmlformats.org/drawingml/2006/picture">
+                  <pic:nvPicPr>
+                    <pic:cNvPr id="35293580" name=""/>
+                    <pic:cNvPicPr/>
+                  </pic:nvPicPr>
+                  <pic:blipFill>
+                    <a:blip r:embed="rId38"/>
+                    <a:stretch>
+                      <a:fillRect/>
+                    </a:stretch>
+                  </pic:blipFill>
+                  <pic:spPr>
+                    <a:xfrm>
+                      <a:off x="0" y="0"/>
+                      <a:ext cx="5486400" cy="5072380"/>
+                    </a:xfrm>
+                    <a:prstGeom prst="rect">
+                      <a:avLst/>
+                    </a:prstGeom>
+                  </pic:spPr>
+                </pic:pic>
+              </a:graphicData>
+            </a:graphic>
+          </wp:inline>
+        </w:drawing>
+      </w:r>
+    </w:p>
+    <w:p>
+      <w:pPr>
+        <w:spacing w:after="0"/>
+        <w:contextualSpacing/>
+      </w:pPr>
+      <w:r>
+        <w:drawing>
+          <wp:inline distT="0" distB="0" distL="0" distR="0" wp14:anchorId="6433ED00" wp14:editId="08750203">
+            <wp:extent cx="5486400" cy="628015"/>
+            <wp:effectExtent l="0" t="0" r="0" b="635"/>
+            <wp:docPr id="187773292" name="Picture 1"/>
+            <wp:cNvGraphicFramePr>
+              <a:graphicFrameLocks xmlns:a="http://schemas.openxmlformats.org/drawingml/2006/main" noChangeAspect="1"/>
+            </wp:cNvGraphicFramePr>
+            <a:graphic xmlns:a="http://schemas.openxmlformats.org/drawingml/2006/main">
+              <a:graphicData uri="http://schemas.openxmlformats.org/drawingml/2006/picture">
+                <pic:pic xmlns:pic="http://schemas.openxmlformats.org/drawingml/2006/picture">
+                  <pic:nvPicPr>
+                    <pic:cNvPr id="187773292" name=""/>
+                    <pic:cNvPicPr/>
+                  </pic:nvPicPr>
+                  <pic:blipFill>
+                    <a:blip r:embed="rId39"/>
+                    <a:stretch>
+                      <a:fillRect/>
+                    </a:stretch>
+                  </pic:blipFill>
+                  <pic:spPr>
+                    <a:xfrm>
+                      <a:off x="0" y="0"/>
+                      <a:ext cx="5486400" cy="628015"/>
+                    </a:xfrm>
+                    <a:prstGeom prst="rect">
+                      <a:avLst/>
+                    </a:prstGeom>
+                  </pic:spPr>
+                </pic:pic>
+              </a:graphicData>
+            </a:graphic>
+          </wp:inline>
+        </w:drawing>
+      </w:r>
     </w:p>
     <w:p>
       <w:pPr>
@@ -10173,31 +8396,17 @@
         <w:t>Nama:</w:t>
       </w:r>
       <w:r>
-        <w:t xml:space="preserve"> </w:t>
-      </w:r>
-      <w:proofErr w:type="spellStart"/>
-      <w:r>
-        <w:t>shouldRejectLoanWhenCreditScoreLow</w:t>
-      </w:r>
-      <w:proofErr w:type="spellEnd"/>
+        <w:t xml:space="preserve"> shouldRejectLoanWhenCreditScoreLow</w:t>
+      </w:r>
       <w:r>
         <w:br/>
       </w:r>
-      <w:proofErr w:type="spellStart"/>
       <w:r>
         <w:rPr>
           <w:b/>
           <w:bCs/>
         </w:rPr>
-        <w:t>Skenario</w:t>
-      </w:r>
-      <w:proofErr w:type="spellEnd"/>
-      <w:r>
-        <w:rPr>
-          <w:b/>
-          <w:bCs/>
-        </w:rPr>
-        <w:t>:</w:t>
+        <w:t>Skenario:</w:t>
       </w:r>
     </w:p>
     <w:p>
@@ -10257,6 +8466,216 @@
         <w:spacing w:after="0"/>
         <w:contextualSpacing/>
       </w:pPr>
+      <w:r>
+        <w:t>[RED] : skip</w:t>
+      </w:r>
+    </w:p>
+    <w:p>
+      <w:pPr>
+        <w:spacing w:after="0"/>
+        <w:contextualSpacing/>
+      </w:pPr>
+      <w:r>
+        <w:t>[GREEN]:</w:t>
+      </w:r>
+    </w:p>
+    <w:p>
+      <w:pPr>
+        <w:spacing w:after="0"/>
+        <w:contextualSpacing/>
+      </w:pPr>
+      <w:r>
+        <w:lastRenderedPageBreak/>
+        <w:drawing>
+          <wp:inline distT="0" distB="0" distL="0" distR="0" wp14:anchorId="0A088CC9" wp14:editId="050DAD3A">
+            <wp:extent cx="4058216" cy="5725324"/>
+            <wp:effectExtent l="0" t="0" r="0" b="8890"/>
+            <wp:docPr id="1408986923" name="Picture 1"/>
+            <wp:cNvGraphicFramePr>
+              <a:graphicFrameLocks xmlns:a="http://schemas.openxmlformats.org/drawingml/2006/main" noChangeAspect="1"/>
+            </wp:cNvGraphicFramePr>
+            <a:graphic xmlns:a="http://schemas.openxmlformats.org/drawingml/2006/main">
+              <a:graphicData uri="http://schemas.openxmlformats.org/drawingml/2006/picture">
+                <pic:pic xmlns:pic="http://schemas.openxmlformats.org/drawingml/2006/picture">
+                  <pic:nvPicPr>
+                    <pic:cNvPr id="1408986923" name=""/>
+                    <pic:cNvPicPr/>
+                  </pic:nvPicPr>
+                  <pic:blipFill>
+                    <a:blip r:embed="rId40"/>
+                    <a:stretch>
+                      <a:fillRect/>
+                    </a:stretch>
+                  </pic:blipFill>
+                  <pic:spPr>
+                    <a:xfrm>
+                      <a:off x="0" y="0"/>
+                      <a:ext cx="4058216" cy="5725324"/>
+                    </a:xfrm>
+                    <a:prstGeom prst="rect">
+                      <a:avLst/>
+                    </a:prstGeom>
+                  </pic:spPr>
+                </pic:pic>
+              </a:graphicData>
+            </a:graphic>
+          </wp:inline>
+        </w:drawing>
+      </w:r>
+    </w:p>
+    <w:p>
+      <w:pPr>
+        <w:spacing w:after="0"/>
+        <w:contextualSpacing/>
+      </w:pPr>
+      <w:r>
+        <w:drawing>
+          <wp:inline distT="0" distB="0" distL="0" distR="0" wp14:anchorId="5536D1C1" wp14:editId="01743A86">
+            <wp:extent cx="5486400" cy="1281430"/>
+            <wp:effectExtent l="0" t="0" r="0" b="0"/>
+            <wp:docPr id="1762787900" name="Picture 1"/>
+            <wp:cNvGraphicFramePr>
+              <a:graphicFrameLocks xmlns:a="http://schemas.openxmlformats.org/drawingml/2006/main" noChangeAspect="1"/>
+            </wp:cNvGraphicFramePr>
+            <a:graphic xmlns:a="http://schemas.openxmlformats.org/drawingml/2006/main">
+              <a:graphicData uri="http://schemas.openxmlformats.org/drawingml/2006/picture">
+                <pic:pic xmlns:pic="http://schemas.openxmlformats.org/drawingml/2006/picture">
+                  <pic:nvPicPr>
+                    <pic:cNvPr id="1762787900" name=""/>
+                    <pic:cNvPicPr/>
+                  </pic:nvPicPr>
+                  <pic:blipFill>
+                    <a:blip r:embed="rId41"/>
+                    <a:stretch>
+                      <a:fillRect/>
+                    </a:stretch>
+                  </pic:blipFill>
+                  <pic:spPr>
+                    <a:xfrm>
+                      <a:off x="0" y="0"/>
+                      <a:ext cx="5486400" cy="1281430"/>
+                    </a:xfrm>
+                    <a:prstGeom prst="rect">
+                      <a:avLst/>
+                    </a:prstGeom>
+                  </pic:spPr>
+                </pic:pic>
+              </a:graphicData>
+            </a:graphic>
+          </wp:inline>
+        </w:drawing>
+      </w:r>
+    </w:p>
+    <w:p>
+      <w:pPr>
+        <w:spacing w:after="0"/>
+        <w:contextualSpacing/>
+      </w:pPr>
+      <w:r>
+        <w:t>[REFACTORING]: skip</w:t>
+      </w:r>
+    </w:p>
+    <w:p>
+      <w:pPr>
+        <w:spacing w:after="0"/>
+        <w:contextualSpacing/>
+      </w:pPr>
+      <w:r>
+        <w:t>[LOGGING]:</w:t>
+      </w:r>
+    </w:p>
+    <w:p>
+      <w:pPr>
+        <w:spacing w:after="0"/>
+        <w:contextualSpacing/>
+      </w:pPr>
+      <w:r>
+        <w:lastRenderedPageBreak/>
+        <w:drawing>
+          <wp:inline distT="0" distB="0" distL="0" distR="0" wp14:anchorId="5A3B10CD" wp14:editId="11808BB7">
+            <wp:extent cx="5486400" cy="4985385"/>
+            <wp:effectExtent l="0" t="0" r="0" b="5715"/>
+            <wp:docPr id="1035765813" name="Picture 1"/>
+            <wp:cNvGraphicFramePr>
+              <a:graphicFrameLocks xmlns:a="http://schemas.openxmlformats.org/drawingml/2006/main" noChangeAspect="1"/>
+            </wp:cNvGraphicFramePr>
+            <a:graphic xmlns:a="http://schemas.openxmlformats.org/drawingml/2006/main">
+              <a:graphicData uri="http://schemas.openxmlformats.org/drawingml/2006/picture">
+                <pic:pic xmlns:pic="http://schemas.openxmlformats.org/drawingml/2006/picture">
+                  <pic:nvPicPr>
+                    <pic:cNvPr id="1035765813" name=""/>
+                    <pic:cNvPicPr/>
+                  </pic:nvPicPr>
+                  <pic:blipFill>
+                    <a:blip r:embed="rId42"/>
+                    <a:stretch>
+                      <a:fillRect/>
+                    </a:stretch>
+                  </pic:blipFill>
+                  <pic:spPr>
+                    <a:xfrm>
+                      <a:off x="0" y="0"/>
+                      <a:ext cx="5486400" cy="4985385"/>
+                    </a:xfrm>
+                    <a:prstGeom prst="rect">
+                      <a:avLst/>
+                    </a:prstGeom>
+                  </pic:spPr>
+                </pic:pic>
+              </a:graphicData>
+            </a:graphic>
+          </wp:inline>
+        </w:drawing>
+      </w:r>
+    </w:p>
+    <w:p>
+      <w:pPr>
+        <w:spacing w:after="0"/>
+        <w:contextualSpacing/>
+      </w:pPr>
+      <w:r>
+        <w:drawing>
+          <wp:inline distT="0" distB="0" distL="0" distR="0" wp14:anchorId="4252BFFC" wp14:editId="0BE81F7A">
+            <wp:extent cx="5486400" cy="676275"/>
+            <wp:effectExtent l="0" t="0" r="0" b="9525"/>
+            <wp:docPr id="351253193" name="Picture 1"/>
+            <wp:cNvGraphicFramePr>
+              <a:graphicFrameLocks xmlns:a="http://schemas.openxmlformats.org/drawingml/2006/main" noChangeAspect="1"/>
+            </wp:cNvGraphicFramePr>
+            <a:graphic xmlns:a="http://schemas.openxmlformats.org/drawingml/2006/main">
+              <a:graphicData uri="http://schemas.openxmlformats.org/drawingml/2006/picture">
+                <pic:pic xmlns:pic="http://schemas.openxmlformats.org/drawingml/2006/picture">
+                  <pic:nvPicPr>
+                    <pic:cNvPr id="351253193" name=""/>
+                    <pic:cNvPicPr/>
+                  </pic:nvPicPr>
+                  <pic:blipFill>
+                    <a:blip r:embed="rId43"/>
+                    <a:stretch>
+                      <a:fillRect/>
+                    </a:stretch>
+                  </pic:blipFill>
+                  <pic:spPr>
+                    <a:xfrm>
+                      <a:off x="0" y="0"/>
+                      <a:ext cx="5486400" cy="676275"/>
+                    </a:xfrm>
+                    <a:prstGeom prst="rect">
+                      <a:avLst/>
+                    </a:prstGeom>
+                  </pic:spPr>
+                </pic:pic>
+              </a:graphicData>
+            </a:graphic>
+          </wp:inline>
+        </w:drawing>
+      </w:r>
+    </w:p>
+    <w:p>
+      <w:pPr>
+        <w:spacing w:after="0"/>
+        <w:contextualSpacing/>
+      </w:pPr>
     </w:p>
     <w:p>
       <w:pPr>
@@ -10310,39 +8729,21 @@
         <w:rPr>
           <w:strike/>
         </w:rPr>
-        <w:t xml:space="preserve"> </w:t>
-      </w:r>
-      <w:proofErr w:type="spellStart"/>
+        <w:t xml:space="preserve"> shouldAllowFundingWhenBalanceSufficient</w:t>
+      </w:r>
       <w:r>
         <w:rPr>
           <w:strike/>
         </w:rPr>
-        <w:t>shouldAllowFundingWhenBalanceSufficient</w:t>
-      </w:r>
-      <w:proofErr w:type="spellEnd"/>
-      <w:r>
-        <w:rPr>
-          <w:strike/>
-        </w:rPr>
         <w:br/>
       </w:r>
-      <w:proofErr w:type="spellStart"/>
       <w:r>
         <w:rPr>
           <w:b/>
           <w:bCs/>
           <w:strike/>
         </w:rPr>
-        <w:t>Skenario</w:t>
-      </w:r>
-      <w:proofErr w:type="spellEnd"/>
-      <w:r>
-        <w:rPr>
-          <w:b/>
-          <w:bCs/>
-          <w:strike/>
-        </w:rPr>
-        <w:t>:</w:t>
+        <w:t>Skenario:</w:t>
       </w:r>
     </w:p>
     <w:p>
@@ -10361,35 +8762,7 @@
         <w:rPr>
           <w:strike/>
         </w:rPr>
-        <w:t xml:space="preserve">Lender </w:t>
-      </w:r>
-      <w:proofErr w:type="spellStart"/>
-      <w:r>
-        <w:rPr>
-          <w:strike/>
-        </w:rPr>
-        <w:t>saldo</w:t>
-      </w:r>
-      <w:proofErr w:type="spellEnd"/>
-      <w:r>
-        <w:rPr>
-          <w:strike/>
-        </w:rPr>
-        <w:t xml:space="preserve"> </w:t>
-      </w:r>
-      <w:proofErr w:type="spellStart"/>
-      <w:r>
-        <w:rPr>
-          <w:strike/>
-        </w:rPr>
-        <w:t>cukup</w:t>
-      </w:r>
-      <w:proofErr w:type="spellEnd"/>
-      <w:r>
-        <w:rPr>
-          <w:strike/>
-        </w:rPr>
-        <w:t xml:space="preserve"> </w:t>
+        <w:t xml:space="preserve">Lender saldo cukup </w:t>
       </w:r>
     </w:p>
     <w:p>
@@ -10460,7 +8833,6 @@
         <w:rPr>
           <w:strike/>
         </w:rPr>
-        <w:lastRenderedPageBreak/>
         <w:t>TC-06</w:t>
       </w:r>
     </w:p>
@@ -10484,39 +8856,21 @@
         <w:rPr>
           <w:strike/>
         </w:rPr>
-        <w:t xml:space="preserve"> </w:t>
-      </w:r>
-      <w:proofErr w:type="spellStart"/>
+        <w:t xml:space="preserve"> shouldRejectFundingWhenBalanceNotEnough</w:t>
+      </w:r>
       <w:r>
         <w:rPr>
           <w:strike/>
         </w:rPr>
-        <w:t>shouldRejectFundingWhenBalanceNotEnough</w:t>
-      </w:r>
-      <w:proofErr w:type="spellEnd"/>
-      <w:r>
-        <w:rPr>
-          <w:strike/>
-        </w:rPr>
         <w:br/>
       </w:r>
-      <w:proofErr w:type="spellStart"/>
       <w:r>
         <w:rPr>
           <w:b/>
           <w:bCs/>
           <w:strike/>
         </w:rPr>
-        <w:t>Skenario</w:t>
-      </w:r>
-      <w:proofErr w:type="spellEnd"/>
-      <w:r>
-        <w:rPr>
-          <w:b/>
-          <w:bCs/>
-          <w:strike/>
-        </w:rPr>
-        <w:t>:</w:t>
+        <w:t>Skenario:</w:t>
       </w:r>
     </w:p>
     <w:p>
@@ -10535,35 +8889,7 @@
         <w:rPr>
           <w:strike/>
         </w:rPr>
-        <w:t xml:space="preserve">Lender </w:t>
-      </w:r>
-      <w:proofErr w:type="spellStart"/>
-      <w:r>
-        <w:rPr>
-          <w:strike/>
-        </w:rPr>
-        <w:t>saldo</w:t>
-      </w:r>
-      <w:proofErr w:type="spellEnd"/>
-      <w:r>
-        <w:rPr>
-          <w:strike/>
-        </w:rPr>
-        <w:t xml:space="preserve"> </w:t>
-      </w:r>
-      <w:proofErr w:type="spellStart"/>
-      <w:r>
-        <w:rPr>
-          <w:strike/>
-        </w:rPr>
-        <w:t>kurang</w:t>
-      </w:r>
-      <w:proofErr w:type="spellEnd"/>
-      <w:r>
-        <w:rPr>
-          <w:strike/>
-        </w:rPr>
-        <w:t xml:space="preserve"> </w:t>
+        <w:t xml:space="preserve">Lender saldo kurang </w:t>
       </w:r>
     </w:p>
     <w:p>
@@ -10582,6 +8908,7 @@
         <w:rPr>
           <w:strike/>
         </w:rPr>
+        <w:lastRenderedPageBreak/>
         <w:t xml:space="preserve">Funding dilakukan </w:t>
       </w:r>
     </w:p>
@@ -10657,39 +8984,21 @@
         <w:rPr>
           <w:strike/>
         </w:rPr>
-        <w:t xml:space="preserve"> </w:t>
-      </w:r>
-      <w:proofErr w:type="spellStart"/>
+        <w:t xml:space="preserve"> shouldMarkLoanAsFundedWhenFullyFunded</w:t>
+      </w:r>
       <w:r>
         <w:rPr>
           <w:strike/>
         </w:rPr>
-        <w:t>shouldMarkLoanAsFundedWhenFullyFunded</w:t>
-      </w:r>
-      <w:proofErr w:type="spellEnd"/>
-      <w:r>
-        <w:rPr>
-          <w:strike/>
-        </w:rPr>
         <w:br/>
       </w:r>
-      <w:proofErr w:type="spellStart"/>
       <w:r>
         <w:rPr>
           <w:b/>
           <w:bCs/>
           <w:strike/>
         </w:rPr>
-        <w:t>Skenario</w:t>
-      </w:r>
-      <w:proofErr w:type="spellEnd"/>
-      <w:r>
-        <w:rPr>
-          <w:b/>
-          <w:bCs/>
-          <w:strike/>
-        </w:rPr>
-        <w:t>:</w:t>
+        <w:t>Skenario:</w:t>
       </w:r>
     </w:p>
     <w:p>
@@ -10708,35 +9017,7 @@
         <w:rPr>
           <w:strike/>
         </w:rPr>
-        <w:t xml:space="preserve">Loan </w:t>
-      </w:r>
-      <w:proofErr w:type="spellStart"/>
-      <w:r>
-        <w:rPr>
-          <w:strike/>
-        </w:rPr>
-        <w:t>didanai</w:t>
-      </w:r>
-      <w:proofErr w:type="spellEnd"/>
-      <w:r>
-        <w:rPr>
-          <w:strike/>
-        </w:rPr>
-        <w:t xml:space="preserve"> </w:t>
-      </w:r>
-      <w:proofErr w:type="spellStart"/>
-      <w:r>
-        <w:rPr>
-          <w:strike/>
-        </w:rPr>
-        <w:t>penuh</w:t>
-      </w:r>
-      <w:proofErr w:type="spellEnd"/>
-      <w:r>
-        <w:rPr>
-          <w:strike/>
-        </w:rPr>
-        <w:t xml:space="preserve"> </w:t>
+        <w:t xml:space="preserve">Loan didanai penuh </w:t>
       </w:r>
     </w:p>
     <w:p>
@@ -10836,39 +9117,21 @@
         <w:rPr>
           <w:strike/>
         </w:rPr>
-        <w:t xml:space="preserve"> </w:t>
-      </w:r>
-      <w:proofErr w:type="spellStart"/>
+        <w:t xml:space="preserve"> shouldNotActivateLoanIfNotFunded</w:t>
+      </w:r>
       <w:r>
         <w:rPr>
           <w:strike/>
         </w:rPr>
-        <w:t>shouldNotActivateLoanIfNotFunded</w:t>
-      </w:r>
-      <w:proofErr w:type="spellEnd"/>
-      <w:r>
-        <w:rPr>
-          <w:strike/>
-        </w:rPr>
         <w:br/>
       </w:r>
-      <w:proofErr w:type="spellStart"/>
       <w:r>
         <w:rPr>
           <w:b/>
           <w:bCs/>
           <w:strike/>
         </w:rPr>
-        <w:t>Skenario</w:t>
-      </w:r>
-      <w:proofErr w:type="spellEnd"/>
-      <w:r>
-        <w:rPr>
-          <w:b/>
-          <w:bCs/>
-          <w:strike/>
-        </w:rPr>
-        <w:t>:</w:t>
+        <w:t>Skenario:</w:t>
       </w:r>
     </w:p>
     <w:p>
@@ -10979,39 +9242,21 @@
         <w:rPr>
           <w:strike/>
         </w:rPr>
-        <w:t xml:space="preserve"> </w:t>
-      </w:r>
-      <w:proofErr w:type="spellStart"/>
+        <w:t xml:space="preserve"> shouldActivateLoanWhenFunded</w:t>
+      </w:r>
       <w:r>
         <w:rPr>
           <w:strike/>
         </w:rPr>
-        <w:t>shouldActivateLoanWhenFunded</w:t>
-      </w:r>
-      <w:proofErr w:type="spellEnd"/>
-      <w:r>
-        <w:rPr>
-          <w:strike/>
-        </w:rPr>
         <w:br/>
       </w:r>
-      <w:proofErr w:type="spellStart"/>
       <w:r>
         <w:rPr>
           <w:b/>
           <w:bCs/>
           <w:strike/>
         </w:rPr>
-        <w:t>Skenario</w:t>
-      </w:r>
-      <w:proofErr w:type="spellEnd"/>
-      <w:r>
-        <w:rPr>
-          <w:b/>
-          <w:bCs/>
-          <w:strike/>
-        </w:rPr>
-        <w:t>:</w:t>
+        <w:t>Skenario:</w:t>
       </w:r>
     </w:p>
     <w:p>
@@ -11149,39 +9394,21 @@
         <w:rPr>
           <w:strike/>
         </w:rPr>
-        <w:t xml:space="preserve"> </w:t>
-      </w:r>
-      <w:proofErr w:type="spellStart"/>
+        <w:t xml:space="preserve"> shouldAllowRepaymentWhenLoanActive</w:t>
+      </w:r>
       <w:r>
         <w:rPr>
           <w:strike/>
         </w:rPr>
-        <w:t>shouldAllowRepaymentWhenLoanActive</w:t>
-      </w:r>
-      <w:proofErr w:type="spellEnd"/>
-      <w:r>
-        <w:rPr>
-          <w:strike/>
-        </w:rPr>
         <w:br/>
       </w:r>
-      <w:proofErr w:type="spellStart"/>
       <w:r>
         <w:rPr>
           <w:b/>
           <w:bCs/>
           <w:strike/>
         </w:rPr>
-        <w:t>Skenario</w:t>
-      </w:r>
-      <w:proofErr w:type="spellEnd"/>
-      <w:r>
-        <w:rPr>
-          <w:b/>
-          <w:bCs/>
-          <w:strike/>
-        </w:rPr>
-        <w:t>:</w:t>
+        <w:t>Skenario:</w:t>
       </w:r>
     </w:p>
     <w:p>
@@ -11294,39 +9521,21 @@
         <w:rPr>
           <w:strike/>
         </w:rPr>
-        <w:t xml:space="preserve"> </w:t>
-      </w:r>
-      <w:proofErr w:type="spellStart"/>
+        <w:t xml:space="preserve"> shouldRejectRepaymentWhenAmountInvalid</w:t>
+      </w:r>
       <w:r>
         <w:rPr>
           <w:strike/>
         </w:rPr>
-        <w:t>shouldRejectRepaymentWhenAmountInvalid</w:t>
-      </w:r>
-      <w:proofErr w:type="spellEnd"/>
-      <w:r>
-        <w:rPr>
-          <w:strike/>
-        </w:rPr>
         <w:br/>
       </w:r>
-      <w:proofErr w:type="spellStart"/>
       <w:r>
         <w:rPr>
           <w:b/>
           <w:bCs/>
           <w:strike/>
         </w:rPr>
-        <w:t>Skenario</w:t>
-      </w:r>
-      <w:proofErr w:type="spellEnd"/>
-      <w:r>
-        <w:rPr>
-          <w:b/>
-          <w:bCs/>
-          <w:strike/>
-        </w:rPr>
-        <w:t>:</w:t>
+        <w:t>Skenario:</w:t>
       </w:r>
     </w:p>
     <w:p>
@@ -11381,7 +9590,6 @@
         <w:rPr>
           <w:strike/>
         </w:rPr>
-        <w:lastRenderedPageBreak/>
         <w:t xml:space="preserve">Exception </w:t>
       </w:r>
     </w:p>
@@ -11421,39 +9629,21 @@
         <w:rPr>
           <w:strike/>
         </w:rPr>
-        <w:t xml:space="preserve"> </w:t>
-      </w:r>
-      <w:proofErr w:type="spellStart"/>
+        <w:t xml:space="preserve"> shouldReduceOutstandingWhenRepay</w:t>
+      </w:r>
       <w:r>
         <w:rPr>
           <w:strike/>
         </w:rPr>
-        <w:t>shouldReduceOutstandingWhenRepay</w:t>
-      </w:r>
-      <w:proofErr w:type="spellEnd"/>
-      <w:r>
-        <w:rPr>
-          <w:strike/>
-        </w:rPr>
         <w:br/>
       </w:r>
-      <w:proofErr w:type="spellStart"/>
       <w:r>
         <w:rPr>
           <w:b/>
           <w:bCs/>
           <w:strike/>
         </w:rPr>
-        <w:t>Skenario</w:t>
-      </w:r>
-      <w:proofErr w:type="spellEnd"/>
-      <w:r>
-        <w:rPr>
-          <w:b/>
-          <w:bCs/>
-          <w:strike/>
-        </w:rPr>
-        <w:t>:</w:t>
+        <w:t>Skenario:</w:t>
       </w:r>
     </w:p>
     <w:p>
@@ -11472,6 +9662,7 @@
         <w:rPr>
           <w:strike/>
         </w:rPr>
+        <w:lastRenderedPageBreak/>
         <w:t xml:space="preserve">Loan ACTIVE </w:t>
       </w:r>
     </w:p>
@@ -11527,21 +9718,7 @@
         <w:rPr>
           <w:strike/>
         </w:rPr>
-        <w:t xml:space="preserve">Outstanding </w:t>
-      </w:r>
-      <w:proofErr w:type="spellStart"/>
-      <w:r>
-        <w:rPr>
-          <w:strike/>
-        </w:rPr>
-        <w:t>berkurang</w:t>
-      </w:r>
-      <w:proofErr w:type="spellEnd"/>
-      <w:r>
-        <w:rPr>
-          <w:strike/>
-        </w:rPr>
-        <w:t xml:space="preserve"> </w:t>
+        <w:t xml:space="preserve">Outstanding berkurang </w:t>
       </w:r>
     </w:p>
     <w:p>
@@ -11580,39 +9757,21 @@
         <w:rPr>
           <w:strike/>
         </w:rPr>
-        <w:t xml:space="preserve"> </w:t>
-      </w:r>
-      <w:proofErr w:type="spellStart"/>
+        <w:t xml:space="preserve"> shouldCompleteLoanWhenOutstandingZero</w:t>
+      </w:r>
       <w:r>
         <w:rPr>
           <w:strike/>
         </w:rPr>
-        <w:t>shouldCompleteLoanWhenOutstandingZero</w:t>
-      </w:r>
-      <w:proofErr w:type="spellEnd"/>
-      <w:r>
-        <w:rPr>
-          <w:strike/>
-        </w:rPr>
         <w:br/>
       </w:r>
-      <w:proofErr w:type="spellStart"/>
       <w:r>
         <w:rPr>
           <w:b/>
           <w:bCs/>
           <w:strike/>
         </w:rPr>
-        <w:t>Skenario</w:t>
-      </w:r>
-      <w:proofErr w:type="spellEnd"/>
-      <w:r>
-        <w:rPr>
-          <w:b/>
-          <w:bCs/>
-          <w:strike/>
-        </w:rPr>
-        <w:t>:</w:t>
+        <w:t>Skenario:</w:t>
       </w:r>
     </w:p>
     <w:p>
@@ -11646,33 +9805,11 @@
           <w:strike/>
         </w:rPr>
       </w:pPr>
-      <w:proofErr w:type="spellStart"/>
       <w:r>
         <w:rPr>
           <w:strike/>
         </w:rPr>
-        <w:t>Dibayar</w:t>
-      </w:r>
-      <w:proofErr w:type="spellEnd"/>
-      <w:r>
-        <w:rPr>
-          <w:strike/>
-        </w:rPr>
-        <w:t xml:space="preserve"> </w:t>
-      </w:r>
-      <w:proofErr w:type="spellStart"/>
-      <w:r>
-        <w:rPr>
-          <w:strike/>
-        </w:rPr>
-        <w:t>lunas</w:t>
-      </w:r>
-      <w:proofErr w:type="spellEnd"/>
-      <w:r>
-        <w:rPr>
-          <w:strike/>
-        </w:rPr>
-        <w:t xml:space="preserve"> </w:t>
+        <w:t xml:space="preserve">Dibayar lunas </w:t>
       </w:r>
     </w:p>
     <w:p>
@@ -16864,6 +15001,118 @@
     </w:lvl>
   </w:abstractNum>
   <w:abstractNum w:abstractNumId="41" w15:restartNumberingAfterBreak="0">
+    <w:nsid w:val="61B34EE1"/>
+    <w:multiLevelType w:val="hybridMultilevel"/>
+    <w:tmpl w:val="36665ED8"/>
+    <w:lvl w:ilvl="0" w:tplc="8A8E0438">
+      <w:numFmt w:val="bullet"/>
+      <w:lvlText w:val=""/>
+      <w:lvlJc w:val="left"/>
+      <w:pPr>
+        <w:ind w:left="720" w:hanging="360"/>
+      </w:pPr>
+      <w:rPr>
+        <w:rFonts w:ascii="Wingdings" w:eastAsiaTheme="minorEastAsia" w:hAnsi="Wingdings" w:cstheme="minorBidi" w:hint="default"/>
+      </w:rPr>
+    </w:lvl>
+    <w:lvl w:ilvl="1" w:tplc="38090003" w:tentative="1">
+      <w:start w:val="1"/>
+      <w:numFmt w:val="bullet"/>
+      <w:lvlText w:val="o"/>
+      <w:lvlJc w:val="left"/>
+      <w:pPr>
+        <w:ind w:left="1440" w:hanging="360"/>
+      </w:pPr>
+      <w:rPr>
+        <w:rFonts w:ascii="Courier New" w:hAnsi="Courier New" w:cs="Courier New" w:hint="default"/>
+      </w:rPr>
+    </w:lvl>
+    <w:lvl w:ilvl="2" w:tplc="38090005" w:tentative="1">
+      <w:start w:val="1"/>
+      <w:numFmt w:val="bullet"/>
+      <w:lvlText w:val=""/>
+      <w:lvlJc w:val="left"/>
+      <w:pPr>
+        <w:ind w:left="2160" w:hanging="360"/>
+      </w:pPr>
+      <w:rPr>
+        <w:rFonts w:ascii="Wingdings" w:hAnsi="Wingdings" w:hint="default"/>
+      </w:rPr>
+    </w:lvl>
+    <w:lvl w:ilvl="3" w:tplc="38090001" w:tentative="1">
+      <w:start w:val="1"/>
+      <w:numFmt w:val="bullet"/>
+      <w:lvlText w:val=""/>
+      <w:lvlJc w:val="left"/>
+      <w:pPr>
+        <w:ind w:left="2880" w:hanging="360"/>
+      </w:pPr>
+      <w:rPr>
+        <w:rFonts w:ascii="Symbol" w:hAnsi="Symbol" w:hint="default"/>
+      </w:rPr>
+    </w:lvl>
+    <w:lvl w:ilvl="4" w:tplc="38090003" w:tentative="1">
+      <w:start w:val="1"/>
+      <w:numFmt w:val="bullet"/>
+      <w:lvlText w:val="o"/>
+      <w:lvlJc w:val="left"/>
+      <w:pPr>
+        <w:ind w:left="3600" w:hanging="360"/>
+      </w:pPr>
+      <w:rPr>
+        <w:rFonts w:ascii="Courier New" w:hAnsi="Courier New" w:cs="Courier New" w:hint="default"/>
+      </w:rPr>
+    </w:lvl>
+    <w:lvl w:ilvl="5" w:tplc="38090005" w:tentative="1">
+      <w:start w:val="1"/>
+      <w:numFmt w:val="bullet"/>
+      <w:lvlText w:val=""/>
+      <w:lvlJc w:val="left"/>
+      <w:pPr>
+        <w:ind w:left="4320" w:hanging="360"/>
+      </w:pPr>
+      <w:rPr>
+        <w:rFonts w:ascii="Wingdings" w:hAnsi="Wingdings" w:hint="default"/>
+      </w:rPr>
+    </w:lvl>
+    <w:lvl w:ilvl="6" w:tplc="38090001" w:tentative="1">
+      <w:start w:val="1"/>
+      <w:numFmt w:val="bullet"/>
+      <w:lvlText w:val=""/>
+      <w:lvlJc w:val="left"/>
+      <w:pPr>
+        <w:ind w:left="5040" w:hanging="360"/>
+      </w:pPr>
+      <w:rPr>
+        <w:rFonts w:ascii="Symbol" w:hAnsi="Symbol" w:hint="default"/>
+      </w:rPr>
+    </w:lvl>
+    <w:lvl w:ilvl="7" w:tplc="38090003" w:tentative="1">
+      <w:start w:val="1"/>
+      <w:numFmt w:val="bullet"/>
+      <w:lvlText w:val="o"/>
+      <w:lvlJc w:val="left"/>
+      <w:pPr>
+        <w:ind w:left="5760" w:hanging="360"/>
+      </w:pPr>
+      <w:rPr>
+        <w:rFonts w:ascii="Courier New" w:hAnsi="Courier New" w:cs="Courier New" w:hint="default"/>
+      </w:rPr>
+    </w:lvl>
+    <w:lvl w:ilvl="8" w:tplc="38090005" w:tentative="1">
+      <w:start w:val="1"/>
+      <w:numFmt w:val="bullet"/>
+      <w:lvlText w:val=""/>
+      <w:lvlJc w:val="left"/>
+      <w:pPr>
+        <w:ind w:left="6480" w:hanging="360"/>
+      </w:pPr>
+      <w:rPr>
+        <w:rFonts w:ascii="Wingdings" w:hAnsi="Wingdings" w:hint="default"/>
+      </w:rPr>
+    </w:lvl>
+  </w:abstractNum>
+  <w:abstractNum w:abstractNumId="42" w15:restartNumberingAfterBreak="0">
     <w:nsid w:val="642B01FD"/>
     <w:multiLevelType w:val="multilevel"/>
     <w:tmpl w:val="E4DC86F4"/>
@@ -17012,7 +15261,7 @@
       </w:rPr>
     </w:lvl>
   </w:abstractNum>
-  <w:abstractNum w:abstractNumId="42" w15:restartNumberingAfterBreak="0">
+  <w:abstractNum w:abstractNumId="43" w15:restartNumberingAfterBreak="0">
     <w:nsid w:val="6CB94BA5"/>
     <w:multiLevelType w:val="multilevel"/>
     <w:tmpl w:val="90AA35AC"/>
@@ -17129,7 +15378,7 @@
       </w:pPr>
     </w:lvl>
   </w:abstractNum>
-  <w:abstractNum w:abstractNumId="43" w15:restartNumberingAfterBreak="0">
+  <w:abstractNum w:abstractNumId="44" w15:restartNumberingAfterBreak="0">
     <w:nsid w:val="6D202CCC"/>
     <w:multiLevelType w:val="multilevel"/>
     <w:tmpl w:val="92BE0AF6"/>
@@ -17278,7 +15527,7 @@
       </w:rPr>
     </w:lvl>
   </w:abstractNum>
-  <w:abstractNum w:abstractNumId="44" w15:restartNumberingAfterBreak="0">
+  <w:abstractNum w:abstractNumId="45" w15:restartNumberingAfterBreak="0">
     <w:nsid w:val="71EB1496"/>
     <w:multiLevelType w:val="multilevel"/>
     <w:tmpl w:val="C9A0735A"/>
@@ -17427,7 +15676,7 @@
       </w:rPr>
     </w:lvl>
   </w:abstractNum>
-  <w:abstractNum w:abstractNumId="45" w15:restartNumberingAfterBreak="0">
+  <w:abstractNum w:abstractNumId="46" w15:restartNumberingAfterBreak="0">
     <w:nsid w:val="73E976E2"/>
     <w:multiLevelType w:val="multilevel"/>
     <w:tmpl w:val="1674C7CE"/>
@@ -17576,7 +15825,7 @@
       </w:rPr>
     </w:lvl>
   </w:abstractNum>
-  <w:abstractNum w:abstractNumId="46" w15:restartNumberingAfterBreak="0">
+  <w:abstractNum w:abstractNumId="47" w15:restartNumberingAfterBreak="0">
     <w:nsid w:val="7505096F"/>
     <w:multiLevelType w:val="multilevel"/>
     <w:tmpl w:val="4E081D50"/>
@@ -17725,7 +15974,7 @@
       </w:rPr>
     </w:lvl>
   </w:abstractNum>
-  <w:abstractNum w:abstractNumId="47" w15:restartNumberingAfterBreak="0">
+  <w:abstractNum w:abstractNumId="48" w15:restartNumberingAfterBreak="0">
     <w:nsid w:val="770253F9"/>
     <w:multiLevelType w:val="multilevel"/>
     <w:tmpl w:val="5E9CF6E6"/>
@@ -17874,7 +16123,7 @@
       </w:rPr>
     </w:lvl>
   </w:abstractNum>
-  <w:abstractNum w:abstractNumId="48" w15:restartNumberingAfterBreak="0">
+  <w:abstractNum w:abstractNumId="49" w15:restartNumberingAfterBreak="0">
     <w:nsid w:val="78244D18"/>
     <w:multiLevelType w:val="multilevel"/>
     <w:tmpl w:val="BF1E5F84"/>
@@ -18023,7 +16272,7 @@
       </w:rPr>
     </w:lvl>
   </w:abstractNum>
-  <w:abstractNum w:abstractNumId="49" w15:restartNumberingAfterBreak="0">
+  <w:abstractNum w:abstractNumId="50" w15:restartNumberingAfterBreak="0">
     <w:nsid w:val="79FB629B"/>
     <w:multiLevelType w:val="multilevel"/>
     <w:tmpl w:val="5372BC68"/>
@@ -18172,7 +16421,7 @@
       </w:rPr>
     </w:lvl>
   </w:abstractNum>
-  <w:abstractNum w:abstractNumId="50" w15:restartNumberingAfterBreak="0">
+  <w:abstractNum w:abstractNumId="51" w15:restartNumberingAfterBreak="0">
     <w:nsid w:val="7A0028F9"/>
     <w:multiLevelType w:val="hybridMultilevel"/>
     <w:tmpl w:val="463604DE"/>
@@ -18322,10 +16571,10 @@
     <w:abstractNumId w:val="29"/>
   </w:num>
   <w:num w:numId="13" w16cid:durableId="1186556410">
-    <w:abstractNumId w:val="42"/>
+    <w:abstractNumId w:val="43"/>
   </w:num>
   <w:num w:numId="14" w16cid:durableId="1798791306">
-    <w:abstractNumId w:val="48"/>
+    <w:abstractNumId w:val="49"/>
   </w:num>
   <w:num w:numId="15" w16cid:durableId="630287108">
     <w:abstractNumId w:val="38"/>
@@ -18364,7 +16613,7 @@
     <w:abstractNumId w:val="31"/>
   </w:num>
   <w:num w:numId="27" w16cid:durableId="1612127416">
-    <w:abstractNumId w:val="45"/>
+    <w:abstractNumId w:val="46"/>
   </w:num>
   <w:num w:numId="28" w16cid:durableId="1712026371">
     <w:abstractNumId w:val="6"/>
@@ -18373,22 +16622,22 @@
     <w:abstractNumId w:val="19"/>
   </w:num>
   <w:num w:numId="30" w16cid:durableId="1678382153">
-    <w:abstractNumId w:val="46"/>
+    <w:abstractNumId w:val="47"/>
   </w:num>
   <w:num w:numId="31" w16cid:durableId="1235359764">
-    <w:abstractNumId w:val="47"/>
+    <w:abstractNumId w:val="48"/>
   </w:num>
   <w:num w:numId="32" w16cid:durableId="1484271744">
-    <w:abstractNumId w:val="44"/>
+    <w:abstractNumId w:val="45"/>
   </w:num>
   <w:num w:numId="33" w16cid:durableId="1511021758">
-    <w:abstractNumId w:val="41"/>
+    <w:abstractNumId w:val="42"/>
   </w:num>
   <w:num w:numId="34" w16cid:durableId="1019743495">
     <w:abstractNumId w:val="24"/>
   </w:num>
   <w:num w:numId="35" w16cid:durableId="1660304214">
-    <w:abstractNumId w:val="43"/>
+    <w:abstractNumId w:val="44"/>
   </w:num>
   <w:num w:numId="36" w16cid:durableId="992954165">
     <w:abstractNumId w:val="7"/>
@@ -18424,7 +16673,7 @@
     <w:abstractNumId w:val="8"/>
   </w:num>
   <w:num w:numId="47" w16cid:durableId="1232959596">
-    <w:abstractNumId w:val="49"/>
+    <w:abstractNumId w:val="50"/>
   </w:num>
   <w:num w:numId="48" w16cid:durableId="350376742">
     <w:abstractNumId w:val="12"/>
@@ -18436,7 +16685,10 @@
     <w:abstractNumId w:val="17"/>
   </w:num>
   <w:num w:numId="51" w16cid:durableId="1106386344">
-    <w:abstractNumId w:val="50"/>
+    <w:abstractNumId w:val="51"/>
+  </w:num>
+  <w:num w:numId="52" w16cid:durableId="605311303">
+    <w:abstractNumId w:val="41"/>
   </w:num>
   <w:numIdMacAtCleanup w:val="50"/>
 </w:numbering>

--- a/W9_P_1A_023_TDD.docx
+++ b/W9_P_1A_023_TDD.docx
@@ -3873,7 +3873,14 @@
         <w:contextualSpacing/>
       </w:pPr>
       <w:r>
-        <w:t xml:space="preserve">[RED]: </w:t>
+        <w:rPr>
+          <w:b/>
+          <w:bCs/>
+        </w:rPr>
+        <w:t>[RED]:</w:t>
+      </w:r>
+      <w:r>
+        <w:t xml:space="preserve"> </w:t>
       </w:r>
       <w:proofErr w:type="spellStart"/>
       <w:r>
@@ -4928,7 +4935,14 @@
     </w:p>
     <w:p>
       <w:r>
-        <w:t xml:space="preserve">[GREEN]: </w:t>
+        <w:rPr>
+          <w:b/>
+          <w:bCs/>
+        </w:rPr>
+        <w:t>[GREEN]:</w:t>
+      </w:r>
+      <w:r>
+        <w:t xml:space="preserve"> </w:t>
       </w:r>
       <w:r>
         <w:t xml:space="preserve">Test </w:t>
@@ -7757,10 +7771,21 @@
     </w:p>
     <w:p>
       <w:r>
+        <w:rPr>
+          <w:b/>
+          <w:bCs/>
+        </w:rPr>
         <w:t>[REFACTOR]</w:t>
       </w:r>
       <w:r>
-        <w:t xml:space="preserve">: </w:t>
+        <w:rPr>
+          <w:b/>
+          <w:bCs/>
+        </w:rPr>
+        <w:t>:</w:t>
+      </w:r>
+      <w:r>
+        <w:t xml:space="preserve"> </w:t>
       </w:r>
       <w:proofErr w:type="spellStart"/>
       <w:r>
@@ -12225,6 +12250,10 @@
         <w:contextualSpacing/>
       </w:pPr>
       <w:r>
+        <w:rPr>
+          <w:b/>
+          <w:bCs/>
+        </w:rPr>
         <w:t>[LOGGING]:</w:t>
       </w:r>
       <w:r>
@@ -12336,6 +12365,54 @@
       <w:proofErr w:type="spellEnd"/>
       <w:r>
         <w:t>.</w:t>
+      </w:r>
+    </w:p>
+    <w:p>
+      <w:pPr>
+        <w:tabs>
+          <w:tab w:val="left" w:pos="1827"/>
+        </w:tabs>
+        <w:spacing w:after="0"/>
+        <w:contextualSpacing/>
+      </w:pPr>
+    </w:p>
+    <w:p>
+      <w:pPr>
+        <w:pStyle w:val="ListParagraph"/>
+        <w:numPr>
+          <w:ilvl w:val="0"/>
+          <w:numId w:val="58"/>
+        </w:numPr>
+        <w:tabs>
+          <w:tab w:val="left" w:pos="1827"/>
+        </w:tabs>
+        <w:spacing w:after="0"/>
+      </w:pPr>
+      <w:proofErr w:type="spellStart"/>
+      <w:r>
+        <w:t>Versi</w:t>
+      </w:r>
+      <w:proofErr w:type="spellEnd"/>
+      <w:r>
+        <w:t xml:space="preserve"> 1: Manual </w:t>
+      </w:r>
+      <w:proofErr w:type="spellStart"/>
+      <w:r>
+        <w:t>pake</w:t>
+      </w:r>
+      <w:proofErr w:type="spellEnd"/>
+      <w:r>
+        <w:t xml:space="preserve"> </w:t>
+      </w:r>
+      <w:proofErr w:type="spellStart"/>
+      <w:proofErr w:type="gramStart"/>
+      <w:r>
+        <w:t>system.out.println</w:t>
+      </w:r>
+      <w:proofErr w:type="spellEnd"/>
+      <w:proofErr w:type="gramEnd"/>
+      <w:r>
+        <w:t>:</w:t>
       </w:r>
     </w:p>
     <w:p>
@@ -12429,9 +12506,246 @@
     </w:p>
     <w:p>
       <w:pPr>
+        <w:spacing w:after="0"/>
+      </w:pPr>
+    </w:p>
+    <w:p>
+      <w:pPr>
         <w:pStyle w:val="ListParagraph"/>
-        <w:spacing w:after="0"/>
-      </w:pPr>
+        <w:numPr>
+          <w:ilvl w:val="0"/>
+          <w:numId w:val="58"/>
+        </w:numPr>
+        <w:spacing w:after="0"/>
+        <w:rPr>
+          <w:b/>
+          <w:bCs/>
+        </w:rPr>
+      </w:pPr>
+      <w:proofErr w:type="spellStart"/>
+      <w:r>
+        <w:rPr>
+          <w:b/>
+          <w:bCs/>
+        </w:rPr>
+        <w:t>Versi</w:t>
+      </w:r>
+      <w:proofErr w:type="spellEnd"/>
+      <w:r>
+        <w:rPr>
+          <w:b/>
+          <w:bCs/>
+        </w:rPr>
+        <w:t xml:space="preserve"> 2: </w:t>
+      </w:r>
+      <w:proofErr w:type="spellStart"/>
+      <w:r>
+        <w:rPr>
+          <w:b/>
+          <w:bCs/>
+        </w:rPr>
+        <w:t>pake</w:t>
+      </w:r>
+      <w:proofErr w:type="spellEnd"/>
+      <w:r>
+        <w:rPr>
+          <w:b/>
+          <w:bCs/>
+        </w:rPr>
+        <w:t xml:space="preserve"> log4j</w:t>
+      </w:r>
+    </w:p>
+    <w:p>
+      <w:pPr>
+        <w:spacing w:after="0"/>
+        <w:ind w:left="360"/>
+      </w:pPr>
+      <w:r>
+        <w:t>SETUP LOG4J:</w:t>
+      </w:r>
+    </w:p>
+    <w:p>
+      <w:pPr>
+        <w:spacing w:after="0"/>
+        <w:ind w:left="360"/>
+      </w:pPr>
+      <w:r>
+        <w:lastRenderedPageBreak/>
+        <w:drawing>
+          <wp:inline distT="0" distB="0" distL="0" distR="0" wp14:anchorId="269D5297" wp14:editId="70739FCF">
+            <wp:extent cx="5486400" cy="2988310"/>
+            <wp:effectExtent l="0" t="0" r="0" b="2540"/>
+            <wp:docPr id="2115150348" name="Picture 1"/>
+            <wp:cNvGraphicFramePr>
+              <a:graphicFrameLocks xmlns:a="http://schemas.openxmlformats.org/drawingml/2006/main" noChangeAspect="1"/>
+            </wp:cNvGraphicFramePr>
+            <a:graphic xmlns:a="http://schemas.openxmlformats.org/drawingml/2006/main">
+              <a:graphicData uri="http://schemas.openxmlformats.org/drawingml/2006/picture">
+                <pic:pic xmlns:pic="http://schemas.openxmlformats.org/drawingml/2006/picture">
+                  <pic:nvPicPr>
+                    <pic:cNvPr id="2115150348" name=""/>
+                    <pic:cNvPicPr/>
+                  </pic:nvPicPr>
+                  <pic:blipFill>
+                    <a:blip r:embed="rId23"/>
+                    <a:stretch>
+                      <a:fillRect/>
+                    </a:stretch>
+                  </pic:blipFill>
+                  <pic:spPr>
+                    <a:xfrm>
+                      <a:off x="0" y="0"/>
+                      <a:ext cx="5486400" cy="2988310"/>
+                    </a:xfrm>
+                    <a:prstGeom prst="rect">
+                      <a:avLst/>
+                    </a:prstGeom>
+                  </pic:spPr>
+                </pic:pic>
+              </a:graphicData>
+            </a:graphic>
+          </wp:inline>
+        </w:drawing>
+      </w:r>
+    </w:p>
+    <w:p>
+      <w:pPr>
+        <w:spacing w:after="0"/>
+        <w:ind w:left="360"/>
+      </w:pPr>
+      <w:r>
+        <w:drawing>
+          <wp:inline distT="0" distB="0" distL="0" distR="0" wp14:anchorId="39A7B546" wp14:editId="42B23456">
+            <wp:extent cx="5486400" cy="1756410"/>
+            <wp:effectExtent l="0" t="0" r="0" b="0"/>
+            <wp:docPr id="1860379363" name="Picture 1"/>
+            <wp:cNvGraphicFramePr>
+              <a:graphicFrameLocks xmlns:a="http://schemas.openxmlformats.org/drawingml/2006/main" noChangeAspect="1"/>
+            </wp:cNvGraphicFramePr>
+            <a:graphic xmlns:a="http://schemas.openxmlformats.org/drawingml/2006/main">
+              <a:graphicData uri="http://schemas.openxmlformats.org/drawingml/2006/picture">
+                <pic:pic xmlns:pic="http://schemas.openxmlformats.org/drawingml/2006/picture">
+                  <pic:nvPicPr>
+                    <pic:cNvPr id="1860379363" name=""/>
+                    <pic:cNvPicPr/>
+                  </pic:nvPicPr>
+                  <pic:blipFill>
+                    <a:blip r:embed="rId24"/>
+                    <a:stretch>
+                      <a:fillRect/>
+                    </a:stretch>
+                  </pic:blipFill>
+                  <pic:spPr>
+                    <a:xfrm>
+                      <a:off x="0" y="0"/>
+                      <a:ext cx="5486400" cy="1756410"/>
+                    </a:xfrm>
+                    <a:prstGeom prst="rect">
+                      <a:avLst/>
+                    </a:prstGeom>
+                  </pic:spPr>
+                </pic:pic>
+              </a:graphicData>
+            </a:graphic>
+          </wp:inline>
+        </w:drawing>
+      </w:r>
+    </w:p>
+    <w:p>
+      <w:pPr>
+        <w:spacing w:after="0"/>
+        <w:ind w:left="360"/>
+      </w:pPr>
+      <w:r>
+        <w:t>HASIL:</w:t>
+      </w:r>
+    </w:p>
+    <w:p>
+      <w:pPr>
+        <w:spacing w:after="0"/>
+        <w:ind w:left="360"/>
+      </w:pPr>
+      <w:r>
+        <w:lastRenderedPageBreak/>
+        <w:drawing>
+          <wp:inline distT="0" distB="0" distL="0" distR="0" wp14:anchorId="10E60D0E" wp14:editId="17167A6D">
+            <wp:extent cx="5486400" cy="5438140"/>
+            <wp:effectExtent l="0" t="0" r="0" b="0"/>
+            <wp:docPr id="81573331" name="Picture 1"/>
+            <wp:cNvGraphicFramePr>
+              <a:graphicFrameLocks xmlns:a="http://schemas.openxmlformats.org/drawingml/2006/main" noChangeAspect="1"/>
+            </wp:cNvGraphicFramePr>
+            <a:graphic xmlns:a="http://schemas.openxmlformats.org/drawingml/2006/main">
+              <a:graphicData uri="http://schemas.openxmlformats.org/drawingml/2006/picture">
+                <pic:pic xmlns:pic="http://schemas.openxmlformats.org/drawingml/2006/picture">
+                  <pic:nvPicPr>
+                    <pic:cNvPr id="81573331" name=""/>
+                    <pic:cNvPicPr/>
+                  </pic:nvPicPr>
+                  <pic:blipFill>
+                    <a:blip r:embed="rId25"/>
+                    <a:stretch>
+                      <a:fillRect/>
+                    </a:stretch>
+                  </pic:blipFill>
+                  <pic:spPr>
+                    <a:xfrm>
+                      <a:off x="0" y="0"/>
+                      <a:ext cx="5486400" cy="5438140"/>
+                    </a:xfrm>
+                    <a:prstGeom prst="rect">
+                      <a:avLst/>
+                    </a:prstGeom>
+                  </pic:spPr>
+                </pic:pic>
+              </a:graphicData>
+            </a:graphic>
+          </wp:inline>
+        </w:drawing>
+      </w:r>
+    </w:p>
+    <w:p>
+      <w:pPr>
+        <w:spacing w:after="0"/>
+        <w:ind w:left="360"/>
+      </w:pPr>
+      <w:r>
+        <w:drawing>
+          <wp:inline distT="0" distB="0" distL="0" distR="0" wp14:anchorId="0F76DAD8" wp14:editId="5802DD37">
+            <wp:extent cx="5486400" cy="509905"/>
+            <wp:effectExtent l="0" t="0" r="0" b="4445"/>
+            <wp:docPr id="942952856" name="Picture 1"/>
+            <wp:cNvGraphicFramePr>
+              <a:graphicFrameLocks xmlns:a="http://schemas.openxmlformats.org/drawingml/2006/main" noChangeAspect="1"/>
+            </wp:cNvGraphicFramePr>
+            <a:graphic xmlns:a="http://schemas.openxmlformats.org/drawingml/2006/main">
+              <a:graphicData uri="http://schemas.openxmlformats.org/drawingml/2006/picture">
+                <pic:pic xmlns:pic="http://schemas.openxmlformats.org/drawingml/2006/picture">
+                  <pic:nvPicPr>
+                    <pic:cNvPr id="942952856" name=""/>
+                    <pic:cNvPicPr/>
+                  </pic:nvPicPr>
+                  <pic:blipFill>
+                    <a:blip r:embed="rId26"/>
+                    <a:stretch>
+                      <a:fillRect/>
+                    </a:stretch>
+                  </pic:blipFill>
+                  <pic:spPr>
+                    <a:xfrm>
+                      <a:off x="0" y="0"/>
+                      <a:ext cx="5486400" cy="509905"/>
+                    </a:xfrm>
+                    <a:prstGeom prst="rect">
+                      <a:avLst/>
+                    </a:prstGeom>
+                  </pic:spPr>
+                </pic:pic>
+              </a:graphicData>
+            </a:graphic>
+          </wp:inline>
+        </w:drawing>
+      </w:r>
     </w:p>
     <w:p>
       <w:pPr>
@@ -12512,7 +12826,6 @@
         <w:contextualSpacing/>
       </w:pPr>
       <w:r>
-        <w:lastRenderedPageBreak/>
         <w:t xml:space="preserve">Amount ≤ 0 </w:t>
       </w:r>
     </w:p>
@@ -12554,10 +12867,35 @@
         <w:contextualSpacing/>
       </w:pPr>
       <w:r>
-        <w:t>(RED)</w:t>
-      </w:r>
-      <w:r>
-        <w:t xml:space="preserve">: </w:t>
+        <w:rPr>
+          <w:b/>
+          <w:bCs/>
+        </w:rPr>
+        <w:t>[</w:t>
+      </w:r>
+      <w:r>
+        <w:rPr>
+          <w:b/>
+          <w:bCs/>
+        </w:rPr>
+        <w:t>RED</w:t>
+      </w:r>
+      <w:r>
+        <w:rPr>
+          <w:b/>
+          <w:bCs/>
+        </w:rPr>
+        <w:t>]</w:t>
+      </w:r>
+      <w:r>
+        <w:rPr>
+          <w:b/>
+          <w:bCs/>
+        </w:rPr>
+        <w:t>:</w:t>
+      </w:r>
+      <w:r>
+        <w:t xml:space="preserve"> </w:t>
       </w:r>
       <w:proofErr w:type="spellStart"/>
       <w:r>
@@ -12663,7 +13001,11 @@
       </w:r>
       <w:proofErr w:type="spellEnd"/>
       <w:r>
-        <w:t xml:space="preserve"> amount. Saat </w:t>
+        <w:t xml:space="preserve"> </w:t>
+      </w:r>
+      <w:r>
+        <w:lastRenderedPageBreak/>
+        <w:t xml:space="preserve">amount. Saat </w:t>
       </w:r>
       <w:proofErr w:type="spellStart"/>
       <w:r>
@@ -12791,7 +13133,7 @@
                     <pic:cNvPicPr/>
                   </pic:nvPicPr>
                   <pic:blipFill>
-                    <a:blip r:embed="rId23"/>
+                    <a:blip r:embed="rId27"/>
                     <a:stretch>
                       <a:fillRect/>
                     </a:stretch>
@@ -12838,7 +13180,7 @@
                     <pic:cNvPicPr/>
                   </pic:nvPicPr>
                   <pic:blipFill>
-                    <a:blip r:embed="rId24"/>
+                    <a:blip r:embed="rId28"/>
                     <a:stretch>
                       <a:fillRect/>
                     </a:stretch>
@@ -12871,7 +13213,14 @@
         <w:contextualSpacing/>
       </w:pPr>
       <w:r>
-        <w:t xml:space="preserve">[GREEN]: </w:t>
+        <w:rPr>
+          <w:b/>
+          <w:bCs/>
+        </w:rPr>
+        <w:t>[GREEN]:</w:t>
+      </w:r>
+      <w:r>
+        <w:t xml:space="preserve"> </w:t>
       </w:r>
       <w:proofErr w:type="spellStart"/>
       <w:r>
@@ -13108,7 +13457,7 @@
                     <pic:cNvPicPr/>
                   </pic:nvPicPr>
                   <pic:blipFill>
-                    <a:blip r:embed="rId25"/>
+                    <a:blip r:embed="rId29"/>
                     <a:stretch>
                       <a:fillRect/>
                     </a:stretch>
@@ -13154,7 +13503,7 @@
                     <pic:cNvPicPr/>
                   </pic:nvPicPr>
                   <pic:blipFill>
-                    <a:blip r:embed="rId26"/>
+                    <a:blip r:embed="rId30"/>
                     <a:stretch>
                       <a:fillRect/>
                     </a:stretch>
@@ -13187,11 +13536,22 @@
         <w:contextualSpacing/>
       </w:pPr>
       <w:r>
+        <w:rPr>
+          <w:b/>
+          <w:bCs/>
+        </w:rPr>
         <w:lastRenderedPageBreak/>
         <w:t>[REFACTORING]</w:t>
       </w:r>
       <w:r>
-        <w:t xml:space="preserve">: </w:t>
+        <w:rPr>
+          <w:b/>
+          <w:bCs/>
+        </w:rPr>
+        <w:t>:</w:t>
+      </w:r>
+      <w:r>
+        <w:t xml:space="preserve"> </w:t>
       </w:r>
       <w:r>
         <w:t xml:space="preserve">Logic </w:t>
@@ -13333,11 +13693,11 @@
         <w:t xml:space="preserve"> dan negative </w:t>
       </w:r>
       <w:r>
-        <w:t>dan a</w:t>
-      </w:r>
-      <w:proofErr w:type="spellStart"/>
-      <w:r>
-        <w:t>ssertEquals</w:t>
+        <w:t xml:space="preserve">dan </w:t>
+      </w:r>
+      <w:proofErr w:type="spellStart"/>
+      <w:r>
+        <w:t>assertEquals</w:t>
       </w:r>
       <w:proofErr w:type="spellEnd"/>
       <w:r>
@@ -13455,8 +13815,6 @@
       </w:r>
       <w:r>
         <w:br/>
-      </w:r>
-      <w:r>
         <w:t xml:space="preserve">public Loan </w:t>
       </w:r>
       <w:proofErr w:type="spellStart"/>
@@ -14693,7 +15051,7 @@
                     <pic:cNvPicPr/>
                   </pic:nvPicPr>
                   <pic:blipFill>
-                    <a:blip r:embed="rId27"/>
+                    <a:blip r:embed="rId31"/>
                     <a:stretch>
                       <a:fillRect/>
                     </a:stretch>
@@ -14739,7 +15097,7 @@
                     <pic:cNvPicPr/>
                   </pic:nvPicPr>
                   <pic:blipFill>
-                    <a:blip r:embed="rId28"/>
+                    <a:blip r:embed="rId32"/>
                     <a:stretch>
                       <a:fillRect/>
                     </a:stretch>
@@ -14786,7 +15144,7 @@
                     <pic:cNvPicPr/>
                   </pic:nvPicPr>
                   <pic:blipFill>
-                    <a:blip r:embed="rId29"/>
+                    <a:blip r:embed="rId33"/>
                     <a:stretch>
                       <a:fillRect/>
                     </a:stretch>
@@ -14813,6 +15171,9 @@
         <w:contextualSpacing/>
       </w:pPr>
       <w:r>
+        <w:rPr>
+          <w:noProof/>
+        </w:rPr>
         <w:drawing>
           <wp:inline distT="0" distB="0" distL="0" distR="0" wp14:anchorId="7723A004" wp14:editId="2CBEB16A">
             <wp:extent cx="5058481" cy="1352739"/>
@@ -14829,7 +15190,7 @@
                     <pic:cNvPicPr/>
                   </pic:nvPicPr>
                   <pic:blipFill>
-                    <a:blip r:embed="rId30"/>
+                    <a:blip r:embed="rId34"/>
                     <a:stretch>
                       <a:fillRect/>
                     </a:stretch>
@@ -14860,16 +15221,106 @@
       <w:pPr>
         <w:spacing w:after="0"/>
         <w:contextualSpacing/>
-      </w:pPr>
-      <w:r>
+        <w:rPr>
+          <w:b/>
+          <w:bCs/>
+        </w:rPr>
+      </w:pPr>
+      <w:r>
+        <w:rPr>
+          <w:b/>
+          <w:bCs/>
+        </w:rPr>
         <w:t>[LOGGING]</w:t>
       </w:r>
       <w:r>
+        <w:rPr>
+          <w:b/>
+          <w:bCs/>
+        </w:rPr>
         <w:t>:</w:t>
       </w:r>
     </w:p>
     <w:p>
       <w:pPr>
+        <w:pStyle w:val="ListParagraph"/>
+        <w:numPr>
+          <w:ilvl w:val="1"/>
+          <w:numId w:val="21"/>
+        </w:numPr>
+        <w:spacing w:after="0"/>
+        <w:ind w:left="709"/>
+        <w:rPr>
+          <w:b/>
+          <w:bCs/>
+        </w:rPr>
+      </w:pPr>
+      <w:r>
+        <w:rPr>
+          <w:b/>
+          <w:bCs/>
+        </w:rPr>
+        <w:t xml:space="preserve">Log Manual </w:t>
+      </w:r>
+      <w:proofErr w:type="spellStart"/>
+      <w:r>
+        <w:rPr>
+          <w:b/>
+          <w:bCs/>
+        </w:rPr>
+        <w:t>pake</w:t>
+      </w:r>
+      <w:proofErr w:type="spellEnd"/>
+      <w:r>
+        <w:rPr>
+          <w:b/>
+          <w:bCs/>
+        </w:rPr>
+        <w:t xml:space="preserve"> </w:t>
+      </w:r>
+      <w:proofErr w:type="spellStart"/>
+      <w:proofErr w:type="gramStart"/>
+      <w:r>
+        <w:rPr>
+          <w:b/>
+          <w:bCs/>
+        </w:rPr>
+        <w:t>system.out.prirntl</w:t>
+      </w:r>
+      <w:proofErr w:type="spellEnd"/>
+      <w:proofErr w:type="gramEnd"/>
+      <w:r>
+        <w:rPr>
+          <w:b/>
+          <w:bCs/>
+        </w:rPr>
+        <w:t xml:space="preserve"> (</w:t>
+      </w:r>
+      <w:proofErr w:type="spellStart"/>
+      <w:r>
+        <w:rPr>
+          <w:b/>
+          <w:bCs/>
+        </w:rPr>
+        <w:t>abstrak</w:t>
+      </w:r>
+      <w:proofErr w:type="spellEnd"/>
+      <w:r>
+        <w:rPr>
+          <w:b/>
+          <w:bCs/>
+        </w:rPr>
+        <w:t>)</w:t>
+      </w:r>
+    </w:p>
+    <w:p>
+      <w:pPr>
+        <w:spacing w:after="0"/>
+        <w:ind w:left="1080"/>
+      </w:pPr>
+    </w:p>
+    <w:p>
+      <w:pPr>
         <w:spacing w:after="0"/>
         <w:contextualSpacing/>
       </w:pPr>
@@ -14877,6 +15328,7 @@
         <w:rPr>
           <w:noProof/>
         </w:rPr>
+        <w:lastRenderedPageBreak/>
         <w:drawing>
           <wp:inline distT="0" distB="0" distL="0" distR="0" wp14:anchorId="1BD4CC5D" wp14:editId="413DA28E">
             <wp:extent cx="5486400" cy="2541270"/>
@@ -14893,7 +15345,7 @@
                     <pic:cNvPicPr/>
                   </pic:nvPicPr>
                   <pic:blipFill>
-                    <a:blip r:embed="rId31"/>
+                    <a:blip r:embed="rId35"/>
                     <a:stretch>
                       <a:fillRect/>
                     </a:stretch>
@@ -14923,7 +15375,6 @@
         <w:rPr>
           <w:noProof/>
         </w:rPr>
-        <w:lastRenderedPageBreak/>
         <w:drawing>
           <wp:inline distT="0" distB="0" distL="0" distR="0" wp14:anchorId="35FB239E" wp14:editId="7704CE0C">
             <wp:extent cx="5486400" cy="4499610"/>
@@ -14940,7 +15391,7 @@
                     <pic:cNvPicPr/>
                   </pic:nvPicPr>
                   <pic:blipFill>
-                    <a:blip r:embed="rId32"/>
+                    <a:blip r:embed="rId36"/>
                     <a:stretch>
                       <a:fillRect/>
                     </a:stretch>
@@ -14983,7 +15434,7 @@
                     <pic:cNvPicPr/>
                   </pic:nvPicPr>
                   <pic:blipFill>
-                    <a:blip r:embed="rId33"/>
+                    <a:blip r:embed="rId37"/>
                     <a:stretch>
                       <a:fillRect/>
                     </a:stretch>
@@ -15006,6 +15457,144 @@
     </w:p>
     <w:p>
       <w:pPr>
+        <w:spacing w:after="0"/>
+        <w:contextualSpacing/>
+      </w:pPr>
+    </w:p>
+    <w:p>
+      <w:pPr>
+        <w:pStyle w:val="ListParagraph"/>
+        <w:numPr>
+          <w:ilvl w:val="1"/>
+          <w:numId w:val="21"/>
+        </w:numPr>
+        <w:spacing w:after="0"/>
+        <w:ind w:left="567"/>
+        <w:rPr>
+          <w:b/>
+          <w:bCs/>
+        </w:rPr>
+      </w:pPr>
+      <w:proofErr w:type="spellStart"/>
+      <w:r>
+        <w:rPr>
+          <w:b/>
+          <w:bCs/>
+        </w:rPr>
+        <w:lastRenderedPageBreak/>
+        <w:t>Menggunakan</w:t>
+      </w:r>
+      <w:proofErr w:type="spellEnd"/>
+      <w:r>
+        <w:rPr>
+          <w:b/>
+          <w:bCs/>
+        </w:rPr>
+        <w:t xml:space="preserve"> LOG4J</w:t>
+      </w:r>
+    </w:p>
+    <w:p>
+      <w:pPr>
+        <w:spacing w:after="0"/>
+        <w:rPr>
+          <w:b/>
+          <w:bCs/>
+        </w:rPr>
+      </w:pPr>
+      <w:r>
+        <w:rPr>
+          <w:b/>
+          <w:bCs/>
+        </w:rPr>
+        <w:drawing>
+          <wp:inline distT="0" distB="0" distL="0" distR="0" wp14:anchorId="6122CD5B" wp14:editId="4397A244">
+            <wp:extent cx="5486400" cy="5768975"/>
+            <wp:effectExtent l="0" t="0" r="0" b="3175"/>
+            <wp:docPr id="594000089" name="Picture 1"/>
+            <wp:cNvGraphicFramePr>
+              <a:graphicFrameLocks xmlns:a="http://schemas.openxmlformats.org/drawingml/2006/main" noChangeAspect="1"/>
+            </wp:cNvGraphicFramePr>
+            <a:graphic xmlns:a="http://schemas.openxmlformats.org/drawingml/2006/main">
+              <a:graphicData uri="http://schemas.openxmlformats.org/drawingml/2006/picture">
+                <pic:pic xmlns:pic="http://schemas.openxmlformats.org/drawingml/2006/picture">
+                  <pic:nvPicPr>
+                    <pic:cNvPr id="594000089" name=""/>
+                    <pic:cNvPicPr/>
+                  </pic:nvPicPr>
+                  <pic:blipFill>
+                    <a:blip r:embed="rId38"/>
+                    <a:stretch>
+                      <a:fillRect/>
+                    </a:stretch>
+                  </pic:blipFill>
+                  <pic:spPr>
+                    <a:xfrm>
+                      <a:off x="0" y="0"/>
+                      <a:ext cx="5486400" cy="5768975"/>
+                    </a:xfrm>
+                    <a:prstGeom prst="rect">
+                      <a:avLst/>
+                    </a:prstGeom>
+                  </pic:spPr>
+                </pic:pic>
+              </a:graphicData>
+            </a:graphic>
+          </wp:inline>
+        </w:drawing>
+      </w:r>
+    </w:p>
+    <w:p>
+      <w:pPr>
+        <w:spacing w:after="0"/>
+        <w:rPr>
+          <w:b/>
+          <w:bCs/>
+        </w:rPr>
+      </w:pPr>
+      <w:r>
+        <w:rPr>
+          <w:b/>
+          <w:bCs/>
+        </w:rPr>
+        <w:drawing>
+          <wp:inline distT="0" distB="0" distL="0" distR="0" wp14:anchorId="4306815D" wp14:editId="31ADB2B3">
+            <wp:extent cx="5486400" cy="543560"/>
+            <wp:effectExtent l="0" t="0" r="0" b="8890"/>
+            <wp:docPr id="59289937" name="Picture 1"/>
+            <wp:cNvGraphicFramePr>
+              <a:graphicFrameLocks xmlns:a="http://schemas.openxmlformats.org/drawingml/2006/main" noChangeAspect="1"/>
+            </wp:cNvGraphicFramePr>
+            <a:graphic xmlns:a="http://schemas.openxmlformats.org/drawingml/2006/main">
+              <a:graphicData uri="http://schemas.openxmlformats.org/drawingml/2006/picture">
+                <pic:pic xmlns:pic="http://schemas.openxmlformats.org/drawingml/2006/picture">
+                  <pic:nvPicPr>
+                    <pic:cNvPr id="59289937" name=""/>
+                    <pic:cNvPicPr/>
+                  </pic:nvPicPr>
+                  <pic:blipFill>
+                    <a:blip r:embed="rId39"/>
+                    <a:stretch>
+                      <a:fillRect/>
+                    </a:stretch>
+                  </pic:blipFill>
+                  <pic:spPr>
+                    <a:xfrm>
+                      <a:off x="0" y="0"/>
+                      <a:ext cx="5486400" cy="543560"/>
+                    </a:xfrm>
+                    <a:prstGeom prst="rect">
+                      <a:avLst/>
+                    </a:prstGeom>
+                  </pic:spPr>
+                </pic:pic>
+              </a:graphicData>
+            </a:graphic>
+          </wp:inline>
+        </w:drawing>
+      </w:r>
+    </w:p>
+    <w:p>
+      <w:pPr>
         <w:pStyle w:val="Heading3"/>
         <w:spacing w:before="0"/>
         <w:contextualSpacing/>
@@ -15112,10 +15701,19 @@
         <w:contextualSpacing/>
       </w:pPr>
       <w:r>
+        <w:rPr>
+          <w:b/>
+          <w:bCs/>
+        </w:rPr>
+        <w:lastRenderedPageBreak/>
         <w:t>[RED</w:t>
       </w:r>
       <w:proofErr w:type="gramStart"/>
       <w:r>
+        <w:rPr>
+          <w:b/>
+          <w:bCs/>
+        </w:rPr>
         <w:t>]</w:t>
       </w:r>
       <w:r>
@@ -15206,38 +15804,96 @@
       </w:r>
       <w:proofErr w:type="spellEnd"/>
       <w:r>
-        <w:t xml:space="preserve"> TC-01.</w:t>
+        <w:t xml:space="preserve"> TC-01. </w:t>
+      </w:r>
+    </w:p>
+    <w:p>
+      <w:pPr>
+        <w:spacing w:after="0"/>
+        <w:contextualSpacing/>
+      </w:pPr>
+    </w:p>
+    <w:p>
+      <w:pPr>
+        <w:spacing w:after="0"/>
+        <w:contextualSpacing/>
+      </w:pPr>
+      <w:r>
+        <w:rPr>
+          <w:b/>
+          <w:bCs/>
+        </w:rPr>
+        <w:t>[GREEN]</w:t>
+      </w:r>
+      <w:r>
+        <w:rPr>
+          <w:b/>
+          <w:bCs/>
+        </w:rPr>
+        <w:t>:</w:t>
       </w:r>
       <w:r>
         <w:t xml:space="preserve"> </w:t>
       </w:r>
-    </w:p>
-    <w:p>
-      <w:pPr>
-        <w:spacing w:after="0"/>
-        <w:contextualSpacing/>
-      </w:pPr>
-    </w:p>
-    <w:p>
-      <w:pPr>
-        <w:spacing w:after="0"/>
-        <w:contextualSpacing/>
-      </w:pPr>
-      <w:r>
-        <w:t>[GREEN]</w:t>
-      </w:r>
-      <w:r>
-        <w:t>:</w:t>
-      </w:r>
+      <w:r>
+        <w:t xml:space="preserve">Test </w:t>
+      </w:r>
+      <w:proofErr w:type="spellStart"/>
+      <w:r>
+        <w:t>ditulis</w:t>
+      </w:r>
+      <w:proofErr w:type="spellEnd"/>
       <w:r>
         <w:t xml:space="preserve"> </w:t>
       </w:r>
-      <w:r>
-        <w:t xml:space="preserve">Test </w:t>
-      </w:r>
-      <w:proofErr w:type="spellStart"/>
-      <w:r>
-        <w:t>ditulis</w:t>
+      <w:proofErr w:type="spellStart"/>
+      <w:r>
+        <w:t>dengan</w:t>
+      </w:r>
+      <w:proofErr w:type="spellEnd"/>
+      <w:r>
+        <w:t xml:space="preserve"> Borrower verified = true dan credit score </w:t>
+      </w:r>
+      <w:proofErr w:type="spellStart"/>
+      <w:r>
+        <w:t>tinggi</w:t>
+      </w:r>
+      <w:proofErr w:type="spellEnd"/>
+      <w:r>
+        <w:t xml:space="preserve"> (1000, di </w:t>
+      </w:r>
+      <w:proofErr w:type="spellStart"/>
+      <w:r>
+        <w:t>atas</w:t>
+      </w:r>
+      <w:proofErr w:type="spellEnd"/>
+      <w:r>
+        <w:t xml:space="preserve"> threshold 600). </w:t>
+      </w:r>
+      <w:proofErr w:type="spellStart"/>
+      <w:proofErr w:type="gramStart"/>
+      <w:r>
+        <w:t>createLoan</w:t>
+      </w:r>
+      <w:proofErr w:type="spellEnd"/>
+      <w:r>
+        <w:t>(</w:t>
+      </w:r>
+      <w:proofErr w:type="gramEnd"/>
+      <w:r>
+        <w:t xml:space="preserve">) </w:t>
+      </w:r>
+      <w:proofErr w:type="spellStart"/>
+      <w:r>
+        <w:t>dipanggil</w:t>
+      </w:r>
+      <w:proofErr w:type="spellEnd"/>
+      <w:r>
+        <w:t xml:space="preserve"> dan </w:t>
+      </w:r>
+      <w:proofErr w:type="spellStart"/>
+      <w:r>
+        <w:t>hasilnya</w:t>
       </w:r>
       <w:proofErr w:type="spellEnd"/>
       <w:r>
@@ -15245,52 +15901,67 @@
       </w:r>
       <w:proofErr w:type="spellStart"/>
       <w:r>
-        <w:t>dengan</w:t>
-      </w:r>
-      <w:proofErr w:type="spellEnd"/>
-      <w:r>
-        <w:t xml:space="preserve"> Borrower verified = true dan credit score </w:t>
-      </w:r>
-      <w:proofErr w:type="spellStart"/>
-      <w:r>
-        <w:t>tinggi</w:t>
-      </w:r>
-      <w:proofErr w:type="spellEnd"/>
-      <w:r>
-        <w:t xml:space="preserve"> (1000, di </w:t>
-      </w:r>
-      <w:proofErr w:type="spellStart"/>
-      <w:r>
-        <w:t>atas</w:t>
-      </w:r>
-      <w:proofErr w:type="spellEnd"/>
-      <w:r>
-        <w:t xml:space="preserve"> threshold 600). </w:t>
+        <w:t>disimpan</w:t>
+      </w:r>
+      <w:proofErr w:type="spellEnd"/>
+      <w:r>
+        <w:t xml:space="preserve"> </w:t>
+      </w:r>
+      <w:proofErr w:type="spellStart"/>
+      <w:r>
+        <w:t>ke</w:t>
+      </w:r>
+      <w:proofErr w:type="spellEnd"/>
+      <w:r>
+        <w:t xml:space="preserve"> </w:t>
+      </w:r>
+      <w:proofErr w:type="spellStart"/>
+      <w:r>
+        <w:t>variabel</w:t>
+      </w:r>
+      <w:proofErr w:type="spellEnd"/>
+      <w:r>
+        <w:t xml:space="preserve"> Loan. Assert </w:t>
+      </w:r>
+      <w:proofErr w:type="spellStart"/>
+      <w:r>
+        <w:t>menggunakan</w:t>
+      </w:r>
+      <w:proofErr w:type="spellEnd"/>
+      <w:r>
+        <w:t xml:space="preserve"> </w:t>
       </w:r>
       <w:proofErr w:type="spellStart"/>
       <w:proofErr w:type="gramStart"/>
       <w:r>
-        <w:t>createLoan</w:t>
+        <w:t>assertEquals</w:t>
       </w:r>
       <w:proofErr w:type="spellEnd"/>
       <w:r>
         <w:t>(</w:t>
       </w:r>
+      <w:proofErr w:type="spellStart"/>
+      <w:r>
+        <w:t>Loan.Status.APPROVED</w:t>
+      </w:r>
+      <w:proofErr w:type="spellEnd"/>
       <w:proofErr w:type="gramEnd"/>
       <w:r>
-        <w:t xml:space="preserve">) </w:t>
-      </w:r>
-      <w:proofErr w:type="spellStart"/>
-      <w:r>
-        <w:t>dipanggil</w:t>
-      </w:r>
-      <w:proofErr w:type="spellEnd"/>
-      <w:r>
-        <w:t xml:space="preserve"> dan </w:t>
-      </w:r>
-      <w:proofErr w:type="spellStart"/>
-      <w:r>
-        <w:t>hasilnya</w:t>
+        <w:t xml:space="preserve">, </w:t>
+      </w:r>
+      <w:proofErr w:type="spellStart"/>
+      <w:proofErr w:type="gramStart"/>
+      <w:r>
+        <w:t>loan.getStatus</w:t>
+      </w:r>
+      <w:proofErr w:type="spellEnd"/>
+      <w:proofErr w:type="gramEnd"/>
+      <w:r>
+        <w:t xml:space="preserve">()) </w:t>
+      </w:r>
+      <w:proofErr w:type="spellStart"/>
+      <w:r>
+        <w:t>untuk</w:t>
       </w:r>
       <w:proofErr w:type="spellEnd"/>
       <w:r>
@@ -15298,74 +15969,6 @@
       </w:r>
       <w:proofErr w:type="spellStart"/>
       <w:r>
-        <w:t>disimpan</w:t>
-      </w:r>
-      <w:proofErr w:type="spellEnd"/>
-      <w:r>
-        <w:t xml:space="preserve"> </w:t>
-      </w:r>
-      <w:proofErr w:type="spellStart"/>
-      <w:r>
-        <w:t>ke</w:t>
-      </w:r>
-      <w:proofErr w:type="spellEnd"/>
-      <w:r>
-        <w:t xml:space="preserve"> </w:t>
-      </w:r>
-      <w:proofErr w:type="spellStart"/>
-      <w:r>
-        <w:t>variabel</w:t>
-      </w:r>
-      <w:proofErr w:type="spellEnd"/>
-      <w:r>
-        <w:t xml:space="preserve"> Loan. Assert </w:t>
-      </w:r>
-      <w:proofErr w:type="spellStart"/>
-      <w:r>
-        <w:t>menggunakan</w:t>
-      </w:r>
-      <w:proofErr w:type="spellEnd"/>
-      <w:r>
-        <w:t xml:space="preserve"> </w:t>
-      </w:r>
-      <w:proofErr w:type="spellStart"/>
-      <w:proofErr w:type="gramStart"/>
-      <w:r>
-        <w:t>assertEquals</w:t>
-      </w:r>
-      <w:proofErr w:type="spellEnd"/>
-      <w:r>
-        <w:t>(</w:t>
-      </w:r>
-      <w:proofErr w:type="spellStart"/>
-      <w:r>
-        <w:t>Loan.Status.APPROVED</w:t>
-      </w:r>
-      <w:proofErr w:type="spellEnd"/>
-      <w:proofErr w:type="gramEnd"/>
-      <w:r>
-        <w:t xml:space="preserve">, </w:t>
-      </w:r>
-      <w:proofErr w:type="spellStart"/>
-      <w:proofErr w:type="gramStart"/>
-      <w:r>
-        <w:t>loan.getStatus</w:t>
-      </w:r>
-      <w:proofErr w:type="spellEnd"/>
-      <w:proofErr w:type="gramEnd"/>
-      <w:r>
-        <w:t xml:space="preserve">()) </w:t>
-      </w:r>
-      <w:proofErr w:type="spellStart"/>
-      <w:r>
-        <w:t>untuk</w:t>
-      </w:r>
-      <w:proofErr w:type="spellEnd"/>
-      <w:r>
-        <w:t xml:space="preserve"> </w:t>
-      </w:r>
-      <w:proofErr w:type="spellStart"/>
-      <w:r>
         <w:t>memverifikasi</w:t>
       </w:r>
       <w:proofErr w:type="spellEnd"/>
@@ -15382,7 +15985,6 @@
         <w:rPr>
           <w:noProof/>
         </w:rPr>
-        <w:lastRenderedPageBreak/>
         <w:drawing>
           <wp:inline distT="0" distB="0" distL="0" distR="0" wp14:anchorId="21B50911" wp14:editId="392982EE">
             <wp:extent cx="4915586" cy="5668166"/>
@@ -15399,7 +16001,7 @@
                     <pic:cNvPicPr/>
                   </pic:nvPicPr>
                   <pic:blipFill>
-                    <a:blip r:embed="rId34"/>
+                    <a:blip r:embed="rId40"/>
                     <a:stretch>
                       <a:fillRect/>
                     </a:stretch>
@@ -15429,6 +16031,7 @@
         <w:rPr>
           <w:noProof/>
         </w:rPr>
+        <w:lastRenderedPageBreak/>
         <w:drawing>
           <wp:inline distT="0" distB="0" distL="0" distR="0" wp14:anchorId="25873F19" wp14:editId="6B4C8E09">
             <wp:extent cx="5486400" cy="2238375"/>
@@ -15445,7 +16048,7 @@
                     <pic:cNvPicPr/>
                   </pic:nvPicPr>
                   <pic:blipFill>
-                    <a:blip r:embed="rId35"/>
+                    <a:blip r:embed="rId41"/>
                     <a:stretch>
                       <a:fillRect/>
                     </a:stretch>
@@ -15471,10 +16074,28 @@
         <w:spacing w:after="0"/>
         <w:contextualSpacing/>
       </w:pPr>
-      <w:r>
+    </w:p>
+    <w:p>
+      <w:pPr>
+        <w:spacing w:after="0"/>
+        <w:contextualSpacing/>
+        <w:rPr>
+          <w:b/>
+          <w:bCs/>
+        </w:rPr>
+      </w:pPr>
+      <w:r>
+        <w:rPr>
+          <w:b/>
+          <w:bCs/>
+        </w:rPr>
         <w:t>[REFACTORING]</w:t>
       </w:r>
       <w:r>
+        <w:rPr>
+          <w:b/>
+          <w:bCs/>
+        </w:rPr>
         <w:t>:</w:t>
       </w:r>
     </w:p>
@@ -15492,7 +16113,6 @@
           <w:b/>
           <w:bCs/>
         </w:rPr>
-        <w:lastRenderedPageBreak/>
         <w:t xml:space="preserve">STEP </w:t>
       </w:r>
       <w:proofErr w:type="gramStart"/>
@@ -15501,14 +16121,7 @@
           <w:b/>
           <w:bCs/>
         </w:rPr>
-        <w:t xml:space="preserve">1 </w:t>
-      </w:r>
-      <w:r>
-        <w:rPr>
-          <w:b/>
-          <w:bCs/>
-        </w:rPr>
-        <w:t>:</w:t>
+        <w:t>1 :</w:t>
       </w:r>
       <w:proofErr w:type="gramEnd"/>
       <w:r>
@@ -16486,7 +17099,6 @@
       </w:pPr>
       <w:proofErr w:type="gramStart"/>
       <w:r>
-        <w:lastRenderedPageBreak/>
         <w:t>public</w:t>
       </w:r>
       <w:proofErr w:type="gramEnd"/>
@@ -17146,6 +17758,7 @@
         <w:rPr>
           <w:lang w:val="en-ID"/>
         </w:rPr>
+        <w:lastRenderedPageBreak/>
         <w:t>Memisahkan</w:t>
       </w:r>
       <w:proofErr w:type="spellEnd"/>
@@ -17462,7 +18075,6 @@
         <w:rPr>
           <w:noProof/>
         </w:rPr>
-        <w:lastRenderedPageBreak/>
         <w:drawing>
           <wp:inline distT="0" distB="0" distL="0" distR="0" wp14:anchorId="3884F398" wp14:editId="6875BC3B">
             <wp:extent cx="5486400" cy="4787900"/>
@@ -17479,7 +18091,7 @@
                     <pic:cNvPicPr/>
                   </pic:nvPicPr>
                   <pic:blipFill>
-                    <a:blip r:embed="rId36"/>
+                    <a:blip r:embed="rId42"/>
                     <a:stretch>
                       <a:fillRect/>
                     </a:stretch>
@@ -17531,7 +18143,7 @@
                     <pic:cNvPicPr/>
                   </pic:nvPicPr>
                   <pic:blipFill>
-                    <a:blip r:embed="rId37"/>
+                    <a:blip r:embed="rId43"/>
                     <a:stretch>
                       <a:fillRect/>
                     </a:stretch>
@@ -17578,7 +18190,7 @@
                     <pic:cNvPicPr/>
                   </pic:nvPicPr>
                   <pic:blipFill>
-                    <a:blip r:embed="rId38"/>
+                    <a:blip r:embed="rId44"/>
                     <a:stretch>
                       <a:fillRect/>
                     </a:stretch>
@@ -17609,13 +18221,85 @@
       <w:pPr>
         <w:spacing w:after="0"/>
         <w:contextualSpacing/>
-      </w:pPr>
-      <w:r>
+        <w:rPr>
+          <w:b/>
+          <w:bCs/>
+        </w:rPr>
+      </w:pPr>
+      <w:r>
+        <w:rPr>
+          <w:b/>
+          <w:bCs/>
+        </w:rPr>
         <w:t>[LOGGING]</w:t>
       </w:r>
       <w:r>
+        <w:rPr>
+          <w:b/>
+          <w:bCs/>
+        </w:rPr>
         <w:t>:</w:t>
       </w:r>
+    </w:p>
+    <w:p>
+      <w:pPr>
+        <w:pStyle w:val="ListParagraph"/>
+        <w:numPr>
+          <w:ilvl w:val="1"/>
+          <w:numId w:val="23"/>
+        </w:numPr>
+        <w:spacing w:after="0"/>
+        <w:ind w:left="709"/>
+        <w:rPr>
+          <w:b/>
+          <w:bCs/>
+        </w:rPr>
+      </w:pPr>
+      <w:r>
+        <w:rPr>
+          <w:b/>
+          <w:bCs/>
+        </w:rPr>
+        <w:t xml:space="preserve">Log manual </w:t>
+      </w:r>
+      <w:proofErr w:type="spellStart"/>
+      <w:r>
+        <w:rPr>
+          <w:b/>
+          <w:bCs/>
+        </w:rPr>
+        <w:t>pake</w:t>
+      </w:r>
+      <w:proofErr w:type="spellEnd"/>
+      <w:r>
+        <w:rPr>
+          <w:b/>
+          <w:bCs/>
+        </w:rPr>
+        <w:t xml:space="preserve"> </w:t>
+      </w:r>
+      <w:proofErr w:type="spellStart"/>
+      <w:proofErr w:type="gramStart"/>
+      <w:r>
+        <w:rPr>
+          <w:b/>
+          <w:bCs/>
+        </w:rPr>
+        <w:t>system.out.println</w:t>
+      </w:r>
+      <w:proofErr w:type="spellEnd"/>
+      <w:proofErr w:type="gramEnd"/>
+    </w:p>
+    <w:p>
+      <w:pPr>
+        <w:pStyle w:val="ListParagraph"/>
+        <w:spacing w:after="0"/>
+        <w:ind w:left="1440"/>
+        <w:rPr>
+          <w:b/>
+          <w:bCs/>
+        </w:rPr>
+      </w:pPr>
     </w:p>
     <w:p>
       <w:pPr>
@@ -17643,7 +18327,7 @@
                     <pic:cNvPicPr/>
                   </pic:nvPicPr>
                   <pic:blipFill>
-                    <a:blip r:embed="rId39"/>
+                    <a:blip r:embed="rId45"/>
                     <a:stretch>
                       <a:fillRect/>
                     </a:stretch>
@@ -17689,7 +18373,7 @@
                     <pic:cNvPicPr/>
                   </pic:nvPicPr>
                   <pic:blipFill>
-                    <a:blip r:embed="rId40"/>
+                    <a:blip r:embed="rId46"/>
                     <a:stretch>
                       <a:fillRect/>
                     </a:stretch>
@@ -17712,6 +18396,158 @@
     </w:p>
     <w:p>
       <w:pPr>
+        <w:spacing w:after="0"/>
+        <w:contextualSpacing/>
+      </w:pPr>
+    </w:p>
+    <w:p>
+      <w:pPr>
+        <w:pStyle w:val="ListParagraph"/>
+        <w:numPr>
+          <w:ilvl w:val="1"/>
+          <w:numId w:val="23"/>
+        </w:numPr>
+        <w:spacing w:after="0"/>
+        <w:ind w:left="709"/>
+        <w:rPr>
+          <w:b/>
+          <w:bCs/>
+        </w:rPr>
+      </w:pPr>
+      <w:r>
+        <w:rPr>
+          <w:b/>
+          <w:bCs/>
+        </w:rPr>
+        <w:t xml:space="preserve">Log </w:t>
+      </w:r>
+      <w:proofErr w:type="spellStart"/>
+      <w:r>
+        <w:rPr>
+          <w:b/>
+          <w:bCs/>
+        </w:rPr>
+        <w:t>menggunakan</w:t>
+      </w:r>
+      <w:proofErr w:type="spellEnd"/>
+      <w:r>
+        <w:rPr>
+          <w:b/>
+          <w:bCs/>
+        </w:rPr>
+        <w:t xml:space="preserve"> LOG4J</w:t>
+      </w:r>
+    </w:p>
+    <w:p>
+      <w:pPr>
+        <w:spacing w:after="0"/>
+        <w:rPr>
+          <w:b/>
+          <w:bCs/>
+        </w:rPr>
+      </w:pPr>
+      <w:r>
+        <w:rPr>
+          <w:b/>
+          <w:bCs/>
+        </w:rPr>
+        <w:lastRenderedPageBreak/>
+        <w:drawing>
+          <wp:inline distT="0" distB="0" distL="0" distR="0" wp14:anchorId="577B776A" wp14:editId="09766ED4">
+            <wp:extent cx="5486400" cy="5822950"/>
+            <wp:effectExtent l="0" t="0" r="0" b="6350"/>
+            <wp:docPr id="841191481" name="Picture 1"/>
+            <wp:cNvGraphicFramePr>
+              <a:graphicFrameLocks xmlns:a="http://schemas.openxmlformats.org/drawingml/2006/main" noChangeAspect="1"/>
+            </wp:cNvGraphicFramePr>
+            <a:graphic xmlns:a="http://schemas.openxmlformats.org/drawingml/2006/main">
+              <a:graphicData uri="http://schemas.openxmlformats.org/drawingml/2006/picture">
+                <pic:pic xmlns:pic="http://schemas.openxmlformats.org/drawingml/2006/picture">
+                  <pic:nvPicPr>
+                    <pic:cNvPr id="841191481" name=""/>
+                    <pic:cNvPicPr/>
+                  </pic:nvPicPr>
+                  <pic:blipFill>
+                    <a:blip r:embed="rId47"/>
+                    <a:stretch>
+                      <a:fillRect/>
+                    </a:stretch>
+                  </pic:blipFill>
+                  <pic:spPr>
+                    <a:xfrm>
+                      <a:off x="0" y="0"/>
+                      <a:ext cx="5486400" cy="5822950"/>
+                    </a:xfrm>
+                    <a:prstGeom prst="rect">
+                      <a:avLst/>
+                    </a:prstGeom>
+                  </pic:spPr>
+                </pic:pic>
+              </a:graphicData>
+            </a:graphic>
+          </wp:inline>
+        </w:drawing>
+      </w:r>
+    </w:p>
+    <w:p>
+      <w:pPr>
+        <w:spacing w:after="0"/>
+        <w:rPr>
+          <w:b/>
+          <w:bCs/>
+        </w:rPr>
+      </w:pPr>
+      <w:r>
+        <w:rPr>
+          <w:b/>
+          <w:bCs/>
+        </w:rPr>
+        <w:drawing>
+          <wp:inline distT="0" distB="0" distL="0" distR="0" wp14:anchorId="7441ADE7" wp14:editId="7A5B8F3E">
+            <wp:extent cx="5486400" cy="440055"/>
+            <wp:effectExtent l="0" t="0" r="0" b="0"/>
+            <wp:docPr id="1574847028" name="Picture 1"/>
+            <wp:cNvGraphicFramePr>
+              <a:graphicFrameLocks xmlns:a="http://schemas.openxmlformats.org/drawingml/2006/main" noChangeAspect="1"/>
+            </wp:cNvGraphicFramePr>
+            <a:graphic xmlns:a="http://schemas.openxmlformats.org/drawingml/2006/main">
+              <a:graphicData uri="http://schemas.openxmlformats.org/drawingml/2006/picture">
+                <pic:pic xmlns:pic="http://schemas.openxmlformats.org/drawingml/2006/picture">
+                  <pic:nvPicPr>
+                    <pic:cNvPr id="1574847028" name=""/>
+                    <pic:cNvPicPr/>
+                  </pic:nvPicPr>
+                  <pic:blipFill>
+                    <a:blip r:embed="rId48"/>
+                    <a:stretch>
+                      <a:fillRect/>
+                    </a:stretch>
+                  </pic:blipFill>
+                  <pic:spPr>
+                    <a:xfrm>
+                      <a:off x="0" y="0"/>
+                      <a:ext cx="5486400" cy="440055"/>
+                    </a:xfrm>
+                    <a:prstGeom prst="rect">
+                      <a:avLst/>
+                    </a:prstGeom>
+                  </pic:spPr>
+                </pic:pic>
+              </a:graphicData>
+            </a:graphic>
+          </wp:inline>
+        </w:drawing>
+      </w:r>
+    </w:p>
+    <w:p>
+      <w:pPr>
+        <w:pStyle w:val="ListParagraph"/>
+        <w:spacing w:after="0"/>
+        <w:ind w:left="1440"/>
+      </w:pPr>
+    </w:p>
+    <w:p>
+      <w:pPr>
         <w:pStyle w:val="Heading3"/>
         <w:spacing w:before="0"/>
         <w:contextualSpacing/>
@@ -17825,10 +18661,19 @@
         <w:contextualSpacing/>
       </w:pPr>
       <w:r>
+        <w:rPr>
+          <w:b/>
+          <w:bCs/>
+        </w:rPr>
+        <w:lastRenderedPageBreak/>
         <w:t>[RED</w:t>
       </w:r>
       <w:proofErr w:type="gramStart"/>
       <w:r>
+        <w:rPr>
+          <w:b/>
+          <w:bCs/>
+        </w:rPr>
         <w:t>] :</w:t>
       </w:r>
       <w:proofErr w:type="gramEnd"/>
@@ -17913,25 +18758,25 @@
       </w:r>
       <w:proofErr w:type="spellEnd"/>
       <w:r>
-        <w:t xml:space="preserve"> refactor TC-03.</w:t>
-      </w:r>
-      <w:r>
-        <w:t xml:space="preserve"> </w:t>
-      </w:r>
-    </w:p>
-    <w:p>
-      <w:pPr>
-        <w:spacing w:after="0"/>
-        <w:contextualSpacing/>
-      </w:pPr>
-    </w:p>
-    <w:p>
-      <w:pPr>
-        <w:spacing w:after="0"/>
-        <w:contextualSpacing/>
-      </w:pPr>
-      <w:r>
-        <w:lastRenderedPageBreak/>
+        <w:t xml:space="preserve"> refactor TC-03. </w:t>
+      </w:r>
+    </w:p>
+    <w:p>
+      <w:pPr>
+        <w:spacing w:after="0"/>
+        <w:contextualSpacing/>
+      </w:pPr>
+    </w:p>
+    <w:p>
+      <w:pPr>
+        <w:spacing w:after="0"/>
+        <w:contextualSpacing/>
+      </w:pPr>
+      <w:r>
+        <w:rPr>
+          <w:b/>
+          <w:bCs/>
+        </w:rPr>
         <w:t>[GREEN]:</w:t>
       </w:r>
       <w:r>
@@ -18040,7 +18885,7 @@
                     <pic:cNvPicPr/>
                   </pic:nvPicPr>
                   <pic:blipFill>
-                    <a:blip r:embed="rId41"/>
+                    <a:blip r:embed="rId49"/>
                     <a:stretch>
                       <a:fillRect/>
                     </a:stretch>
@@ -18070,6 +18915,7 @@
         <w:rPr>
           <w:noProof/>
         </w:rPr>
+        <w:lastRenderedPageBreak/>
         <w:drawing>
           <wp:inline distT="0" distB="0" distL="0" distR="0" wp14:anchorId="5536D1C1" wp14:editId="01743A86">
             <wp:extent cx="5486400" cy="1281430"/>
@@ -18086,7 +18932,7 @@
                     <pic:cNvPicPr/>
                   </pic:nvPicPr>
                   <pic:blipFill>
-                    <a:blip r:embed="rId42"/>
+                    <a:blip r:embed="rId50"/>
                     <a:stretch>
                       <a:fillRect/>
                     </a:stretch>
@@ -18113,7 +18959,10 @@
         <w:contextualSpacing/>
       </w:pPr>
       <w:r>
-        <w:lastRenderedPageBreak/>
+        <w:rPr>
+          <w:b/>
+          <w:bCs/>
+        </w:rPr>
         <w:t>[REFACTORING]:</w:t>
       </w:r>
       <w:r>
@@ -18215,10 +19064,67 @@
       <w:pPr>
         <w:spacing w:after="0"/>
         <w:contextualSpacing/>
-      </w:pPr>
-      <w:r>
+        <w:rPr>
+          <w:b/>
+          <w:bCs/>
+        </w:rPr>
+      </w:pPr>
+      <w:r>
+        <w:rPr>
+          <w:b/>
+          <w:bCs/>
+        </w:rPr>
         <w:t>[LOGGING]:</w:t>
       </w:r>
+    </w:p>
+    <w:p>
+      <w:pPr>
+        <w:pStyle w:val="ListParagraph"/>
+        <w:numPr>
+          <w:ilvl w:val="1"/>
+          <w:numId w:val="25"/>
+        </w:numPr>
+        <w:spacing w:after="0"/>
+        <w:ind w:left="709"/>
+        <w:rPr>
+          <w:b/>
+          <w:bCs/>
+        </w:rPr>
+      </w:pPr>
+      <w:r>
+        <w:rPr>
+          <w:b/>
+          <w:bCs/>
+        </w:rPr>
+        <w:t xml:space="preserve">Log manual </w:t>
+      </w:r>
+      <w:proofErr w:type="spellStart"/>
+      <w:r>
+        <w:rPr>
+          <w:b/>
+          <w:bCs/>
+        </w:rPr>
+        <w:t>pake</w:t>
+      </w:r>
+      <w:proofErr w:type="spellEnd"/>
+      <w:r>
+        <w:rPr>
+          <w:b/>
+          <w:bCs/>
+        </w:rPr>
+        <w:t xml:space="preserve"> </w:t>
+      </w:r>
+      <w:proofErr w:type="spellStart"/>
+      <w:proofErr w:type="gramStart"/>
+      <w:r>
+        <w:rPr>
+          <w:b/>
+          <w:bCs/>
+        </w:rPr>
+        <w:t>system.out.println</w:t>
+      </w:r>
+      <w:proofErr w:type="spellEnd"/>
+      <w:proofErr w:type="gramEnd"/>
     </w:p>
     <w:p>
       <w:pPr>
@@ -18245,7 +19151,7 @@
                     <pic:cNvPicPr/>
                   </pic:nvPicPr>
                   <pic:blipFill>
-                    <a:blip r:embed="rId43"/>
+                    <a:blip r:embed="rId51"/>
                     <a:stretch>
                       <a:fillRect/>
                     </a:stretch>
@@ -18291,7 +19197,7 @@
                     <pic:cNvPicPr/>
                   </pic:nvPicPr>
                   <pic:blipFill>
-                    <a:blip r:embed="rId44"/>
+                    <a:blip r:embed="rId52"/>
                     <a:stretch>
                       <a:fillRect/>
                     </a:stretch>
@@ -18314,6 +19220,145 @@
     </w:p>
     <w:p>
       <w:pPr>
+        <w:pStyle w:val="ListParagraph"/>
+        <w:numPr>
+          <w:ilvl w:val="1"/>
+          <w:numId w:val="25"/>
+        </w:numPr>
+        <w:spacing w:after="0"/>
+        <w:ind w:left="709"/>
+        <w:rPr>
+          <w:b/>
+          <w:bCs/>
+        </w:rPr>
+      </w:pPr>
+      <w:r>
+        <w:rPr>
+          <w:b/>
+          <w:bCs/>
+        </w:rPr>
+        <w:lastRenderedPageBreak/>
+        <w:t xml:space="preserve">Log </w:t>
+      </w:r>
+      <w:proofErr w:type="spellStart"/>
+      <w:r>
+        <w:rPr>
+          <w:b/>
+          <w:bCs/>
+        </w:rPr>
+        <w:t>menggunakan</w:t>
+      </w:r>
+      <w:proofErr w:type="spellEnd"/>
+      <w:r>
+        <w:rPr>
+          <w:b/>
+          <w:bCs/>
+        </w:rPr>
+        <w:t xml:space="preserve"> LOG4J:</w:t>
+      </w:r>
+    </w:p>
+    <w:p>
+      <w:pPr>
+        <w:spacing w:after="0"/>
+        <w:rPr>
+          <w:b/>
+          <w:bCs/>
+        </w:rPr>
+      </w:pPr>
+      <w:r>
+        <w:rPr>
+          <w:b/>
+          <w:bCs/>
+        </w:rPr>
+        <w:drawing>
+          <wp:inline distT="0" distB="0" distL="0" distR="0" wp14:anchorId="35BE6277" wp14:editId="6EB8B19C">
+            <wp:extent cx="5486400" cy="5981700"/>
+            <wp:effectExtent l="0" t="0" r="0" b="0"/>
+            <wp:docPr id="563182234" name="Picture 1"/>
+            <wp:cNvGraphicFramePr>
+              <a:graphicFrameLocks xmlns:a="http://schemas.openxmlformats.org/drawingml/2006/main" noChangeAspect="1"/>
+            </wp:cNvGraphicFramePr>
+            <a:graphic xmlns:a="http://schemas.openxmlformats.org/drawingml/2006/main">
+              <a:graphicData uri="http://schemas.openxmlformats.org/drawingml/2006/picture">
+                <pic:pic xmlns:pic="http://schemas.openxmlformats.org/drawingml/2006/picture">
+                  <pic:nvPicPr>
+                    <pic:cNvPr id="563182234" name=""/>
+                    <pic:cNvPicPr/>
+                  </pic:nvPicPr>
+                  <pic:blipFill>
+                    <a:blip r:embed="rId53"/>
+                    <a:stretch>
+                      <a:fillRect/>
+                    </a:stretch>
+                  </pic:blipFill>
+                  <pic:spPr>
+                    <a:xfrm>
+                      <a:off x="0" y="0"/>
+                      <a:ext cx="5486400" cy="5981700"/>
+                    </a:xfrm>
+                    <a:prstGeom prst="rect">
+                      <a:avLst/>
+                    </a:prstGeom>
+                  </pic:spPr>
+                </pic:pic>
+              </a:graphicData>
+            </a:graphic>
+          </wp:inline>
+        </w:drawing>
+      </w:r>
+    </w:p>
+    <w:p>
+      <w:pPr>
+        <w:spacing w:after="0"/>
+        <w:rPr>
+          <w:b/>
+          <w:bCs/>
+        </w:rPr>
+      </w:pPr>
+      <w:r>
+        <w:rPr>
+          <w:b/>
+          <w:bCs/>
+        </w:rPr>
+        <w:drawing>
+          <wp:inline distT="0" distB="0" distL="0" distR="0" wp14:anchorId="6DBA9209" wp14:editId="48D789DD">
+            <wp:extent cx="5486400" cy="489585"/>
+            <wp:effectExtent l="0" t="0" r="0" b="5715"/>
+            <wp:docPr id="152991975" name="Picture 1"/>
+            <wp:cNvGraphicFramePr>
+              <a:graphicFrameLocks xmlns:a="http://schemas.openxmlformats.org/drawingml/2006/main" noChangeAspect="1"/>
+            </wp:cNvGraphicFramePr>
+            <a:graphic xmlns:a="http://schemas.openxmlformats.org/drawingml/2006/main">
+              <a:graphicData uri="http://schemas.openxmlformats.org/drawingml/2006/picture">
+                <pic:pic xmlns:pic="http://schemas.openxmlformats.org/drawingml/2006/picture">
+                  <pic:nvPicPr>
+                    <pic:cNvPr id="152991975" name=""/>
+                    <pic:cNvPicPr/>
+                  </pic:nvPicPr>
+                  <pic:blipFill>
+                    <a:blip r:embed="rId54"/>
+                    <a:stretch>
+                      <a:fillRect/>
+                    </a:stretch>
+                  </pic:blipFill>
+                  <pic:spPr>
+                    <a:xfrm>
+                      <a:off x="0" y="0"/>
+                      <a:ext cx="5486400" cy="489585"/>
+                    </a:xfrm>
+                    <a:prstGeom prst="rect">
+                      <a:avLst/>
+                    </a:prstGeom>
+                  </pic:spPr>
+                </pic:pic>
+              </a:graphicData>
+            </a:graphic>
+          </wp:inline>
+        </w:drawing>
+      </w:r>
+    </w:p>
+    <w:p>
+      <w:pPr>
         <w:spacing w:after="0"/>
         <w:contextualSpacing/>
       </w:pPr>
@@ -21340,7 +22385,7 @@
   <w:abstractNum w:abstractNumId="15" w15:restartNumberingAfterBreak="0">
     <w:nsid w:val="0F3E63B8"/>
     <w:multiLevelType w:val="multilevel"/>
-    <w:tmpl w:val="944A6AEA"/>
+    <w:tmpl w:val="CC8A4050"/>
     <w:lvl w:ilvl="0">
       <w:start w:val="1"/>
       <w:numFmt w:val="bullet"/>
@@ -21357,20 +22402,16 @@
         <w:sz w:val="20"/>
       </w:rPr>
     </w:lvl>
-    <w:lvl w:ilvl="1" w:tentative="1">
-      <w:start w:val="1"/>
-      <w:numFmt w:val="bullet"/>
-      <w:lvlText w:val="o"/>
-      <w:lvlJc w:val="left"/>
-      <w:pPr>
-        <w:tabs>
-          <w:tab w:val="num" w:pos="1440"/>
-        </w:tabs>
+    <w:lvl w:ilvl="1">
+      <w:start w:val="1"/>
+      <w:numFmt w:val="decimal"/>
+      <w:lvlText w:val="%2."/>
+      <w:lvlJc w:val="left"/>
+      <w:pPr>
         <w:ind w:left="1440" w:hanging="360"/>
       </w:pPr>
       <w:rPr>
-        <w:rFonts w:ascii="Courier New" w:hAnsi="Courier New" w:hint="default"/>
-        <w:sz w:val="20"/>
+        <w:rFonts w:hint="default"/>
       </w:rPr>
     </w:lvl>
     <w:lvl w:ilvl="2" w:tentative="1">
@@ -21489,7 +22530,7 @@
   <w:abstractNum w:abstractNumId="16" w15:restartNumberingAfterBreak="0">
     <w:nsid w:val="0F6B41A4"/>
     <w:multiLevelType w:val="multilevel"/>
-    <w:tmpl w:val="E236F318"/>
+    <w:tmpl w:val="A112B8A6"/>
     <w:lvl w:ilvl="0">
       <w:start w:val="1"/>
       <w:numFmt w:val="bullet"/>
@@ -21506,20 +22547,16 @@
         <w:sz w:val="20"/>
       </w:rPr>
     </w:lvl>
-    <w:lvl w:ilvl="1" w:tentative="1">
-      <w:start w:val="1"/>
-      <w:numFmt w:val="bullet"/>
-      <w:lvlText w:val="o"/>
-      <w:lvlJc w:val="left"/>
-      <w:pPr>
-        <w:tabs>
-          <w:tab w:val="num" w:pos="1440"/>
-        </w:tabs>
+    <w:lvl w:ilvl="1">
+      <w:start w:val="1"/>
+      <w:numFmt w:val="decimal"/>
+      <w:lvlText w:val="%2."/>
+      <w:lvlJc w:val="left"/>
+      <w:pPr>
         <w:ind w:left="1440" w:hanging="360"/>
       </w:pPr>
       <w:rPr>
-        <w:rFonts w:ascii="Courier New" w:hAnsi="Courier New" w:hint="default"/>
-        <w:sz w:val="20"/>
+        <w:rFonts w:hint="default"/>
       </w:rPr>
     </w:lvl>
     <w:lvl w:ilvl="2" w:tentative="1">
@@ -24135,7 +25172,7 @@
   <w:abstractNum w:abstractNumId="34" w15:restartNumberingAfterBreak="0">
     <w:nsid w:val="406E0393"/>
     <w:multiLevelType w:val="multilevel"/>
-    <w:tmpl w:val="9694441E"/>
+    <w:tmpl w:val="1D8C0578"/>
     <w:lvl w:ilvl="0">
       <w:start w:val="1"/>
       <w:numFmt w:val="bullet"/>
@@ -24152,20 +25189,16 @@
         <w:sz w:val="20"/>
       </w:rPr>
     </w:lvl>
-    <w:lvl w:ilvl="1" w:tentative="1">
-      <w:start w:val="1"/>
-      <w:numFmt w:val="bullet"/>
-      <w:lvlText w:val="o"/>
-      <w:lvlJc w:val="left"/>
-      <w:pPr>
-        <w:tabs>
-          <w:tab w:val="num" w:pos="1440"/>
-        </w:tabs>
+    <w:lvl w:ilvl="1">
+      <w:start w:val="1"/>
+      <w:numFmt w:val="decimal"/>
+      <w:lvlText w:val="%2."/>
+      <w:lvlJc w:val="left"/>
+      <w:pPr>
         <w:ind w:left="1440" w:hanging="360"/>
       </w:pPr>
       <w:rPr>
-        <w:rFonts w:ascii="Courier New" w:hAnsi="Courier New" w:hint="default"/>
-        <w:sz w:val="20"/>
+        <w:rFonts w:hint="default"/>
       </w:rPr>
     </w:lvl>
     <w:lvl w:ilvl="2" w:tentative="1">
@@ -26763,6 +27796,95 @@
     </w:lvl>
   </w:abstractNum>
   <w:abstractNum w:abstractNumId="53" w15:restartNumberingAfterBreak="0">
+    <w:nsid w:val="762B3268"/>
+    <w:multiLevelType w:val="hybridMultilevel"/>
+    <w:tmpl w:val="E49237DE"/>
+    <w:lvl w:ilvl="0" w:tplc="3809000F">
+      <w:start w:val="1"/>
+      <w:numFmt w:val="decimal"/>
+      <w:lvlText w:val="%1."/>
+      <w:lvlJc w:val="left"/>
+      <w:pPr>
+        <w:ind w:left="720" w:hanging="360"/>
+      </w:pPr>
+      <w:rPr>
+        <w:rFonts w:hint="default"/>
+      </w:rPr>
+    </w:lvl>
+    <w:lvl w:ilvl="1" w:tplc="38090019" w:tentative="1">
+      <w:start w:val="1"/>
+      <w:numFmt w:val="lowerLetter"/>
+      <w:lvlText w:val="%2."/>
+      <w:lvlJc w:val="left"/>
+      <w:pPr>
+        <w:ind w:left="1440" w:hanging="360"/>
+      </w:pPr>
+    </w:lvl>
+    <w:lvl w:ilvl="2" w:tplc="3809001B" w:tentative="1">
+      <w:start w:val="1"/>
+      <w:numFmt w:val="lowerRoman"/>
+      <w:lvlText w:val="%3."/>
+      <w:lvlJc w:val="right"/>
+      <w:pPr>
+        <w:ind w:left="2160" w:hanging="180"/>
+      </w:pPr>
+    </w:lvl>
+    <w:lvl w:ilvl="3" w:tplc="3809000F" w:tentative="1">
+      <w:start w:val="1"/>
+      <w:numFmt w:val="decimal"/>
+      <w:lvlText w:val="%4."/>
+      <w:lvlJc w:val="left"/>
+      <w:pPr>
+        <w:ind w:left="2880" w:hanging="360"/>
+      </w:pPr>
+    </w:lvl>
+    <w:lvl w:ilvl="4" w:tplc="38090019" w:tentative="1">
+      <w:start w:val="1"/>
+      <w:numFmt w:val="lowerLetter"/>
+      <w:lvlText w:val="%5."/>
+      <w:lvlJc w:val="left"/>
+      <w:pPr>
+        <w:ind w:left="3600" w:hanging="360"/>
+      </w:pPr>
+    </w:lvl>
+    <w:lvl w:ilvl="5" w:tplc="3809001B" w:tentative="1">
+      <w:start w:val="1"/>
+      <w:numFmt w:val="lowerRoman"/>
+      <w:lvlText w:val="%6."/>
+      <w:lvlJc w:val="right"/>
+      <w:pPr>
+        <w:ind w:left="4320" w:hanging="180"/>
+      </w:pPr>
+    </w:lvl>
+    <w:lvl w:ilvl="6" w:tplc="3809000F" w:tentative="1">
+      <w:start w:val="1"/>
+      <w:numFmt w:val="decimal"/>
+      <w:lvlText w:val="%7."/>
+      <w:lvlJc w:val="left"/>
+      <w:pPr>
+        <w:ind w:left="5040" w:hanging="360"/>
+      </w:pPr>
+    </w:lvl>
+    <w:lvl w:ilvl="7" w:tplc="38090019" w:tentative="1">
+      <w:start w:val="1"/>
+      <w:numFmt w:val="lowerLetter"/>
+      <w:lvlText w:val="%8."/>
+      <w:lvlJc w:val="left"/>
+      <w:pPr>
+        <w:ind w:left="5760" w:hanging="360"/>
+      </w:pPr>
+    </w:lvl>
+    <w:lvl w:ilvl="8" w:tplc="3809001B" w:tentative="1">
+      <w:start w:val="1"/>
+      <w:numFmt w:val="lowerRoman"/>
+      <w:lvlText w:val="%9."/>
+      <w:lvlJc w:val="right"/>
+      <w:pPr>
+        <w:ind w:left="6480" w:hanging="180"/>
+      </w:pPr>
+    </w:lvl>
+  </w:abstractNum>
+  <w:abstractNum w:abstractNumId="54" w15:restartNumberingAfterBreak="0">
     <w:nsid w:val="770253F9"/>
     <w:multiLevelType w:val="multilevel"/>
     <w:tmpl w:val="5E9CF6E6"/>
@@ -26911,7 +28033,7 @@
       </w:rPr>
     </w:lvl>
   </w:abstractNum>
-  <w:abstractNum w:abstractNumId="54" w15:restartNumberingAfterBreak="0">
+  <w:abstractNum w:abstractNumId="55" w15:restartNumberingAfterBreak="0">
     <w:nsid w:val="78244D18"/>
     <w:multiLevelType w:val="multilevel"/>
     <w:tmpl w:val="BF1E5F84"/>
@@ -27060,7 +28182,7 @@
       </w:rPr>
     </w:lvl>
   </w:abstractNum>
-  <w:abstractNum w:abstractNumId="55" w15:restartNumberingAfterBreak="0">
+  <w:abstractNum w:abstractNumId="56" w15:restartNumberingAfterBreak="0">
     <w:nsid w:val="79FB629B"/>
     <w:multiLevelType w:val="multilevel"/>
     <w:tmpl w:val="5372BC68"/>
@@ -27209,7 +28331,7 @@
       </w:rPr>
     </w:lvl>
   </w:abstractNum>
-  <w:abstractNum w:abstractNumId="56" w15:restartNumberingAfterBreak="0">
+  <w:abstractNum w:abstractNumId="57" w15:restartNumberingAfterBreak="0">
     <w:nsid w:val="7A0028F9"/>
     <w:multiLevelType w:val="hybridMultilevel"/>
     <w:tmpl w:val="463604DE"/>
@@ -27362,7 +28484,7 @@
     <w:abstractNumId w:val="47"/>
   </w:num>
   <w:num w:numId="14" w16cid:durableId="1798791306">
-    <w:abstractNumId w:val="54"/>
+    <w:abstractNumId w:val="55"/>
   </w:num>
   <w:num w:numId="15" w16cid:durableId="630287108">
     <w:abstractNumId w:val="41"/>
@@ -27413,7 +28535,7 @@
     <w:abstractNumId w:val="52"/>
   </w:num>
   <w:num w:numId="31" w16cid:durableId="1235359764">
-    <w:abstractNumId w:val="53"/>
+    <w:abstractNumId w:val="54"/>
   </w:num>
   <w:num w:numId="32" w16cid:durableId="1484271744">
     <w:abstractNumId w:val="50"/>
@@ -27461,7 +28583,7 @@
     <w:abstractNumId w:val="8"/>
   </w:num>
   <w:num w:numId="47" w16cid:durableId="1232959596">
-    <w:abstractNumId w:val="55"/>
+    <w:abstractNumId w:val="56"/>
   </w:num>
   <w:num w:numId="48" w16cid:durableId="350376742">
     <w:abstractNumId w:val="12"/>
@@ -27473,7 +28595,7 @@
     <w:abstractNumId w:val="18"/>
   </w:num>
   <w:num w:numId="51" w16cid:durableId="1106386344">
-    <w:abstractNumId w:val="56"/>
+    <w:abstractNumId w:val="57"/>
   </w:num>
   <w:num w:numId="52" w16cid:durableId="605311303">
     <w:abstractNumId w:val="44"/>
@@ -27492,6 +28614,9 @@
   </w:num>
   <w:num w:numId="57" w16cid:durableId="401485659">
     <w:abstractNumId w:val="49"/>
+  </w:num>
+  <w:num w:numId="58" w16cid:durableId="2111701711">
+    <w:abstractNumId w:val="53"/>
   </w:num>
   <w:numIdMacAtCleanup w:val="50"/>
 </w:numbering>
@@ -28096,6 +29221,7 @@
   <w:style w:type="character" w:default="1" w:styleId="DefaultParagraphFont">
     <w:name w:val="Default Paragraph Font"/>
     <w:uiPriority w:val="1"/>
+    <w:semiHidden/>
     <w:unhideWhenUsed/>
   </w:style>
   <w:style w:type="table" w:default="1" w:styleId="TableNormal">
